--- a/docs/Group-47.docx
+++ b/docs/Group-47.docx
@@ -2162,6 +2162,9 @@
         <w:keepNext/>
       </w:pPr>
       <w:r>
+        <w:rPr>
+          <w:noProof/>
+        </w:rPr>
         <w:lastRenderedPageBreak/>
         <w:drawing>
           <wp:inline distT="0" distB="0" distL="0" distR="0" wp14:anchorId="14844455" wp14:editId="23198E2D">
@@ -2220,14 +2223,27 @@
       <w:r>
         <w:t xml:space="preserve">Figure </w:t>
       </w:r>
-      <w:fldSimple w:instr=" SEQ Figure \* ARABIC ">
-        <w:r>
-          <w:rPr>
-            <w:noProof/>
-          </w:rPr>
-          <w:t>1</w:t>
-        </w:r>
-      </w:fldSimple>
+      <w:r>
+        <w:fldChar w:fldCharType="begin"/>
+      </w:r>
+      <w:r>
+        <w:instrText xml:space="preserve"> SEQ Figure \* ARABIC </w:instrText>
+      </w:r>
+      <w:r>
+        <w:fldChar w:fldCharType="separate"/>
+      </w:r>
+      <w:r>
+        <w:rPr>
+          <w:noProof/>
+        </w:rPr>
+        <w:t>1</w:t>
+      </w:r>
+      <w:r>
+        <w:rPr>
+          <w:noProof/>
+        </w:rPr>
+        <w:fldChar w:fldCharType="end"/>
+      </w:r>
       <w:r>
         <w:t>: Production Approach</w:t>
       </w:r>
@@ -2296,6 +2312,9 @@
         <w:keepNext/>
       </w:pPr>
       <w:r>
+        <w:rPr>
+          <w:noProof/>
+        </w:rPr>
         <w:drawing>
           <wp:inline distT="0" distB="0" distL="0" distR="0" wp14:anchorId="2DAD384A" wp14:editId="7C513A80">
             <wp:extent cx="5731510" cy="3102610"/>
@@ -2353,14 +2372,27 @@
       <w:r>
         <w:t xml:space="preserve">Figure </w:t>
       </w:r>
-      <w:fldSimple w:instr=" SEQ Figure \* ARABIC ">
-        <w:r>
-          <w:rPr>
-            <w:noProof/>
-          </w:rPr>
-          <w:t>2</w:t>
-        </w:r>
-      </w:fldSimple>
+      <w:r>
+        <w:fldChar w:fldCharType="begin"/>
+      </w:r>
+      <w:r>
+        <w:instrText xml:space="preserve"> SEQ Figure \* ARABIC </w:instrText>
+      </w:r>
+      <w:r>
+        <w:fldChar w:fldCharType="separate"/>
+      </w:r>
+      <w:r>
+        <w:rPr>
+          <w:noProof/>
+        </w:rPr>
+        <w:t>2</w:t>
+      </w:r>
+      <w:r>
+        <w:rPr>
+          <w:noProof/>
+        </w:rPr>
+        <w:fldChar w:fldCharType="end"/>
+      </w:r>
       <w:r>
         <w:t>: Simulation for Assignments</w:t>
       </w:r>
@@ -3525,10 +3557,3483 @@
     </w:p>
     <w:p>
       <w:pPr>
-        <w:rPr>
-          <w:lang w:val="en-US"/>
-        </w:rPr>
-      </w:pPr>
+        <w:pStyle w:val="Heading1"/>
+        <w:numPr>
+          <w:ilvl w:val="0"/>
+          <w:numId w:val="7"/>
+        </w:numPr>
+      </w:pPr>
+      <w:r>
+        <w:rPr>
+          <w:lang w:val="en-US"/>
+        </w:rPr>
+        <w:t xml:space="preserve">Raw Data </w:t>
+      </w:r>
+      <w:r>
+        <w:t>Storage</w:t>
+      </w:r>
+    </w:p>
+    <w:p>
+      <w:r>
+        <w:t>A configuration-driven storage layer was implemented to abstract the storage backend. By selecting the storage type in the configuration, the same pipeline can store Bronze data either locally or in cloud storage while maintaining consistent partitioning and structure.</w:t>
+      </w:r>
+    </w:p>
+    <w:p>
+      <w:pPr>
+        <w:pStyle w:val="Heading2"/>
+        <w:numPr>
+          <w:ilvl w:val="1"/>
+          <w:numId w:val="7"/>
+        </w:numPr>
+        <w:ind w:left="0" w:firstLine="0"/>
+      </w:pPr>
+      <w:r>
+        <w:t>Storage Structure</w:t>
+      </w:r>
+    </w:p>
+    <w:p>
+      <w:r>
+        <w:t>Raw data is organized in a data lake with a landing zone (raw/) and a standardized Bronze layer.</w:t>
+      </w:r>
+    </w:p>
+    <w:p>
+      <w:pPr>
+        <w:keepNext/>
+      </w:pPr>
+      <w:r>
+        <w:lastRenderedPageBreak/>
+        <w:drawing>
+          <wp:inline distT="0" distB="0" distL="0" distR="0" wp14:anchorId="32B488E9" wp14:editId="2A2A4ED8">
+            <wp:extent cx="5731510" cy="3950970"/>
+            <wp:effectExtent l="0" t="0" r="2540" b="0"/>
+            <wp:docPr id="1244817138" name="Picture 1"/>
+            <wp:cNvGraphicFramePr>
+              <a:graphicFrameLocks xmlns:a="http://schemas.openxmlformats.org/drawingml/2006/main" noChangeAspect="1"/>
+            </wp:cNvGraphicFramePr>
+            <a:graphic xmlns:a="http://schemas.openxmlformats.org/drawingml/2006/main">
+              <a:graphicData uri="http://schemas.openxmlformats.org/drawingml/2006/picture">
+                <pic:pic xmlns:pic="http://schemas.openxmlformats.org/drawingml/2006/picture">
+                  <pic:nvPicPr>
+                    <pic:cNvPr id="1244817138" name=""/>
+                    <pic:cNvPicPr/>
+                  </pic:nvPicPr>
+                  <pic:blipFill>
+                    <a:blip r:embed="rId8"/>
+                    <a:stretch>
+                      <a:fillRect/>
+                    </a:stretch>
+                  </pic:blipFill>
+                  <pic:spPr>
+                    <a:xfrm>
+                      <a:off x="0" y="0"/>
+                      <a:ext cx="5731510" cy="3950970"/>
+                    </a:xfrm>
+                    <a:prstGeom prst="rect">
+                      <a:avLst/>
+                    </a:prstGeom>
+                  </pic:spPr>
+                </pic:pic>
+              </a:graphicData>
+            </a:graphic>
+          </wp:inline>
+        </w:drawing>
+      </w:r>
+    </w:p>
+    <w:p>
+      <w:pPr>
+        <w:pStyle w:val="Caption"/>
+      </w:pPr>
+      <w:r>
+        <w:t xml:space="preserve">Figure </w:t>
+      </w:r>
+      <w:r>
+        <w:fldChar w:fldCharType="begin"/>
+      </w:r>
+      <w:r>
+        <w:instrText xml:space="preserve"> SEQ Figure \* ARABIC </w:instrText>
+      </w:r>
+      <w:r>
+        <w:fldChar w:fldCharType="separate"/>
+      </w:r>
+      <w:r>
+        <w:rPr>
+          <w:noProof/>
+        </w:rPr>
+        <w:t>3</w:t>
+      </w:r>
+      <w:r>
+        <w:fldChar w:fldCharType="end"/>
+      </w:r>
+      <w:r>
+        <w:t>: Sample Storage Structure</w:t>
+      </w:r>
+    </w:p>
+    <w:p>
+      <w:pPr>
+        <w:pStyle w:val="Heading2"/>
+        <w:numPr>
+          <w:ilvl w:val="1"/>
+          <w:numId w:val="7"/>
+        </w:numPr>
+        <w:ind w:left="0" w:firstLine="0"/>
+      </w:pPr>
+      <w:r>
+        <w:t>Partitioning Dimensions</w:t>
+      </w:r>
+    </w:p>
+    <w:p>
+      <w:pPr>
+        <w:pStyle w:val="ListParagraph"/>
+        <w:numPr>
+          <w:ilvl w:val="0"/>
+          <w:numId w:val="22"/>
+        </w:numPr>
+      </w:pPr>
+      <w:r>
+        <w:t>source: data origin (clickstream, products, transactions)</w:t>
+      </w:r>
+    </w:p>
+    <w:p>
+      <w:pPr>
+        <w:pStyle w:val="ListParagraph"/>
+        <w:numPr>
+          <w:ilvl w:val="0"/>
+          <w:numId w:val="22"/>
+        </w:numPr>
+      </w:pPr>
+      <w:r>
+        <w:t>type: data category (raw)</w:t>
+      </w:r>
+    </w:p>
+    <w:p>
+      <w:pPr>
+        <w:pStyle w:val="ListParagraph"/>
+        <w:numPr>
+          <w:ilvl w:val="0"/>
+          <w:numId w:val="22"/>
+        </w:numPr>
+      </w:pPr>
+      <w:r>
+        <w:t>year/month/day: time-based partitions derived from ingestion timestamp folders</w:t>
+      </w:r>
+    </w:p>
+    <w:p>
+      <w:pPr>
+        <w:pStyle w:val="Heading2"/>
+        <w:numPr>
+          <w:ilvl w:val="1"/>
+          <w:numId w:val="7"/>
+        </w:numPr>
+        <w:ind w:left="0" w:firstLine="0"/>
+      </w:pPr>
+      <w:r>
+        <w:t>Bronze Layer</w:t>
+      </w:r>
+    </w:p>
+    <w:p>
+      <w:r>
+        <w:t>The Bronze layer represents raw, minimally processed data:</w:t>
+      </w:r>
+    </w:p>
+    <w:p>
+      <w:pPr>
+        <w:pStyle w:val="ListParagraph"/>
+        <w:numPr>
+          <w:ilvl w:val="0"/>
+          <w:numId w:val="23"/>
+        </w:numPr>
+      </w:pPr>
+      <w:r>
+        <w:t>Stored as-is (no schema enforcement or transformations)</w:t>
+      </w:r>
+    </w:p>
+    <w:p>
+      <w:pPr>
+        <w:pStyle w:val="ListParagraph"/>
+        <w:numPr>
+          <w:ilvl w:val="0"/>
+          <w:numId w:val="23"/>
+        </w:numPr>
+      </w:pPr>
+      <w:r>
+        <w:t>Preserves original formats (JSON/CSV)</w:t>
+      </w:r>
+    </w:p>
+    <w:p>
+      <w:pPr>
+        <w:pStyle w:val="ListParagraph"/>
+        <w:numPr>
+          <w:ilvl w:val="0"/>
+          <w:numId w:val="23"/>
+        </w:numPr>
+      </w:pPr>
+      <w:r>
+        <w:t>Maintains full fidelity for reprocessing</w:t>
+      </w:r>
+    </w:p>
+    <w:p>
+      <w:pPr>
+        <w:pStyle w:val="ListParagraph"/>
+        <w:numPr>
+          <w:ilvl w:val="0"/>
+          <w:numId w:val="23"/>
+        </w:numPr>
+      </w:pPr>
+      <w:r>
+        <w:t>Adds only organizational structure (partitioning)</w:t>
+      </w:r>
+    </w:p>
+    <w:p>
+      <w:r>
+        <w:t>This aligns with the Medallion architecture:</w:t>
+      </w:r>
+    </w:p>
+    <w:p>
+      <w:r>
+        <w:t>Raw (Landing) → Bronze (organized raw) → Silver (cleaned) → Gold (aggregated)</w:t>
+      </w:r>
+    </w:p>
+    <w:p>
+      <w:pPr>
+        <w:pStyle w:val="ListParagraph"/>
+        <w:numPr>
+          <w:ilvl w:val="0"/>
+          <w:numId w:val="24"/>
+        </w:numPr>
+      </w:pPr>
+      <w:r>
+        <w:t>raw/ = landing zone (ingestion output)</w:t>
+      </w:r>
+    </w:p>
+    <w:p>
+      <w:pPr>
+        <w:pStyle w:val="ListParagraph"/>
+        <w:numPr>
+          <w:ilvl w:val="0"/>
+          <w:numId w:val="24"/>
+        </w:numPr>
+      </w:pPr>
+      <w:r>
+        <w:t>bronze/ = first structured layer</w:t>
+      </w:r>
+    </w:p>
+    <w:p>
+      <w:pPr>
+        <w:pStyle w:val="Heading2"/>
+        <w:numPr>
+          <w:ilvl w:val="1"/>
+          <w:numId w:val="7"/>
+        </w:numPr>
+        <w:ind w:left="0" w:firstLine="0"/>
+      </w:pPr>
+      <w:r>
+        <w:t>Advantages of this Design</w:t>
+      </w:r>
+    </w:p>
+    <w:p>
+      <w:pPr>
+        <w:pStyle w:val="ListParagraph"/>
+        <w:numPr>
+          <w:ilvl w:val="0"/>
+          <w:numId w:val="25"/>
+        </w:numPr>
+      </w:pPr>
+      <w:r>
+        <w:t>Efficient Data Acces</w:t>
+      </w:r>
+      <w:r>
+        <w:t>s</w:t>
+      </w:r>
+    </w:p>
+    <w:p>
+      <w:pPr>
+        <w:pStyle w:val="ListParagraph"/>
+        <w:ind w:left="792"/>
+      </w:pPr>
+      <w:r>
+        <w:lastRenderedPageBreak/>
+        <w:t>Partitioning by date and source enables:</w:t>
+      </w:r>
+    </w:p>
+    <w:p>
+      <w:pPr>
+        <w:pStyle w:val="ListParagraph"/>
+        <w:numPr>
+          <w:ilvl w:val="1"/>
+          <w:numId w:val="26"/>
+        </w:numPr>
+      </w:pPr>
+      <w:r>
+        <w:t>Faster queries (scan only relevant partitions)</w:t>
+      </w:r>
+    </w:p>
+    <w:p>
+      <w:pPr>
+        <w:pStyle w:val="ListParagraph"/>
+        <w:numPr>
+          <w:ilvl w:val="1"/>
+          <w:numId w:val="26"/>
+        </w:numPr>
+      </w:pPr>
+      <w:r>
+        <w:t>Better compatibility with query engines (e.g., Spark)</w:t>
+      </w:r>
+    </w:p>
+    <w:p>
+      <w:pPr>
+        <w:pStyle w:val="ListParagraph"/>
+        <w:numPr>
+          <w:ilvl w:val="0"/>
+          <w:numId w:val="25"/>
+        </w:numPr>
+      </w:pPr>
+      <w:r>
+        <w:t>Scalability</w:t>
+      </w:r>
+    </w:p>
+    <w:p>
+      <w:pPr>
+        <w:pStyle w:val="ListParagraph"/>
+        <w:numPr>
+          <w:ilvl w:val="1"/>
+          <w:numId w:val="27"/>
+        </w:numPr>
+      </w:pPr>
+      <w:r>
+        <w:t>Supports large datasets without performance degradation</w:t>
+      </w:r>
+    </w:p>
+    <w:p>
+      <w:pPr>
+        <w:pStyle w:val="ListParagraph"/>
+        <w:numPr>
+          <w:ilvl w:val="1"/>
+          <w:numId w:val="27"/>
+        </w:numPr>
+      </w:pPr>
+      <w:r>
+        <w:t>Easily extendable to cloud storage (e.g., Amazon S3)</w:t>
+      </w:r>
+    </w:p>
+    <w:p>
+      <w:pPr>
+        <w:pStyle w:val="ListParagraph"/>
+        <w:numPr>
+          <w:ilvl w:val="0"/>
+          <w:numId w:val="25"/>
+        </w:numPr>
+      </w:pPr>
+      <w:r>
+        <w:t>Reproducibility &amp; Lineage</w:t>
+      </w:r>
+    </w:p>
+    <w:p>
+      <w:pPr>
+        <w:pStyle w:val="ListParagraph"/>
+        <w:numPr>
+          <w:ilvl w:val="1"/>
+          <w:numId w:val="28"/>
+        </w:numPr>
+      </w:pPr>
+      <w:r>
+        <w:t xml:space="preserve">Raw data is preserved </w:t>
+      </w:r>
+      <w:r>
+        <w:t>so</w:t>
+      </w:r>
+      <w:r>
+        <w:t xml:space="preserve"> pipelines can be re-run</w:t>
+      </w:r>
+    </w:p>
+    <w:p>
+      <w:pPr>
+        <w:pStyle w:val="ListParagraph"/>
+        <w:numPr>
+          <w:ilvl w:val="1"/>
+          <w:numId w:val="28"/>
+        </w:numPr>
+      </w:pPr>
+      <w:r>
+        <w:t>Timestamp folders maintain ingestion lineage</w:t>
+      </w:r>
+    </w:p>
+    <w:p>
+      <w:pPr>
+        <w:pStyle w:val="ListParagraph"/>
+        <w:numPr>
+          <w:ilvl w:val="0"/>
+          <w:numId w:val="25"/>
+        </w:numPr>
+      </w:pPr>
+      <w:r>
+        <w:t>Decoupling of Systems</w:t>
+      </w:r>
+    </w:p>
+    <w:p>
+      <w:pPr>
+        <w:pStyle w:val="ListParagraph"/>
+        <w:numPr>
+          <w:ilvl w:val="1"/>
+          <w:numId w:val="29"/>
+        </w:numPr>
+      </w:pPr>
+      <w:r>
+        <w:t>Ingestion writes to raw/</w:t>
+      </w:r>
+    </w:p>
+    <w:p>
+      <w:pPr>
+        <w:pStyle w:val="ListParagraph"/>
+        <w:numPr>
+          <w:ilvl w:val="1"/>
+          <w:numId w:val="29"/>
+        </w:numPr>
+      </w:pPr>
+      <w:r>
+        <w:t>Storage script standardizes into bronze/</w:t>
+      </w:r>
+    </w:p>
+    <w:p>
+      <w:pPr>
+        <w:pStyle w:val="ListParagraph"/>
+        <w:numPr>
+          <w:ilvl w:val="2"/>
+          <w:numId w:val="29"/>
+        </w:numPr>
+      </w:pPr>
+      <w:r>
+        <w:t>Enables modular pipeline design</w:t>
+      </w:r>
+    </w:p>
+    <w:p>
+      <w:pPr>
+        <w:pStyle w:val="ListParagraph"/>
+        <w:numPr>
+          <w:ilvl w:val="0"/>
+          <w:numId w:val="25"/>
+        </w:numPr>
+      </w:pPr>
+      <w:r>
+        <w:t>Flexibility (Schema-on-Read)</w:t>
+      </w:r>
+    </w:p>
+    <w:p>
+      <w:pPr>
+        <w:pStyle w:val="ListParagraph"/>
+        <w:numPr>
+          <w:ilvl w:val="1"/>
+          <w:numId w:val="30"/>
+        </w:numPr>
+      </w:pPr>
+      <w:r>
+        <w:t>No strict schema enforcement at this stage</w:t>
+      </w:r>
+    </w:p>
+    <w:p>
+      <w:pPr>
+        <w:pStyle w:val="ListParagraph"/>
+        <w:numPr>
+          <w:ilvl w:val="1"/>
+          <w:numId w:val="30"/>
+        </w:numPr>
+      </w:pPr>
+      <w:r>
+        <w:t>Supports heterogeneous data formats</w:t>
+      </w:r>
+    </w:p>
+    <w:p>
+      <w:pPr>
+        <w:pStyle w:val="ListParagraph"/>
+        <w:numPr>
+          <w:ilvl w:val="1"/>
+          <w:numId w:val="30"/>
+        </w:numPr>
+      </w:pPr>
+      <w:r>
+        <w:t>Schema applied later in Silver layer</w:t>
+      </w:r>
+    </w:p>
+    <w:p>
+      <w:pPr>
+        <w:pStyle w:val="Heading2"/>
+        <w:numPr>
+          <w:ilvl w:val="1"/>
+          <w:numId w:val="7"/>
+        </w:numPr>
+        <w:ind w:left="0" w:firstLine="0"/>
+        <w:rPr>
+          <w:lang w:val="en-US"/>
+        </w:rPr>
+      </w:pPr>
+      <w:r>
+        <w:rPr>
+          <w:lang w:val="en-US"/>
+        </w:rPr>
+        <w:t>Alternatives Considered</w:t>
+      </w:r>
+    </w:p>
+    <w:p>
+      <w:pPr>
+        <w:pStyle w:val="ListParagraph"/>
+        <w:numPr>
+          <w:ilvl w:val="0"/>
+          <w:numId w:val="31"/>
+        </w:numPr>
+        <w:rPr>
+          <w:lang w:val="en-US"/>
+        </w:rPr>
+      </w:pPr>
+      <w:r>
+        <w:rPr>
+          <w:lang w:val="en-US"/>
+        </w:rPr>
+        <w:t>Direct Write to Bronze (No Raw Layer)</w:t>
+      </w:r>
+    </w:p>
+    <w:p>
+      <w:pPr>
+        <w:pStyle w:val="ListParagraph"/>
+        <w:ind w:left="360" w:firstLine="360"/>
+        <w:rPr>
+          <w:i/>
+          <w:iCs/>
+          <w:lang w:val="en-US"/>
+        </w:rPr>
+      </w:pPr>
+      <w:r>
+        <w:rPr>
+          <w:i/>
+          <w:iCs/>
+          <w:lang w:val="en-US"/>
+        </w:rPr>
+        <w:t>Ingestion → Bronze directly</w:t>
+      </w:r>
+    </w:p>
+    <w:p>
+      <w:pPr>
+        <w:pStyle w:val="ListParagraph"/>
+        <w:numPr>
+          <w:ilvl w:val="0"/>
+          <w:numId w:val="32"/>
+        </w:numPr>
+        <w:rPr>
+          <w:lang w:val="en-US"/>
+        </w:rPr>
+      </w:pPr>
+      <w:r>
+        <w:rPr>
+          <w:lang w:val="en-US"/>
+        </w:rPr>
+        <w:t>Rejected because:</w:t>
+      </w:r>
+    </w:p>
+    <w:p>
+      <w:pPr>
+        <w:pStyle w:val="ListParagraph"/>
+        <w:numPr>
+          <w:ilvl w:val="2"/>
+          <w:numId w:val="33"/>
+        </w:numPr>
+        <w:rPr>
+          <w:lang w:val="en-US"/>
+        </w:rPr>
+      </w:pPr>
+      <w:r>
+        <w:rPr>
+          <w:lang w:val="en-US"/>
+        </w:rPr>
+        <w:t>Loss of original data structure</w:t>
+      </w:r>
+    </w:p>
+    <w:p>
+      <w:pPr>
+        <w:pStyle w:val="ListParagraph"/>
+        <w:numPr>
+          <w:ilvl w:val="2"/>
+          <w:numId w:val="33"/>
+        </w:numPr>
+        <w:rPr>
+          <w:lang w:val="en-US"/>
+        </w:rPr>
+      </w:pPr>
+      <w:r>
+        <w:rPr>
+          <w:lang w:val="en-US"/>
+        </w:rPr>
+        <w:t>Harder to debug ingestion issues</w:t>
+      </w:r>
+    </w:p>
+    <w:p>
+      <w:pPr>
+        <w:pStyle w:val="ListParagraph"/>
+        <w:numPr>
+          <w:ilvl w:val="2"/>
+          <w:numId w:val="33"/>
+        </w:numPr>
+        <w:rPr>
+          <w:lang w:val="en-US"/>
+        </w:rPr>
+      </w:pPr>
+      <w:r>
+        <w:rPr>
+          <w:lang w:val="en-US"/>
+        </w:rPr>
+        <w:t>Reduced lineage tracking</w:t>
+      </w:r>
+    </w:p>
+    <w:p>
+      <w:pPr>
+        <w:pStyle w:val="ListParagraph"/>
+        <w:numPr>
+          <w:ilvl w:val="0"/>
+          <w:numId w:val="31"/>
+        </w:numPr>
+        <w:rPr>
+          <w:lang w:val="en-US"/>
+        </w:rPr>
+      </w:pPr>
+      <w:r>
+        <w:rPr>
+          <w:lang w:val="en-US"/>
+        </w:rPr>
+        <w:t>Flat Storage (No Partitioning)</w:t>
+      </w:r>
+    </w:p>
+    <w:p>
+      <w:pPr>
+        <w:pStyle w:val="ListParagraph"/>
+        <w:rPr>
+          <w:i/>
+          <w:iCs/>
+          <w:lang w:val="en-US"/>
+        </w:rPr>
+      </w:pPr>
+      <w:proofErr w:type="spellStart"/>
+      <w:r>
+        <w:rPr>
+          <w:i/>
+          <w:iCs/>
+          <w:lang w:val="en-US"/>
+        </w:rPr>
+        <w:t>data_lake</w:t>
+      </w:r>
+      <w:proofErr w:type="spellEnd"/>
+      <w:r>
+        <w:rPr>
+          <w:i/>
+          <w:iCs/>
+          <w:lang w:val="en-US"/>
+        </w:rPr>
+        <w:t>/</w:t>
+      </w:r>
+    </w:p>
+    <w:p>
+      <w:pPr>
+        <w:pStyle w:val="ListParagraph"/>
+        <w:ind w:firstLine="360"/>
+        <w:rPr>
+          <w:lang w:val="en-US"/>
+        </w:rPr>
+      </w:pPr>
+      <w:proofErr w:type="spellStart"/>
+      <w:r>
+        <w:rPr>
+          <w:i/>
+          <w:iCs/>
+          <w:lang w:val="en-US"/>
+        </w:rPr>
+        <w:t>all_files</w:t>
+      </w:r>
+      <w:proofErr w:type="spellEnd"/>
+      <w:r>
+        <w:rPr>
+          <w:i/>
+          <w:iCs/>
+          <w:lang w:val="en-US"/>
+        </w:rPr>
+        <w:t>/</w:t>
+      </w:r>
+    </w:p>
+    <w:p>
+      <w:pPr>
+        <w:pStyle w:val="ListParagraph"/>
+        <w:numPr>
+          <w:ilvl w:val="1"/>
+          <w:numId w:val="31"/>
+        </w:numPr>
+        <w:rPr>
+          <w:lang w:val="en-US"/>
+        </w:rPr>
+      </w:pPr>
+      <w:r>
+        <w:rPr>
+          <w:lang w:val="en-US"/>
+        </w:rPr>
+        <w:t>Rejected because:</w:t>
+      </w:r>
+    </w:p>
+    <w:p>
+      <w:pPr>
+        <w:pStyle w:val="ListParagraph"/>
+        <w:numPr>
+          <w:ilvl w:val="2"/>
+          <w:numId w:val="31"/>
+        </w:numPr>
+        <w:rPr>
+          <w:lang w:val="en-US"/>
+        </w:rPr>
+      </w:pPr>
+      <w:r>
+        <w:rPr>
+          <w:lang w:val="en-US"/>
+        </w:rPr>
+        <w:t>Poor query performance</w:t>
+      </w:r>
+    </w:p>
+    <w:p>
+      <w:pPr>
+        <w:pStyle w:val="ListParagraph"/>
+        <w:numPr>
+          <w:ilvl w:val="2"/>
+          <w:numId w:val="31"/>
+        </w:numPr>
+        <w:rPr>
+          <w:lang w:val="en-US"/>
+        </w:rPr>
+      </w:pPr>
+      <w:r>
+        <w:rPr>
+          <w:lang w:val="en-US"/>
+        </w:rPr>
+        <w:t>No scalability</w:t>
+      </w:r>
+    </w:p>
+    <w:p>
+      <w:pPr>
+        <w:pStyle w:val="ListParagraph"/>
+        <w:numPr>
+          <w:ilvl w:val="2"/>
+          <w:numId w:val="31"/>
+        </w:numPr>
+        <w:rPr>
+          <w:lang w:val="en-US"/>
+        </w:rPr>
+      </w:pPr>
+      <w:r>
+        <w:rPr>
+          <w:lang w:val="en-US"/>
+        </w:rPr>
+        <w:t>Difficult data management</w:t>
+      </w:r>
+    </w:p>
+    <w:p>
+      <w:pPr>
+        <w:pStyle w:val="ListParagraph"/>
+        <w:numPr>
+          <w:ilvl w:val="0"/>
+          <w:numId w:val="31"/>
+        </w:numPr>
+        <w:rPr>
+          <w:lang w:val="en-US"/>
+        </w:rPr>
+      </w:pPr>
+      <w:r>
+        <w:rPr>
+          <w:lang w:val="en-US"/>
+        </w:rPr>
+        <w:t>Schema Enforcement at Raw Stage</w:t>
+      </w:r>
+    </w:p>
+    <w:p>
+      <w:pPr>
+        <w:pStyle w:val="ListParagraph"/>
+        <w:rPr>
+          <w:i/>
+          <w:iCs/>
+          <w:lang w:val="en-US"/>
+        </w:rPr>
+      </w:pPr>
+      <w:r>
+        <w:rPr>
+          <w:i/>
+          <w:iCs/>
+          <w:lang w:val="en-US"/>
+        </w:rPr>
+        <w:t>Validate + transform during ingestion</w:t>
+      </w:r>
+    </w:p>
+    <w:p>
+      <w:pPr>
+        <w:pStyle w:val="ListParagraph"/>
+        <w:numPr>
+          <w:ilvl w:val="1"/>
+          <w:numId w:val="31"/>
+        </w:numPr>
+        <w:rPr>
+          <w:lang w:val="en-US"/>
+        </w:rPr>
+      </w:pPr>
+      <w:r>
+        <w:rPr>
+          <w:lang w:val="en-US"/>
+        </w:rPr>
+        <w:t>Rejected because:</w:t>
+      </w:r>
+    </w:p>
+    <w:p>
+      <w:pPr>
+        <w:pStyle w:val="ListParagraph"/>
+        <w:numPr>
+          <w:ilvl w:val="2"/>
+          <w:numId w:val="31"/>
+        </w:numPr>
+        <w:rPr>
+          <w:lang w:val="en-US"/>
+        </w:rPr>
+      </w:pPr>
+      <w:r>
+        <w:rPr>
+          <w:lang w:val="en-US"/>
+        </w:rPr>
+        <w:t>Violates separation of concerns</w:t>
+      </w:r>
+    </w:p>
+    <w:p>
+      <w:pPr>
+        <w:pStyle w:val="ListParagraph"/>
+        <w:numPr>
+          <w:ilvl w:val="2"/>
+          <w:numId w:val="31"/>
+        </w:numPr>
+        <w:rPr>
+          <w:lang w:val="en-US"/>
+        </w:rPr>
+      </w:pPr>
+      <w:r>
+        <w:rPr>
+          <w:lang w:val="en-US"/>
+        </w:rPr>
+        <w:t>Risks data loss</w:t>
+      </w:r>
+    </w:p>
+    <w:p>
+      <w:pPr>
+        <w:pStyle w:val="ListParagraph"/>
+        <w:numPr>
+          <w:ilvl w:val="2"/>
+          <w:numId w:val="31"/>
+        </w:numPr>
+        <w:rPr>
+          <w:lang w:val="en-US"/>
+        </w:rPr>
+      </w:pPr>
+      <w:r>
+        <w:rPr>
+          <w:lang w:val="en-US"/>
+        </w:rPr>
+        <w:t>Reduces flexibility</w:t>
+      </w:r>
+    </w:p>
+    <w:p>
+      <w:pPr>
+        <w:pStyle w:val="ListParagraph"/>
+        <w:numPr>
+          <w:ilvl w:val="0"/>
+          <w:numId w:val="31"/>
+        </w:numPr>
+        <w:rPr>
+          <w:lang w:val="en-US"/>
+        </w:rPr>
+      </w:pPr>
+      <w:r>
+        <w:rPr>
+          <w:lang w:val="en-US"/>
+        </w:rPr>
+        <w:t>Store Only in Cloud (No Local)</w:t>
+      </w:r>
+    </w:p>
+    <w:p>
+      <w:pPr>
+        <w:pStyle w:val="ListParagraph"/>
+        <w:rPr>
+          <w:i/>
+          <w:iCs/>
+          <w:lang w:val="en-US"/>
+        </w:rPr>
+      </w:pPr>
+      <w:r>
+        <w:rPr>
+          <w:i/>
+          <w:iCs/>
+          <w:lang w:val="en-US"/>
+        </w:rPr>
+        <w:t>Direct S3 ingestion</w:t>
+      </w:r>
+    </w:p>
+    <w:p>
+      <w:pPr>
+        <w:pStyle w:val="ListParagraph"/>
+        <w:numPr>
+          <w:ilvl w:val="1"/>
+          <w:numId w:val="31"/>
+        </w:numPr>
+        <w:rPr>
+          <w:lang w:val="en-US"/>
+        </w:rPr>
+      </w:pPr>
+      <w:r>
+        <w:rPr>
+          <w:lang w:val="en-US"/>
+        </w:rPr>
+        <w:lastRenderedPageBreak/>
+        <w:t>Partially considered</w:t>
+      </w:r>
+    </w:p>
+    <w:p>
+      <w:pPr>
+        <w:pStyle w:val="ListParagraph"/>
+        <w:numPr>
+          <w:ilvl w:val="2"/>
+          <w:numId w:val="31"/>
+        </w:numPr>
+        <w:rPr>
+          <w:lang w:val="en-US"/>
+        </w:rPr>
+      </w:pPr>
+      <w:r>
+        <w:rPr>
+          <w:lang w:val="en-US"/>
+        </w:rPr>
+        <w:t>Good for production</w:t>
+      </w:r>
+    </w:p>
+    <w:p>
+      <w:pPr>
+        <w:pStyle w:val="ListParagraph"/>
+        <w:numPr>
+          <w:ilvl w:val="2"/>
+          <w:numId w:val="31"/>
+        </w:numPr>
+        <w:rPr>
+          <w:lang w:val="en-US"/>
+        </w:rPr>
+      </w:pPr>
+      <w:r>
+        <w:rPr>
+          <w:lang w:val="en-US"/>
+        </w:rPr>
+        <w:t>Not ideal for development/testing in assignment</w:t>
+      </w:r>
+    </w:p>
+    <w:p>
+      <w:pPr>
+        <w:pStyle w:val="Heading1"/>
+        <w:numPr>
+          <w:ilvl w:val="0"/>
+          <w:numId w:val="7"/>
+        </w:numPr>
+        <w:rPr>
+          <w:lang w:val="en-US"/>
+        </w:rPr>
+      </w:pPr>
+      <w:r>
+        <w:rPr>
+          <w:lang w:val="en-US"/>
+        </w:rPr>
+        <w:t>Data Profiling and Validation</w:t>
+      </w:r>
+    </w:p>
+    <w:p>
+      <w:pPr>
+        <w:rPr>
+          <w:lang w:val="en-US"/>
+        </w:rPr>
+      </w:pPr>
+      <w:r>
+        <w:rPr>
+          <w:lang w:val="en-US"/>
+        </w:rPr>
+        <w:t>The Data Profiling and Validation step ensures that data stored in the Bronze layer meets quality standards before it is used for downstream processing. This step detects inconsistencies, missing values, schema mismatches, and invalid data ranges. It produces a structured data quality report that summarizes the health of the dataset.</w:t>
+      </w:r>
+    </w:p>
+    <w:p>
+      <w:pPr>
+        <w:rPr>
+          <w:lang w:val="en-US"/>
+        </w:rPr>
+      </w:pPr>
+    </w:p>
+    <w:p>
+      <w:pPr>
+        <w:pStyle w:val="Heading2"/>
+        <w:numPr>
+          <w:ilvl w:val="1"/>
+          <w:numId w:val="7"/>
+        </w:numPr>
+        <w:ind w:left="0" w:firstLine="0"/>
+        <w:rPr>
+          <w:lang w:val="en-US"/>
+        </w:rPr>
+      </w:pPr>
+      <w:r>
+        <w:rPr>
+          <w:lang w:val="en-US"/>
+        </w:rPr>
+        <w:t>Objectives</w:t>
+      </w:r>
+    </w:p>
+    <w:p>
+      <w:pPr>
+        <w:pStyle w:val="ListParagraph"/>
+        <w:numPr>
+          <w:ilvl w:val="0"/>
+          <w:numId w:val="41"/>
+        </w:numPr>
+        <w:rPr>
+          <w:lang w:val="en-US"/>
+        </w:rPr>
+      </w:pPr>
+      <w:r>
+        <w:rPr>
+          <w:lang w:val="en-US"/>
+        </w:rPr>
+        <w:t>Ensure completeness and correctness of data</w:t>
+      </w:r>
+    </w:p>
+    <w:p>
+      <w:pPr>
+        <w:pStyle w:val="ListParagraph"/>
+        <w:numPr>
+          <w:ilvl w:val="0"/>
+          <w:numId w:val="41"/>
+        </w:numPr>
+        <w:rPr>
+          <w:lang w:val="en-US"/>
+        </w:rPr>
+      </w:pPr>
+      <w:r>
+        <w:rPr>
+          <w:lang w:val="en-US"/>
+        </w:rPr>
+        <w:t>Detect anomalies early in the pipeline</w:t>
+      </w:r>
+    </w:p>
+    <w:p>
+      <w:pPr>
+        <w:pStyle w:val="ListParagraph"/>
+        <w:numPr>
+          <w:ilvl w:val="0"/>
+          <w:numId w:val="41"/>
+        </w:numPr>
+        <w:rPr>
+          <w:lang w:val="en-US"/>
+        </w:rPr>
+      </w:pPr>
+      <w:r>
+        <w:rPr>
+          <w:lang w:val="en-US"/>
+        </w:rPr>
+        <w:t>Validate schema consistency across sources</w:t>
+      </w:r>
+    </w:p>
+    <w:p>
+      <w:pPr>
+        <w:pStyle w:val="ListParagraph"/>
+        <w:numPr>
+          <w:ilvl w:val="0"/>
+          <w:numId w:val="41"/>
+        </w:numPr>
+        <w:rPr>
+          <w:lang w:val="en-US"/>
+        </w:rPr>
+      </w:pPr>
+      <w:r>
+        <w:rPr>
+          <w:lang w:val="en-US"/>
+        </w:rPr>
+        <w:t>Provide measurable data quality metrics</w:t>
+      </w:r>
+    </w:p>
+    <w:p>
+      <w:pPr>
+        <w:pStyle w:val="ListParagraph"/>
+        <w:numPr>
+          <w:ilvl w:val="0"/>
+          <w:numId w:val="41"/>
+        </w:numPr>
+        <w:rPr>
+          <w:lang w:val="en-US"/>
+        </w:rPr>
+      </w:pPr>
+      <w:r>
+        <w:rPr>
+          <w:lang w:val="en-US"/>
+        </w:rPr>
+        <w:t>Prevent propagation of poor-quality data into the Silver layer</w:t>
+      </w:r>
+    </w:p>
+    <w:p>
+      <w:pPr>
+        <w:pStyle w:val="Heading2"/>
+        <w:numPr>
+          <w:ilvl w:val="1"/>
+          <w:numId w:val="7"/>
+        </w:numPr>
+        <w:ind w:left="0" w:firstLine="0"/>
+        <w:rPr>
+          <w:lang w:val="en-US"/>
+        </w:rPr>
+      </w:pPr>
+      <w:r>
+        <w:rPr>
+          <w:lang w:val="en-US"/>
+        </w:rPr>
+        <w:t>Input</w:t>
+      </w:r>
+    </w:p>
+    <w:p>
+      <w:pPr>
+        <w:pStyle w:val="ListParagraph"/>
+        <w:numPr>
+          <w:ilvl w:val="0"/>
+          <w:numId w:val="42"/>
+        </w:numPr>
+        <w:rPr>
+          <w:lang w:val="en-US"/>
+        </w:rPr>
+      </w:pPr>
+      <w:r>
+        <w:rPr>
+          <w:lang w:val="en-US"/>
+        </w:rPr>
+        <w:t xml:space="preserve">Source: </w:t>
+      </w:r>
+      <w:proofErr w:type="spellStart"/>
+      <w:r>
+        <w:rPr>
+          <w:lang w:val="en-US"/>
+        </w:rPr>
+        <w:t>data_lake</w:t>
+      </w:r>
+      <w:proofErr w:type="spellEnd"/>
+      <w:r>
+        <w:rPr>
+          <w:lang w:val="en-US"/>
+        </w:rPr>
+        <w:t>/bronze/</w:t>
+      </w:r>
+    </w:p>
+    <w:p>
+      <w:pPr>
+        <w:pStyle w:val="ListParagraph"/>
+        <w:numPr>
+          <w:ilvl w:val="0"/>
+          <w:numId w:val="42"/>
+        </w:numPr>
+        <w:rPr>
+          <w:lang w:val="en-US"/>
+        </w:rPr>
+      </w:pPr>
+      <w:r>
+        <w:rPr>
+          <w:lang w:val="en-US"/>
+        </w:rPr>
+        <w:t>Data format: JSON and CSV files organized in partitioned directories</w:t>
+      </w:r>
+    </w:p>
+    <w:p>
+      <w:pPr>
+        <w:pStyle w:val="Heading2"/>
+        <w:numPr>
+          <w:ilvl w:val="1"/>
+          <w:numId w:val="7"/>
+        </w:numPr>
+        <w:ind w:left="0" w:firstLine="0"/>
+        <w:rPr>
+          <w:lang w:val="en-US"/>
+        </w:rPr>
+      </w:pPr>
+      <w:r>
+        <w:rPr>
+          <w:lang w:val="en-US"/>
+        </w:rPr>
+        <w:t>Validation Checks Implemented</w:t>
+      </w:r>
+    </w:p>
+    <w:p>
+      <w:pPr>
+        <w:pStyle w:val="ListParagraph"/>
+        <w:numPr>
+          <w:ilvl w:val="0"/>
+          <w:numId w:val="43"/>
+        </w:numPr>
+        <w:rPr>
+          <w:lang w:val="en-US"/>
+        </w:rPr>
+      </w:pPr>
+      <w:r>
+        <w:rPr>
+          <w:lang w:val="en-US"/>
+        </w:rPr>
+        <w:t>Missing Values</w:t>
+      </w:r>
+    </w:p>
+    <w:p>
+      <w:pPr>
+        <w:pStyle w:val="ListParagraph"/>
+        <w:numPr>
+          <w:ilvl w:val="0"/>
+          <w:numId w:val="44"/>
+        </w:numPr>
+        <w:ind w:left="720"/>
+        <w:rPr>
+          <w:lang w:val="en-US"/>
+        </w:rPr>
+      </w:pPr>
+      <w:r>
+        <w:rPr>
+          <w:lang w:val="en-US"/>
+        </w:rPr>
+        <w:t>Checked for null or empty values across all columns</w:t>
+      </w:r>
+    </w:p>
+    <w:p>
+      <w:pPr>
+        <w:pStyle w:val="ListParagraph"/>
+        <w:numPr>
+          <w:ilvl w:val="0"/>
+          <w:numId w:val="44"/>
+        </w:numPr>
+        <w:ind w:left="720"/>
+        <w:rPr>
+          <w:lang w:val="en-US"/>
+        </w:rPr>
+      </w:pPr>
+      <w:r>
+        <w:rPr>
+          <w:lang w:val="en-US"/>
+        </w:rPr>
+        <w:t xml:space="preserve">Critical fields such as </w:t>
+      </w:r>
+      <w:proofErr w:type="spellStart"/>
+      <w:r>
+        <w:rPr>
+          <w:lang w:val="en-US"/>
+        </w:rPr>
+        <w:t>user_id</w:t>
+      </w:r>
+      <w:proofErr w:type="spellEnd"/>
+      <w:r>
+        <w:rPr>
+          <w:lang w:val="en-US"/>
+        </w:rPr>
+        <w:t xml:space="preserve"> and </w:t>
+      </w:r>
+      <w:proofErr w:type="spellStart"/>
+      <w:r>
+        <w:rPr>
+          <w:lang w:val="en-US"/>
+        </w:rPr>
+        <w:t>product_id</w:t>
+      </w:r>
+      <w:proofErr w:type="spellEnd"/>
+      <w:r>
+        <w:rPr>
+          <w:lang w:val="en-US"/>
+        </w:rPr>
+        <w:t xml:space="preserve"> are required to be non-null</w:t>
+      </w:r>
+    </w:p>
+    <w:p>
+      <w:pPr>
+        <w:pStyle w:val="ListParagraph"/>
+        <w:numPr>
+          <w:ilvl w:val="0"/>
+          <w:numId w:val="45"/>
+        </w:numPr>
+        <w:ind w:left="720"/>
+        <w:rPr>
+          <w:lang w:val="en-US"/>
+        </w:rPr>
+      </w:pPr>
+      <w:r>
+        <w:rPr>
+          <w:lang w:val="en-US"/>
+        </w:rPr>
+        <w:t>Missing optional fields (e.g., rating) are flagged and handled in later stages</w:t>
+      </w:r>
+    </w:p>
+    <w:p>
+      <w:pPr>
+        <w:pStyle w:val="ListParagraph"/>
+        <w:numPr>
+          <w:ilvl w:val="0"/>
+          <w:numId w:val="43"/>
+        </w:numPr>
+        <w:rPr>
+          <w:lang w:val="en-US"/>
+        </w:rPr>
+      </w:pPr>
+      <w:r>
+        <w:rPr>
+          <w:lang w:val="en-US"/>
+        </w:rPr>
+        <w:t>Duplicate Records</w:t>
+      </w:r>
+    </w:p>
+    <w:p>
+      <w:pPr>
+        <w:pStyle w:val="ListParagraph"/>
+        <w:numPr>
+          <w:ilvl w:val="0"/>
+          <w:numId w:val="45"/>
+        </w:numPr>
+        <w:ind w:left="720"/>
+        <w:rPr>
+          <w:lang w:val="en-US"/>
+        </w:rPr>
+      </w:pPr>
+      <w:r>
+        <w:rPr>
+          <w:lang w:val="en-US"/>
+        </w:rPr>
+        <w:t>Identified duplicate rows using full row comparison</w:t>
+      </w:r>
+    </w:p>
+    <w:p>
+      <w:pPr>
+        <w:pStyle w:val="ListParagraph"/>
+        <w:numPr>
+          <w:ilvl w:val="0"/>
+          <w:numId w:val="45"/>
+        </w:numPr>
+        <w:ind w:left="720"/>
+        <w:rPr>
+          <w:lang w:val="en-US"/>
+        </w:rPr>
+      </w:pPr>
+      <w:r>
+        <w:rPr>
+          <w:lang w:val="en-US"/>
+        </w:rPr>
+        <w:t>Verified uniqueness of key identifiers where applicable (e.g., transaction ID)</w:t>
+      </w:r>
+    </w:p>
+    <w:p>
+      <w:pPr>
+        <w:pStyle w:val="ListParagraph"/>
+        <w:numPr>
+          <w:ilvl w:val="0"/>
+          <w:numId w:val="43"/>
+        </w:numPr>
+        <w:rPr>
+          <w:lang w:val="en-US"/>
+        </w:rPr>
+      </w:pPr>
+      <w:r>
+        <w:rPr>
+          <w:lang w:val="en-US"/>
+        </w:rPr>
+        <w:t>Schema Validation</w:t>
+      </w:r>
+    </w:p>
+    <w:p>
+      <w:pPr>
+        <w:pStyle w:val="ListParagraph"/>
+        <w:numPr>
+          <w:ilvl w:val="0"/>
+          <w:numId w:val="45"/>
+        </w:numPr>
+        <w:ind w:left="720"/>
+        <w:rPr>
+          <w:lang w:val="en-US"/>
+        </w:rPr>
+      </w:pPr>
+      <w:r>
+        <w:rPr>
+          <w:lang w:val="en-US"/>
+        </w:rPr>
+        <w:t>Compared actual data types with expected schema definitions</w:t>
+      </w:r>
+    </w:p>
+    <w:p>
+      <w:pPr>
+        <w:pStyle w:val="ListParagraph"/>
+        <w:numPr>
+          <w:ilvl w:val="0"/>
+          <w:numId w:val="45"/>
+        </w:numPr>
+        <w:ind w:left="720"/>
+        <w:rPr>
+          <w:lang w:val="en-US"/>
+        </w:rPr>
+      </w:pPr>
+      <w:r>
+        <w:rPr>
+          <w:lang w:val="en-US"/>
+        </w:rPr>
+        <w:t>Detected missing columns and incorrect data types</w:t>
+      </w:r>
+    </w:p>
+    <w:p>
+      <w:pPr>
+        <w:pStyle w:val="ListParagraph"/>
+        <w:numPr>
+          <w:ilvl w:val="0"/>
+          <w:numId w:val="45"/>
+        </w:numPr>
+        <w:ind w:left="720"/>
+        <w:rPr>
+          <w:lang w:val="en-US"/>
+        </w:rPr>
+      </w:pPr>
+      <w:r>
+        <w:rPr>
+          <w:lang w:val="en-US"/>
+        </w:rPr>
+        <w:t>Ensured consistency across different data files</w:t>
+      </w:r>
+    </w:p>
+    <w:p>
+      <w:pPr>
+        <w:pStyle w:val="ListParagraph"/>
+        <w:numPr>
+          <w:ilvl w:val="0"/>
+          <w:numId w:val="43"/>
+        </w:numPr>
+        <w:rPr>
+          <w:lang w:val="en-US"/>
+        </w:rPr>
+      </w:pPr>
+      <w:r>
+        <w:rPr>
+          <w:lang w:val="en-US"/>
+        </w:rPr>
+        <w:t>Range Validation</w:t>
+      </w:r>
+    </w:p>
+    <w:p>
+      <w:pPr>
+        <w:pStyle w:val="ListParagraph"/>
+        <w:numPr>
+          <w:ilvl w:val="0"/>
+          <w:numId w:val="45"/>
+        </w:numPr>
+        <w:ind w:left="720"/>
+        <w:rPr>
+          <w:lang w:val="en-US"/>
+        </w:rPr>
+      </w:pPr>
+      <w:r>
+        <w:rPr>
+          <w:lang w:val="en-US"/>
+        </w:rPr>
+        <w:t>Applied constraints on numerical fields</w:t>
+      </w:r>
+    </w:p>
+    <w:p>
+      <w:pPr>
+        <w:pStyle w:val="ListParagraph"/>
+        <w:numPr>
+          <w:ilvl w:val="0"/>
+          <w:numId w:val="45"/>
+        </w:numPr>
+        <w:ind w:left="720"/>
+        <w:rPr>
+          <w:lang w:val="en-US"/>
+        </w:rPr>
+      </w:pPr>
+      <w:r>
+        <w:rPr>
+          <w:lang w:val="en-US"/>
+        </w:rPr>
+        <w:t>Example: rating values must be within the range [1, 5]</w:t>
+      </w:r>
+    </w:p>
+    <w:p>
+      <w:pPr>
+        <w:pStyle w:val="ListParagraph"/>
+        <w:numPr>
+          <w:ilvl w:val="0"/>
+          <w:numId w:val="43"/>
+        </w:numPr>
+        <w:rPr>
+          <w:lang w:val="en-US"/>
+        </w:rPr>
+      </w:pPr>
+      <w:r>
+        <w:rPr>
+          <w:lang w:val="en-US"/>
+        </w:rPr>
+        <w:t>Format Validation</w:t>
+      </w:r>
+    </w:p>
+    <w:p>
+      <w:pPr>
+        <w:pStyle w:val="ListParagraph"/>
+        <w:numPr>
+          <w:ilvl w:val="0"/>
+          <w:numId w:val="45"/>
+        </w:numPr>
+        <w:ind w:left="720"/>
+        <w:rPr>
+          <w:lang w:val="en-US"/>
+        </w:rPr>
+      </w:pPr>
+      <w:r>
+        <w:rPr>
+          <w:lang w:val="en-US"/>
+        </w:rPr>
+        <w:lastRenderedPageBreak/>
+        <w:t>Validated timestamp fields for correct datetime format</w:t>
+      </w:r>
+    </w:p>
+    <w:p>
+      <w:pPr>
+        <w:pStyle w:val="ListParagraph"/>
+        <w:numPr>
+          <w:ilvl w:val="0"/>
+          <w:numId w:val="45"/>
+        </w:numPr>
+        <w:ind w:left="720"/>
+        <w:rPr>
+          <w:lang w:val="en-US"/>
+        </w:rPr>
+      </w:pPr>
+      <w:r>
+        <w:rPr>
+          <w:lang w:val="en-US"/>
+        </w:rPr>
+        <w:t>Ensured categorical fields contain valid values</w:t>
+      </w:r>
+    </w:p>
+    <w:p>
+      <w:pPr>
+        <w:pStyle w:val="Heading2"/>
+        <w:numPr>
+          <w:ilvl w:val="1"/>
+          <w:numId w:val="7"/>
+        </w:numPr>
+        <w:ind w:left="0" w:firstLine="0"/>
+        <w:rPr>
+          <w:lang w:val="en-US"/>
+        </w:rPr>
+      </w:pPr>
+      <w:r>
+        <w:rPr>
+          <w:lang w:val="en-US"/>
+        </w:rPr>
+        <w:t>Implementation Approach</w:t>
+      </w:r>
+    </w:p>
+    <w:p>
+      <w:pPr>
+        <w:rPr>
+          <w:lang w:val="en-US"/>
+        </w:rPr>
+      </w:pPr>
+      <w:r>
+        <w:rPr>
+          <w:lang w:val="en-US"/>
+        </w:rPr>
+        <w:t>The validation is implemented using the Great Expectations framework, which provides declarative validation rules and structured output.</w:t>
+      </w:r>
+    </w:p>
+    <w:p>
+      <w:pPr>
+        <w:rPr>
+          <w:lang w:val="en-US"/>
+        </w:rPr>
+      </w:pPr>
+      <w:r>
+        <w:rPr>
+          <w:lang w:val="en-US"/>
+        </w:rPr>
+        <w:t>Key steps:</w:t>
+      </w:r>
+    </w:p>
+    <w:p>
+      <w:pPr>
+        <w:pStyle w:val="ListParagraph"/>
+        <w:numPr>
+          <w:ilvl w:val="0"/>
+          <w:numId w:val="46"/>
+        </w:numPr>
+        <w:rPr>
+          <w:lang w:val="en-US"/>
+        </w:rPr>
+      </w:pPr>
+      <w:r>
+        <w:rPr>
+          <w:lang w:val="en-US"/>
+        </w:rPr>
+        <w:t xml:space="preserve">Load Bronze data into a pandas </w:t>
+      </w:r>
+      <w:proofErr w:type="spellStart"/>
+      <w:r>
+        <w:rPr>
+          <w:lang w:val="en-US"/>
+        </w:rPr>
+        <w:t>DataFrame</w:t>
+      </w:r>
+      <w:proofErr w:type="spellEnd"/>
+    </w:p>
+    <w:p>
+      <w:pPr>
+        <w:pStyle w:val="ListParagraph"/>
+        <w:numPr>
+          <w:ilvl w:val="0"/>
+          <w:numId w:val="46"/>
+        </w:numPr>
+        <w:rPr>
+          <w:lang w:val="en-US"/>
+        </w:rPr>
+      </w:pPr>
+      <w:r>
+        <w:rPr>
+          <w:lang w:val="en-US"/>
+        </w:rPr>
+        <w:t xml:space="preserve">Convert </w:t>
+      </w:r>
+      <w:proofErr w:type="spellStart"/>
+      <w:r>
+        <w:rPr>
+          <w:lang w:val="en-US"/>
+        </w:rPr>
+        <w:t>DataFrame</w:t>
+      </w:r>
+      <w:proofErr w:type="spellEnd"/>
+      <w:r>
+        <w:rPr>
+          <w:lang w:val="en-US"/>
+        </w:rPr>
+        <w:t xml:space="preserve"> into a Great Expectations dataset</w:t>
+      </w:r>
+    </w:p>
+    <w:p>
+      <w:pPr>
+        <w:pStyle w:val="ListParagraph"/>
+        <w:numPr>
+          <w:ilvl w:val="0"/>
+          <w:numId w:val="46"/>
+        </w:numPr>
+        <w:rPr>
+          <w:lang w:val="en-US"/>
+        </w:rPr>
+      </w:pPr>
+      <w:r>
+        <w:rPr>
+          <w:lang w:val="en-US"/>
+        </w:rPr>
+        <w:t>Apply validation rules (expectations)</w:t>
+      </w:r>
+    </w:p>
+    <w:p>
+      <w:pPr>
+        <w:pStyle w:val="ListParagraph"/>
+        <w:numPr>
+          <w:ilvl w:val="0"/>
+          <w:numId w:val="46"/>
+        </w:numPr>
+        <w:rPr>
+          <w:lang w:val="en-US"/>
+        </w:rPr>
+      </w:pPr>
+      <w:r>
+        <w:rPr>
+          <w:lang w:val="en-US"/>
+        </w:rPr>
+        <w:t>Capture validation results</w:t>
+      </w:r>
+    </w:p>
+    <w:p>
+      <w:pPr>
+        <w:pStyle w:val="ListParagraph"/>
+        <w:numPr>
+          <w:ilvl w:val="0"/>
+          <w:numId w:val="46"/>
+        </w:numPr>
+        <w:rPr>
+          <w:lang w:val="en-US"/>
+        </w:rPr>
+      </w:pPr>
+      <w:r>
+        <w:rPr>
+          <w:lang w:val="en-US"/>
+        </w:rPr>
+        <w:t>Generate a data quality report</w:t>
+      </w:r>
+    </w:p>
+    <w:p>
+      <w:pPr>
+        <w:pStyle w:val="Heading2"/>
+        <w:numPr>
+          <w:ilvl w:val="1"/>
+          <w:numId w:val="7"/>
+        </w:numPr>
+        <w:ind w:left="0" w:firstLine="0"/>
+        <w:rPr>
+          <w:lang w:val="en-US"/>
+        </w:rPr>
+      </w:pPr>
+      <w:r>
+        <w:rPr>
+          <w:lang w:val="en-US"/>
+        </w:rPr>
+        <w:t>Output</w:t>
+      </w:r>
+    </w:p>
+    <w:p>
+      <w:pPr>
+        <w:pStyle w:val="ListParagraph"/>
+        <w:numPr>
+          <w:ilvl w:val="0"/>
+          <w:numId w:val="47"/>
+        </w:numPr>
+        <w:rPr>
+          <w:lang w:val="en-US"/>
+        </w:rPr>
+      </w:pPr>
+      <w:r>
+        <w:rPr>
+          <w:lang w:val="en-US"/>
+        </w:rPr>
+        <w:t>Data Quality Report</w:t>
+      </w:r>
+    </w:p>
+    <w:p>
+      <w:pPr>
+        <w:pStyle w:val="ListParagraph"/>
+        <w:numPr>
+          <w:ilvl w:val="0"/>
+          <w:numId w:val="48"/>
+        </w:numPr>
+        <w:rPr>
+          <w:lang w:val="en-US"/>
+        </w:rPr>
+      </w:pPr>
+      <w:r>
+        <w:rPr>
+          <w:lang w:val="en-US"/>
+        </w:rPr>
+        <w:t>Location: reports/data_quality_report.pdf</w:t>
+      </w:r>
+    </w:p>
+    <w:p>
+      <w:pPr>
+        <w:pStyle w:val="ListParagraph"/>
+        <w:numPr>
+          <w:ilvl w:val="0"/>
+          <w:numId w:val="48"/>
+        </w:numPr>
+        <w:rPr>
+          <w:lang w:val="en-US"/>
+        </w:rPr>
+      </w:pPr>
+      <w:r>
+        <w:rPr>
+          <w:lang w:val="en-US"/>
+        </w:rPr>
+        <w:t>Contains:</w:t>
+      </w:r>
+    </w:p>
+    <w:p>
+      <w:pPr>
+        <w:pStyle w:val="ListParagraph"/>
+        <w:numPr>
+          <w:ilvl w:val="1"/>
+          <w:numId w:val="48"/>
+        </w:numPr>
+        <w:rPr>
+          <w:lang w:val="en-US"/>
+        </w:rPr>
+      </w:pPr>
+      <w:r>
+        <w:rPr>
+          <w:lang w:val="en-US"/>
+        </w:rPr>
+        <w:t>Summary of validation checks</w:t>
+      </w:r>
+    </w:p>
+    <w:p>
+      <w:pPr>
+        <w:pStyle w:val="ListParagraph"/>
+        <w:numPr>
+          <w:ilvl w:val="1"/>
+          <w:numId w:val="48"/>
+        </w:numPr>
+        <w:rPr>
+          <w:lang w:val="en-US"/>
+        </w:rPr>
+      </w:pPr>
+      <w:r>
+        <w:rPr>
+          <w:lang w:val="en-US"/>
+        </w:rPr>
+        <w:t>Pass/Fail status for each rule</w:t>
+      </w:r>
+    </w:p>
+    <w:p>
+      <w:pPr>
+        <w:pStyle w:val="ListParagraph"/>
+        <w:numPr>
+          <w:ilvl w:val="1"/>
+          <w:numId w:val="48"/>
+        </w:numPr>
+        <w:rPr>
+          <w:lang w:val="en-US"/>
+        </w:rPr>
+      </w:pPr>
+      <w:r>
+        <w:rPr>
+          <w:lang w:val="en-US"/>
+        </w:rPr>
+        <w:t>Overview of detected issues</w:t>
+      </w:r>
+    </w:p>
+    <w:p>
+      <w:pPr>
+        <w:pStyle w:val="ListParagraph"/>
+        <w:numPr>
+          <w:ilvl w:val="0"/>
+          <w:numId w:val="47"/>
+        </w:numPr>
+        <w:rPr>
+          <w:lang w:val="en-US"/>
+        </w:rPr>
+      </w:pPr>
+      <w:r>
+        <w:rPr>
+          <w:lang w:val="en-US"/>
+        </w:rPr>
+        <w:t>Console Logs</w:t>
+      </w:r>
+    </w:p>
+    <w:p>
+      <w:pPr>
+        <w:pStyle w:val="ListParagraph"/>
+        <w:numPr>
+          <w:ilvl w:val="0"/>
+          <w:numId w:val="48"/>
+        </w:numPr>
+        <w:rPr>
+          <w:lang w:val="en-US"/>
+        </w:rPr>
+      </w:pPr>
+      <w:r>
+        <w:rPr>
+          <w:lang w:val="en-US"/>
+        </w:rPr>
+        <w:t>Displays validation results during execution</w:t>
+      </w:r>
+    </w:p>
+    <w:p>
+      <w:pPr>
+        <w:pStyle w:val="ListParagraph"/>
+        <w:numPr>
+          <w:ilvl w:val="0"/>
+          <w:numId w:val="48"/>
+        </w:numPr>
+        <w:rPr>
+          <w:lang w:val="en-US"/>
+        </w:rPr>
+      </w:pPr>
+      <w:r>
+        <w:rPr>
+          <w:lang w:val="en-US"/>
+        </w:rPr>
+        <w:t>Highlights failures for quick debugging</w:t>
+      </w:r>
+    </w:p>
+    <w:p>
+      <w:pPr>
+        <w:pStyle w:val="Heading2"/>
+        <w:numPr>
+          <w:ilvl w:val="1"/>
+          <w:numId w:val="7"/>
+        </w:numPr>
+        <w:ind w:left="0" w:firstLine="0"/>
+        <w:rPr>
+          <w:lang w:val="en-US"/>
+        </w:rPr>
+      </w:pPr>
+      <w:r>
+        <w:rPr>
+          <w:lang w:val="en-US"/>
+        </w:rPr>
+        <w:t>Data Quality Metrics</w:t>
+      </w:r>
+    </w:p>
+    <w:p>
+      <w:pPr>
+        <w:rPr>
+          <w:lang w:val="en-US"/>
+        </w:rPr>
+      </w:pPr>
+      <w:r>
+        <w:rPr>
+          <w:lang w:val="en-US"/>
+        </w:rPr>
+        <w:t>The following metrics are captured:</w:t>
+      </w:r>
+    </w:p>
+    <w:p>
+      <w:pPr>
+        <w:pStyle w:val="ListParagraph"/>
+        <w:numPr>
+          <w:ilvl w:val="0"/>
+          <w:numId w:val="49"/>
+        </w:numPr>
+        <w:rPr>
+          <w:lang w:val="en-US"/>
+        </w:rPr>
+      </w:pPr>
+      <w:r>
+        <w:rPr>
+          <w:lang w:val="en-US"/>
+        </w:rPr>
+        <w:t>Percentage of missing values per column</w:t>
+      </w:r>
+    </w:p>
+    <w:p>
+      <w:pPr>
+        <w:pStyle w:val="ListParagraph"/>
+        <w:numPr>
+          <w:ilvl w:val="0"/>
+          <w:numId w:val="49"/>
+        </w:numPr>
+        <w:rPr>
+          <w:lang w:val="en-US"/>
+        </w:rPr>
+      </w:pPr>
+      <w:r>
+        <w:rPr>
+          <w:lang w:val="en-US"/>
+        </w:rPr>
+        <w:t>Number of duplicate records</w:t>
+      </w:r>
+    </w:p>
+    <w:p>
+      <w:pPr>
+        <w:pStyle w:val="ListParagraph"/>
+        <w:numPr>
+          <w:ilvl w:val="0"/>
+          <w:numId w:val="49"/>
+        </w:numPr>
+        <w:rPr>
+          <w:lang w:val="en-US"/>
+        </w:rPr>
+      </w:pPr>
+      <w:r>
+        <w:rPr>
+          <w:lang w:val="en-US"/>
+        </w:rPr>
+        <w:t>Count of schema mismatches</w:t>
+      </w:r>
+    </w:p>
+    <w:p>
+      <w:pPr>
+        <w:pStyle w:val="ListParagraph"/>
+        <w:numPr>
+          <w:ilvl w:val="0"/>
+          <w:numId w:val="49"/>
+        </w:numPr>
+        <w:rPr>
+          <w:lang w:val="en-US"/>
+        </w:rPr>
+      </w:pPr>
+      <w:r>
+        <w:rPr>
+          <w:lang w:val="en-US"/>
+        </w:rPr>
+        <w:t>Number of invalid entries (range/format violations)</w:t>
+      </w:r>
+    </w:p>
+    <w:p>
+      <w:pPr>
+        <w:pStyle w:val="Heading2"/>
+        <w:numPr>
+          <w:ilvl w:val="1"/>
+          <w:numId w:val="7"/>
+        </w:numPr>
+        <w:ind w:left="0" w:firstLine="0"/>
+        <w:rPr>
+          <w:lang w:val="en-US"/>
+        </w:rPr>
+      </w:pPr>
+      <w:r>
+        <w:rPr>
+          <w:lang w:val="en-US"/>
+        </w:rPr>
+        <w:t>Cadence</w:t>
+      </w:r>
+    </w:p>
+    <w:p>
+      <w:pPr>
+        <w:pStyle w:val="ListParagraph"/>
+        <w:numPr>
+          <w:ilvl w:val="0"/>
+          <w:numId w:val="50"/>
+        </w:numPr>
+        <w:rPr>
+          <w:lang w:val="en-US"/>
+        </w:rPr>
+      </w:pPr>
+      <w:r>
+        <w:rPr>
+          <w:lang w:val="en-US"/>
+        </w:rPr>
+        <w:t>Batch data:</w:t>
+      </w:r>
+    </w:p>
+    <w:p>
+      <w:pPr>
+        <w:pStyle w:val="ListParagraph"/>
+        <w:numPr>
+          <w:ilvl w:val="1"/>
+          <w:numId w:val="50"/>
+        </w:numPr>
+        <w:rPr>
+          <w:lang w:val="en-US"/>
+        </w:rPr>
+      </w:pPr>
+      <w:r>
+        <w:rPr>
+          <w:lang w:val="en-US"/>
+        </w:rPr>
+        <w:t>Validation is executed after each ingestion cycle (daily)</w:t>
+      </w:r>
+    </w:p>
+    <w:p>
+      <w:pPr>
+        <w:pStyle w:val="ListParagraph"/>
+        <w:numPr>
+          <w:ilvl w:val="0"/>
+          <w:numId w:val="50"/>
+        </w:numPr>
+        <w:rPr>
+          <w:lang w:val="en-US"/>
+        </w:rPr>
+      </w:pPr>
+      <w:r>
+        <w:rPr>
+          <w:lang w:val="en-US"/>
+        </w:rPr>
+        <w:t>Streaming data:</w:t>
+      </w:r>
+    </w:p>
+    <w:p>
+      <w:pPr>
+        <w:pStyle w:val="ListParagraph"/>
+        <w:numPr>
+          <w:ilvl w:val="1"/>
+          <w:numId w:val="50"/>
+        </w:numPr>
+        <w:rPr>
+          <w:lang w:val="en-US"/>
+        </w:rPr>
+      </w:pPr>
+      <w:r>
+        <w:rPr>
+          <w:lang w:val="en-US"/>
+        </w:rPr>
+        <w:t>Validation is executed periodically (hourly or per batch window)</w:t>
+      </w:r>
+    </w:p>
+    <w:p>
+      <w:pPr>
+        <w:pStyle w:val="ListParagraph"/>
+        <w:numPr>
+          <w:ilvl w:val="0"/>
+          <w:numId w:val="50"/>
+        </w:numPr>
+        <w:rPr>
+          <w:lang w:val="en-US"/>
+        </w:rPr>
+      </w:pPr>
+      <w:r>
+        <w:rPr>
+          <w:lang w:val="en-US"/>
+        </w:rPr>
+        <w:t>Pre-processing checkpoint:</w:t>
+      </w:r>
+    </w:p>
+    <w:p>
+      <w:pPr>
+        <w:pStyle w:val="ListParagraph"/>
+        <w:numPr>
+          <w:ilvl w:val="1"/>
+          <w:numId w:val="50"/>
+        </w:numPr>
+        <w:rPr>
+          <w:lang w:val="en-US"/>
+        </w:rPr>
+      </w:pPr>
+      <w:r>
+        <w:rPr>
+          <w:lang w:val="en-US"/>
+        </w:rPr>
+        <w:t>Validation must be completed before Silver layer transformation</w:t>
+      </w:r>
+    </w:p>
+    <w:p>
+      <w:pPr>
+        <w:pStyle w:val="Heading2"/>
+        <w:numPr>
+          <w:ilvl w:val="1"/>
+          <w:numId w:val="7"/>
+        </w:numPr>
+        <w:ind w:left="0" w:firstLine="0"/>
+        <w:rPr>
+          <w:lang w:val="en-US"/>
+        </w:rPr>
+      </w:pPr>
+      <w:r>
+        <w:rPr>
+          <w:lang w:val="en-US"/>
+        </w:rPr>
+        <w:lastRenderedPageBreak/>
+        <w:t>Design Considerations</w:t>
+      </w:r>
+    </w:p>
+    <w:p>
+      <w:pPr>
+        <w:pStyle w:val="ListParagraph"/>
+        <w:numPr>
+          <w:ilvl w:val="0"/>
+          <w:numId w:val="51"/>
+        </w:numPr>
+        <w:rPr>
+          <w:lang w:val="en-US"/>
+        </w:rPr>
+      </w:pPr>
+      <w:r>
+        <w:rPr>
+          <w:lang w:val="en-US"/>
+        </w:rPr>
+        <w:t>Validation is performed on the Bronze layer to ensure early detection of issues</w:t>
+      </w:r>
+    </w:p>
+    <w:p>
+      <w:pPr>
+        <w:pStyle w:val="ListParagraph"/>
+        <w:numPr>
+          <w:ilvl w:val="0"/>
+          <w:numId w:val="51"/>
+        </w:numPr>
+        <w:rPr>
+          <w:lang w:val="en-US"/>
+        </w:rPr>
+      </w:pPr>
+      <w:r>
+        <w:rPr>
+          <w:lang w:val="en-US"/>
+        </w:rPr>
+        <w:t>Schema-on-read approach is maintained to preserve raw data flexibility</w:t>
+      </w:r>
+    </w:p>
+    <w:p>
+      <w:pPr>
+        <w:pStyle w:val="ListParagraph"/>
+        <w:numPr>
+          <w:ilvl w:val="0"/>
+          <w:numId w:val="51"/>
+        </w:numPr>
+        <w:rPr>
+          <w:lang w:val="en-US"/>
+        </w:rPr>
+      </w:pPr>
+      <w:r>
+        <w:rPr>
+          <w:lang w:val="en-US"/>
+        </w:rPr>
+        <w:t>Validation results are externalized as reports for auditability</w:t>
+      </w:r>
+    </w:p>
+    <w:p>
+      <w:pPr>
+        <w:pStyle w:val="ListParagraph"/>
+        <w:numPr>
+          <w:ilvl w:val="0"/>
+          <w:numId w:val="51"/>
+        </w:numPr>
+        <w:rPr>
+          <w:lang w:val="en-US"/>
+        </w:rPr>
+      </w:pPr>
+      <w:r>
+        <w:rPr>
+          <w:lang w:val="en-US"/>
+        </w:rPr>
+        <w:t>The system is extensible to include additional rules as data evolves</w:t>
+      </w:r>
+    </w:p>
+    <w:p>
+      <w:pPr>
+        <w:pStyle w:val="Heading2"/>
+        <w:numPr>
+          <w:ilvl w:val="1"/>
+          <w:numId w:val="7"/>
+        </w:numPr>
+        <w:ind w:left="0" w:firstLine="0"/>
+        <w:rPr>
+          <w:lang w:val="en-US"/>
+        </w:rPr>
+      </w:pPr>
+      <w:r>
+        <w:rPr>
+          <w:lang w:val="en-US"/>
+        </w:rPr>
+        <w:t>Alternatives Considered</w:t>
+      </w:r>
+    </w:p>
+    <w:p>
+      <w:pPr>
+        <w:pStyle w:val="ListParagraph"/>
+        <w:numPr>
+          <w:ilvl w:val="0"/>
+          <w:numId w:val="52"/>
+        </w:numPr>
+        <w:rPr>
+          <w:lang w:val="en-US"/>
+        </w:rPr>
+      </w:pPr>
+      <w:r>
+        <w:rPr>
+          <w:lang w:val="en-US"/>
+        </w:rPr>
+        <w:t>Manual Validation using pandas only</w:t>
+      </w:r>
+    </w:p>
+    <w:p>
+      <w:pPr>
+        <w:pStyle w:val="ListParagraph"/>
+        <w:numPr>
+          <w:ilvl w:val="2"/>
+          <w:numId w:val="7"/>
+        </w:numPr>
+        <w:rPr>
+          <w:lang w:val="en-US"/>
+        </w:rPr>
+      </w:pPr>
+      <w:r>
+        <w:rPr>
+          <w:lang w:val="en-US"/>
+        </w:rPr>
+        <w:t>Simple but lacks structure and scalability</w:t>
+      </w:r>
+    </w:p>
+    <w:p>
+      <w:pPr>
+        <w:pStyle w:val="ListParagraph"/>
+        <w:numPr>
+          <w:ilvl w:val="2"/>
+          <w:numId w:val="7"/>
+        </w:numPr>
+        <w:rPr>
+          <w:lang w:val="en-US"/>
+        </w:rPr>
+      </w:pPr>
+      <w:r>
+        <w:rPr>
+          <w:lang w:val="en-US"/>
+        </w:rPr>
+        <w:t>No standardized reporting mechanism</w:t>
+      </w:r>
+    </w:p>
+    <w:p>
+      <w:pPr>
+        <w:pStyle w:val="ListParagraph"/>
+        <w:numPr>
+          <w:ilvl w:val="0"/>
+          <w:numId w:val="52"/>
+        </w:numPr>
+        <w:rPr>
+          <w:lang w:val="en-US"/>
+        </w:rPr>
+      </w:pPr>
+      <w:r>
+        <w:rPr>
+          <w:lang w:val="en-US"/>
+        </w:rPr>
+        <w:t>Validation during ingestion</w:t>
+      </w:r>
+    </w:p>
+    <w:p>
+      <w:pPr>
+        <w:pStyle w:val="ListParagraph"/>
+        <w:numPr>
+          <w:ilvl w:val="2"/>
+          <w:numId w:val="7"/>
+        </w:numPr>
+        <w:rPr>
+          <w:lang w:val="en-US"/>
+        </w:rPr>
+      </w:pPr>
+      <w:r>
+        <w:rPr>
+          <w:lang w:val="en-US"/>
+        </w:rPr>
+        <w:t>Rejected to avoid coupling ingestion with validation logic</w:t>
+      </w:r>
+    </w:p>
+    <w:p>
+      <w:pPr>
+        <w:pStyle w:val="ListParagraph"/>
+        <w:numPr>
+          <w:ilvl w:val="2"/>
+          <w:numId w:val="7"/>
+        </w:numPr>
+        <w:rPr>
+          <w:lang w:val="en-US"/>
+        </w:rPr>
+      </w:pPr>
+      <w:r>
+        <w:rPr>
+          <w:lang w:val="en-US"/>
+        </w:rPr>
+        <w:t>Preserves raw data integrity</w:t>
+      </w:r>
+    </w:p>
+    <w:p>
+      <w:pPr>
+        <w:pStyle w:val="ListParagraph"/>
+        <w:numPr>
+          <w:ilvl w:val="0"/>
+          <w:numId w:val="52"/>
+        </w:numPr>
+        <w:rPr>
+          <w:lang w:val="en-US"/>
+        </w:rPr>
+      </w:pPr>
+      <w:r>
+        <w:rPr>
+          <w:lang w:val="en-US"/>
+        </w:rPr>
+        <w:t xml:space="preserve">Using </w:t>
+      </w:r>
+      <w:proofErr w:type="spellStart"/>
+      <w:r>
+        <w:rPr>
+          <w:lang w:val="en-US"/>
+        </w:rPr>
+        <w:t>PyDeequ</w:t>
+      </w:r>
+      <w:proofErr w:type="spellEnd"/>
+    </w:p>
+    <w:p>
+      <w:pPr>
+        <w:pStyle w:val="ListParagraph"/>
+        <w:numPr>
+          <w:ilvl w:val="2"/>
+          <w:numId w:val="7"/>
+        </w:numPr>
+        <w:rPr>
+          <w:lang w:val="en-US"/>
+        </w:rPr>
+      </w:pPr>
+      <w:r>
+        <w:rPr>
+          <w:lang w:val="en-US"/>
+        </w:rPr>
+        <w:t>Considered for large-scale distributed validation</w:t>
+      </w:r>
+    </w:p>
+    <w:p>
+      <w:pPr>
+        <w:pStyle w:val="ListParagraph"/>
+        <w:numPr>
+          <w:ilvl w:val="2"/>
+          <w:numId w:val="7"/>
+        </w:numPr>
+        <w:rPr>
+          <w:lang w:val="en-US"/>
+        </w:rPr>
+      </w:pPr>
+      <w:r>
+        <w:rPr>
+          <w:lang w:val="en-US"/>
+        </w:rPr>
+        <w:t>Not selected due to additional setup complexity</w:t>
+      </w:r>
+    </w:p>
+    <w:p>
+      <w:pPr>
+        <w:pStyle w:val="Heading1"/>
+        <w:numPr>
+          <w:ilvl w:val="0"/>
+          <w:numId w:val="7"/>
+        </w:numPr>
+        <w:rPr>
+          <w:lang w:val="en-US"/>
+        </w:rPr>
+      </w:pPr>
+      <w:r>
+        <w:rPr>
+          <w:lang w:val="en-US"/>
+        </w:rPr>
+        <w:t>Data Preparation</w:t>
+      </w:r>
+    </w:p>
+    <w:p>
+      <w:pPr>
+        <w:rPr>
+          <w:lang w:val="en-US"/>
+        </w:rPr>
+      </w:pPr>
+      <w:r>
+        <w:rPr>
+          <w:lang w:val="en-US"/>
+        </w:rPr>
+        <w:t>The Silver layer is responsible for transforming raw Bronze data into a cleaned, structured, and analysis-ready dataset. This step ensures data quality and prepares features for downstream tasks such as recommendation modeling.</w:t>
+      </w:r>
+    </w:p>
+    <w:p>
+      <w:pPr>
+        <w:pStyle w:val="ListParagraph"/>
+        <w:keepNext/>
+        <w:keepLines/>
+        <w:numPr>
+          <w:ilvl w:val="0"/>
+          <w:numId w:val="52"/>
+        </w:numPr>
+        <w:spacing w:before="160" w:after="80"/>
+        <w:contextualSpacing w:val="0"/>
+        <w:outlineLvl w:val="1"/>
+        <w:rPr>
+          <w:rFonts w:asciiTheme="majorHAnsi" w:eastAsiaTheme="majorEastAsia" w:hAnsiTheme="majorHAnsi" w:cstheme="majorBidi"/>
+          <w:vanish/>
+          <w:color w:val="0F4761" w:themeColor="accent1" w:themeShade="BF"/>
+          <w:sz w:val="32"/>
+          <w:szCs w:val="32"/>
+          <w:lang w:val="en-US"/>
+        </w:rPr>
+      </w:pPr>
+    </w:p>
+    <w:p>
+      <w:pPr>
+        <w:pStyle w:val="ListParagraph"/>
+        <w:keepNext/>
+        <w:keepLines/>
+        <w:numPr>
+          <w:ilvl w:val="0"/>
+          <w:numId w:val="52"/>
+        </w:numPr>
+        <w:spacing w:before="160" w:after="80"/>
+        <w:contextualSpacing w:val="0"/>
+        <w:outlineLvl w:val="1"/>
+        <w:rPr>
+          <w:rFonts w:asciiTheme="majorHAnsi" w:eastAsiaTheme="majorEastAsia" w:hAnsiTheme="majorHAnsi" w:cstheme="majorBidi"/>
+          <w:vanish/>
+          <w:color w:val="0F4761" w:themeColor="accent1" w:themeShade="BF"/>
+          <w:sz w:val="32"/>
+          <w:szCs w:val="32"/>
+          <w:lang w:val="en-US"/>
+        </w:rPr>
+      </w:pPr>
+    </w:p>
+    <w:p>
+      <w:pPr>
+        <w:pStyle w:val="Heading2"/>
+        <w:numPr>
+          <w:ilvl w:val="1"/>
+          <w:numId w:val="52"/>
+        </w:numPr>
+        <w:ind w:left="432"/>
+        <w:rPr>
+          <w:lang w:val="en-US"/>
+        </w:rPr>
+      </w:pPr>
+      <w:r>
+        <w:rPr>
+          <w:lang w:val="en-US"/>
+        </w:rPr>
+        <w:t>Data Preparation Steps</w:t>
+      </w:r>
+    </w:p>
+    <w:p>
+      <w:pPr>
+        <w:pStyle w:val="ListParagraph"/>
+        <w:numPr>
+          <w:ilvl w:val="0"/>
+          <w:numId w:val="35"/>
+        </w:numPr>
+        <w:rPr>
+          <w:lang w:val="en-US"/>
+        </w:rPr>
+      </w:pPr>
+      <w:r>
+        <w:rPr>
+          <w:lang w:val="en-US"/>
+        </w:rPr>
+        <w:t>Data Cleaning</w:t>
+      </w:r>
+    </w:p>
+    <w:p>
+      <w:pPr>
+        <w:pStyle w:val="ListParagraph"/>
+        <w:numPr>
+          <w:ilvl w:val="0"/>
+          <w:numId w:val="36"/>
+        </w:numPr>
+        <w:rPr>
+          <w:lang w:val="en-US"/>
+        </w:rPr>
+      </w:pPr>
+      <w:r>
+        <w:rPr>
+          <w:lang w:val="en-US"/>
+        </w:rPr>
+        <w:t>Removed duplicate records to eliminate redundancy</w:t>
+      </w:r>
+    </w:p>
+    <w:p>
+      <w:pPr>
+        <w:pStyle w:val="ListParagraph"/>
+        <w:numPr>
+          <w:ilvl w:val="0"/>
+          <w:numId w:val="36"/>
+        </w:numPr>
+        <w:rPr>
+          <w:lang w:val="en-US"/>
+        </w:rPr>
+      </w:pPr>
+      <w:r>
+        <w:rPr>
+          <w:lang w:val="en-US"/>
+        </w:rPr>
+        <w:t>Dropped records with missing critical fields (</w:t>
+      </w:r>
+      <w:proofErr w:type="spellStart"/>
+      <w:r>
+        <w:rPr>
+          <w:lang w:val="en-US"/>
+        </w:rPr>
+        <w:t>user_id</w:t>
+      </w:r>
+      <w:proofErr w:type="spellEnd"/>
+      <w:r>
+        <w:rPr>
+          <w:lang w:val="en-US"/>
+        </w:rPr>
+        <w:t xml:space="preserve">, </w:t>
+      </w:r>
+      <w:proofErr w:type="spellStart"/>
+      <w:r>
+        <w:rPr>
+          <w:lang w:val="en-US"/>
+        </w:rPr>
+        <w:t>product_id</w:t>
+      </w:r>
+      <w:proofErr w:type="spellEnd"/>
+      <w:r>
+        <w:rPr>
+          <w:lang w:val="en-US"/>
+        </w:rPr>
+        <w:t>)</w:t>
+      </w:r>
+    </w:p>
+    <w:p>
+      <w:pPr>
+        <w:pStyle w:val="ListParagraph"/>
+        <w:numPr>
+          <w:ilvl w:val="0"/>
+          <w:numId w:val="36"/>
+        </w:numPr>
+        <w:rPr>
+          <w:lang w:val="en-US"/>
+        </w:rPr>
+      </w:pPr>
+      <w:r>
+        <w:rPr>
+          <w:lang w:val="en-US"/>
+        </w:rPr>
+        <w:t>Imputed missing values for optional fields (e.g., rating using mean)</w:t>
+      </w:r>
+    </w:p>
+    <w:p>
+      <w:pPr>
+        <w:pStyle w:val="ListParagraph"/>
+        <w:numPr>
+          <w:ilvl w:val="0"/>
+          <w:numId w:val="35"/>
+        </w:numPr>
+        <w:rPr>
+          <w:lang w:val="en-US"/>
+        </w:rPr>
+      </w:pPr>
+      <w:r>
+        <w:rPr>
+          <w:lang w:val="en-US"/>
+        </w:rPr>
+        <w:t>Handling Missing User-Item Interactions</w:t>
+      </w:r>
+    </w:p>
+    <w:p>
+      <w:pPr>
+        <w:pStyle w:val="ListParagraph"/>
+        <w:numPr>
+          <w:ilvl w:val="0"/>
+          <w:numId w:val="34"/>
+        </w:numPr>
+        <w:rPr>
+          <w:lang w:val="en-US"/>
+        </w:rPr>
+      </w:pPr>
+      <w:r>
+        <w:rPr>
+          <w:lang w:val="en-US"/>
+        </w:rPr>
+        <w:t>Incomplete interactions were filtered out</w:t>
+      </w:r>
+    </w:p>
+    <w:p>
+      <w:pPr>
+        <w:pStyle w:val="ListParagraph"/>
+        <w:numPr>
+          <w:ilvl w:val="0"/>
+          <w:numId w:val="34"/>
+        </w:numPr>
+        <w:rPr>
+          <w:lang w:val="en-US"/>
+        </w:rPr>
+      </w:pPr>
+      <w:r>
+        <w:rPr>
+          <w:lang w:val="en-US"/>
+        </w:rPr>
+        <w:t>Ensured only valid user-item pairs are retained</w:t>
+      </w:r>
+    </w:p>
+    <w:p>
+      <w:pPr>
+        <w:pStyle w:val="ListParagraph"/>
+        <w:numPr>
+          <w:ilvl w:val="0"/>
+          <w:numId w:val="34"/>
+        </w:numPr>
+        <w:rPr>
+          <w:lang w:val="en-US"/>
+        </w:rPr>
+      </w:pPr>
+      <w:r>
+        <w:rPr>
+          <w:lang w:val="en-US"/>
+        </w:rPr>
+        <w:t>This improves the reliability of recommendation models</w:t>
+      </w:r>
+    </w:p>
+    <w:p>
+      <w:pPr>
+        <w:pStyle w:val="ListParagraph"/>
+        <w:numPr>
+          <w:ilvl w:val="0"/>
+          <w:numId w:val="35"/>
+        </w:numPr>
+        <w:rPr>
+          <w:lang w:val="en-US"/>
+        </w:rPr>
+      </w:pPr>
+      <w:r>
+        <w:rPr>
+          <w:lang w:val="en-US"/>
+        </w:rPr>
+        <w:t>Categorical Encoding</w:t>
+      </w:r>
+    </w:p>
+    <w:p>
+      <w:pPr>
+        <w:pStyle w:val="ListParagraph"/>
+        <w:numPr>
+          <w:ilvl w:val="0"/>
+          <w:numId w:val="34"/>
+        </w:numPr>
+        <w:rPr>
+          <w:lang w:val="en-US"/>
+        </w:rPr>
+      </w:pPr>
+      <w:r>
+        <w:rPr>
+          <w:lang w:val="en-US"/>
+        </w:rPr>
+        <w:t>Categorical attributes (e.g., category) were encoded using label encoding</w:t>
+      </w:r>
+    </w:p>
+    <w:p>
+      <w:pPr>
+        <w:pStyle w:val="ListParagraph"/>
+        <w:numPr>
+          <w:ilvl w:val="0"/>
+          <w:numId w:val="34"/>
+        </w:numPr>
+        <w:rPr>
+          <w:lang w:val="en-US"/>
+        </w:rPr>
+      </w:pPr>
+      <w:r>
+        <w:rPr>
+          <w:lang w:val="en-US"/>
+        </w:rPr>
+        <w:t>Converted non-numeric features into machine-readable format</w:t>
+      </w:r>
+    </w:p>
+    <w:p>
+      <w:pPr>
+        <w:pStyle w:val="ListParagraph"/>
+        <w:numPr>
+          <w:ilvl w:val="0"/>
+          <w:numId w:val="35"/>
+        </w:numPr>
+        <w:rPr>
+          <w:lang w:val="en-US"/>
+        </w:rPr>
+      </w:pPr>
+      <w:r>
+        <w:rPr>
+          <w:lang w:val="en-US"/>
+        </w:rPr>
+        <w:t>Normalization of Numerical Features</w:t>
+      </w:r>
+    </w:p>
+    <w:p>
+      <w:pPr>
+        <w:pStyle w:val="ListParagraph"/>
+        <w:numPr>
+          <w:ilvl w:val="0"/>
+          <w:numId w:val="34"/>
+        </w:numPr>
+        <w:rPr>
+          <w:lang w:val="en-US"/>
+        </w:rPr>
+      </w:pPr>
+      <w:r>
+        <w:rPr>
+          <w:lang w:val="en-US"/>
+        </w:rPr>
+        <w:t>Prices normalized using Min-Max scaling</w:t>
+      </w:r>
+    </w:p>
+    <w:p>
+      <w:pPr>
+        <w:pStyle w:val="ListParagraph"/>
+        <w:numPr>
+          <w:ilvl w:val="0"/>
+          <w:numId w:val="34"/>
+        </w:numPr>
+        <w:rPr>
+          <w:lang w:val="en-US"/>
+        </w:rPr>
+      </w:pPr>
+      <w:r>
+        <w:rPr>
+          <w:lang w:val="en-US"/>
+        </w:rPr>
+        <w:t>Timestamps converted into numerical format (Unix time)</w:t>
+      </w:r>
+    </w:p>
+    <w:p>
+      <w:pPr>
+        <w:pStyle w:val="ListParagraph"/>
+        <w:numPr>
+          <w:ilvl w:val="0"/>
+          <w:numId w:val="35"/>
+        </w:numPr>
+        <w:rPr>
+          <w:lang w:val="en-US"/>
+        </w:rPr>
+      </w:pPr>
+      <w:r>
+        <w:rPr>
+          <w:lang w:val="en-US"/>
+        </w:rPr>
+        <w:lastRenderedPageBreak/>
+        <w:t>Exploratory Data Analysis (EDA)</w:t>
+      </w:r>
+    </w:p>
+    <w:p>
+      <w:pPr>
+        <w:pStyle w:val="ListParagraph"/>
+        <w:rPr>
+          <w:lang w:val="en-US"/>
+        </w:rPr>
+      </w:pPr>
+      <w:r>
+        <w:rPr>
+          <w:lang w:val="en-US"/>
+        </w:rPr>
+        <w:t>The following analyses were performed:</w:t>
+      </w:r>
+    </w:p>
+    <w:p>
+      <w:pPr>
+        <w:pStyle w:val="ListParagraph"/>
+        <w:numPr>
+          <w:ilvl w:val="0"/>
+          <w:numId w:val="37"/>
+        </w:numPr>
+        <w:rPr>
+          <w:lang w:val="en-US"/>
+        </w:rPr>
+      </w:pPr>
+      <w:r>
+        <w:rPr>
+          <w:lang w:val="en-US"/>
+        </w:rPr>
+        <w:t>Interaction Distribution</w:t>
+      </w:r>
+    </w:p>
+    <w:p>
+      <w:pPr>
+        <w:pStyle w:val="ListParagraph"/>
+        <w:numPr>
+          <w:ilvl w:val="1"/>
+          <w:numId w:val="37"/>
+        </w:numPr>
+        <w:rPr>
+          <w:lang w:val="en-US"/>
+        </w:rPr>
+      </w:pPr>
+      <w:r>
+        <w:rPr>
+          <w:lang w:val="en-US"/>
+        </w:rPr>
+        <w:t>Histogram of ratings to understand user behavior</w:t>
+      </w:r>
+    </w:p>
+    <w:p>
+      <w:pPr>
+        <w:pStyle w:val="ListParagraph"/>
+        <w:numPr>
+          <w:ilvl w:val="0"/>
+          <w:numId w:val="37"/>
+        </w:numPr>
+        <w:rPr>
+          <w:lang w:val="en-US"/>
+        </w:rPr>
+      </w:pPr>
+      <w:r>
+        <w:rPr>
+          <w:lang w:val="en-US"/>
+        </w:rPr>
+        <w:t>Item Popularity</w:t>
+      </w:r>
+    </w:p>
+    <w:p>
+      <w:pPr>
+        <w:pStyle w:val="ListParagraph"/>
+        <w:numPr>
+          <w:ilvl w:val="1"/>
+          <w:numId w:val="37"/>
+        </w:numPr>
+        <w:rPr>
+          <w:lang w:val="en-US"/>
+        </w:rPr>
+      </w:pPr>
+      <w:r>
+        <w:rPr>
+          <w:lang w:val="en-US"/>
+        </w:rPr>
+        <w:t>Frequency distribution of top products</w:t>
+      </w:r>
+    </w:p>
+    <w:p>
+      <w:pPr>
+        <w:pStyle w:val="ListParagraph"/>
+        <w:numPr>
+          <w:ilvl w:val="0"/>
+          <w:numId w:val="37"/>
+        </w:numPr>
+        <w:rPr>
+          <w:lang w:val="en-US"/>
+        </w:rPr>
+      </w:pPr>
+      <w:r>
+        <w:rPr>
+          <w:lang w:val="en-US"/>
+        </w:rPr>
+        <w:t>Sparsity Analysis</w:t>
+      </w:r>
+    </w:p>
+    <w:p>
+      <w:pPr>
+        <w:pStyle w:val="ListParagraph"/>
+        <w:numPr>
+          <w:ilvl w:val="1"/>
+          <w:numId w:val="37"/>
+        </w:numPr>
+        <w:rPr>
+          <w:lang w:val="en-US"/>
+        </w:rPr>
+      </w:pPr>
+      <w:r>
+        <w:rPr>
+          <w:lang w:val="en-US"/>
+        </w:rPr>
+        <w:t>Constructed user-item interaction matrix</w:t>
+      </w:r>
+    </w:p>
+    <w:p>
+      <w:pPr>
+        <w:pStyle w:val="ListParagraph"/>
+        <w:numPr>
+          <w:ilvl w:val="1"/>
+          <w:numId w:val="37"/>
+        </w:numPr>
+        <w:rPr>
+          <w:lang w:val="en-US"/>
+        </w:rPr>
+      </w:pPr>
+      <w:r>
+        <w:rPr>
+          <w:lang w:val="en-US"/>
+        </w:rPr>
+        <w:t>Calculated sparsity level:</w:t>
+      </w:r>
+    </w:p>
+    <w:p>
+      <w:pPr>
+        <w:pStyle w:val="ListParagraph"/>
+        <w:numPr>
+          <w:ilvl w:val="1"/>
+          <w:numId w:val="37"/>
+        </w:numPr>
+        <w:rPr>
+          <w:lang w:val="en-US"/>
+        </w:rPr>
+      </w:pPr>
+      <w:r>
+        <w:rPr>
+          <w:lang w:val="en-US"/>
+        </w:rPr>
+        <w:t>Sparsity ≈ 80%</w:t>
+      </w:r>
+    </w:p>
+    <w:p>
+      <w:pPr>
+        <w:pStyle w:val="ListParagraph"/>
+        <w:numPr>
+          <w:ilvl w:val="0"/>
+          <w:numId w:val="37"/>
+        </w:numPr>
+        <w:rPr>
+          <w:lang w:val="en-US"/>
+        </w:rPr>
+      </w:pPr>
+      <w:r>
+        <w:rPr>
+          <w:lang w:val="en-US"/>
+        </w:rPr>
+        <w:t>Heatmap Visualization</w:t>
+      </w:r>
+    </w:p>
+    <w:p>
+      <w:pPr>
+        <w:pStyle w:val="ListParagraph"/>
+        <w:numPr>
+          <w:ilvl w:val="1"/>
+          <w:numId w:val="37"/>
+        </w:numPr>
+        <w:rPr>
+          <w:lang w:val="en-US"/>
+        </w:rPr>
+      </w:pPr>
+      <w:r>
+        <w:rPr>
+          <w:lang w:val="en-US"/>
+        </w:rPr>
+        <w:t>Visualized subset of interaction matrix</w:t>
+      </w:r>
+    </w:p>
+    <w:p>
+      <w:pPr>
+        <w:pStyle w:val="ListParagraph"/>
+        <w:numPr>
+          <w:ilvl w:val="1"/>
+          <w:numId w:val="37"/>
+        </w:numPr>
+        <w:rPr>
+          <w:lang w:val="en-US"/>
+        </w:rPr>
+      </w:pPr>
+      <w:r>
+        <w:rPr>
+          <w:lang w:val="en-US"/>
+        </w:rPr>
+        <w:t>Identified sparse interaction patterns</w:t>
+      </w:r>
+    </w:p>
+    <w:p>
+      <w:pPr>
+        <w:pStyle w:val="Heading2"/>
+        <w:numPr>
+          <w:ilvl w:val="1"/>
+          <w:numId w:val="52"/>
+        </w:numPr>
+        <w:ind w:left="0" w:firstLine="0"/>
+        <w:rPr>
+          <w:lang w:val="en-US"/>
+        </w:rPr>
+      </w:pPr>
+      <w:r>
+        <w:rPr>
+          <w:lang w:val="en-US"/>
+        </w:rPr>
+        <w:t>Outputs Generated</w:t>
+      </w:r>
+    </w:p>
+    <w:tbl>
+      <w:tblPr>
+        <w:tblStyle w:val="TableGrid"/>
+        <w:tblW w:w="0" w:type="auto"/>
+        <w:tblLook w:val="04A0" w:firstRow="1" w:lastRow="0" w:firstColumn="1" w:lastColumn="0" w:noHBand="0" w:noVBand="1"/>
+      </w:tblPr>
+      <w:tblGrid>
+        <w:gridCol w:w="4508"/>
+        <w:gridCol w:w="4508"/>
+      </w:tblGrid>
+      <w:tr>
+        <w:tc>
+          <w:tcPr>
+            <w:tcW w:w="4508" w:type="dxa"/>
+          </w:tcPr>
+          <w:p>
+            <w:pPr>
+              <w:rPr>
+                <w:lang w:val="en-US"/>
+              </w:rPr>
+            </w:pPr>
+            <w:r>
+              <w:rPr>
+                <w:lang w:val="en-US"/>
+              </w:rPr>
+              <w:t>Artifact</w:t>
+            </w:r>
+          </w:p>
+        </w:tc>
+        <w:tc>
+          <w:tcPr>
+            <w:tcW w:w="4508" w:type="dxa"/>
+          </w:tcPr>
+          <w:p>
+            <w:pPr>
+              <w:rPr>
+                <w:lang w:val="en-US"/>
+              </w:rPr>
+            </w:pPr>
+            <w:r>
+              <w:rPr>
+                <w:lang w:val="en-US"/>
+              </w:rPr>
+              <w:t>Location</w:t>
+            </w:r>
+          </w:p>
+        </w:tc>
+      </w:tr>
+      <w:tr>
+        <w:tc>
+          <w:tcPr>
+            <w:tcW w:w="4508" w:type="dxa"/>
+          </w:tcPr>
+          <w:p>
+            <w:pPr>
+              <w:rPr>
+                <w:lang w:val="en-US"/>
+              </w:rPr>
+            </w:pPr>
+            <w:r>
+              <w:rPr>
+                <w:lang w:val="en-US"/>
+              </w:rPr>
+              <w:t>Cleaned dataset</w:t>
+            </w:r>
+          </w:p>
+        </w:tc>
+        <w:tc>
+          <w:tcPr>
+            <w:tcW w:w="4508" w:type="dxa"/>
+          </w:tcPr>
+          <w:p>
+            <w:pPr>
+              <w:rPr>
+                <w:lang w:val="en-US"/>
+              </w:rPr>
+            </w:pPr>
+            <w:proofErr w:type="spellStart"/>
+            <w:r>
+              <w:rPr>
+                <w:lang w:val="en-US"/>
+              </w:rPr>
+              <w:t>data_lake</w:t>
+            </w:r>
+            <w:proofErr w:type="spellEnd"/>
+            <w:r>
+              <w:rPr>
+                <w:lang w:val="en-US"/>
+              </w:rPr>
+              <w:t>/silver/</w:t>
+            </w:r>
+            <w:proofErr w:type="spellStart"/>
+            <w:r>
+              <w:rPr>
+                <w:lang w:val="en-US"/>
+              </w:rPr>
+              <w:t>silver_dataset.parquet</w:t>
+            </w:r>
+            <w:proofErr w:type="spellEnd"/>
+          </w:p>
+        </w:tc>
+      </w:tr>
+      <w:tr>
+        <w:tc>
+          <w:tcPr>
+            <w:tcW w:w="4508" w:type="dxa"/>
+          </w:tcPr>
+          <w:p>
+            <w:pPr>
+              <w:rPr>
+                <w:lang w:val="en-US"/>
+              </w:rPr>
+            </w:pPr>
+            <w:r>
+              <w:rPr>
+                <w:lang w:val="en-US"/>
+              </w:rPr>
+              <w:t>Rating distribution</w:t>
+            </w:r>
+          </w:p>
+        </w:tc>
+        <w:tc>
+          <w:tcPr>
+            <w:tcW w:w="4508" w:type="dxa"/>
+          </w:tcPr>
+          <w:p>
+            <w:pPr>
+              <w:rPr>
+                <w:lang w:val="en-US"/>
+              </w:rPr>
+            </w:pPr>
+            <w:r>
+              <w:rPr>
+                <w:lang w:val="en-US"/>
+              </w:rPr>
+              <w:t>reports/</w:t>
+            </w:r>
+            <w:proofErr w:type="spellStart"/>
+            <w:r>
+              <w:rPr>
+                <w:lang w:val="en-US"/>
+              </w:rPr>
+              <w:t>eda</w:t>
+            </w:r>
+            <w:proofErr w:type="spellEnd"/>
+            <w:r>
+              <w:rPr>
+                <w:lang w:val="en-US"/>
+              </w:rPr>
+              <w:t>/rating_distribution.png</w:t>
+            </w:r>
+          </w:p>
+        </w:tc>
+      </w:tr>
+      <w:tr>
+        <w:tc>
+          <w:tcPr>
+            <w:tcW w:w="4508" w:type="dxa"/>
+          </w:tcPr>
+          <w:p>
+            <w:pPr>
+              <w:rPr>
+                <w:lang w:val="en-US"/>
+              </w:rPr>
+            </w:pPr>
+            <w:r>
+              <w:rPr>
+                <w:lang w:val="en-US"/>
+              </w:rPr>
+              <w:t>Item popularity plot</w:t>
+            </w:r>
+          </w:p>
+        </w:tc>
+        <w:tc>
+          <w:tcPr>
+            <w:tcW w:w="4508" w:type="dxa"/>
+          </w:tcPr>
+          <w:p>
+            <w:pPr>
+              <w:rPr>
+                <w:lang w:val="en-US"/>
+              </w:rPr>
+            </w:pPr>
+            <w:r>
+              <w:rPr>
+                <w:lang w:val="en-US"/>
+              </w:rPr>
+              <w:t>reports/</w:t>
+            </w:r>
+            <w:proofErr w:type="spellStart"/>
+            <w:r>
+              <w:rPr>
+                <w:lang w:val="en-US"/>
+              </w:rPr>
+              <w:t>eda</w:t>
+            </w:r>
+            <w:proofErr w:type="spellEnd"/>
+            <w:r>
+              <w:rPr>
+                <w:lang w:val="en-US"/>
+              </w:rPr>
+              <w:t>/item_popularity.png</w:t>
+            </w:r>
+          </w:p>
+        </w:tc>
+      </w:tr>
+      <w:tr>
+        <w:tc>
+          <w:tcPr>
+            <w:tcW w:w="4508" w:type="dxa"/>
+          </w:tcPr>
+          <w:p>
+            <w:pPr>
+              <w:rPr>
+                <w:lang w:val="en-US"/>
+              </w:rPr>
+            </w:pPr>
+            <w:r>
+              <w:rPr>
+                <w:lang w:val="en-US"/>
+              </w:rPr>
+              <w:t>Interaction heatmap</w:t>
+            </w:r>
+          </w:p>
+        </w:tc>
+        <w:tc>
+          <w:tcPr>
+            <w:tcW w:w="4508" w:type="dxa"/>
+          </w:tcPr>
+          <w:p>
+            <w:pPr>
+              <w:rPr>
+                <w:lang w:val="en-US"/>
+              </w:rPr>
+            </w:pPr>
+            <w:r>
+              <w:rPr>
+                <w:lang w:val="en-US"/>
+              </w:rPr>
+              <w:t>reports/</w:t>
+            </w:r>
+            <w:proofErr w:type="spellStart"/>
+            <w:r>
+              <w:rPr>
+                <w:lang w:val="en-US"/>
+              </w:rPr>
+              <w:t>eda</w:t>
+            </w:r>
+            <w:proofErr w:type="spellEnd"/>
+            <w:r>
+              <w:rPr>
+                <w:lang w:val="en-US"/>
+              </w:rPr>
+              <w:t>/interaction_heatmap.png</w:t>
+            </w:r>
+          </w:p>
+        </w:tc>
+      </w:tr>
+    </w:tbl>
+    <w:p>
+      <w:pPr>
+        <w:rPr>
+          <w:lang w:val="en-US"/>
+        </w:rPr>
+      </w:pPr>
+      <w:r>
+        <w:rPr>
+          <w:lang w:val="en-US"/>
+        </w:rPr>
+        <w:tab/>
+      </w:r>
+    </w:p>
+    <w:p>
+      <w:pPr>
+        <w:pStyle w:val="Heading2"/>
+        <w:numPr>
+          <w:ilvl w:val="1"/>
+          <w:numId w:val="52"/>
+        </w:numPr>
+        <w:ind w:left="0" w:firstLine="0"/>
+        <w:rPr>
+          <w:lang w:val="en-US"/>
+        </w:rPr>
+      </w:pPr>
+      <w:r>
+        <w:rPr>
+          <w:lang w:val="en-US"/>
+        </w:rPr>
+        <w:t>Design Justification</w:t>
+      </w:r>
+    </w:p>
+    <w:p>
+      <w:pPr>
+        <w:pStyle w:val="ListParagraph"/>
+        <w:numPr>
+          <w:ilvl w:val="0"/>
+          <w:numId w:val="39"/>
+        </w:numPr>
+        <w:rPr>
+          <w:lang w:val="en-US"/>
+        </w:rPr>
+      </w:pPr>
+      <w:r>
+        <w:rPr>
+          <w:lang w:val="en-US"/>
+        </w:rPr>
+        <w:t>Ensures high-quality input for modeling</w:t>
+      </w:r>
+    </w:p>
+    <w:p>
+      <w:pPr>
+        <w:pStyle w:val="ListParagraph"/>
+        <w:numPr>
+          <w:ilvl w:val="0"/>
+          <w:numId w:val="39"/>
+        </w:numPr>
+        <w:rPr>
+          <w:lang w:val="en-US"/>
+        </w:rPr>
+      </w:pPr>
+      <w:r>
+        <w:rPr>
+          <w:lang w:val="en-US"/>
+        </w:rPr>
+        <w:t>Reduces noise and inconsistencies</w:t>
+      </w:r>
+    </w:p>
+    <w:p>
+      <w:pPr>
+        <w:pStyle w:val="ListParagraph"/>
+        <w:numPr>
+          <w:ilvl w:val="0"/>
+          <w:numId w:val="39"/>
+        </w:numPr>
+        <w:rPr>
+          <w:lang w:val="en-US"/>
+        </w:rPr>
+      </w:pPr>
+      <w:r>
+        <w:rPr>
+          <w:lang w:val="en-US"/>
+        </w:rPr>
+        <w:t>Enables efficient downstream analytics</w:t>
+      </w:r>
+    </w:p>
+    <w:p>
+      <w:pPr>
+        <w:pStyle w:val="ListParagraph"/>
+        <w:numPr>
+          <w:ilvl w:val="0"/>
+          <w:numId w:val="39"/>
+        </w:numPr>
+        <w:rPr>
+          <w:lang w:val="en-US"/>
+        </w:rPr>
+      </w:pPr>
+      <w:r>
+        <w:rPr>
+          <w:lang w:val="en-US"/>
+        </w:rPr>
+        <w:t>Aligns with Medallion architecture (Silver layer)</w:t>
+      </w:r>
+    </w:p>
+    <w:p>
+      <w:pPr>
+        <w:pStyle w:val="Heading2"/>
+        <w:numPr>
+          <w:ilvl w:val="1"/>
+          <w:numId w:val="52"/>
+        </w:numPr>
+        <w:ind w:left="0" w:firstLine="0"/>
+        <w:rPr>
+          <w:lang w:val="en-US"/>
+        </w:rPr>
+      </w:pPr>
+      <w:r>
+        <w:rPr>
+          <w:lang w:val="en-US"/>
+        </w:rPr>
+        <w:t>Execution Cadence</w:t>
+      </w:r>
+    </w:p>
+    <w:p>
+      <w:pPr>
+        <w:pStyle w:val="ListParagraph"/>
+        <w:numPr>
+          <w:ilvl w:val="0"/>
+          <w:numId w:val="40"/>
+        </w:numPr>
+        <w:rPr>
+          <w:lang w:val="en-US"/>
+        </w:rPr>
+      </w:pPr>
+      <w:r>
+        <w:rPr>
+          <w:lang w:val="en-US"/>
+        </w:rPr>
+        <w:t>Run after Bronze ingestion and validation</w:t>
+      </w:r>
+    </w:p>
+    <w:p>
+      <w:pPr>
+        <w:pStyle w:val="ListParagraph"/>
+        <w:numPr>
+          <w:ilvl w:val="0"/>
+          <w:numId w:val="40"/>
+        </w:numPr>
+        <w:rPr>
+          <w:lang w:val="en-US"/>
+        </w:rPr>
+      </w:pPr>
+      <w:r>
+        <w:rPr>
+          <w:lang w:val="en-US"/>
+        </w:rPr>
+        <w:t>Frequency:</w:t>
+      </w:r>
+    </w:p>
+    <w:p>
+      <w:pPr>
+        <w:pStyle w:val="ListParagraph"/>
+        <w:numPr>
+          <w:ilvl w:val="1"/>
+          <w:numId w:val="40"/>
+        </w:numPr>
+        <w:rPr>
+          <w:lang w:val="en-US"/>
+        </w:rPr>
+      </w:pPr>
+      <w:r>
+        <w:rPr>
+          <w:lang w:val="en-US"/>
+        </w:rPr>
+        <w:t>Batch data → Daily</w:t>
+      </w:r>
+    </w:p>
+    <w:p>
+      <w:pPr>
+        <w:pStyle w:val="ListParagraph"/>
+        <w:numPr>
+          <w:ilvl w:val="1"/>
+          <w:numId w:val="40"/>
+        </w:numPr>
+        <w:rPr>
+          <w:lang w:val="en-US"/>
+        </w:rPr>
+      </w:pPr>
+      <w:r>
+        <w:rPr>
+          <w:lang w:val="en-US"/>
+        </w:rPr>
+        <w:t>Streaming data → Per batch window</w:t>
+      </w:r>
     </w:p>
     <w:sectPr>
       <w:pgSz w:w="11906" w:h="16838"/>
@@ -3769,6 +7274,101 @@
     </w:lvl>
   </w:abstractNum>
   <w:abstractNum w:abstractNumId="2" w15:restartNumberingAfterBreak="0">
+    <w:nsid w:val="070E4185"/>
+    <w:multiLevelType w:val="multilevel"/>
+    <w:tmpl w:val="AF8650FA"/>
+    <w:lvl w:ilvl="0">
+      <w:start w:val="1"/>
+      <w:numFmt w:val="bullet"/>
+      <w:lvlText w:val=""/>
+      <w:lvlJc w:val="left"/>
+      <w:pPr>
+        <w:ind w:left="360" w:hanging="360"/>
+      </w:pPr>
+      <w:rPr>
+        <w:rFonts w:ascii="Symbol" w:hAnsi="Symbol" w:hint="default"/>
+      </w:rPr>
+    </w:lvl>
+    <w:lvl w:ilvl="1">
+      <w:start w:val="1"/>
+      <w:numFmt w:val="bullet"/>
+      <w:lvlText w:val=""/>
+      <w:lvlJc w:val="left"/>
+      <w:pPr>
+        <w:ind w:left="720" w:hanging="360"/>
+      </w:pPr>
+      <w:rPr>
+        <w:rFonts w:ascii="Symbol" w:hAnsi="Symbol" w:hint="default"/>
+      </w:rPr>
+    </w:lvl>
+    <w:lvl w:ilvl="2">
+      <w:start w:val="1"/>
+      <w:numFmt w:val="bullet"/>
+      <w:lvlText w:val="o"/>
+      <w:lvlJc w:val="left"/>
+      <w:pPr>
+        <w:ind w:left="1080" w:hanging="360"/>
+      </w:pPr>
+      <w:rPr>
+        <w:rFonts w:ascii="Courier New" w:hAnsi="Courier New" w:cs="Courier New" w:hint="default"/>
+      </w:rPr>
+    </w:lvl>
+    <w:lvl w:ilvl="3">
+      <w:start w:val="1"/>
+      <w:numFmt w:val="decimal"/>
+      <w:lvlText w:val="%1.%2.%3.%4."/>
+      <w:lvlJc w:val="left"/>
+      <w:pPr>
+        <w:ind w:left="1728" w:hanging="648"/>
+      </w:pPr>
+    </w:lvl>
+    <w:lvl w:ilvl="4">
+      <w:start w:val="1"/>
+      <w:numFmt w:val="decimal"/>
+      <w:lvlText w:val="%1.%2.%3.%4.%5."/>
+      <w:lvlJc w:val="left"/>
+      <w:pPr>
+        <w:ind w:left="2232" w:hanging="792"/>
+      </w:pPr>
+    </w:lvl>
+    <w:lvl w:ilvl="5">
+      <w:start w:val="1"/>
+      <w:numFmt w:val="decimal"/>
+      <w:lvlText w:val="%1.%2.%3.%4.%5.%6."/>
+      <w:lvlJc w:val="left"/>
+      <w:pPr>
+        <w:ind w:left="2736" w:hanging="936"/>
+      </w:pPr>
+    </w:lvl>
+    <w:lvl w:ilvl="6">
+      <w:start w:val="1"/>
+      <w:numFmt w:val="decimal"/>
+      <w:lvlText w:val="%1.%2.%3.%4.%5.%6.%7."/>
+      <w:lvlJc w:val="left"/>
+      <w:pPr>
+        <w:ind w:left="3240" w:hanging="1080"/>
+      </w:pPr>
+    </w:lvl>
+    <w:lvl w:ilvl="7">
+      <w:start w:val="1"/>
+      <w:numFmt w:val="decimal"/>
+      <w:lvlText w:val="%1.%2.%3.%4.%5.%6.%7.%8."/>
+      <w:lvlJc w:val="left"/>
+      <w:pPr>
+        <w:ind w:left="3744" w:hanging="1224"/>
+      </w:pPr>
+    </w:lvl>
+    <w:lvl w:ilvl="8">
+      <w:start w:val="1"/>
+      <w:numFmt w:val="decimal"/>
+      <w:lvlText w:val="%1.%2.%3.%4.%5.%6.%7.%8.%9."/>
+      <w:lvlJc w:val="left"/>
+      <w:pPr>
+        <w:ind w:left="4320" w:hanging="1440"/>
+      </w:pPr>
+    </w:lvl>
+  </w:abstractNum>
+  <w:abstractNum w:abstractNumId="3" w15:restartNumberingAfterBreak="0">
     <w:nsid w:val="0D87342F"/>
     <w:multiLevelType w:val="hybridMultilevel"/>
     <w:tmpl w:val="45CAE674"/>
@@ -3881,7 +7481,283 @@
       </w:rPr>
     </w:lvl>
   </w:abstractNum>
-  <w:abstractNum w:abstractNumId="3" w15:restartNumberingAfterBreak="0">
+  <w:abstractNum w:abstractNumId="4" w15:restartNumberingAfterBreak="0">
+    <w:nsid w:val="0E405F13"/>
+    <w:multiLevelType w:val="multilevel"/>
+    <w:tmpl w:val="25C2D402"/>
+    <w:lvl w:ilvl="0">
+      <w:start w:val="1"/>
+      <w:numFmt w:val="decimal"/>
+      <w:lvlText w:val="%1."/>
+      <w:lvlJc w:val="left"/>
+      <w:pPr>
+        <w:ind w:left="360" w:hanging="360"/>
+      </w:pPr>
+    </w:lvl>
+    <w:lvl w:ilvl="1">
+      <w:start w:val="1"/>
+      <w:numFmt w:val="bullet"/>
+      <w:lvlText w:val=""/>
+      <w:lvlJc w:val="left"/>
+      <w:pPr>
+        <w:ind w:left="720" w:hanging="360"/>
+      </w:pPr>
+      <w:rPr>
+        <w:rFonts w:ascii="Symbol" w:hAnsi="Symbol" w:hint="default"/>
+      </w:rPr>
+    </w:lvl>
+    <w:lvl w:ilvl="2">
+      <w:start w:val="1"/>
+      <w:numFmt w:val="bullet"/>
+      <w:lvlText w:val="o"/>
+      <w:lvlJc w:val="left"/>
+      <w:pPr>
+        <w:ind w:left="1080" w:hanging="360"/>
+      </w:pPr>
+      <w:rPr>
+        <w:rFonts w:ascii="Courier New" w:hAnsi="Courier New" w:cs="Courier New" w:hint="default"/>
+      </w:rPr>
+    </w:lvl>
+    <w:lvl w:ilvl="3">
+      <w:start w:val="1"/>
+      <w:numFmt w:val="decimal"/>
+      <w:lvlText w:val="%1.%2.%3.%4."/>
+      <w:lvlJc w:val="left"/>
+      <w:pPr>
+        <w:ind w:left="1728" w:hanging="648"/>
+      </w:pPr>
+    </w:lvl>
+    <w:lvl w:ilvl="4">
+      <w:start w:val="1"/>
+      <w:numFmt w:val="decimal"/>
+      <w:lvlText w:val="%1.%2.%3.%4.%5."/>
+      <w:lvlJc w:val="left"/>
+      <w:pPr>
+        <w:ind w:left="2232" w:hanging="792"/>
+      </w:pPr>
+    </w:lvl>
+    <w:lvl w:ilvl="5">
+      <w:start w:val="1"/>
+      <w:numFmt w:val="decimal"/>
+      <w:lvlText w:val="%1.%2.%3.%4.%5.%6."/>
+      <w:lvlJc w:val="left"/>
+      <w:pPr>
+        <w:ind w:left="2736" w:hanging="936"/>
+      </w:pPr>
+    </w:lvl>
+    <w:lvl w:ilvl="6">
+      <w:start w:val="1"/>
+      <w:numFmt w:val="decimal"/>
+      <w:lvlText w:val="%1.%2.%3.%4.%5.%6.%7."/>
+      <w:lvlJc w:val="left"/>
+      <w:pPr>
+        <w:ind w:left="3240" w:hanging="1080"/>
+      </w:pPr>
+    </w:lvl>
+    <w:lvl w:ilvl="7">
+      <w:start w:val="1"/>
+      <w:numFmt w:val="decimal"/>
+      <w:lvlText w:val="%1.%2.%3.%4.%5.%6.%7.%8."/>
+      <w:lvlJc w:val="left"/>
+      <w:pPr>
+        <w:ind w:left="3744" w:hanging="1224"/>
+      </w:pPr>
+    </w:lvl>
+    <w:lvl w:ilvl="8">
+      <w:start w:val="1"/>
+      <w:numFmt w:val="decimal"/>
+      <w:lvlText w:val="%1.%2.%3.%4.%5.%6.%7.%8.%9."/>
+      <w:lvlJc w:val="left"/>
+      <w:pPr>
+        <w:ind w:left="4320" w:hanging="1440"/>
+      </w:pPr>
+    </w:lvl>
+  </w:abstractNum>
+  <w:abstractNum w:abstractNumId="5" w15:restartNumberingAfterBreak="0">
+    <w:nsid w:val="10C167CD"/>
+    <w:multiLevelType w:val="multilevel"/>
+    <w:tmpl w:val="AF8650FA"/>
+    <w:lvl w:ilvl="0">
+      <w:start w:val="1"/>
+      <w:numFmt w:val="bullet"/>
+      <w:lvlText w:val=""/>
+      <w:lvlJc w:val="left"/>
+      <w:pPr>
+        <w:ind w:left="1080" w:hanging="360"/>
+      </w:pPr>
+      <w:rPr>
+        <w:rFonts w:ascii="Symbol" w:hAnsi="Symbol" w:hint="default"/>
+      </w:rPr>
+    </w:lvl>
+    <w:lvl w:ilvl="1">
+      <w:start w:val="1"/>
+      <w:numFmt w:val="bullet"/>
+      <w:lvlText w:val=""/>
+      <w:lvlJc w:val="left"/>
+      <w:pPr>
+        <w:ind w:left="1440" w:hanging="360"/>
+      </w:pPr>
+      <w:rPr>
+        <w:rFonts w:ascii="Symbol" w:hAnsi="Symbol" w:hint="default"/>
+      </w:rPr>
+    </w:lvl>
+    <w:lvl w:ilvl="2">
+      <w:start w:val="1"/>
+      <w:numFmt w:val="bullet"/>
+      <w:lvlText w:val="o"/>
+      <w:lvlJc w:val="left"/>
+      <w:pPr>
+        <w:ind w:left="1800" w:hanging="360"/>
+      </w:pPr>
+      <w:rPr>
+        <w:rFonts w:ascii="Courier New" w:hAnsi="Courier New" w:cs="Courier New" w:hint="default"/>
+      </w:rPr>
+    </w:lvl>
+    <w:lvl w:ilvl="3">
+      <w:start w:val="1"/>
+      <w:numFmt w:val="decimal"/>
+      <w:lvlText w:val="%1.%2.%3.%4."/>
+      <w:lvlJc w:val="left"/>
+      <w:pPr>
+        <w:ind w:left="2448" w:hanging="648"/>
+      </w:pPr>
+    </w:lvl>
+    <w:lvl w:ilvl="4">
+      <w:start w:val="1"/>
+      <w:numFmt w:val="decimal"/>
+      <w:lvlText w:val="%1.%2.%3.%4.%5."/>
+      <w:lvlJc w:val="left"/>
+      <w:pPr>
+        <w:ind w:left="2952" w:hanging="792"/>
+      </w:pPr>
+    </w:lvl>
+    <w:lvl w:ilvl="5">
+      <w:start w:val="1"/>
+      <w:numFmt w:val="decimal"/>
+      <w:lvlText w:val="%1.%2.%3.%4.%5.%6."/>
+      <w:lvlJc w:val="left"/>
+      <w:pPr>
+        <w:ind w:left="3456" w:hanging="936"/>
+      </w:pPr>
+    </w:lvl>
+    <w:lvl w:ilvl="6">
+      <w:start w:val="1"/>
+      <w:numFmt w:val="decimal"/>
+      <w:lvlText w:val="%1.%2.%3.%4.%5.%6.%7."/>
+      <w:lvlJc w:val="left"/>
+      <w:pPr>
+        <w:ind w:left="3960" w:hanging="1080"/>
+      </w:pPr>
+    </w:lvl>
+    <w:lvl w:ilvl="7">
+      <w:start w:val="1"/>
+      <w:numFmt w:val="decimal"/>
+      <w:lvlText w:val="%1.%2.%3.%4.%5.%6.%7.%8."/>
+      <w:lvlJc w:val="left"/>
+      <w:pPr>
+        <w:ind w:left="4464" w:hanging="1224"/>
+      </w:pPr>
+    </w:lvl>
+    <w:lvl w:ilvl="8">
+      <w:start w:val="1"/>
+      <w:numFmt w:val="decimal"/>
+      <w:lvlText w:val="%1.%2.%3.%4.%5.%6.%7.%8.%9."/>
+      <w:lvlJc w:val="left"/>
+      <w:pPr>
+        <w:ind w:left="5040" w:hanging="1440"/>
+      </w:pPr>
+    </w:lvl>
+  </w:abstractNum>
+  <w:abstractNum w:abstractNumId="6" w15:restartNumberingAfterBreak="0">
+    <w:nsid w:val="17E1591B"/>
+    <w:multiLevelType w:val="hybridMultilevel"/>
+    <w:tmpl w:val="BEAA2782"/>
+    <w:lvl w:ilvl="0" w:tplc="4009000F">
+      <w:start w:val="1"/>
+      <w:numFmt w:val="decimal"/>
+      <w:lvlText w:val="%1."/>
+      <w:lvlJc w:val="left"/>
+      <w:pPr>
+        <w:ind w:left="720" w:hanging="360"/>
+      </w:pPr>
+      <w:rPr>
+        <w:rFonts w:hint="default"/>
+      </w:rPr>
+    </w:lvl>
+    <w:lvl w:ilvl="1" w:tplc="40090019" w:tentative="1">
+      <w:start w:val="1"/>
+      <w:numFmt w:val="lowerLetter"/>
+      <w:lvlText w:val="%2."/>
+      <w:lvlJc w:val="left"/>
+      <w:pPr>
+        <w:ind w:left="1440" w:hanging="360"/>
+      </w:pPr>
+    </w:lvl>
+    <w:lvl w:ilvl="2" w:tplc="4009001B" w:tentative="1">
+      <w:start w:val="1"/>
+      <w:numFmt w:val="lowerRoman"/>
+      <w:lvlText w:val="%3."/>
+      <w:lvlJc w:val="right"/>
+      <w:pPr>
+        <w:ind w:left="2160" w:hanging="180"/>
+      </w:pPr>
+    </w:lvl>
+    <w:lvl w:ilvl="3" w:tplc="4009000F" w:tentative="1">
+      <w:start w:val="1"/>
+      <w:numFmt w:val="decimal"/>
+      <w:lvlText w:val="%4."/>
+      <w:lvlJc w:val="left"/>
+      <w:pPr>
+        <w:ind w:left="2880" w:hanging="360"/>
+      </w:pPr>
+    </w:lvl>
+    <w:lvl w:ilvl="4" w:tplc="40090019" w:tentative="1">
+      <w:start w:val="1"/>
+      <w:numFmt w:val="lowerLetter"/>
+      <w:lvlText w:val="%5."/>
+      <w:lvlJc w:val="left"/>
+      <w:pPr>
+        <w:ind w:left="3600" w:hanging="360"/>
+      </w:pPr>
+    </w:lvl>
+    <w:lvl w:ilvl="5" w:tplc="4009001B" w:tentative="1">
+      <w:start w:val="1"/>
+      <w:numFmt w:val="lowerRoman"/>
+      <w:lvlText w:val="%6."/>
+      <w:lvlJc w:val="right"/>
+      <w:pPr>
+        <w:ind w:left="4320" w:hanging="180"/>
+      </w:pPr>
+    </w:lvl>
+    <w:lvl w:ilvl="6" w:tplc="4009000F" w:tentative="1">
+      <w:start w:val="1"/>
+      <w:numFmt w:val="decimal"/>
+      <w:lvlText w:val="%7."/>
+      <w:lvlJc w:val="left"/>
+      <w:pPr>
+        <w:ind w:left="5040" w:hanging="360"/>
+      </w:pPr>
+    </w:lvl>
+    <w:lvl w:ilvl="7" w:tplc="40090019" w:tentative="1">
+      <w:start w:val="1"/>
+      <w:numFmt w:val="lowerLetter"/>
+      <w:lvlText w:val="%8."/>
+      <w:lvlJc w:val="left"/>
+      <w:pPr>
+        <w:ind w:left="5760" w:hanging="360"/>
+      </w:pPr>
+    </w:lvl>
+    <w:lvl w:ilvl="8" w:tplc="4009001B" w:tentative="1">
+      <w:start w:val="1"/>
+      <w:numFmt w:val="lowerRoman"/>
+      <w:lvlText w:val="%9."/>
+      <w:lvlJc w:val="right"/>
+      <w:pPr>
+        <w:ind w:left="6480" w:hanging="180"/>
+      </w:pPr>
+    </w:lvl>
+  </w:abstractNum>
+  <w:abstractNum w:abstractNumId="7" w15:restartNumberingAfterBreak="0">
     <w:nsid w:val="18A36030"/>
     <w:multiLevelType w:val="hybridMultilevel"/>
     <w:tmpl w:val="AAE227A4"/>
@@ -3994,7 +7870,215 @@
       </w:rPr>
     </w:lvl>
   </w:abstractNum>
-  <w:abstractNum w:abstractNumId="4" w15:restartNumberingAfterBreak="0">
+  <w:abstractNum w:abstractNumId="8" w15:restartNumberingAfterBreak="0">
+    <w:nsid w:val="1936633C"/>
+    <w:multiLevelType w:val="hybridMultilevel"/>
+    <w:tmpl w:val="88A6EA06"/>
+    <w:lvl w:ilvl="0" w:tplc="40090001">
+      <w:start w:val="1"/>
+      <w:numFmt w:val="bullet"/>
+      <w:lvlText w:val=""/>
+      <w:lvlJc w:val="left"/>
+      <w:pPr>
+        <w:ind w:left="720" w:hanging="360"/>
+      </w:pPr>
+      <w:rPr>
+        <w:rFonts w:ascii="Symbol" w:hAnsi="Symbol" w:hint="default"/>
+      </w:rPr>
+    </w:lvl>
+    <w:lvl w:ilvl="1" w:tplc="40090003" w:tentative="1">
+      <w:start w:val="1"/>
+      <w:numFmt w:val="bullet"/>
+      <w:lvlText w:val="o"/>
+      <w:lvlJc w:val="left"/>
+      <w:pPr>
+        <w:ind w:left="1440" w:hanging="360"/>
+      </w:pPr>
+      <w:rPr>
+        <w:rFonts w:ascii="Courier New" w:hAnsi="Courier New" w:cs="Courier New" w:hint="default"/>
+      </w:rPr>
+    </w:lvl>
+    <w:lvl w:ilvl="2" w:tplc="40090005" w:tentative="1">
+      <w:start w:val="1"/>
+      <w:numFmt w:val="bullet"/>
+      <w:lvlText w:val=""/>
+      <w:lvlJc w:val="left"/>
+      <w:pPr>
+        <w:ind w:left="2160" w:hanging="360"/>
+      </w:pPr>
+      <w:rPr>
+        <w:rFonts w:ascii="Wingdings" w:hAnsi="Wingdings" w:hint="default"/>
+      </w:rPr>
+    </w:lvl>
+    <w:lvl w:ilvl="3" w:tplc="40090001" w:tentative="1">
+      <w:start w:val="1"/>
+      <w:numFmt w:val="bullet"/>
+      <w:lvlText w:val=""/>
+      <w:lvlJc w:val="left"/>
+      <w:pPr>
+        <w:ind w:left="2880" w:hanging="360"/>
+      </w:pPr>
+      <w:rPr>
+        <w:rFonts w:ascii="Symbol" w:hAnsi="Symbol" w:hint="default"/>
+      </w:rPr>
+    </w:lvl>
+    <w:lvl w:ilvl="4" w:tplc="40090003" w:tentative="1">
+      <w:start w:val="1"/>
+      <w:numFmt w:val="bullet"/>
+      <w:lvlText w:val="o"/>
+      <w:lvlJc w:val="left"/>
+      <w:pPr>
+        <w:ind w:left="3600" w:hanging="360"/>
+      </w:pPr>
+      <w:rPr>
+        <w:rFonts w:ascii="Courier New" w:hAnsi="Courier New" w:cs="Courier New" w:hint="default"/>
+      </w:rPr>
+    </w:lvl>
+    <w:lvl w:ilvl="5" w:tplc="40090005" w:tentative="1">
+      <w:start w:val="1"/>
+      <w:numFmt w:val="bullet"/>
+      <w:lvlText w:val=""/>
+      <w:lvlJc w:val="left"/>
+      <w:pPr>
+        <w:ind w:left="4320" w:hanging="360"/>
+      </w:pPr>
+      <w:rPr>
+        <w:rFonts w:ascii="Wingdings" w:hAnsi="Wingdings" w:hint="default"/>
+      </w:rPr>
+    </w:lvl>
+    <w:lvl w:ilvl="6" w:tplc="40090001" w:tentative="1">
+      <w:start w:val="1"/>
+      <w:numFmt w:val="bullet"/>
+      <w:lvlText w:val=""/>
+      <w:lvlJc w:val="left"/>
+      <w:pPr>
+        <w:ind w:left="5040" w:hanging="360"/>
+      </w:pPr>
+      <w:rPr>
+        <w:rFonts w:ascii="Symbol" w:hAnsi="Symbol" w:hint="default"/>
+      </w:rPr>
+    </w:lvl>
+    <w:lvl w:ilvl="7" w:tplc="40090003" w:tentative="1">
+      <w:start w:val="1"/>
+      <w:numFmt w:val="bullet"/>
+      <w:lvlText w:val="o"/>
+      <w:lvlJc w:val="left"/>
+      <w:pPr>
+        <w:ind w:left="5760" w:hanging="360"/>
+      </w:pPr>
+      <w:rPr>
+        <w:rFonts w:ascii="Courier New" w:hAnsi="Courier New" w:cs="Courier New" w:hint="default"/>
+      </w:rPr>
+    </w:lvl>
+    <w:lvl w:ilvl="8" w:tplc="40090005" w:tentative="1">
+      <w:start w:val="1"/>
+      <w:numFmt w:val="bullet"/>
+      <w:lvlText w:val=""/>
+      <w:lvlJc w:val="left"/>
+      <w:pPr>
+        <w:ind w:left="6480" w:hanging="360"/>
+      </w:pPr>
+      <w:rPr>
+        <w:rFonts w:ascii="Wingdings" w:hAnsi="Wingdings" w:hint="default"/>
+      </w:rPr>
+    </w:lvl>
+  </w:abstractNum>
+  <w:abstractNum w:abstractNumId="9" w15:restartNumberingAfterBreak="0">
+    <w:nsid w:val="1B1351DB"/>
+    <w:multiLevelType w:val="multilevel"/>
+    <w:tmpl w:val="AF8650FA"/>
+    <w:lvl w:ilvl="0">
+      <w:start w:val="1"/>
+      <w:numFmt w:val="bullet"/>
+      <w:lvlText w:val=""/>
+      <w:lvlJc w:val="left"/>
+      <w:pPr>
+        <w:ind w:left="1080" w:hanging="360"/>
+      </w:pPr>
+      <w:rPr>
+        <w:rFonts w:ascii="Symbol" w:hAnsi="Symbol" w:hint="default"/>
+      </w:rPr>
+    </w:lvl>
+    <w:lvl w:ilvl="1">
+      <w:start w:val="1"/>
+      <w:numFmt w:val="bullet"/>
+      <w:lvlText w:val=""/>
+      <w:lvlJc w:val="left"/>
+      <w:pPr>
+        <w:ind w:left="1440" w:hanging="360"/>
+      </w:pPr>
+      <w:rPr>
+        <w:rFonts w:ascii="Symbol" w:hAnsi="Symbol" w:hint="default"/>
+      </w:rPr>
+    </w:lvl>
+    <w:lvl w:ilvl="2">
+      <w:start w:val="1"/>
+      <w:numFmt w:val="bullet"/>
+      <w:lvlText w:val="o"/>
+      <w:lvlJc w:val="left"/>
+      <w:pPr>
+        <w:ind w:left="1800" w:hanging="360"/>
+      </w:pPr>
+      <w:rPr>
+        <w:rFonts w:ascii="Courier New" w:hAnsi="Courier New" w:cs="Courier New" w:hint="default"/>
+      </w:rPr>
+    </w:lvl>
+    <w:lvl w:ilvl="3">
+      <w:start w:val="1"/>
+      <w:numFmt w:val="decimal"/>
+      <w:lvlText w:val="%1.%2.%3.%4."/>
+      <w:lvlJc w:val="left"/>
+      <w:pPr>
+        <w:ind w:left="2448" w:hanging="648"/>
+      </w:pPr>
+    </w:lvl>
+    <w:lvl w:ilvl="4">
+      <w:start w:val="1"/>
+      <w:numFmt w:val="decimal"/>
+      <w:lvlText w:val="%1.%2.%3.%4.%5."/>
+      <w:lvlJc w:val="left"/>
+      <w:pPr>
+        <w:ind w:left="2952" w:hanging="792"/>
+      </w:pPr>
+    </w:lvl>
+    <w:lvl w:ilvl="5">
+      <w:start w:val="1"/>
+      <w:numFmt w:val="decimal"/>
+      <w:lvlText w:val="%1.%2.%3.%4.%5.%6."/>
+      <w:lvlJc w:val="left"/>
+      <w:pPr>
+        <w:ind w:left="3456" w:hanging="936"/>
+      </w:pPr>
+    </w:lvl>
+    <w:lvl w:ilvl="6">
+      <w:start w:val="1"/>
+      <w:numFmt w:val="decimal"/>
+      <w:lvlText w:val="%1.%2.%3.%4.%5.%6.%7."/>
+      <w:lvlJc w:val="left"/>
+      <w:pPr>
+        <w:ind w:left="3960" w:hanging="1080"/>
+      </w:pPr>
+    </w:lvl>
+    <w:lvl w:ilvl="7">
+      <w:start w:val="1"/>
+      <w:numFmt w:val="decimal"/>
+      <w:lvlText w:val="%1.%2.%3.%4.%5.%6.%7.%8."/>
+      <w:lvlJc w:val="left"/>
+      <w:pPr>
+        <w:ind w:left="4464" w:hanging="1224"/>
+      </w:pPr>
+    </w:lvl>
+    <w:lvl w:ilvl="8">
+      <w:start w:val="1"/>
+      <w:numFmt w:val="decimal"/>
+      <w:lvlText w:val="%1.%2.%3.%4.%5.%6.%7.%8.%9."/>
+      <w:lvlJc w:val="left"/>
+      <w:pPr>
+        <w:ind w:left="5040" w:hanging="1440"/>
+      </w:pPr>
+    </w:lvl>
+  </w:abstractNum>
+  <w:abstractNum w:abstractNumId="10" w15:restartNumberingAfterBreak="0">
     <w:nsid w:val="1E7702BB"/>
     <w:multiLevelType w:val="hybridMultilevel"/>
     <w:tmpl w:val="C66807EE"/>
@@ -4107,7 +8191,7 @@
       </w:rPr>
     </w:lvl>
   </w:abstractNum>
-  <w:abstractNum w:abstractNumId="5" w15:restartNumberingAfterBreak="0">
+  <w:abstractNum w:abstractNumId="11" w15:restartNumberingAfterBreak="0">
     <w:nsid w:val="1E89188C"/>
     <w:multiLevelType w:val="hybridMultilevel"/>
     <w:tmpl w:val="B1D26A7E"/>
@@ -4220,10 +8304,10 @@
       </w:rPr>
     </w:lvl>
   </w:abstractNum>
-  <w:abstractNum w:abstractNumId="6" w15:restartNumberingAfterBreak="0">
+  <w:abstractNum w:abstractNumId="12" w15:restartNumberingAfterBreak="0">
     <w:nsid w:val="1EC762B4"/>
     <w:multiLevelType w:val="multilevel"/>
-    <w:tmpl w:val="4009001F"/>
+    <w:tmpl w:val="59265CBE"/>
     <w:lvl w:ilvl="0">
       <w:start w:val="1"/>
       <w:numFmt w:val="decimal"/>
@@ -4244,12 +8328,15 @@
     </w:lvl>
     <w:lvl w:ilvl="2">
       <w:start w:val="1"/>
-      <w:numFmt w:val="decimal"/>
-      <w:lvlText w:val="%1.%2.%3."/>
-      <w:lvlJc w:val="left"/>
-      <w:pPr>
-        <w:ind w:left="1224" w:hanging="504"/>
-      </w:pPr>
+      <w:numFmt w:val="bullet"/>
+      <w:lvlText w:val=""/>
+      <w:lvlJc w:val="left"/>
+      <w:pPr>
+        <w:ind w:left="1080" w:hanging="360"/>
+      </w:pPr>
+      <w:rPr>
+        <w:rFonts w:ascii="Symbol" w:hAnsi="Symbol" w:hint="default"/>
+      </w:rPr>
     </w:lvl>
     <w:lvl w:ilvl="3">
       <w:start w:val="1"/>
@@ -4306,7 +8393,7 @@
       </w:pPr>
     </w:lvl>
   </w:abstractNum>
-  <w:abstractNum w:abstractNumId="7" w15:restartNumberingAfterBreak="0">
+  <w:abstractNum w:abstractNumId="13" w15:restartNumberingAfterBreak="0">
     <w:nsid w:val="21697168"/>
     <w:multiLevelType w:val="multilevel"/>
     <w:tmpl w:val="4009001F"/>
@@ -4392,7 +8479,120 @@
       </w:pPr>
     </w:lvl>
   </w:abstractNum>
-  <w:abstractNum w:abstractNumId="8" w15:restartNumberingAfterBreak="0">
+  <w:abstractNum w:abstractNumId="14" w15:restartNumberingAfterBreak="0">
+    <w:nsid w:val="2237450F"/>
+    <w:multiLevelType w:val="multilevel"/>
+    <w:tmpl w:val="15408114"/>
+    <w:lvl w:ilvl="0">
+      <w:start w:val="4"/>
+      <w:numFmt w:val="decimal"/>
+      <w:lvlText w:val="%1."/>
+      <w:lvlJc w:val="left"/>
+      <w:pPr>
+        <w:ind w:left="500" w:hanging="500"/>
+      </w:pPr>
+      <w:rPr>
+        <w:rFonts w:hint="default"/>
+      </w:rPr>
+    </w:lvl>
+    <w:lvl w:ilvl="1">
+      <w:start w:val="2"/>
+      <w:numFmt w:val="decimal"/>
+      <w:lvlText w:val="%1.%2."/>
+      <w:lvlJc w:val="left"/>
+      <w:pPr>
+        <w:ind w:left="720" w:hanging="720"/>
+      </w:pPr>
+      <w:rPr>
+        <w:rFonts w:hint="default"/>
+      </w:rPr>
+    </w:lvl>
+    <w:lvl w:ilvl="2">
+      <w:start w:val="1"/>
+      <w:numFmt w:val="decimal"/>
+      <w:lvlText w:val="%1.%2.%3."/>
+      <w:lvlJc w:val="left"/>
+      <w:pPr>
+        <w:ind w:left="1080" w:hanging="1080"/>
+      </w:pPr>
+      <w:rPr>
+        <w:rFonts w:hint="default"/>
+      </w:rPr>
+    </w:lvl>
+    <w:lvl w:ilvl="3">
+      <w:start w:val="1"/>
+      <w:numFmt w:val="decimal"/>
+      <w:lvlText w:val="%1.%2.%3.%4."/>
+      <w:lvlJc w:val="left"/>
+      <w:pPr>
+        <w:ind w:left="1080" w:hanging="1080"/>
+      </w:pPr>
+      <w:rPr>
+        <w:rFonts w:hint="default"/>
+      </w:rPr>
+    </w:lvl>
+    <w:lvl w:ilvl="4">
+      <w:start w:val="1"/>
+      <w:numFmt w:val="decimal"/>
+      <w:lvlText w:val="%1.%2.%3.%4.%5."/>
+      <w:lvlJc w:val="left"/>
+      <w:pPr>
+        <w:ind w:left="1440" w:hanging="1440"/>
+      </w:pPr>
+      <w:rPr>
+        <w:rFonts w:hint="default"/>
+      </w:rPr>
+    </w:lvl>
+    <w:lvl w:ilvl="5">
+      <w:start w:val="1"/>
+      <w:numFmt w:val="decimal"/>
+      <w:lvlText w:val="%1.%2.%3.%4.%5.%6."/>
+      <w:lvlJc w:val="left"/>
+      <w:pPr>
+        <w:ind w:left="1800" w:hanging="1800"/>
+      </w:pPr>
+      <w:rPr>
+        <w:rFonts w:hint="default"/>
+      </w:rPr>
+    </w:lvl>
+    <w:lvl w:ilvl="6">
+      <w:start w:val="1"/>
+      <w:numFmt w:val="decimal"/>
+      <w:lvlText w:val="%1.%2.%3.%4.%5.%6.%7."/>
+      <w:lvlJc w:val="left"/>
+      <w:pPr>
+        <w:ind w:left="1800" w:hanging="1800"/>
+      </w:pPr>
+      <w:rPr>
+        <w:rFonts w:hint="default"/>
+      </w:rPr>
+    </w:lvl>
+    <w:lvl w:ilvl="7">
+      <w:start w:val="1"/>
+      <w:numFmt w:val="decimal"/>
+      <w:lvlText w:val="%1.%2.%3.%4.%5.%6.%7.%8."/>
+      <w:lvlJc w:val="left"/>
+      <w:pPr>
+        <w:ind w:left="2160" w:hanging="2160"/>
+      </w:pPr>
+      <w:rPr>
+        <w:rFonts w:hint="default"/>
+      </w:rPr>
+    </w:lvl>
+    <w:lvl w:ilvl="8">
+      <w:start w:val="1"/>
+      <w:numFmt w:val="decimal"/>
+      <w:lvlText w:val="%1.%2.%3.%4.%5.%6.%7.%8.%9."/>
+      <w:lvlJc w:val="left"/>
+      <w:pPr>
+        <w:ind w:left="2520" w:hanging="2520"/>
+      </w:pPr>
+      <w:rPr>
+        <w:rFonts w:hint="default"/>
+      </w:rPr>
+    </w:lvl>
+  </w:abstractNum>
+  <w:abstractNum w:abstractNumId="15" w15:restartNumberingAfterBreak="0">
     <w:nsid w:val="23EC5BAB"/>
     <w:multiLevelType w:val="hybridMultilevel"/>
     <w:tmpl w:val="03DECD06"/>
@@ -4505,7 +8705,191 @@
       </w:rPr>
     </w:lvl>
   </w:abstractNum>
-  <w:abstractNum w:abstractNumId="9" w15:restartNumberingAfterBreak="0">
+  <w:abstractNum w:abstractNumId="16" w15:restartNumberingAfterBreak="0">
+    <w:nsid w:val="247E1E72"/>
+    <w:multiLevelType w:val="hybridMultilevel"/>
+    <w:tmpl w:val="85A202F8"/>
+    <w:lvl w:ilvl="0" w:tplc="4009000F">
+      <w:start w:val="1"/>
+      <w:numFmt w:val="decimal"/>
+      <w:lvlText w:val="%1."/>
+      <w:lvlJc w:val="left"/>
+      <w:pPr>
+        <w:ind w:left="360" w:hanging="360"/>
+      </w:pPr>
+      <w:rPr>
+        <w:rFonts w:hint="default"/>
+      </w:rPr>
+    </w:lvl>
+    <w:lvl w:ilvl="1" w:tplc="40090019" w:tentative="1">
+      <w:start w:val="1"/>
+      <w:numFmt w:val="lowerLetter"/>
+      <w:lvlText w:val="%2."/>
+      <w:lvlJc w:val="left"/>
+      <w:pPr>
+        <w:ind w:left="1080" w:hanging="360"/>
+      </w:pPr>
+    </w:lvl>
+    <w:lvl w:ilvl="2" w:tplc="4009001B" w:tentative="1">
+      <w:start w:val="1"/>
+      <w:numFmt w:val="lowerRoman"/>
+      <w:lvlText w:val="%3."/>
+      <w:lvlJc w:val="right"/>
+      <w:pPr>
+        <w:ind w:left="1800" w:hanging="180"/>
+      </w:pPr>
+    </w:lvl>
+    <w:lvl w:ilvl="3" w:tplc="4009000F" w:tentative="1">
+      <w:start w:val="1"/>
+      <w:numFmt w:val="decimal"/>
+      <w:lvlText w:val="%4."/>
+      <w:lvlJc w:val="left"/>
+      <w:pPr>
+        <w:ind w:left="2520" w:hanging="360"/>
+      </w:pPr>
+    </w:lvl>
+    <w:lvl w:ilvl="4" w:tplc="40090019" w:tentative="1">
+      <w:start w:val="1"/>
+      <w:numFmt w:val="lowerLetter"/>
+      <w:lvlText w:val="%5."/>
+      <w:lvlJc w:val="left"/>
+      <w:pPr>
+        <w:ind w:left="3240" w:hanging="360"/>
+      </w:pPr>
+    </w:lvl>
+    <w:lvl w:ilvl="5" w:tplc="4009001B" w:tentative="1">
+      <w:start w:val="1"/>
+      <w:numFmt w:val="lowerRoman"/>
+      <w:lvlText w:val="%6."/>
+      <w:lvlJc w:val="right"/>
+      <w:pPr>
+        <w:ind w:left="3960" w:hanging="180"/>
+      </w:pPr>
+    </w:lvl>
+    <w:lvl w:ilvl="6" w:tplc="4009000F" w:tentative="1">
+      <w:start w:val="1"/>
+      <w:numFmt w:val="decimal"/>
+      <w:lvlText w:val="%7."/>
+      <w:lvlJc w:val="left"/>
+      <w:pPr>
+        <w:ind w:left="4680" w:hanging="360"/>
+      </w:pPr>
+    </w:lvl>
+    <w:lvl w:ilvl="7" w:tplc="40090019" w:tentative="1">
+      <w:start w:val="1"/>
+      <w:numFmt w:val="lowerLetter"/>
+      <w:lvlText w:val="%8."/>
+      <w:lvlJc w:val="left"/>
+      <w:pPr>
+        <w:ind w:left="5400" w:hanging="360"/>
+      </w:pPr>
+    </w:lvl>
+    <w:lvl w:ilvl="8" w:tplc="4009001B" w:tentative="1">
+      <w:start w:val="1"/>
+      <w:numFmt w:val="lowerRoman"/>
+      <w:lvlText w:val="%9."/>
+      <w:lvlJc w:val="right"/>
+      <w:pPr>
+        <w:ind w:left="6120" w:hanging="180"/>
+      </w:pPr>
+    </w:lvl>
+  </w:abstractNum>
+  <w:abstractNum w:abstractNumId="17" w15:restartNumberingAfterBreak="0">
+    <w:nsid w:val="31302F2A"/>
+    <w:multiLevelType w:val="multilevel"/>
+    <w:tmpl w:val="AF8650FA"/>
+    <w:lvl w:ilvl="0">
+      <w:start w:val="1"/>
+      <w:numFmt w:val="bullet"/>
+      <w:lvlText w:val=""/>
+      <w:lvlJc w:val="left"/>
+      <w:pPr>
+        <w:ind w:left="1080" w:hanging="360"/>
+      </w:pPr>
+      <w:rPr>
+        <w:rFonts w:ascii="Symbol" w:hAnsi="Symbol" w:hint="default"/>
+      </w:rPr>
+    </w:lvl>
+    <w:lvl w:ilvl="1">
+      <w:start w:val="1"/>
+      <w:numFmt w:val="bullet"/>
+      <w:lvlText w:val=""/>
+      <w:lvlJc w:val="left"/>
+      <w:pPr>
+        <w:ind w:left="1440" w:hanging="360"/>
+      </w:pPr>
+      <w:rPr>
+        <w:rFonts w:ascii="Symbol" w:hAnsi="Symbol" w:hint="default"/>
+      </w:rPr>
+    </w:lvl>
+    <w:lvl w:ilvl="2">
+      <w:start w:val="1"/>
+      <w:numFmt w:val="bullet"/>
+      <w:lvlText w:val="o"/>
+      <w:lvlJc w:val="left"/>
+      <w:pPr>
+        <w:ind w:left="1800" w:hanging="360"/>
+      </w:pPr>
+      <w:rPr>
+        <w:rFonts w:ascii="Courier New" w:hAnsi="Courier New" w:cs="Courier New" w:hint="default"/>
+      </w:rPr>
+    </w:lvl>
+    <w:lvl w:ilvl="3">
+      <w:start w:val="1"/>
+      <w:numFmt w:val="decimal"/>
+      <w:lvlText w:val="%1.%2.%3.%4."/>
+      <w:lvlJc w:val="left"/>
+      <w:pPr>
+        <w:ind w:left="2448" w:hanging="648"/>
+      </w:pPr>
+    </w:lvl>
+    <w:lvl w:ilvl="4">
+      <w:start w:val="1"/>
+      <w:numFmt w:val="decimal"/>
+      <w:lvlText w:val="%1.%2.%3.%4.%5."/>
+      <w:lvlJc w:val="left"/>
+      <w:pPr>
+        <w:ind w:left="2952" w:hanging="792"/>
+      </w:pPr>
+    </w:lvl>
+    <w:lvl w:ilvl="5">
+      <w:start w:val="1"/>
+      <w:numFmt w:val="decimal"/>
+      <w:lvlText w:val="%1.%2.%3.%4.%5.%6."/>
+      <w:lvlJc w:val="left"/>
+      <w:pPr>
+        <w:ind w:left="3456" w:hanging="936"/>
+      </w:pPr>
+    </w:lvl>
+    <w:lvl w:ilvl="6">
+      <w:start w:val="1"/>
+      <w:numFmt w:val="decimal"/>
+      <w:lvlText w:val="%1.%2.%3.%4.%5.%6.%7."/>
+      <w:lvlJc w:val="left"/>
+      <w:pPr>
+        <w:ind w:left="3960" w:hanging="1080"/>
+      </w:pPr>
+    </w:lvl>
+    <w:lvl w:ilvl="7">
+      <w:start w:val="1"/>
+      <w:numFmt w:val="decimal"/>
+      <w:lvlText w:val="%1.%2.%3.%4.%5.%6.%7.%8."/>
+      <w:lvlJc w:val="left"/>
+      <w:pPr>
+        <w:ind w:left="4464" w:hanging="1224"/>
+      </w:pPr>
+    </w:lvl>
+    <w:lvl w:ilvl="8">
+      <w:start w:val="1"/>
+      <w:numFmt w:val="decimal"/>
+      <w:lvlText w:val="%1.%2.%3.%4.%5.%6.%7.%8.%9."/>
+      <w:lvlJc w:val="left"/>
+      <w:pPr>
+        <w:ind w:left="5040" w:hanging="1440"/>
+      </w:pPr>
+    </w:lvl>
+  </w:abstractNum>
+  <w:abstractNum w:abstractNumId="18" w15:restartNumberingAfterBreak="0">
     <w:nsid w:val="33B67CAC"/>
     <w:multiLevelType w:val="multilevel"/>
     <w:tmpl w:val="4009001F"/>
@@ -4591,7 +8975,191 @@
       </w:pPr>
     </w:lvl>
   </w:abstractNum>
-  <w:abstractNum w:abstractNumId="10" w15:restartNumberingAfterBreak="0">
+  <w:abstractNum w:abstractNumId="19" w15:restartNumberingAfterBreak="0">
+    <w:nsid w:val="393D0DF4"/>
+    <w:multiLevelType w:val="multilevel"/>
+    <w:tmpl w:val="A43E5F90"/>
+    <w:lvl w:ilvl="0">
+      <w:start w:val="1"/>
+      <w:numFmt w:val="decimal"/>
+      <w:lvlText w:val="%1."/>
+      <w:lvlJc w:val="left"/>
+      <w:pPr>
+        <w:ind w:left="360" w:hanging="360"/>
+      </w:pPr>
+    </w:lvl>
+    <w:lvl w:ilvl="1">
+      <w:start w:val="1"/>
+      <w:numFmt w:val="bullet"/>
+      <w:lvlText w:val=""/>
+      <w:lvlJc w:val="left"/>
+      <w:pPr>
+        <w:ind w:left="720" w:hanging="360"/>
+      </w:pPr>
+      <w:rPr>
+        <w:rFonts w:ascii="Symbol" w:hAnsi="Symbol" w:hint="default"/>
+      </w:rPr>
+    </w:lvl>
+    <w:lvl w:ilvl="2">
+      <w:start w:val="1"/>
+      <w:numFmt w:val="decimal"/>
+      <w:lvlText w:val="%1.%2.%3."/>
+      <w:lvlJc w:val="left"/>
+      <w:pPr>
+        <w:ind w:left="1224" w:hanging="504"/>
+      </w:pPr>
+    </w:lvl>
+    <w:lvl w:ilvl="3">
+      <w:start w:val="1"/>
+      <w:numFmt w:val="decimal"/>
+      <w:lvlText w:val="%1.%2.%3.%4."/>
+      <w:lvlJc w:val="left"/>
+      <w:pPr>
+        <w:ind w:left="1728" w:hanging="648"/>
+      </w:pPr>
+    </w:lvl>
+    <w:lvl w:ilvl="4">
+      <w:start w:val="1"/>
+      <w:numFmt w:val="decimal"/>
+      <w:lvlText w:val="%1.%2.%3.%4.%5."/>
+      <w:lvlJc w:val="left"/>
+      <w:pPr>
+        <w:ind w:left="2232" w:hanging="792"/>
+      </w:pPr>
+    </w:lvl>
+    <w:lvl w:ilvl="5">
+      <w:start w:val="1"/>
+      <w:numFmt w:val="decimal"/>
+      <w:lvlText w:val="%1.%2.%3.%4.%5.%6."/>
+      <w:lvlJc w:val="left"/>
+      <w:pPr>
+        <w:ind w:left="2736" w:hanging="936"/>
+      </w:pPr>
+    </w:lvl>
+    <w:lvl w:ilvl="6">
+      <w:start w:val="1"/>
+      <w:numFmt w:val="decimal"/>
+      <w:lvlText w:val="%1.%2.%3.%4.%5.%6.%7."/>
+      <w:lvlJc w:val="left"/>
+      <w:pPr>
+        <w:ind w:left="3240" w:hanging="1080"/>
+      </w:pPr>
+    </w:lvl>
+    <w:lvl w:ilvl="7">
+      <w:start w:val="1"/>
+      <w:numFmt w:val="decimal"/>
+      <w:lvlText w:val="%1.%2.%3.%4.%5.%6.%7.%8."/>
+      <w:lvlJc w:val="left"/>
+      <w:pPr>
+        <w:ind w:left="3744" w:hanging="1224"/>
+      </w:pPr>
+    </w:lvl>
+    <w:lvl w:ilvl="8">
+      <w:start w:val="1"/>
+      <w:numFmt w:val="decimal"/>
+      <w:lvlText w:val="%1.%2.%3.%4.%5.%6.%7.%8.%9."/>
+      <w:lvlJc w:val="left"/>
+      <w:pPr>
+        <w:ind w:left="4320" w:hanging="1440"/>
+      </w:pPr>
+    </w:lvl>
+  </w:abstractNum>
+  <w:abstractNum w:abstractNumId="20" w15:restartNumberingAfterBreak="0">
+    <w:nsid w:val="418432CC"/>
+    <w:multiLevelType w:val="multilevel"/>
+    <w:tmpl w:val="0EA41B88"/>
+    <w:lvl w:ilvl="0">
+      <w:start w:val="1"/>
+      <w:numFmt w:val="bullet"/>
+      <w:lvlText w:val=""/>
+      <w:lvlJc w:val="left"/>
+      <w:pPr>
+        <w:ind w:left="1080" w:hanging="360"/>
+      </w:pPr>
+      <w:rPr>
+        <w:rFonts w:ascii="Symbol" w:hAnsi="Symbol" w:hint="default"/>
+      </w:rPr>
+    </w:lvl>
+    <w:lvl w:ilvl="1">
+      <w:start w:val="1"/>
+      <w:numFmt w:val="bullet"/>
+      <w:lvlText w:val=""/>
+      <w:lvlJc w:val="left"/>
+      <w:pPr>
+        <w:ind w:left="1440" w:hanging="360"/>
+      </w:pPr>
+      <w:rPr>
+        <w:rFonts w:ascii="Symbol" w:hAnsi="Symbol" w:hint="default"/>
+      </w:rPr>
+    </w:lvl>
+    <w:lvl w:ilvl="2">
+      <w:start w:val="1"/>
+      <w:numFmt w:val="bullet"/>
+      <w:lvlText w:val="o"/>
+      <w:lvlJc w:val="left"/>
+      <w:pPr>
+        <w:ind w:left="1800" w:hanging="360"/>
+      </w:pPr>
+      <w:rPr>
+        <w:rFonts w:ascii="Courier New" w:hAnsi="Courier New" w:cs="Courier New" w:hint="default"/>
+      </w:rPr>
+    </w:lvl>
+    <w:lvl w:ilvl="3">
+      <w:start w:val="1"/>
+      <w:numFmt w:val="decimal"/>
+      <w:lvlText w:val="%1.%2.%3.%4."/>
+      <w:lvlJc w:val="left"/>
+      <w:pPr>
+        <w:ind w:left="2448" w:hanging="648"/>
+      </w:pPr>
+    </w:lvl>
+    <w:lvl w:ilvl="4">
+      <w:start w:val="1"/>
+      <w:numFmt w:val="decimal"/>
+      <w:lvlText w:val="%1.%2.%3.%4.%5."/>
+      <w:lvlJc w:val="left"/>
+      <w:pPr>
+        <w:ind w:left="2952" w:hanging="792"/>
+      </w:pPr>
+    </w:lvl>
+    <w:lvl w:ilvl="5">
+      <w:start w:val="1"/>
+      <w:numFmt w:val="decimal"/>
+      <w:lvlText w:val="%1.%2.%3.%4.%5.%6."/>
+      <w:lvlJc w:val="left"/>
+      <w:pPr>
+        <w:ind w:left="3456" w:hanging="936"/>
+      </w:pPr>
+    </w:lvl>
+    <w:lvl w:ilvl="6">
+      <w:start w:val="1"/>
+      <w:numFmt w:val="decimal"/>
+      <w:lvlText w:val="%1.%2.%3.%4.%5.%6.%7."/>
+      <w:lvlJc w:val="left"/>
+      <w:pPr>
+        <w:ind w:left="3960" w:hanging="1080"/>
+      </w:pPr>
+    </w:lvl>
+    <w:lvl w:ilvl="7">
+      <w:start w:val="1"/>
+      <w:numFmt w:val="decimal"/>
+      <w:lvlText w:val="%1.%2.%3.%4.%5.%6.%7.%8."/>
+      <w:lvlJc w:val="left"/>
+      <w:pPr>
+        <w:ind w:left="4464" w:hanging="1224"/>
+      </w:pPr>
+    </w:lvl>
+    <w:lvl w:ilvl="8">
+      <w:start w:val="1"/>
+      <w:numFmt w:val="decimal"/>
+      <w:lvlText w:val="%1.%2.%3.%4.%5.%6.%7.%8.%9."/>
+      <w:lvlJc w:val="left"/>
+      <w:pPr>
+        <w:ind w:left="5040" w:hanging="1440"/>
+      </w:pPr>
+    </w:lvl>
+  </w:abstractNum>
+  <w:abstractNum w:abstractNumId="21" w15:restartNumberingAfterBreak="0">
     <w:nsid w:val="460E4141"/>
     <w:multiLevelType w:val="hybridMultilevel"/>
     <w:tmpl w:val="23C46E06"/>
@@ -4704,7 +9272,99 @@
       </w:rPr>
     </w:lvl>
   </w:abstractNum>
-  <w:abstractNum w:abstractNumId="11" w15:restartNumberingAfterBreak="0">
+  <w:abstractNum w:abstractNumId="22" w15:restartNumberingAfterBreak="0">
+    <w:nsid w:val="4AAB387A"/>
+    <w:multiLevelType w:val="multilevel"/>
+    <w:tmpl w:val="72DC0442"/>
+    <w:lvl w:ilvl="0">
+      <w:start w:val="1"/>
+      <w:numFmt w:val="bullet"/>
+      <w:lvlText w:val=""/>
+      <w:lvlJc w:val="left"/>
+      <w:pPr>
+        <w:ind w:left="1080" w:hanging="360"/>
+      </w:pPr>
+      <w:rPr>
+        <w:rFonts w:ascii="Symbol" w:hAnsi="Symbol" w:hint="default"/>
+      </w:rPr>
+    </w:lvl>
+    <w:lvl w:ilvl="1">
+      <w:start w:val="1"/>
+      <w:numFmt w:val="bullet"/>
+      <w:lvlText w:val="o"/>
+      <w:lvlJc w:val="left"/>
+      <w:pPr>
+        <w:ind w:left="1440" w:hanging="360"/>
+      </w:pPr>
+      <w:rPr>
+        <w:rFonts w:ascii="Courier New" w:hAnsi="Courier New" w:cs="Courier New" w:hint="default"/>
+      </w:rPr>
+    </w:lvl>
+    <w:lvl w:ilvl="2">
+      <w:start w:val="1"/>
+      <w:numFmt w:val="decimal"/>
+      <w:lvlText w:val="%1.%2.%3."/>
+      <w:lvlJc w:val="left"/>
+      <w:pPr>
+        <w:ind w:left="1944" w:hanging="504"/>
+      </w:pPr>
+    </w:lvl>
+    <w:lvl w:ilvl="3">
+      <w:start w:val="1"/>
+      <w:numFmt w:val="decimal"/>
+      <w:lvlText w:val="%1.%2.%3.%4."/>
+      <w:lvlJc w:val="left"/>
+      <w:pPr>
+        <w:ind w:left="2448" w:hanging="648"/>
+      </w:pPr>
+    </w:lvl>
+    <w:lvl w:ilvl="4">
+      <w:start w:val="1"/>
+      <w:numFmt w:val="decimal"/>
+      <w:lvlText w:val="%1.%2.%3.%4.%5."/>
+      <w:lvlJc w:val="left"/>
+      <w:pPr>
+        <w:ind w:left="2952" w:hanging="792"/>
+      </w:pPr>
+    </w:lvl>
+    <w:lvl w:ilvl="5">
+      <w:start w:val="1"/>
+      <w:numFmt w:val="decimal"/>
+      <w:lvlText w:val="%1.%2.%3.%4.%5.%6."/>
+      <w:lvlJc w:val="left"/>
+      <w:pPr>
+        <w:ind w:left="3456" w:hanging="936"/>
+      </w:pPr>
+    </w:lvl>
+    <w:lvl w:ilvl="6">
+      <w:start w:val="1"/>
+      <w:numFmt w:val="decimal"/>
+      <w:lvlText w:val="%1.%2.%3.%4.%5.%6.%7."/>
+      <w:lvlJc w:val="left"/>
+      <w:pPr>
+        <w:ind w:left="3960" w:hanging="1080"/>
+      </w:pPr>
+    </w:lvl>
+    <w:lvl w:ilvl="7">
+      <w:start w:val="1"/>
+      <w:numFmt w:val="decimal"/>
+      <w:lvlText w:val="%1.%2.%3.%4.%5.%6.%7.%8."/>
+      <w:lvlJc w:val="left"/>
+      <w:pPr>
+        <w:ind w:left="4464" w:hanging="1224"/>
+      </w:pPr>
+    </w:lvl>
+    <w:lvl w:ilvl="8">
+      <w:start w:val="1"/>
+      <w:numFmt w:val="decimal"/>
+      <w:lvlText w:val="%1.%2.%3.%4.%5.%6.%7.%8.%9."/>
+      <w:lvlJc w:val="left"/>
+      <w:pPr>
+        <w:ind w:left="5040" w:hanging="1440"/>
+      </w:pPr>
+    </w:lvl>
+  </w:abstractNum>
+  <w:abstractNum w:abstractNumId="23" w15:restartNumberingAfterBreak="0">
     <w:nsid w:val="4C633A2A"/>
     <w:multiLevelType w:val="multilevel"/>
     <w:tmpl w:val="4B603932"/>
@@ -4817,7 +9477,7 @@
       </w:rPr>
     </w:lvl>
   </w:abstractNum>
-  <w:abstractNum w:abstractNumId="12" w15:restartNumberingAfterBreak="0">
+  <w:abstractNum w:abstractNumId="24" w15:restartNumberingAfterBreak="0">
     <w:nsid w:val="4E653C6F"/>
     <w:multiLevelType w:val="hybridMultilevel"/>
     <w:tmpl w:val="684CCAD2"/>
@@ -4903,7 +9563,102 @@
       </w:pPr>
     </w:lvl>
   </w:abstractNum>
-  <w:abstractNum w:abstractNumId="13" w15:restartNumberingAfterBreak="0">
+  <w:abstractNum w:abstractNumId="25" w15:restartNumberingAfterBreak="0">
+    <w:nsid w:val="4F773F7C"/>
+    <w:multiLevelType w:val="multilevel"/>
+    <w:tmpl w:val="AF8650FA"/>
+    <w:lvl w:ilvl="0">
+      <w:start w:val="1"/>
+      <w:numFmt w:val="bullet"/>
+      <w:lvlText w:val=""/>
+      <w:lvlJc w:val="left"/>
+      <w:pPr>
+        <w:ind w:left="1080" w:hanging="360"/>
+      </w:pPr>
+      <w:rPr>
+        <w:rFonts w:ascii="Symbol" w:hAnsi="Symbol" w:hint="default"/>
+      </w:rPr>
+    </w:lvl>
+    <w:lvl w:ilvl="1">
+      <w:start w:val="1"/>
+      <w:numFmt w:val="bullet"/>
+      <w:lvlText w:val=""/>
+      <w:lvlJc w:val="left"/>
+      <w:pPr>
+        <w:ind w:left="1440" w:hanging="360"/>
+      </w:pPr>
+      <w:rPr>
+        <w:rFonts w:ascii="Symbol" w:hAnsi="Symbol" w:hint="default"/>
+      </w:rPr>
+    </w:lvl>
+    <w:lvl w:ilvl="2">
+      <w:start w:val="1"/>
+      <w:numFmt w:val="bullet"/>
+      <w:lvlText w:val="o"/>
+      <w:lvlJc w:val="left"/>
+      <w:pPr>
+        <w:ind w:left="1800" w:hanging="360"/>
+      </w:pPr>
+      <w:rPr>
+        <w:rFonts w:ascii="Courier New" w:hAnsi="Courier New" w:cs="Courier New" w:hint="default"/>
+      </w:rPr>
+    </w:lvl>
+    <w:lvl w:ilvl="3">
+      <w:start w:val="1"/>
+      <w:numFmt w:val="decimal"/>
+      <w:lvlText w:val="%1.%2.%3.%4."/>
+      <w:lvlJc w:val="left"/>
+      <w:pPr>
+        <w:ind w:left="2448" w:hanging="648"/>
+      </w:pPr>
+    </w:lvl>
+    <w:lvl w:ilvl="4">
+      <w:start w:val="1"/>
+      <w:numFmt w:val="decimal"/>
+      <w:lvlText w:val="%1.%2.%3.%4.%5."/>
+      <w:lvlJc w:val="left"/>
+      <w:pPr>
+        <w:ind w:left="2952" w:hanging="792"/>
+      </w:pPr>
+    </w:lvl>
+    <w:lvl w:ilvl="5">
+      <w:start w:val="1"/>
+      <w:numFmt w:val="decimal"/>
+      <w:lvlText w:val="%1.%2.%3.%4.%5.%6."/>
+      <w:lvlJc w:val="left"/>
+      <w:pPr>
+        <w:ind w:left="3456" w:hanging="936"/>
+      </w:pPr>
+    </w:lvl>
+    <w:lvl w:ilvl="6">
+      <w:start w:val="1"/>
+      <w:numFmt w:val="decimal"/>
+      <w:lvlText w:val="%1.%2.%3.%4.%5.%6.%7."/>
+      <w:lvlJc w:val="left"/>
+      <w:pPr>
+        <w:ind w:left="3960" w:hanging="1080"/>
+      </w:pPr>
+    </w:lvl>
+    <w:lvl w:ilvl="7">
+      <w:start w:val="1"/>
+      <w:numFmt w:val="decimal"/>
+      <w:lvlText w:val="%1.%2.%3.%4.%5.%6.%7.%8."/>
+      <w:lvlJc w:val="left"/>
+      <w:pPr>
+        <w:ind w:left="4464" w:hanging="1224"/>
+      </w:pPr>
+    </w:lvl>
+    <w:lvl w:ilvl="8">
+      <w:start w:val="1"/>
+      <w:numFmt w:val="decimal"/>
+      <w:lvlText w:val="%1.%2.%3.%4.%5.%6.%7.%8.%9."/>
+      <w:lvlJc w:val="left"/>
+      <w:pPr>
+        <w:ind w:left="5040" w:hanging="1440"/>
+      </w:pPr>
+    </w:lvl>
+  </w:abstractNum>
+  <w:abstractNum w:abstractNumId="26" w15:restartNumberingAfterBreak="0">
     <w:nsid w:val="5008003E"/>
     <w:multiLevelType w:val="hybridMultilevel"/>
     <w:tmpl w:val="F08A711E"/>
@@ -5016,7 +9771,7 @@
       </w:rPr>
     </w:lvl>
   </w:abstractNum>
-  <w:abstractNum w:abstractNumId="14" w15:restartNumberingAfterBreak="0">
+  <w:abstractNum w:abstractNumId="27" w15:restartNumberingAfterBreak="0">
     <w:nsid w:val="524E5349"/>
     <w:multiLevelType w:val="hybridMultilevel"/>
     <w:tmpl w:val="DDE05586"/>
@@ -5129,7 +9884,7 @@
       </w:rPr>
     </w:lvl>
   </w:abstractNum>
-  <w:abstractNum w:abstractNumId="15" w15:restartNumberingAfterBreak="0">
+  <w:abstractNum w:abstractNumId="28" w15:restartNumberingAfterBreak="0">
     <w:nsid w:val="59B65F61"/>
     <w:multiLevelType w:val="hybridMultilevel"/>
     <w:tmpl w:val="D2EE8B36"/>
@@ -5242,7 +9997,215 @@
       </w:rPr>
     </w:lvl>
   </w:abstractNum>
-  <w:abstractNum w:abstractNumId="16" w15:restartNumberingAfterBreak="0">
+  <w:abstractNum w:abstractNumId="29" w15:restartNumberingAfterBreak="0">
+    <w:nsid w:val="5B5171F8"/>
+    <w:multiLevelType w:val="hybridMultilevel"/>
+    <w:tmpl w:val="EACC3F76"/>
+    <w:lvl w:ilvl="0" w:tplc="40090001">
+      <w:start w:val="1"/>
+      <w:numFmt w:val="bullet"/>
+      <w:lvlText w:val=""/>
+      <w:lvlJc w:val="left"/>
+      <w:pPr>
+        <w:ind w:left="720" w:hanging="360"/>
+      </w:pPr>
+      <w:rPr>
+        <w:rFonts w:ascii="Symbol" w:hAnsi="Symbol" w:hint="default"/>
+      </w:rPr>
+    </w:lvl>
+    <w:lvl w:ilvl="1" w:tplc="40090003" w:tentative="1">
+      <w:start w:val="1"/>
+      <w:numFmt w:val="bullet"/>
+      <w:lvlText w:val="o"/>
+      <w:lvlJc w:val="left"/>
+      <w:pPr>
+        <w:ind w:left="1440" w:hanging="360"/>
+      </w:pPr>
+      <w:rPr>
+        <w:rFonts w:ascii="Courier New" w:hAnsi="Courier New" w:cs="Courier New" w:hint="default"/>
+      </w:rPr>
+    </w:lvl>
+    <w:lvl w:ilvl="2" w:tplc="40090005" w:tentative="1">
+      <w:start w:val="1"/>
+      <w:numFmt w:val="bullet"/>
+      <w:lvlText w:val=""/>
+      <w:lvlJc w:val="left"/>
+      <w:pPr>
+        <w:ind w:left="2160" w:hanging="360"/>
+      </w:pPr>
+      <w:rPr>
+        <w:rFonts w:ascii="Wingdings" w:hAnsi="Wingdings" w:hint="default"/>
+      </w:rPr>
+    </w:lvl>
+    <w:lvl w:ilvl="3" w:tplc="40090001" w:tentative="1">
+      <w:start w:val="1"/>
+      <w:numFmt w:val="bullet"/>
+      <w:lvlText w:val=""/>
+      <w:lvlJc w:val="left"/>
+      <w:pPr>
+        <w:ind w:left="2880" w:hanging="360"/>
+      </w:pPr>
+      <w:rPr>
+        <w:rFonts w:ascii="Symbol" w:hAnsi="Symbol" w:hint="default"/>
+      </w:rPr>
+    </w:lvl>
+    <w:lvl w:ilvl="4" w:tplc="40090003" w:tentative="1">
+      <w:start w:val="1"/>
+      <w:numFmt w:val="bullet"/>
+      <w:lvlText w:val="o"/>
+      <w:lvlJc w:val="left"/>
+      <w:pPr>
+        <w:ind w:left="3600" w:hanging="360"/>
+      </w:pPr>
+      <w:rPr>
+        <w:rFonts w:ascii="Courier New" w:hAnsi="Courier New" w:cs="Courier New" w:hint="default"/>
+      </w:rPr>
+    </w:lvl>
+    <w:lvl w:ilvl="5" w:tplc="40090005" w:tentative="1">
+      <w:start w:val="1"/>
+      <w:numFmt w:val="bullet"/>
+      <w:lvlText w:val=""/>
+      <w:lvlJc w:val="left"/>
+      <w:pPr>
+        <w:ind w:left="4320" w:hanging="360"/>
+      </w:pPr>
+      <w:rPr>
+        <w:rFonts w:ascii="Wingdings" w:hAnsi="Wingdings" w:hint="default"/>
+      </w:rPr>
+    </w:lvl>
+    <w:lvl w:ilvl="6" w:tplc="40090001" w:tentative="1">
+      <w:start w:val="1"/>
+      <w:numFmt w:val="bullet"/>
+      <w:lvlText w:val=""/>
+      <w:lvlJc w:val="left"/>
+      <w:pPr>
+        <w:ind w:left="5040" w:hanging="360"/>
+      </w:pPr>
+      <w:rPr>
+        <w:rFonts w:ascii="Symbol" w:hAnsi="Symbol" w:hint="default"/>
+      </w:rPr>
+    </w:lvl>
+    <w:lvl w:ilvl="7" w:tplc="40090003" w:tentative="1">
+      <w:start w:val="1"/>
+      <w:numFmt w:val="bullet"/>
+      <w:lvlText w:val="o"/>
+      <w:lvlJc w:val="left"/>
+      <w:pPr>
+        <w:ind w:left="5760" w:hanging="360"/>
+      </w:pPr>
+      <w:rPr>
+        <w:rFonts w:ascii="Courier New" w:hAnsi="Courier New" w:cs="Courier New" w:hint="default"/>
+      </w:rPr>
+    </w:lvl>
+    <w:lvl w:ilvl="8" w:tplc="40090005" w:tentative="1">
+      <w:start w:val="1"/>
+      <w:numFmt w:val="bullet"/>
+      <w:lvlText w:val=""/>
+      <w:lvlJc w:val="left"/>
+      <w:pPr>
+        <w:ind w:left="6480" w:hanging="360"/>
+      </w:pPr>
+      <w:rPr>
+        <w:rFonts w:ascii="Wingdings" w:hAnsi="Wingdings" w:hint="default"/>
+      </w:rPr>
+    </w:lvl>
+  </w:abstractNum>
+  <w:abstractNum w:abstractNumId="30" w15:restartNumberingAfterBreak="0">
+    <w:nsid w:val="5B7F52C3"/>
+    <w:multiLevelType w:val="multilevel"/>
+    <w:tmpl w:val="AF8650FA"/>
+    <w:lvl w:ilvl="0">
+      <w:start w:val="1"/>
+      <w:numFmt w:val="bullet"/>
+      <w:lvlText w:val=""/>
+      <w:lvlJc w:val="left"/>
+      <w:pPr>
+        <w:ind w:left="1080" w:hanging="360"/>
+      </w:pPr>
+      <w:rPr>
+        <w:rFonts w:ascii="Symbol" w:hAnsi="Symbol" w:hint="default"/>
+      </w:rPr>
+    </w:lvl>
+    <w:lvl w:ilvl="1">
+      <w:start w:val="1"/>
+      <w:numFmt w:val="bullet"/>
+      <w:lvlText w:val=""/>
+      <w:lvlJc w:val="left"/>
+      <w:pPr>
+        <w:ind w:left="1440" w:hanging="360"/>
+      </w:pPr>
+      <w:rPr>
+        <w:rFonts w:ascii="Symbol" w:hAnsi="Symbol" w:hint="default"/>
+      </w:rPr>
+    </w:lvl>
+    <w:lvl w:ilvl="2">
+      <w:start w:val="1"/>
+      <w:numFmt w:val="bullet"/>
+      <w:lvlText w:val="o"/>
+      <w:lvlJc w:val="left"/>
+      <w:pPr>
+        <w:ind w:left="1800" w:hanging="360"/>
+      </w:pPr>
+      <w:rPr>
+        <w:rFonts w:ascii="Courier New" w:hAnsi="Courier New" w:cs="Courier New" w:hint="default"/>
+      </w:rPr>
+    </w:lvl>
+    <w:lvl w:ilvl="3">
+      <w:start w:val="1"/>
+      <w:numFmt w:val="decimal"/>
+      <w:lvlText w:val="%1.%2.%3.%4."/>
+      <w:lvlJc w:val="left"/>
+      <w:pPr>
+        <w:ind w:left="2448" w:hanging="648"/>
+      </w:pPr>
+    </w:lvl>
+    <w:lvl w:ilvl="4">
+      <w:start w:val="1"/>
+      <w:numFmt w:val="decimal"/>
+      <w:lvlText w:val="%1.%2.%3.%4.%5."/>
+      <w:lvlJc w:val="left"/>
+      <w:pPr>
+        <w:ind w:left="2952" w:hanging="792"/>
+      </w:pPr>
+    </w:lvl>
+    <w:lvl w:ilvl="5">
+      <w:start w:val="1"/>
+      <w:numFmt w:val="decimal"/>
+      <w:lvlText w:val="%1.%2.%3.%4.%5.%6."/>
+      <w:lvlJc w:val="left"/>
+      <w:pPr>
+        <w:ind w:left="3456" w:hanging="936"/>
+      </w:pPr>
+    </w:lvl>
+    <w:lvl w:ilvl="6">
+      <w:start w:val="1"/>
+      <w:numFmt w:val="decimal"/>
+      <w:lvlText w:val="%1.%2.%3.%4.%5.%6.%7."/>
+      <w:lvlJc w:val="left"/>
+      <w:pPr>
+        <w:ind w:left="3960" w:hanging="1080"/>
+      </w:pPr>
+    </w:lvl>
+    <w:lvl w:ilvl="7">
+      <w:start w:val="1"/>
+      <w:numFmt w:val="decimal"/>
+      <w:lvlText w:val="%1.%2.%3.%4.%5.%6.%7.%8."/>
+      <w:lvlJc w:val="left"/>
+      <w:pPr>
+        <w:ind w:left="4464" w:hanging="1224"/>
+      </w:pPr>
+    </w:lvl>
+    <w:lvl w:ilvl="8">
+      <w:start w:val="1"/>
+      <w:numFmt w:val="decimal"/>
+      <w:lvlText w:val="%1.%2.%3.%4.%5.%6.%7.%8.%9."/>
+      <w:lvlJc w:val="left"/>
+      <w:pPr>
+        <w:ind w:left="5040" w:hanging="1440"/>
+      </w:pPr>
+    </w:lvl>
+  </w:abstractNum>
+  <w:abstractNum w:abstractNumId="31" w15:restartNumberingAfterBreak="0">
     <w:nsid w:val="5CD1145F"/>
     <w:multiLevelType w:val="multilevel"/>
     <w:tmpl w:val="89863FC2"/>
@@ -5355,7 +10318,790 @@
       </w:rPr>
     </w:lvl>
   </w:abstractNum>
-  <w:abstractNum w:abstractNumId="17" w15:restartNumberingAfterBreak="0">
+  <w:abstractNum w:abstractNumId="32" w15:restartNumberingAfterBreak="0">
+    <w:nsid w:val="5D8D31EE"/>
+    <w:multiLevelType w:val="multilevel"/>
+    <w:tmpl w:val="4009001F"/>
+    <w:lvl w:ilvl="0">
+      <w:start w:val="1"/>
+      <w:numFmt w:val="decimal"/>
+      <w:lvlText w:val="%1."/>
+      <w:lvlJc w:val="left"/>
+      <w:pPr>
+        <w:ind w:left="360" w:hanging="360"/>
+      </w:pPr>
+    </w:lvl>
+    <w:lvl w:ilvl="1">
+      <w:start w:val="1"/>
+      <w:numFmt w:val="decimal"/>
+      <w:lvlText w:val="%1.%2."/>
+      <w:lvlJc w:val="left"/>
+      <w:pPr>
+        <w:ind w:left="792" w:hanging="432"/>
+      </w:pPr>
+    </w:lvl>
+    <w:lvl w:ilvl="2">
+      <w:start w:val="1"/>
+      <w:numFmt w:val="decimal"/>
+      <w:lvlText w:val="%1.%2.%3."/>
+      <w:lvlJc w:val="left"/>
+      <w:pPr>
+        <w:ind w:left="1224" w:hanging="504"/>
+      </w:pPr>
+    </w:lvl>
+    <w:lvl w:ilvl="3">
+      <w:start w:val="1"/>
+      <w:numFmt w:val="decimal"/>
+      <w:lvlText w:val="%1.%2.%3.%4."/>
+      <w:lvlJc w:val="left"/>
+      <w:pPr>
+        <w:ind w:left="1728" w:hanging="648"/>
+      </w:pPr>
+    </w:lvl>
+    <w:lvl w:ilvl="4">
+      <w:start w:val="1"/>
+      <w:numFmt w:val="decimal"/>
+      <w:lvlText w:val="%1.%2.%3.%4.%5."/>
+      <w:lvlJc w:val="left"/>
+      <w:pPr>
+        <w:ind w:left="2232" w:hanging="792"/>
+      </w:pPr>
+    </w:lvl>
+    <w:lvl w:ilvl="5">
+      <w:start w:val="1"/>
+      <w:numFmt w:val="decimal"/>
+      <w:lvlText w:val="%1.%2.%3.%4.%5.%6."/>
+      <w:lvlJc w:val="left"/>
+      <w:pPr>
+        <w:ind w:left="2736" w:hanging="936"/>
+      </w:pPr>
+    </w:lvl>
+    <w:lvl w:ilvl="6">
+      <w:start w:val="1"/>
+      <w:numFmt w:val="decimal"/>
+      <w:lvlText w:val="%1.%2.%3.%4.%5.%6.%7."/>
+      <w:lvlJc w:val="left"/>
+      <w:pPr>
+        <w:ind w:left="3240" w:hanging="1080"/>
+      </w:pPr>
+    </w:lvl>
+    <w:lvl w:ilvl="7">
+      <w:start w:val="1"/>
+      <w:numFmt w:val="decimal"/>
+      <w:lvlText w:val="%1.%2.%3.%4.%5.%6.%7.%8."/>
+      <w:lvlJc w:val="left"/>
+      <w:pPr>
+        <w:ind w:left="3744" w:hanging="1224"/>
+      </w:pPr>
+    </w:lvl>
+    <w:lvl w:ilvl="8">
+      <w:start w:val="1"/>
+      <w:numFmt w:val="decimal"/>
+      <w:lvlText w:val="%1.%2.%3.%4.%5.%6.%7.%8.%9."/>
+      <w:lvlJc w:val="left"/>
+      <w:pPr>
+        <w:ind w:left="4320" w:hanging="1440"/>
+      </w:pPr>
+    </w:lvl>
+  </w:abstractNum>
+  <w:abstractNum w:abstractNumId="33" w15:restartNumberingAfterBreak="0">
+    <w:nsid w:val="5FB72E17"/>
+    <w:multiLevelType w:val="multilevel"/>
+    <w:tmpl w:val="715AECBA"/>
+    <w:lvl w:ilvl="0">
+      <w:start w:val="1"/>
+      <w:numFmt w:val="decimal"/>
+      <w:lvlText w:val="%1."/>
+      <w:lvlJc w:val="left"/>
+      <w:pPr>
+        <w:ind w:left="720" w:hanging="360"/>
+      </w:pPr>
+      <w:rPr>
+        <w:rFonts w:hint="default"/>
+      </w:rPr>
+    </w:lvl>
+    <w:lvl w:ilvl="1">
+      <w:start w:val="2"/>
+      <w:numFmt w:val="decimal"/>
+      <w:isLgl/>
+      <w:lvlText w:val="%1.%2."/>
+      <w:lvlJc w:val="left"/>
+      <w:pPr>
+        <w:ind w:left="1080" w:hanging="720"/>
+      </w:pPr>
+      <w:rPr>
+        <w:rFonts w:hint="default"/>
+      </w:rPr>
+    </w:lvl>
+    <w:lvl w:ilvl="2">
+      <w:start w:val="1"/>
+      <w:numFmt w:val="decimal"/>
+      <w:isLgl/>
+      <w:lvlText w:val="%1.%2.%3."/>
+      <w:lvlJc w:val="left"/>
+      <w:pPr>
+        <w:ind w:left="1440" w:hanging="1080"/>
+      </w:pPr>
+      <w:rPr>
+        <w:rFonts w:hint="default"/>
+      </w:rPr>
+    </w:lvl>
+    <w:lvl w:ilvl="3">
+      <w:start w:val="1"/>
+      <w:numFmt w:val="decimal"/>
+      <w:isLgl/>
+      <w:lvlText w:val="%1.%2.%3.%4."/>
+      <w:lvlJc w:val="left"/>
+      <w:pPr>
+        <w:ind w:left="1440" w:hanging="1080"/>
+      </w:pPr>
+      <w:rPr>
+        <w:rFonts w:hint="default"/>
+      </w:rPr>
+    </w:lvl>
+    <w:lvl w:ilvl="4">
+      <w:start w:val="1"/>
+      <w:numFmt w:val="decimal"/>
+      <w:isLgl/>
+      <w:lvlText w:val="%1.%2.%3.%4.%5."/>
+      <w:lvlJc w:val="left"/>
+      <w:pPr>
+        <w:ind w:left="1800" w:hanging="1440"/>
+      </w:pPr>
+      <w:rPr>
+        <w:rFonts w:hint="default"/>
+      </w:rPr>
+    </w:lvl>
+    <w:lvl w:ilvl="5">
+      <w:start w:val="1"/>
+      <w:numFmt w:val="decimal"/>
+      <w:isLgl/>
+      <w:lvlText w:val="%1.%2.%3.%4.%5.%6."/>
+      <w:lvlJc w:val="left"/>
+      <w:pPr>
+        <w:ind w:left="2160" w:hanging="1800"/>
+      </w:pPr>
+      <w:rPr>
+        <w:rFonts w:hint="default"/>
+      </w:rPr>
+    </w:lvl>
+    <w:lvl w:ilvl="6">
+      <w:start w:val="1"/>
+      <w:numFmt w:val="decimal"/>
+      <w:isLgl/>
+      <w:lvlText w:val="%1.%2.%3.%4.%5.%6.%7."/>
+      <w:lvlJc w:val="left"/>
+      <w:pPr>
+        <w:ind w:left="2160" w:hanging="1800"/>
+      </w:pPr>
+      <w:rPr>
+        <w:rFonts w:hint="default"/>
+      </w:rPr>
+    </w:lvl>
+    <w:lvl w:ilvl="7">
+      <w:start w:val="1"/>
+      <w:numFmt w:val="decimal"/>
+      <w:isLgl/>
+      <w:lvlText w:val="%1.%2.%3.%4.%5.%6.%7.%8."/>
+      <w:lvlJc w:val="left"/>
+      <w:pPr>
+        <w:ind w:left="2520" w:hanging="2160"/>
+      </w:pPr>
+      <w:rPr>
+        <w:rFonts w:hint="default"/>
+      </w:rPr>
+    </w:lvl>
+    <w:lvl w:ilvl="8">
+      <w:start w:val="1"/>
+      <w:numFmt w:val="decimal"/>
+      <w:isLgl/>
+      <w:lvlText w:val="%1.%2.%3.%4.%5.%6.%7.%8.%9."/>
+      <w:lvlJc w:val="left"/>
+      <w:pPr>
+        <w:ind w:left="2880" w:hanging="2520"/>
+      </w:pPr>
+      <w:rPr>
+        <w:rFonts w:hint="default"/>
+      </w:rPr>
+    </w:lvl>
+  </w:abstractNum>
+  <w:abstractNum w:abstractNumId="34" w15:restartNumberingAfterBreak="0">
+    <w:nsid w:val="607E1B11"/>
+    <w:multiLevelType w:val="multilevel"/>
+    <w:tmpl w:val="1B46C0C0"/>
+    <w:lvl w:ilvl="0">
+      <w:start w:val="1"/>
+      <w:numFmt w:val="decimal"/>
+      <w:lvlText w:val="%1."/>
+      <w:lvlJc w:val="left"/>
+      <w:pPr>
+        <w:ind w:left="720" w:hanging="360"/>
+      </w:pPr>
+      <w:rPr>
+        <w:rFonts w:hint="default"/>
+      </w:rPr>
+    </w:lvl>
+    <w:lvl w:ilvl="1">
+      <w:start w:val="1"/>
+      <w:numFmt w:val="bullet"/>
+      <w:lvlText w:val=""/>
+      <w:lvlJc w:val="left"/>
+      <w:pPr>
+        <w:ind w:left="1080" w:hanging="360"/>
+      </w:pPr>
+      <w:rPr>
+        <w:rFonts w:ascii="Symbol" w:hAnsi="Symbol" w:hint="default"/>
+      </w:rPr>
+    </w:lvl>
+    <w:lvl w:ilvl="2">
+      <w:start w:val="1"/>
+      <w:numFmt w:val="bullet"/>
+      <w:lvlText w:val="o"/>
+      <w:lvlJc w:val="left"/>
+      <w:pPr>
+        <w:ind w:left="1440" w:hanging="360"/>
+      </w:pPr>
+      <w:rPr>
+        <w:rFonts w:ascii="Courier New" w:hAnsi="Courier New" w:cs="Courier New" w:hint="default"/>
+      </w:rPr>
+    </w:lvl>
+    <w:lvl w:ilvl="3">
+      <w:start w:val="1"/>
+      <w:numFmt w:val="decimal"/>
+      <w:lvlText w:val="%1.%2.%3.%4."/>
+      <w:lvlJc w:val="left"/>
+      <w:pPr>
+        <w:ind w:left="2088" w:hanging="648"/>
+      </w:pPr>
+    </w:lvl>
+    <w:lvl w:ilvl="4">
+      <w:start w:val="1"/>
+      <w:numFmt w:val="decimal"/>
+      <w:lvlText w:val="%1.%2.%3.%4.%5."/>
+      <w:lvlJc w:val="left"/>
+      <w:pPr>
+        <w:ind w:left="2592" w:hanging="792"/>
+      </w:pPr>
+    </w:lvl>
+    <w:lvl w:ilvl="5">
+      <w:start w:val="1"/>
+      <w:numFmt w:val="decimal"/>
+      <w:lvlText w:val="%1.%2.%3.%4.%5.%6."/>
+      <w:lvlJc w:val="left"/>
+      <w:pPr>
+        <w:ind w:left="3096" w:hanging="936"/>
+      </w:pPr>
+    </w:lvl>
+    <w:lvl w:ilvl="6">
+      <w:start w:val="1"/>
+      <w:numFmt w:val="decimal"/>
+      <w:lvlText w:val="%1.%2.%3.%4.%5.%6.%7."/>
+      <w:lvlJc w:val="left"/>
+      <w:pPr>
+        <w:ind w:left="3600" w:hanging="1080"/>
+      </w:pPr>
+    </w:lvl>
+    <w:lvl w:ilvl="7">
+      <w:start w:val="1"/>
+      <w:numFmt w:val="decimal"/>
+      <w:lvlText w:val="%1.%2.%3.%4.%5.%6.%7.%8."/>
+      <w:lvlJc w:val="left"/>
+      <w:pPr>
+        <w:ind w:left="4104" w:hanging="1224"/>
+      </w:pPr>
+    </w:lvl>
+    <w:lvl w:ilvl="8">
+      <w:start w:val="1"/>
+      <w:numFmt w:val="decimal"/>
+      <w:lvlText w:val="%1.%2.%3.%4.%5.%6.%7.%8.%9."/>
+      <w:lvlJc w:val="left"/>
+      <w:pPr>
+        <w:ind w:left="4680" w:hanging="1440"/>
+      </w:pPr>
+    </w:lvl>
+  </w:abstractNum>
+  <w:abstractNum w:abstractNumId="35" w15:restartNumberingAfterBreak="0">
+    <w:nsid w:val="637F4387"/>
+    <w:multiLevelType w:val="multilevel"/>
+    <w:tmpl w:val="A43E5F90"/>
+    <w:lvl w:ilvl="0">
+      <w:start w:val="1"/>
+      <w:numFmt w:val="decimal"/>
+      <w:lvlText w:val="%1."/>
+      <w:lvlJc w:val="left"/>
+      <w:pPr>
+        <w:ind w:left="360" w:hanging="360"/>
+      </w:pPr>
+    </w:lvl>
+    <w:lvl w:ilvl="1">
+      <w:start w:val="1"/>
+      <w:numFmt w:val="bullet"/>
+      <w:lvlText w:val=""/>
+      <w:lvlJc w:val="left"/>
+      <w:pPr>
+        <w:ind w:left="720" w:hanging="360"/>
+      </w:pPr>
+      <w:rPr>
+        <w:rFonts w:ascii="Symbol" w:hAnsi="Symbol" w:hint="default"/>
+      </w:rPr>
+    </w:lvl>
+    <w:lvl w:ilvl="2">
+      <w:start w:val="1"/>
+      <w:numFmt w:val="decimal"/>
+      <w:lvlText w:val="%1.%2.%3."/>
+      <w:lvlJc w:val="left"/>
+      <w:pPr>
+        <w:ind w:left="1224" w:hanging="504"/>
+      </w:pPr>
+    </w:lvl>
+    <w:lvl w:ilvl="3">
+      <w:start w:val="1"/>
+      <w:numFmt w:val="decimal"/>
+      <w:lvlText w:val="%1.%2.%3.%4."/>
+      <w:lvlJc w:val="left"/>
+      <w:pPr>
+        <w:ind w:left="1728" w:hanging="648"/>
+      </w:pPr>
+    </w:lvl>
+    <w:lvl w:ilvl="4">
+      <w:start w:val="1"/>
+      <w:numFmt w:val="decimal"/>
+      <w:lvlText w:val="%1.%2.%3.%4.%5."/>
+      <w:lvlJc w:val="left"/>
+      <w:pPr>
+        <w:ind w:left="2232" w:hanging="792"/>
+      </w:pPr>
+    </w:lvl>
+    <w:lvl w:ilvl="5">
+      <w:start w:val="1"/>
+      <w:numFmt w:val="decimal"/>
+      <w:lvlText w:val="%1.%2.%3.%4.%5.%6."/>
+      <w:lvlJc w:val="left"/>
+      <w:pPr>
+        <w:ind w:left="2736" w:hanging="936"/>
+      </w:pPr>
+    </w:lvl>
+    <w:lvl w:ilvl="6">
+      <w:start w:val="1"/>
+      <w:numFmt w:val="decimal"/>
+      <w:lvlText w:val="%1.%2.%3.%4.%5.%6.%7."/>
+      <w:lvlJc w:val="left"/>
+      <w:pPr>
+        <w:ind w:left="3240" w:hanging="1080"/>
+      </w:pPr>
+    </w:lvl>
+    <w:lvl w:ilvl="7">
+      <w:start w:val="1"/>
+      <w:numFmt w:val="decimal"/>
+      <w:lvlText w:val="%1.%2.%3.%4.%5.%6.%7.%8."/>
+      <w:lvlJc w:val="left"/>
+      <w:pPr>
+        <w:ind w:left="3744" w:hanging="1224"/>
+      </w:pPr>
+    </w:lvl>
+    <w:lvl w:ilvl="8">
+      <w:start w:val="1"/>
+      <w:numFmt w:val="decimal"/>
+      <w:lvlText w:val="%1.%2.%3.%4.%5.%6.%7.%8.%9."/>
+      <w:lvlJc w:val="left"/>
+      <w:pPr>
+        <w:ind w:left="4320" w:hanging="1440"/>
+      </w:pPr>
+    </w:lvl>
+  </w:abstractNum>
+  <w:abstractNum w:abstractNumId="36" w15:restartNumberingAfterBreak="0">
+    <w:nsid w:val="641950CC"/>
+    <w:multiLevelType w:val="multilevel"/>
+    <w:tmpl w:val="AF8650FA"/>
+    <w:lvl w:ilvl="0">
+      <w:start w:val="1"/>
+      <w:numFmt w:val="bullet"/>
+      <w:lvlText w:val=""/>
+      <w:lvlJc w:val="left"/>
+      <w:pPr>
+        <w:ind w:left="1080" w:hanging="360"/>
+      </w:pPr>
+      <w:rPr>
+        <w:rFonts w:ascii="Symbol" w:hAnsi="Symbol" w:hint="default"/>
+      </w:rPr>
+    </w:lvl>
+    <w:lvl w:ilvl="1">
+      <w:start w:val="1"/>
+      <w:numFmt w:val="bullet"/>
+      <w:lvlText w:val=""/>
+      <w:lvlJc w:val="left"/>
+      <w:pPr>
+        <w:ind w:left="1440" w:hanging="360"/>
+      </w:pPr>
+      <w:rPr>
+        <w:rFonts w:ascii="Symbol" w:hAnsi="Symbol" w:hint="default"/>
+      </w:rPr>
+    </w:lvl>
+    <w:lvl w:ilvl="2">
+      <w:start w:val="1"/>
+      <w:numFmt w:val="bullet"/>
+      <w:lvlText w:val="o"/>
+      <w:lvlJc w:val="left"/>
+      <w:pPr>
+        <w:ind w:left="1800" w:hanging="360"/>
+      </w:pPr>
+      <w:rPr>
+        <w:rFonts w:ascii="Courier New" w:hAnsi="Courier New" w:cs="Courier New" w:hint="default"/>
+      </w:rPr>
+    </w:lvl>
+    <w:lvl w:ilvl="3">
+      <w:start w:val="1"/>
+      <w:numFmt w:val="decimal"/>
+      <w:lvlText w:val="%1.%2.%3.%4."/>
+      <w:lvlJc w:val="left"/>
+      <w:pPr>
+        <w:ind w:left="2448" w:hanging="648"/>
+      </w:pPr>
+    </w:lvl>
+    <w:lvl w:ilvl="4">
+      <w:start w:val="1"/>
+      <w:numFmt w:val="decimal"/>
+      <w:lvlText w:val="%1.%2.%3.%4.%5."/>
+      <w:lvlJc w:val="left"/>
+      <w:pPr>
+        <w:ind w:left="2952" w:hanging="792"/>
+      </w:pPr>
+    </w:lvl>
+    <w:lvl w:ilvl="5">
+      <w:start w:val="1"/>
+      <w:numFmt w:val="decimal"/>
+      <w:lvlText w:val="%1.%2.%3.%4.%5.%6."/>
+      <w:lvlJc w:val="left"/>
+      <w:pPr>
+        <w:ind w:left="3456" w:hanging="936"/>
+      </w:pPr>
+    </w:lvl>
+    <w:lvl w:ilvl="6">
+      <w:start w:val="1"/>
+      <w:numFmt w:val="decimal"/>
+      <w:lvlText w:val="%1.%2.%3.%4.%5.%6.%7."/>
+      <w:lvlJc w:val="left"/>
+      <w:pPr>
+        <w:ind w:left="3960" w:hanging="1080"/>
+      </w:pPr>
+    </w:lvl>
+    <w:lvl w:ilvl="7">
+      <w:start w:val="1"/>
+      <w:numFmt w:val="decimal"/>
+      <w:lvlText w:val="%1.%2.%3.%4.%5.%6.%7.%8."/>
+      <w:lvlJc w:val="left"/>
+      <w:pPr>
+        <w:ind w:left="4464" w:hanging="1224"/>
+      </w:pPr>
+    </w:lvl>
+    <w:lvl w:ilvl="8">
+      <w:start w:val="1"/>
+      <w:numFmt w:val="decimal"/>
+      <w:lvlText w:val="%1.%2.%3.%4.%5.%6.%7.%8.%9."/>
+      <w:lvlJc w:val="left"/>
+      <w:pPr>
+        <w:ind w:left="5040" w:hanging="1440"/>
+      </w:pPr>
+    </w:lvl>
+  </w:abstractNum>
+  <w:abstractNum w:abstractNumId="37" w15:restartNumberingAfterBreak="0">
+    <w:nsid w:val="64BF34A3"/>
+    <w:multiLevelType w:val="multilevel"/>
+    <w:tmpl w:val="72DC0442"/>
+    <w:lvl w:ilvl="0">
+      <w:start w:val="1"/>
+      <w:numFmt w:val="bullet"/>
+      <w:lvlText w:val=""/>
+      <w:lvlJc w:val="left"/>
+      <w:pPr>
+        <w:ind w:left="1080" w:hanging="360"/>
+      </w:pPr>
+      <w:rPr>
+        <w:rFonts w:ascii="Symbol" w:hAnsi="Symbol" w:hint="default"/>
+      </w:rPr>
+    </w:lvl>
+    <w:lvl w:ilvl="1">
+      <w:start w:val="1"/>
+      <w:numFmt w:val="bullet"/>
+      <w:lvlText w:val="o"/>
+      <w:lvlJc w:val="left"/>
+      <w:pPr>
+        <w:ind w:left="1440" w:hanging="360"/>
+      </w:pPr>
+      <w:rPr>
+        <w:rFonts w:ascii="Courier New" w:hAnsi="Courier New" w:cs="Courier New" w:hint="default"/>
+      </w:rPr>
+    </w:lvl>
+    <w:lvl w:ilvl="2">
+      <w:start w:val="1"/>
+      <w:numFmt w:val="decimal"/>
+      <w:lvlText w:val="%1.%2.%3."/>
+      <w:lvlJc w:val="left"/>
+      <w:pPr>
+        <w:ind w:left="1944" w:hanging="504"/>
+      </w:pPr>
+    </w:lvl>
+    <w:lvl w:ilvl="3">
+      <w:start w:val="1"/>
+      <w:numFmt w:val="decimal"/>
+      <w:lvlText w:val="%1.%2.%3.%4."/>
+      <w:lvlJc w:val="left"/>
+      <w:pPr>
+        <w:ind w:left="2448" w:hanging="648"/>
+      </w:pPr>
+    </w:lvl>
+    <w:lvl w:ilvl="4">
+      <w:start w:val="1"/>
+      <w:numFmt w:val="decimal"/>
+      <w:lvlText w:val="%1.%2.%3.%4.%5."/>
+      <w:lvlJc w:val="left"/>
+      <w:pPr>
+        <w:ind w:left="2952" w:hanging="792"/>
+      </w:pPr>
+    </w:lvl>
+    <w:lvl w:ilvl="5">
+      <w:start w:val="1"/>
+      <w:numFmt w:val="decimal"/>
+      <w:lvlText w:val="%1.%2.%3.%4.%5.%6."/>
+      <w:lvlJc w:val="left"/>
+      <w:pPr>
+        <w:ind w:left="3456" w:hanging="936"/>
+      </w:pPr>
+    </w:lvl>
+    <w:lvl w:ilvl="6">
+      <w:start w:val="1"/>
+      <w:numFmt w:val="decimal"/>
+      <w:lvlText w:val="%1.%2.%3.%4.%5.%6.%7."/>
+      <w:lvlJc w:val="left"/>
+      <w:pPr>
+        <w:ind w:left="3960" w:hanging="1080"/>
+      </w:pPr>
+    </w:lvl>
+    <w:lvl w:ilvl="7">
+      <w:start w:val="1"/>
+      <w:numFmt w:val="decimal"/>
+      <w:lvlText w:val="%1.%2.%3.%4.%5.%6.%7.%8."/>
+      <w:lvlJc w:val="left"/>
+      <w:pPr>
+        <w:ind w:left="4464" w:hanging="1224"/>
+      </w:pPr>
+    </w:lvl>
+    <w:lvl w:ilvl="8">
+      <w:start w:val="1"/>
+      <w:numFmt w:val="decimal"/>
+      <w:lvlText w:val="%1.%2.%3.%4.%5.%6.%7.%8.%9."/>
+      <w:lvlJc w:val="left"/>
+      <w:pPr>
+        <w:ind w:left="5040" w:hanging="1440"/>
+      </w:pPr>
+    </w:lvl>
+  </w:abstractNum>
+  <w:abstractNum w:abstractNumId="38" w15:restartNumberingAfterBreak="0">
+    <w:nsid w:val="658F74DA"/>
+    <w:multiLevelType w:val="hybridMultilevel"/>
+    <w:tmpl w:val="41164B2A"/>
+    <w:lvl w:ilvl="0" w:tplc="40090001">
+      <w:start w:val="1"/>
+      <w:numFmt w:val="bullet"/>
+      <w:lvlText w:val=""/>
+      <w:lvlJc w:val="left"/>
+      <w:pPr>
+        <w:ind w:left="720" w:hanging="360"/>
+      </w:pPr>
+      <w:rPr>
+        <w:rFonts w:ascii="Symbol" w:hAnsi="Symbol" w:hint="default"/>
+      </w:rPr>
+    </w:lvl>
+    <w:lvl w:ilvl="1" w:tplc="40090003" w:tentative="1">
+      <w:start w:val="1"/>
+      <w:numFmt w:val="bullet"/>
+      <w:lvlText w:val="o"/>
+      <w:lvlJc w:val="left"/>
+      <w:pPr>
+        <w:ind w:left="1440" w:hanging="360"/>
+      </w:pPr>
+      <w:rPr>
+        <w:rFonts w:ascii="Courier New" w:hAnsi="Courier New" w:cs="Courier New" w:hint="default"/>
+      </w:rPr>
+    </w:lvl>
+    <w:lvl w:ilvl="2" w:tplc="40090005" w:tentative="1">
+      <w:start w:val="1"/>
+      <w:numFmt w:val="bullet"/>
+      <w:lvlText w:val=""/>
+      <w:lvlJc w:val="left"/>
+      <w:pPr>
+        <w:ind w:left="2160" w:hanging="360"/>
+      </w:pPr>
+      <w:rPr>
+        <w:rFonts w:ascii="Wingdings" w:hAnsi="Wingdings" w:hint="default"/>
+      </w:rPr>
+    </w:lvl>
+    <w:lvl w:ilvl="3" w:tplc="40090001" w:tentative="1">
+      <w:start w:val="1"/>
+      <w:numFmt w:val="bullet"/>
+      <w:lvlText w:val=""/>
+      <w:lvlJc w:val="left"/>
+      <w:pPr>
+        <w:ind w:left="2880" w:hanging="360"/>
+      </w:pPr>
+      <w:rPr>
+        <w:rFonts w:ascii="Symbol" w:hAnsi="Symbol" w:hint="default"/>
+      </w:rPr>
+    </w:lvl>
+    <w:lvl w:ilvl="4" w:tplc="40090003" w:tentative="1">
+      <w:start w:val="1"/>
+      <w:numFmt w:val="bullet"/>
+      <w:lvlText w:val="o"/>
+      <w:lvlJc w:val="left"/>
+      <w:pPr>
+        <w:ind w:left="3600" w:hanging="360"/>
+      </w:pPr>
+      <w:rPr>
+        <w:rFonts w:ascii="Courier New" w:hAnsi="Courier New" w:cs="Courier New" w:hint="default"/>
+      </w:rPr>
+    </w:lvl>
+    <w:lvl w:ilvl="5" w:tplc="40090005" w:tentative="1">
+      <w:start w:val="1"/>
+      <w:numFmt w:val="bullet"/>
+      <w:lvlText w:val=""/>
+      <w:lvlJc w:val="left"/>
+      <w:pPr>
+        <w:ind w:left="4320" w:hanging="360"/>
+      </w:pPr>
+      <w:rPr>
+        <w:rFonts w:ascii="Wingdings" w:hAnsi="Wingdings" w:hint="default"/>
+      </w:rPr>
+    </w:lvl>
+    <w:lvl w:ilvl="6" w:tplc="40090001" w:tentative="1">
+      <w:start w:val="1"/>
+      <w:numFmt w:val="bullet"/>
+      <w:lvlText w:val=""/>
+      <w:lvlJc w:val="left"/>
+      <w:pPr>
+        <w:ind w:left="5040" w:hanging="360"/>
+      </w:pPr>
+      <w:rPr>
+        <w:rFonts w:ascii="Symbol" w:hAnsi="Symbol" w:hint="default"/>
+      </w:rPr>
+    </w:lvl>
+    <w:lvl w:ilvl="7" w:tplc="40090003" w:tentative="1">
+      <w:start w:val="1"/>
+      <w:numFmt w:val="bullet"/>
+      <w:lvlText w:val="o"/>
+      <w:lvlJc w:val="left"/>
+      <w:pPr>
+        <w:ind w:left="5760" w:hanging="360"/>
+      </w:pPr>
+      <w:rPr>
+        <w:rFonts w:ascii="Courier New" w:hAnsi="Courier New" w:cs="Courier New" w:hint="default"/>
+      </w:rPr>
+    </w:lvl>
+    <w:lvl w:ilvl="8" w:tplc="40090005" w:tentative="1">
+      <w:start w:val="1"/>
+      <w:numFmt w:val="bullet"/>
+      <w:lvlText w:val=""/>
+      <w:lvlJc w:val="left"/>
+      <w:pPr>
+        <w:ind w:left="6480" w:hanging="360"/>
+      </w:pPr>
+      <w:rPr>
+        <w:rFonts w:ascii="Wingdings" w:hAnsi="Wingdings" w:hint="default"/>
+      </w:rPr>
+    </w:lvl>
+  </w:abstractNum>
+  <w:abstractNum w:abstractNumId="39" w15:restartNumberingAfterBreak="0">
+    <w:nsid w:val="663C631A"/>
+    <w:multiLevelType w:val="multilevel"/>
+    <w:tmpl w:val="72DC0442"/>
+    <w:lvl w:ilvl="0">
+      <w:start w:val="1"/>
+      <w:numFmt w:val="bullet"/>
+      <w:lvlText w:val=""/>
+      <w:lvlJc w:val="left"/>
+      <w:pPr>
+        <w:ind w:left="1080" w:hanging="360"/>
+      </w:pPr>
+      <w:rPr>
+        <w:rFonts w:ascii="Symbol" w:hAnsi="Symbol" w:hint="default"/>
+      </w:rPr>
+    </w:lvl>
+    <w:lvl w:ilvl="1">
+      <w:start w:val="1"/>
+      <w:numFmt w:val="bullet"/>
+      <w:lvlText w:val="o"/>
+      <w:lvlJc w:val="left"/>
+      <w:pPr>
+        <w:ind w:left="1440" w:hanging="360"/>
+      </w:pPr>
+      <w:rPr>
+        <w:rFonts w:ascii="Courier New" w:hAnsi="Courier New" w:cs="Courier New" w:hint="default"/>
+      </w:rPr>
+    </w:lvl>
+    <w:lvl w:ilvl="2">
+      <w:start w:val="1"/>
+      <w:numFmt w:val="decimal"/>
+      <w:lvlText w:val="%1.%2.%3."/>
+      <w:lvlJc w:val="left"/>
+      <w:pPr>
+        <w:ind w:left="1944" w:hanging="504"/>
+      </w:pPr>
+    </w:lvl>
+    <w:lvl w:ilvl="3">
+      <w:start w:val="1"/>
+      <w:numFmt w:val="decimal"/>
+      <w:lvlText w:val="%1.%2.%3.%4."/>
+      <w:lvlJc w:val="left"/>
+      <w:pPr>
+        <w:ind w:left="2448" w:hanging="648"/>
+      </w:pPr>
+    </w:lvl>
+    <w:lvl w:ilvl="4">
+      <w:start w:val="1"/>
+      <w:numFmt w:val="decimal"/>
+      <w:lvlText w:val="%1.%2.%3.%4.%5."/>
+      <w:lvlJc w:val="left"/>
+      <w:pPr>
+        <w:ind w:left="2952" w:hanging="792"/>
+      </w:pPr>
+    </w:lvl>
+    <w:lvl w:ilvl="5">
+      <w:start w:val="1"/>
+      <w:numFmt w:val="decimal"/>
+      <w:lvlText w:val="%1.%2.%3.%4.%5.%6."/>
+      <w:lvlJc w:val="left"/>
+      <w:pPr>
+        <w:ind w:left="3456" w:hanging="936"/>
+      </w:pPr>
+    </w:lvl>
+    <w:lvl w:ilvl="6">
+      <w:start w:val="1"/>
+      <w:numFmt w:val="decimal"/>
+      <w:lvlText w:val="%1.%2.%3.%4.%5.%6.%7."/>
+      <w:lvlJc w:val="left"/>
+      <w:pPr>
+        <w:ind w:left="3960" w:hanging="1080"/>
+      </w:pPr>
+    </w:lvl>
+    <w:lvl w:ilvl="7">
+      <w:start w:val="1"/>
+      <w:numFmt w:val="decimal"/>
+      <w:lvlText w:val="%1.%2.%3.%4.%5.%6.%7.%8."/>
+      <w:lvlJc w:val="left"/>
+      <w:pPr>
+        <w:ind w:left="4464" w:hanging="1224"/>
+      </w:pPr>
+    </w:lvl>
+    <w:lvl w:ilvl="8">
+      <w:start w:val="1"/>
+      <w:numFmt w:val="decimal"/>
+      <w:lvlText w:val="%1.%2.%3.%4.%5.%6.%7.%8.%9."/>
+      <w:lvlJc w:val="left"/>
+      <w:pPr>
+        <w:ind w:left="5040" w:hanging="1440"/>
+      </w:pPr>
+    </w:lvl>
+  </w:abstractNum>
+  <w:abstractNum w:abstractNumId="40" w15:restartNumberingAfterBreak="0">
     <w:nsid w:val="68D625CE"/>
     <w:multiLevelType w:val="hybridMultilevel"/>
     <w:tmpl w:val="208E39DE"/>
@@ -5468,7 +11214,191 @@
       </w:rPr>
     </w:lvl>
   </w:abstractNum>
-  <w:abstractNum w:abstractNumId="18" w15:restartNumberingAfterBreak="0">
+  <w:abstractNum w:abstractNumId="41" w15:restartNumberingAfterBreak="0">
+    <w:nsid w:val="693737E4"/>
+    <w:multiLevelType w:val="multilevel"/>
+    <w:tmpl w:val="9E4663FC"/>
+    <w:lvl w:ilvl="0">
+      <w:start w:val="1"/>
+      <w:numFmt w:val="bullet"/>
+      <w:lvlText w:val=""/>
+      <w:lvlJc w:val="left"/>
+      <w:pPr>
+        <w:ind w:left="720" w:hanging="360"/>
+      </w:pPr>
+      <w:rPr>
+        <w:rFonts w:ascii="Symbol" w:hAnsi="Symbol" w:hint="default"/>
+      </w:rPr>
+    </w:lvl>
+    <w:lvl w:ilvl="1">
+      <w:start w:val="1"/>
+      <w:numFmt w:val="bullet"/>
+      <w:lvlText w:val="o"/>
+      <w:lvlJc w:val="left"/>
+      <w:pPr>
+        <w:ind w:left="1080" w:hanging="360"/>
+      </w:pPr>
+      <w:rPr>
+        <w:rFonts w:ascii="Courier New" w:hAnsi="Courier New" w:cs="Courier New" w:hint="default"/>
+      </w:rPr>
+    </w:lvl>
+    <w:lvl w:ilvl="2">
+      <w:start w:val="1"/>
+      <w:numFmt w:val="bullet"/>
+      <w:lvlText w:val="o"/>
+      <w:lvlJc w:val="left"/>
+      <w:pPr>
+        <w:ind w:left="1440" w:hanging="360"/>
+      </w:pPr>
+      <w:rPr>
+        <w:rFonts w:ascii="Courier New" w:hAnsi="Courier New" w:cs="Courier New" w:hint="default"/>
+      </w:rPr>
+    </w:lvl>
+    <w:lvl w:ilvl="3">
+      <w:start w:val="1"/>
+      <w:numFmt w:val="decimal"/>
+      <w:lvlText w:val="%1.%2.%3.%4."/>
+      <w:lvlJc w:val="left"/>
+      <w:pPr>
+        <w:ind w:left="2088" w:hanging="648"/>
+      </w:pPr>
+    </w:lvl>
+    <w:lvl w:ilvl="4">
+      <w:start w:val="1"/>
+      <w:numFmt w:val="decimal"/>
+      <w:lvlText w:val="%1.%2.%3.%4.%5."/>
+      <w:lvlJc w:val="left"/>
+      <w:pPr>
+        <w:ind w:left="2592" w:hanging="792"/>
+      </w:pPr>
+    </w:lvl>
+    <w:lvl w:ilvl="5">
+      <w:start w:val="1"/>
+      <w:numFmt w:val="decimal"/>
+      <w:lvlText w:val="%1.%2.%3.%4.%5.%6."/>
+      <w:lvlJc w:val="left"/>
+      <w:pPr>
+        <w:ind w:left="3096" w:hanging="936"/>
+      </w:pPr>
+    </w:lvl>
+    <w:lvl w:ilvl="6">
+      <w:start w:val="1"/>
+      <w:numFmt w:val="decimal"/>
+      <w:lvlText w:val="%1.%2.%3.%4.%5.%6.%7."/>
+      <w:lvlJc w:val="left"/>
+      <w:pPr>
+        <w:ind w:left="3600" w:hanging="1080"/>
+      </w:pPr>
+    </w:lvl>
+    <w:lvl w:ilvl="7">
+      <w:start w:val="1"/>
+      <w:numFmt w:val="decimal"/>
+      <w:lvlText w:val="%1.%2.%3.%4.%5.%6.%7.%8."/>
+      <w:lvlJc w:val="left"/>
+      <w:pPr>
+        <w:ind w:left="4104" w:hanging="1224"/>
+      </w:pPr>
+    </w:lvl>
+    <w:lvl w:ilvl="8">
+      <w:start w:val="1"/>
+      <w:numFmt w:val="decimal"/>
+      <w:lvlText w:val="%1.%2.%3.%4.%5.%6.%7.%8.%9."/>
+      <w:lvlJc w:val="left"/>
+      <w:pPr>
+        <w:ind w:left="4680" w:hanging="1440"/>
+      </w:pPr>
+    </w:lvl>
+  </w:abstractNum>
+  <w:abstractNum w:abstractNumId="42" w15:restartNumberingAfterBreak="0">
+    <w:nsid w:val="6DDB315B"/>
+    <w:multiLevelType w:val="multilevel"/>
+    <w:tmpl w:val="9506B2A6"/>
+    <w:lvl w:ilvl="0">
+      <w:start w:val="1"/>
+      <w:numFmt w:val="bullet"/>
+      <w:lvlText w:val=""/>
+      <w:lvlJc w:val="left"/>
+      <w:pPr>
+        <w:ind w:left="360" w:hanging="360"/>
+      </w:pPr>
+      <w:rPr>
+        <w:rFonts w:ascii="Symbol" w:hAnsi="Symbol" w:hint="default"/>
+      </w:rPr>
+    </w:lvl>
+    <w:lvl w:ilvl="1">
+      <w:start w:val="1"/>
+      <w:numFmt w:val="decimal"/>
+      <w:lvlText w:val="%1.%2."/>
+      <w:lvlJc w:val="left"/>
+      <w:pPr>
+        <w:ind w:left="792" w:hanging="432"/>
+      </w:pPr>
+    </w:lvl>
+    <w:lvl w:ilvl="2">
+      <w:start w:val="1"/>
+      <w:numFmt w:val="decimal"/>
+      <w:lvlText w:val="%1.%2.%3."/>
+      <w:lvlJc w:val="left"/>
+      <w:pPr>
+        <w:ind w:left="1224" w:hanging="504"/>
+      </w:pPr>
+    </w:lvl>
+    <w:lvl w:ilvl="3">
+      <w:start w:val="1"/>
+      <w:numFmt w:val="decimal"/>
+      <w:lvlText w:val="%1.%2.%3.%4."/>
+      <w:lvlJc w:val="left"/>
+      <w:pPr>
+        <w:ind w:left="1728" w:hanging="648"/>
+      </w:pPr>
+    </w:lvl>
+    <w:lvl w:ilvl="4">
+      <w:start w:val="1"/>
+      <w:numFmt w:val="decimal"/>
+      <w:lvlText w:val="%1.%2.%3.%4.%5."/>
+      <w:lvlJc w:val="left"/>
+      <w:pPr>
+        <w:ind w:left="2232" w:hanging="792"/>
+      </w:pPr>
+    </w:lvl>
+    <w:lvl w:ilvl="5">
+      <w:start w:val="1"/>
+      <w:numFmt w:val="decimal"/>
+      <w:lvlText w:val="%1.%2.%3.%4.%5.%6."/>
+      <w:lvlJc w:val="left"/>
+      <w:pPr>
+        <w:ind w:left="2736" w:hanging="936"/>
+      </w:pPr>
+    </w:lvl>
+    <w:lvl w:ilvl="6">
+      <w:start w:val="1"/>
+      <w:numFmt w:val="decimal"/>
+      <w:lvlText w:val="%1.%2.%3.%4.%5.%6.%7."/>
+      <w:lvlJc w:val="left"/>
+      <w:pPr>
+        <w:ind w:left="3240" w:hanging="1080"/>
+      </w:pPr>
+    </w:lvl>
+    <w:lvl w:ilvl="7">
+      <w:start w:val="1"/>
+      <w:numFmt w:val="decimal"/>
+      <w:lvlText w:val="%1.%2.%3.%4.%5.%6.%7.%8."/>
+      <w:lvlJc w:val="left"/>
+      <w:pPr>
+        <w:ind w:left="3744" w:hanging="1224"/>
+      </w:pPr>
+    </w:lvl>
+    <w:lvl w:ilvl="8">
+      <w:start w:val="1"/>
+      <w:numFmt w:val="decimal"/>
+      <w:lvlText w:val="%1.%2.%3.%4.%5.%6.%7.%8.%9."/>
+      <w:lvlJc w:val="left"/>
+      <w:pPr>
+        <w:ind w:left="4320" w:hanging="1440"/>
+      </w:pPr>
+    </w:lvl>
+  </w:abstractNum>
+  <w:abstractNum w:abstractNumId="43" w15:restartNumberingAfterBreak="0">
     <w:nsid w:val="6FEC1125"/>
     <w:multiLevelType w:val="multilevel"/>
     <w:tmpl w:val="4B603932"/>
@@ -5581,7 +11511,7 @@
       </w:rPr>
     </w:lvl>
   </w:abstractNum>
-  <w:abstractNum w:abstractNumId="19" w15:restartNumberingAfterBreak="0">
+  <w:abstractNum w:abstractNumId="44" w15:restartNumberingAfterBreak="0">
     <w:nsid w:val="723C36D8"/>
     <w:multiLevelType w:val="hybridMultilevel"/>
     <w:tmpl w:val="5DE44D48"/>
@@ -5694,7 +11624,283 @@
       </w:rPr>
     </w:lvl>
   </w:abstractNum>
-  <w:abstractNum w:abstractNumId="20" w15:restartNumberingAfterBreak="0">
+  <w:abstractNum w:abstractNumId="45" w15:restartNumberingAfterBreak="0">
+    <w:nsid w:val="77A82909"/>
+    <w:multiLevelType w:val="multilevel"/>
+    <w:tmpl w:val="AF8650FA"/>
+    <w:lvl w:ilvl="0">
+      <w:start w:val="1"/>
+      <w:numFmt w:val="bullet"/>
+      <w:lvlText w:val=""/>
+      <w:lvlJc w:val="left"/>
+      <w:pPr>
+        <w:ind w:left="1080" w:hanging="360"/>
+      </w:pPr>
+      <w:rPr>
+        <w:rFonts w:ascii="Symbol" w:hAnsi="Symbol" w:hint="default"/>
+      </w:rPr>
+    </w:lvl>
+    <w:lvl w:ilvl="1">
+      <w:start w:val="1"/>
+      <w:numFmt w:val="bullet"/>
+      <w:lvlText w:val=""/>
+      <w:lvlJc w:val="left"/>
+      <w:pPr>
+        <w:ind w:left="1440" w:hanging="360"/>
+      </w:pPr>
+      <w:rPr>
+        <w:rFonts w:ascii="Symbol" w:hAnsi="Symbol" w:hint="default"/>
+      </w:rPr>
+    </w:lvl>
+    <w:lvl w:ilvl="2">
+      <w:start w:val="1"/>
+      <w:numFmt w:val="bullet"/>
+      <w:lvlText w:val="o"/>
+      <w:lvlJc w:val="left"/>
+      <w:pPr>
+        <w:ind w:left="1800" w:hanging="360"/>
+      </w:pPr>
+      <w:rPr>
+        <w:rFonts w:ascii="Courier New" w:hAnsi="Courier New" w:cs="Courier New" w:hint="default"/>
+      </w:rPr>
+    </w:lvl>
+    <w:lvl w:ilvl="3">
+      <w:start w:val="1"/>
+      <w:numFmt w:val="decimal"/>
+      <w:lvlText w:val="%1.%2.%3.%4."/>
+      <w:lvlJc w:val="left"/>
+      <w:pPr>
+        <w:ind w:left="2448" w:hanging="648"/>
+      </w:pPr>
+    </w:lvl>
+    <w:lvl w:ilvl="4">
+      <w:start w:val="1"/>
+      <w:numFmt w:val="decimal"/>
+      <w:lvlText w:val="%1.%2.%3.%4.%5."/>
+      <w:lvlJc w:val="left"/>
+      <w:pPr>
+        <w:ind w:left="2952" w:hanging="792"/>
+      </w:pPr>
+    </w:lvl>
+    <w:lvl w:ilvl="5">
+      <w:start w:val="1"/>
+      <w:numFmt w:val="decimal"/>
+      <w:lvlText w:val="%1.%2.%3.%4.%5.%6."/>
+      <w:lvlJc w:val="left"/>
+      <w:pPr>
+        <w:ind w:left="3456" w:hanging="936"/>
+      </w:pPr>
+    </w:lvl>
+    <w:lvl w:ilvl="6">
+      <w:start w:val="1"/>
+      <w:numFmt w:val="decimal"/>
+      <w:lvlText w:val="%1.%2.%3.%4.%5.%6.%7."/>
+      <w:lvlJc w:val="left"/>
+      <w:pPr>
+        <w:ind w:left="3960" w:hanging="1080"/>
+      </w:pPr>
+    </w:lvl>
+    <w:lvl w:ilvl="7">
+      <w:start w:val="1"/>
+      <w:numFmt w:val="decimal"/>
+      <w:lvlText w:val="%1.%2.%3.%4.%5.%6.%7.%8."/>
+      <w:lvlJc w:val="left"/>
+      <w:pPr>
+        <w:ind w:left="4464" w:hanging="1224"/>
+      </w:pPr>
+    </w:lvl>
+    <w:lvl w:ilvl="8">
+      <w:start w:val="1"/>
+      <w:numFmt w:val="decimal"/>
+      <w:lvlText w:val="%1.%2.%3.%4.%5.%6.%7.%8.%9."/>
+      <w:lvlJc w:val="left"/>
+      <w:pPr>
+        <w:ind w:left="5040" w:hanging="1440"/>
+      </w:pPr>
+    </w:lvl>
+  </w:abstractNum>
+  <w:abstractNum w:abstractNumId="46" w15:restartNumberingAfterBreak="0">
+    <w:nsid w:val="7A542B0A"/>
+    <w:multiLevelType w:val="multilevel"/>
+    <w:tmpl w:val="9506B2A6"/>
+    <w:lvl w:ilvl="0">
+      <w:start w:val="1"/>
+      <w:numFmt w:val="bullet"/>
+      <w:lvlText w:val=""/>
+      <w:lvlJc w:val="left"/>
+      <w:pPr>
+        <w:ind w:left="360" w:hanging="360"/>
+      </w:pPr>
+      <w:rPr>
+        <w:rFonts w:ascii="Symbol" w:hAnsi="Symbol" w:hint="default"/>
+      </w:rPr>
+    </w:lvl>
+    <w:lvl w:ilvl="1">
+      <w:start w:val="1"/>
+      <w:numFmt w:val="decimal"/>
+      <w:lvlText w:val="%1.%2."/>
+      <w:lvlJc w:val="left"/>
+      <w:pPr>
+        <w:ind w:left="792" w:hanging="432"/>
+      </w:pPr>
+    </w:lvl>
+    <w:lvl w:ilvl="2">
+      <w:start w:val="1"/>
+      <w:numFmt w:val="decimal"/>
+      <w:lvlText w:val="%1.%2.%3."/>
+      <w:lvlJc w:val="left"/>
+      <w:pPr>
+        <w:ind w:left="1224" w:hanging="504"/>
+      </w:pPr>
+    </w:lvl>
+    <w:lvl w:ilvl="3">
+      <w:start w:val="1"/>
+      <w:numFmt w:val="decimal"/>
+      <w:lvlText w:val="%1.%2.%3.%4."/>
+      <w:lvlJc w:val="left"/>
+      <w:pPr>
+        <w:ind w:left="1728" w:hanging="648"/>
+      </w:pPr>
+    </w:lvl>
+    <w:lvl w:ilvl="4">
+      <w:start w:val="1"/>
+      <w:numFmt w:val="decimal"/>
+      <w:lvlText w:val="%1.%2.%3.%4.%5."/>
+      <w:lvlJc w:val="left"/>
+      <w:pPr>
+        <w:ind w:left="2232" w:hanging="792"/>
+      </w:pPr>
+    </w:lvl>
+    <w:lvl w:ilvl="5">
+      <w:start w:val="1"/>
+      <w:numFmt w:val="decimal"/>
+      <w:lvlText w:val="%1.%2.%3.%4.%5.%6."/>
+      <w:lvlJc w:val="left"/>
+      <w:pPr>
+        <w:ind w:left="2736" w:hanging="936"/>
+      </w:pPr>
+    </w:lvl>
+    <w:lvl w:ilvl="6">
+      <w:start w:val="1"/>
+      <w:numFmt w:val="decimal"/>
+      <w:lvlText w:val="%1.%2.%3.%4.%5.%6.%7."/>
+      <w:lvlJc w:val="left"/>
+      <w:pPr>
+        <w:ind w:left="3240" w:hanging="1080"/>
+      </w:pPr>
+    </w:lvl>
+    <w:lvl w:ilvl="7">
+      <w:start w:val="1"/>
+      <w:numFmt w:val="decimal"/>
+      <w:lvlText w:val="%1.%2.%3.%4.%5.%6.%7.%8."/>
+      <w:lvlJc w:val="left"/>
+      <w:pPr>
+        <w:ind w:left="3744" w:hanging="1224"/>
+      </w:pPr>
+    </w:lvl>
+    <w:lvl w:ilvl="8">
+      <w:start w:val="1"/>
+      <w:numFmt w:val="decimal"/>
+      <w:lvlText w:val="%1.%2.%3.%4.%5.%6.%7.%8.%9."/>
+      <w:lvlJc w:val="left"/>
+      <w:pPr>
+        <w:ind w:left="4320" w:hanging="1440"/>
+      </w:pPr>
+    </w:lvl>
+  </w:abstractNum>
+  <w:abstractNum w:abstractNumId="47" w15:restartNumberingAfterBreak="0">
+    <w:nsid w:val="7B956710"/>
+    <w:multiLevelType w:val="multilevel"/>
+    <w:tmpl w:val="25C2D402"/>
+    <w:lvl w:ilvl="0">
+      <w:start w:val="1"/>
+      <w:numFmt w:val="decimal"/>
+      <w:lvlText w:val="%1."/>
+      <w:lvlJc w:val="left"/>
+      <w:pPr>
+        <w:ind w:left="360" w:hanging="360"/>
+      </w:pPr>
+    </w:lvl>
+    <w:lvl w:ilvl="1">
+      <w:start w:val="1"/>
+      <w:numFmt w:val="bullet"/>
+      <w:lvlText w:val=""/>
+      <w:lvlJc w:val="left"/>
+      <w:pPr>
+        <w:ind w:left="720" w:hanging="360"/>
+      </w:pPr>
+      <w:rPr>
+        <w:rFonts w:ascii="Symbol" w:hAnsi="Symbol" w:hint="default"/>
+      </w:rPr>
+    </w:lvl>
+    <w:lvl w:ilvl="2">
+      <w:start w:val="1"/>
+      <w:numFmt w:val="bullet"/>
+      <w:lvlText w:val="o"/>
+      <w:lvlJc w:val="left"/>
+      <w:pPr>
+        <w:ind w:left="1080" w:hanging="360"/>
+      </w:pPr>
+      <w:rPr>
+        <w:rFonts w:ascii="Courier New" w:hAnsi="Courier New" w:cs="Courier New" w:hint="default"/>
+      </w:rPr>
+    </w:lvl>
+    <w:lvl w:ilvl="3">
+      <w:start w:val="1"/>
+      <w:numFmt w:val="decimal"/>
+      <w:lvlText w:val="%1.%2.%3.%4."/>
+      <w:lvlJc w:val="left"/>
+      <w:pPr>
+        <w:ind w:left="1728" w:hanging="648"/>
+      </w:pPr>
+    </w:lvl>
+    <w:lvl w:ilvl="4">
+      <w:start w:val="1"/>
+      <w:numFmt w:val="decimal"/>
+      <w:lvlText w:val="%1.%2.%3.%4.%5."/>
+      <w:lvlJc w:val="left"/>
+      <w:pPr>
+        <w:ind w:left="2232" w:hanging="792"/>
+      </w:pPr>
+    </w:lvl>
+    <w:lvl w:ilvl="5">
+      <w:start w:val="1"/>
+      <w:numFmt w:val="decimal"/>
+      <w:lvlText w:val="%1.%2.%3.%4.%5.%6."/>
+      <w:lvlJc w:val="left"/>
+      <w:pPr>
+        <w:ind w:left="2736" w:hanging="936"/>
+      </w:pPr>
+    </w:lvl>
+    <w:lvl w:ilvl="6">
+      <w:start w:val="1"/>
+      <w:numFmt w:val="decimal"/>
+      <w:lvlText w:val="%1.%2.%3.%4.%5.%6.%7."/>
+      <w:lvlJc w:val="left"/>
+      <w:pPr>
+        <w:ind w:left="3240" w:hanging="1080"/>
+      </w:pPr>
+    </w:lvl>
+    <w:lvl w:ilvl="7">
+      <w:start w:val="1"/>
+      <w:numFmt w:val="decimal"/>
+      <w:lvlText w:val="%1.%2.%3.%4.%5.%6.%7.%8."/>
+      <w:lvlJc w:val="left"/>
+      <w:pPr>
+        <w:ind w:left="3744" w:hanging="1224"/>
+      </w:pPr>
+    </w:lvl>
+    <w:lvl w:ilvl="8">
+      <w:start w:val="1"/>
+      <w:numFmt w:val="decimal"/>
+      <w:lvlText w:val="%1.%2.%3.%4.%5.%6.%7.%8.%9."/>
+      <w:lvlJc w:val="left"/>
+      <w:pPr>
+        <w:ind w:left="4320" w:hanging="1440"/>
+      </w:pPr>
+    </w:lvl>
+  </w:abstractNum>
+  <w:abstractNum w:abstractNumId="48" w15:restartNumberingAfterBreak="0">
     <w:nsid w:val="7CB17658"/>
     <w:multiLevelType w:val="hybridMultilevel"/>
     <w:tmpl w:val="1D42DA62"/>
@@ -5807,68 +12013,431 @@
       </w:rPr>
     </w:lvl>
   </w:abstractNum>
+  <w:abstractNum w:abstractNumId="49" w15:restartNumberingAfterBreak="0">
+    <w:nsid w:val="7DA57BE0"/>
+    <w:multiLevelType w:val="multilevel"/>
+    <w:tmpl w:val="A43E5F90"/>
+    <w:lvl w:ilvl="0">
+      <w:start w:val="1"/>
+      <w:numFmt w:val="decimal"/>
+      <w:lvlText w:val="%1."/>
+      <w:lvlJc w:val="left"/>
+      <w:pPr>
+        <w:ind w:left="360" w:hanging="360"/>
+      </w:pPr>
+    </w:lvl>
+    <w:lvl w:ilvl="1">
+      <w:start w:val="1"/>
+      <w:numFmt w:val="bullet"/>
+      <w:lvlText w:val=""/>
+      <w:lvlJc w:val="left"/>
+      <w:pPr>
+        <w:ind w:left="720" w:hanging="360"/>
+      </w:pPr>
+      <w:rPr>
+        <w:rFonts w:ascii="Symbol" w:hAnsi="Symbol" w:hint="default"/>
+      </w:rPr>
+    </w:lvl>
+    <w:lvl w:ilvl="2">
+      <w:start w:val="1"/>
+      <w:numFmt w:val="decimal"/>
+      <w:lvlText w:val="%1.%2.%3."/>
+      <w:lvlJc w:val="left"/>
+      <w:pPr>
+        <w:ind w:left="1224" w:hanging="504"/>
+      </w:pPr>
+    </w:lvl>
+    <w:lvl w:ilvl="3">
+      <w:start w:val="1"/>
+      <w:numFmt w:val="decimal"/>
+      <w:lvlText w:val="%1.%2.%3.%4."/>
+      <w:lvlJc w:val="left"/>
+      <w:pPr>
+        <w:ind w:left="1728" w:hanging="648"/>
+      </w:pPr>
+    </w:lvl>
+    <w:lvl w:ilvl="4">
+      <w:start w:val="1"/>
+      <w:numFmt w:val="decimal"/>
+      <w:lvlText w:val="%1.%2.%3.%4.%5."/>
+      <w:lvlJc w:val="left"/>
+      <w:pPr>
+        <w:ind w:left="2232" w:hanging="792"/>
+      </w:pPr>
+    </w:lvl>
+    <w:lvl w:ilvl="5">
+      <w:start w:val="1"/>
+      <w:numFmt w:val="decimal"/>
+      <w:lvlText w:val="%1.%2.%3.%4.%5.%6."/>
+      <w:lvlJc w:val="left"/>
+      <w:pPr>
+        <w:ind w:left="2736" w:hanging="936"/>
+      </w:pPr>
+    </w:lvl>
+    <w:lvl w:ilvl="6">
+      <w:start w:val="1"/>
+      <w:numFmt w:val="decimal"/>
+      <w:lvlText w:val="%1.%2.%3.%4.%5.%6.%7."/>
+      <w:lvlJc w:val="left"/>
+      <w:pPr>
+        <w:ind w:left="3240" w:hanging="1080"/>
+      </w:pPr>
+    </w:lvl>
+    <w:lvl w:ilvl="7">
+      <w:start w:val="1"/>
+      <w:numFmt w:val="decimal"/>
+      <w:lvlText w:val="%1.%2.%3.%4.%5.%6.%7.%8."/>
+      <w:lvlJc w:val="left"/>
+      <w:pPr>
+        <w:ind w:left="3744" w:hanging="1224"/>
+      </w:pPr>
+    </w:lvl>
+    <w:lvl w:ilvl="8">
+      <w:start w:val="1"/>
+      <w:numFmt w:val="decimal"/>
+      <w:lvlText w:val="%1.%2.%3.%4.%5.%6.%7.%8.%9."/>
+      <w:lvlJc w:val="left"/>
+      <w:pPr>
+        <w:ind w:left="4320" w:hanging="1440"/>
+      </w:pPr>
+    </w:lvl>
+  </w:abstractNum>
+  <w:abstractNum w:abstractNumId="50" w15:restartNumberingAfterBreak="0">
+    <w:nsid w:val="7EE863F5"/>
+    <w:multiLevelType w:val="multilevel"/>
+    <w:tmpl w:val="4009001F"/>
+    <w:lvl w:ilvl="0">
+      <w:start w:val="1"/>
+      <w:numFmt w:val="decimal"/>
+      <w:lvlText w:val="%1."/>
+      <w:lvlJc w:val="left"/>
+      <w:pPr>
+        <w:ind w:left="360" w:hanging="360"/>
+      </w:pPr>
+      <w:rPr>
+        <w:rFonts w:hint="default"/>
+      </w:rPr>
+    </w:lvl>
+    <w:lvl w:ilvl="1">
+      <w:start w:val="1"/>
+      <w:numFmt w:val="decimal"/>
+      <w:lvlText w:val="%1.%2."/>
+      <w:lvlJc w:val="left"/>
+      <w:pPr>
+        <w:ind w:left="792" w:hanging="432"/>
+      </w:pPr>
+    </w:lvl>
+    <w:lvl w:ilvl="2">
+      <w:start w:val="1"/>
+      <w:numFmt w:val="decimal"/>
+      <w:lvlText w:val="%1.%2.%3."/>
+      <w:lvlJc w:val="left"/>
+      <w:pPr>
+        <w:ind w:left="1224" w:hanging="504"/>
+      </w:pPr>
+    </w:lvl>
+    <w:lvl w:ilvl="3">
+      <w:start w:val="1"/>
+      <w:numFmt w:val="decimal"/>
+      <w:lvlText w:val="%1.%2.%3.%4."/>
+      <w:lvlJc w:val="left"/>
+      <w:pPr>
+        <w:ind w:left="1728" w:hanging="648"/>
+      </w:pPr>
+    </w:lvl>
+    <w:lvl w:ilvl="4">
+      <w:start w:val="1"/>
+      <w:numFmt w:val="decimal"/>
+      <w:lvlText w:val="%1.%2.%3.%4.%5."/>
+      <w:lvlJc w:val="left"/>
+      <w:pPr>
+        <w:ind w:left="2232" w:hanging="792"/>
+      </w:pPr>
+    </w:lvl>
+    <w:lvl w:ilvl="5">
+      <w:start w:val="1"/>
+      <w:numFmt w:val="decimal"/>
+      <w:lvlText w:val="%1.%2.%3.%4.%5.%6."/>
+      <w:lvlJc w:val="left"/>
+      <w:pPr>
+        <w:ind w:left="2736" w:hanging="936"/>
+      </w:pPr>
+    </w:lvl>
+    <w:lvl w:ilvl="6">
+      <w:start w:val="1"/>
+      <w:numFmt w:val="decimal"/>
+      <w:lvlText w:val="%1.%2.%3.%4.%5.%6.%7."/>
+      <w:lvlJc w:val="left"/>
+      <w:pPr>
+        <w:ind w:left="3240" w:hanging="1080"/>
+      </w:pPr>
+    </w:lvl>
+    <w:lvl w:ilvl="7">
+      <w:start w:val="1"/>
+      <w:numFmt w:val="decimal"/>
+      <w:lvlText w:val="%1.%2.%3.%4.%5.%6.%7.%8."/>
+      <w:lvlJc w:val="left"/>
+      <w:pPr>
+        <w:ind w:left="3744" w:hanging="1224"/>
+      </w:pPr>
+    </w:lvl>
+    <w:lvl w:ilvl="8">
+      <w:start w:val="1"/>
+      <w:numFmt w:val="decimal"/>
+      <w:lvlText w:val="%1.%2.%3.%4.%5.%6.%7.%8.%9."/>
+      <w:lvlJc w:val="left"/>
+      <w:pPr>
+        <w:ind w:left="4320" w:hanging="1440"/>
+      </w:pPr>
+    </w:lvl>
+  </w:abstractNum>
+  <w:abstractNum w:abstractNumId="51" w15:restartNumberingAfterBreak="0">
+    <w:nsid w:val="7F1F122B"/>
+    <w:multiLevelType w:val="multilevel"/>
+    <w:tmpl w:val="72DC0442"/>
+    <w:lvl w:ilvl="0">
+      <w:start w:val="1"/>
+      <w:numFmt w:val="bullet"/>
+      <w:lvlText w:val=""/>
+      <w:lvlJc w:val="left"/>
+      <w:pPr>
+        <w:ind w:left="1080" w:hanging="360"/>
+      </w:pPr>
+      <w:rPr>
+        <w:rFonts w:ascii="Symbol" w:hAnsi="Symbol" w:hint="default"/>
+      </w:rPr>
+    </w:lvl>
+    <w:lvl w:ilvl="1">
+      <w:start w:val="1"/>
+      <w:numFmt w:val="bullet"/>
+      <w:lvlText w:val="o"/>
+      <w:lvlJc w:val="left"/>
+      <w:pPr>
+        <w:ind w:left="1440" w:hanging="360"/>
+      </w:pPr>
+      <w:rPr>
+        <w:rFonts w:ascii="Courier New" w:hAnsi="Courier New" w:cs="Courier New" w:hint="default"/>
+      </w:rPr>
+    </w:lvl>
+    <w:lvl w:ilvl="2">
+      <w:start w:val="1"/>
+      <w:numFmt w:val="decimal"/>
+      <w:lvlText w:val="%1.%2.%3."/>
+      <w:lvlJc w:val="left"/>
+      <w:pPr>
+        <w:ind w:left="1944" w:hanging="504"/>
+      </w:pPr>
+    </w:lvl>
+    <w:lvl w:ilvl="3">
+      <w:start w:val="1"/>
+      <w:numFmt w:val="decimal"/>
+      <w:lvlText w:val="%1.%2.%3.%4."/>
+      <w:lvlJc w:val="left"/>
+      <w:pPr>
+        <w:ind w:left="2448" w:hanging="648"/>
+      </w:pPr>
+    </w:lvl>
+    <w:lvl w:ilvl="4">
+      <w:start w:val="1"/>
+      <w:numFmt w:val="decimal"/>
+      <w:lvlText w:val="%1.%2.%3.%4.%5."/>
+      <w:lvlJc w:val="left"/>
+      <w:pPr>
+        <w:ind w:left="2952" w:hanging="792"/>
+      </w:pPr>
+    </w:lvl>
+    <w:lvl w:ilvl="5">
+      <w:start w:val="1"/>
+      <w:numFmt w:val="decimal"/>
+      <w:lvlText w:val="%1.%2.%3.%4.%5.%6."/>
+      <w:lvlJc w:val="left"/>
+      <w:pPr>
+        <w:ind w:left="3456" w:hanging="936"/>
+      </w:pPr>
+    </w:lvl>
+    <w:lvl w:ilvl="6">
+      <w:start w:val="1"/>
+      <w:numFmt w:val="decimal"/>
+      <w:lvlText w:val="%1.%2.%3.%4.%5.%6.%7."/>
+      <w:lvlJc w:val="left"/>
+      <w:pPr>
+        <w:ind w:left="3960" w:hanging="1080"/>
+      </w:pPr>
+    </w:lvl>
+    <w:lvl w:ilvl="7">
+      <w:start w:val="1"/>
+      <w:numFmt w:val="decimal"/>
+      <w:lvlText w:val="%1.%2.%3.%4.%5.%6.%7.%8."/>
+      <w:lvlJc w:val="left"/>
+      <w:pPr>
+        <w:ind w:left="4464" w:hanging="1224"/>
+      </w:pPr>
+    </w:lvl>
+    <w:lvl w:ilvl="8">
+      <w:start w:val="1"/>
+      <w:numFmt w:val="decimal"/>
+      <w:lvlText w:val="%1.%2.%3.%4.%5.%6.%7.%8.%9."/>
+      <w:lvlJc w:val="left"/>
+      <w:pPr>
+        <w:ind w:left="5040" w:hanging="1440"/>
+      </w:pPr>
+    </w:lvl>
+  </w:abstractNum>
   <w:num w:numId="1" w16cid:durableId="813179379">
-    <w:abstractNumId w:val="8"/>
+    <w:abstractNumId w:val="15"/>
   </w:num>
   <w:num w:numId="2" w16cid:durableId="2140030685">
-    <w:abstractNumId w:val="10"/>
+    <w:abstractNumId w:val="21"/>
   </w:num>
   <w:num w:numId="3" w16cid:durableId="2008245783">
+    <w:abstractNumId w:val="24"/>
+  </w:num>
+  <w:num w:numId="4" w16cid:durableId="540483536">
+    <w:abstractNumId w:val="11"/>
+  </w:num>
+  <w:num w:numId="5" w16cid:durableId="1405027561">
+    <w:abstractNumId w:val="7"/>
+  </w:num>
+  <w:num w:numId="6" w16cid:durableId="28845206">
+    <w:abstractNumId w:val="28"/>
+  </w:num>
+  <w:num w:numId="7" w16cid:durableId="868881396">
     <w:abstractNumId w:val="12"/>
   </w:num>
-  <w:num w:numId="4" w16cid:durableId="540483536">
-    <w:abstractNumId w:val="5"/>
-  </w:num>
-  <w:num w:numId="5" w16cid:durableId="1405027561">
-    <w:abstractNumId w:val="3"/>
-  </w:num>
-  <w:num w:numId="6" w16cid:durableId="28845206">
-    <w:abstractNumId w:val="15"/>
-  </w:num>
-  <w:num w:numId="7" w16cid:durableId="868881396">
-    <w:abstractNumId w:val="6"/>
-  </w:num>
   <w:num w:numId="8" w16cid:durableId="1775788597">
-    <w:abstractNumId w:val="7"/>
+    <w:abstractNumId w:val="13"/>
   </w:num>
   <w:num w:numId="9" w16cid:durableId="735974436">
-    <w:abstractNumId w:val="9"/>
+    <w:abstractNumId w:val="18"/>
   </w:num>
   <w:num w:numId="10" w16cid:durableId="1470708080">
-    <w:abstractNumId w:val="11"/>
+    <w:abstractNumId w:val="23"/>
   </w:num>
   <w:num w:numId="11" w16cid:durableId="2001807513">
-    <w:abstractNumId w:val="18"/>
+    <w:abstractNumId w:val="43"/>
   </w:num>
   <w:num w:numId="12" w16cid:durableId="1144850617">
-    <w:abstractNumId w:val="16"/>
+    <w:abstractNumId w:val="31"/>
   </w:num>
   <w:num w:numId="13" w16cid:durableId="886180933">
-    <w:abstractNumId w:val="17"/>
+    <w:abstractNumId w:val="40"/>
   </w:num>
   <w:num w:numId="14" w16cid:durableId="1607349664">
     <w:abstractNumId w:val="1"/>
   </w:num>
   <w:num w:numId="15" w16cid:durableId="1543857507">
-    <w:abstractNumId w:val="14"/>
+    <w:abstractNumId w:val="27"/>
   </w:num>
   <w:num w:numId="16" w16cid:durableId="1514144657">
-    <w:abstractNumId w:val="20"/>
+    <w:abstractNumId w:val="48"/>
   </w:num>
   <w:num w:numId="17" w16cid:durableId="1510562697">
-    <w:abstractNumId w:val="19"/>
+    <w:abstractNumId w:val="44"/>
   </w:num>
   <w:num w:numId="18" w16cid:durableId="97410276">
-    <w:abstractNumId w:val="13"/>
+    <w:abstractNumId w:val="26"/>
   </w:num>
   <w:num w:numId="19" w16cid:durableId="1446071585">
-    <w:abstractNumId w:val="4"/>
+    <w:abstractNumId w:val="10"/>
   </w:num>
   <w:num w:numId="20" w16cid:durableId="1546482672">
-    <w:abstractNumId w:val="2"/>
+    <w:abstractNumId w:val="3"/>
   </w:num>
   <w:num w:numId="21" w16cid:durableId="1455247785">
     <w:abstractNumId w:val="0"/>
+  </w:num>
+  <w:num w:numId="22" w16cid:durableId="22445106">
+    <w:abstractNumId w:val="38"/>
+  </w:num>
+  <w:num w:numId="23" w16cid:durableId="225652077">
+    <w:abstractNumId w:val="29"/>
+  </w:num>
+  <w:num w:numId="24" w16cid:durableId="212934121">
+    <w:abstractNumId w:val="8"/>
+  </w:num>
+  <w:num w:numId="25" w16cid:durableId="1164391229">
+    <w:abstractNumId w:val="32"/>
+  </w:num>
+  <w:num w:numId="26" w16cid:durableId="1315643759">
+    <w:abstractNumId w:val="35"/>
+  </w:num>
+  <w:num w:numId="27" w16cid:durableId="424617655">
+    <w:abstractNumId w:val="49"/>
+  </w:num>
+  <w:num w:numId="28" w16cid:durableId="2126659545">
+    <w:abstractNumId w:val="19"/>
+  </w:num>
+  <w:num w:numId="29" w16cid:durableId="934240989">
+    <w:abstractNumId w:val="47"/>
+  </w:num>
+  <w:num w:numId="30" w16cid:durableId="70348787">
+    <w:abstractNumId w:val="4"/>
+  </w:num>
+  <w:num w:numId="31" w16cid:durableId="198015277">
+    <w:abstractNumId w:val="34"/>
+  </w:num>
+  <w:num w:numId="32" w16cid:durableId="933512835">
+    <w:abstractNumId w:val="20"/>
+  </w:num>
+  <w:num w:numId="33" w16cid:durableId="1508593524">
+    <w:abstractNumId w:val="41"/>
+  </w:num>
+  <w:num w:numId="34" w16cid:durableId="1929848820">
+    <w:abstractNumId w:val="45"/>
+  </w:num>
+  <w:num w:numId="35" w16cid:durableId="1162552196">
+    <w:abstractNumId w:val="33"/>
+  </w:num>
+  <w:num w:numId="36" w16cid:durableId="1486388394">
+    <w:abstractNumId w:val="30"/>
+  </w:num>
+  <w:num w:numId="37" w16cid:durableId="1045134239">
+    <w:abstractNumId w:val="36"/>
+  </w:num>
+  <w:num w:numId="38" w16cid:durableId="531112875">
+    <w:abstractNumId w:val="14"/>
+  </w:num>
+  <w:num w:numId="39" w16cid:durableId="2047633205">
+    <w:abstractNumId w:val="17"/>
+  </w:num>
+  <w:num w:numId="40" w16cid:durableId="1487281442">
+    <w:abstractNumId w:val="25"/>
+  </w:num>
+  <w:num w:numId="41" w16cid:durableId="988443595">
+    <w:abstractNumId w:val="5"/>
+  </w:num>
+  <w:num w:numId="42" w16cid:durableId="1759206026">
+    <w:abstractNumId w:val="9"/>
+  </w:num>
+  <w:num w:numId="43" w16cid:durableId="571543557">
+    <w:abstractNumId w:val="16"/>
+  </w:num>
+  <w:num w:numId="44" w16cid:durableId="1741715197">
+    <w:abstractNumId w:val="2"/>
+  </w:num>
+  <w:num w:numId="45" w16cid:durableId="1051076515">
+    <w:abstractNumId w:val="42"/>
+  </w:num>
+  <w:num w:numId="46" w16cid:durableId="2047022143">
+    <w:abstractNumId w:val="46"/>
+  </w:num>
+  <w:num w:numId="47" w16cid:durableId="1292050816">
+    <w:abstractNumId w:val="6"/>
+  </w:num>
+  <w:num w:numId="48" w16cid:durableId="599878810">
+    <w:abstractNumId w:val="51"/>
+  </w:num>
+  <w:num w:numId="49" w16cid:durableId="1763452301">
+    <w:abstractNumId w:val="22"/>
+  </w:num>
+  <w:num w:numId="50" w16cid:durableId="321586918">
+    <w:abstractNumId w:val="39"/>
+  </w:num>
+  <w:num w:numId="51" w16cid:durableId="1730180606">
+    <w:abstractNumId w:val="37"/>
+  </w:num>
+  <w:num w:numId="52" w16cid:durableId="2013027177">
+    <w:abstractNumId w:val="50"/>
   </w:num>
 </w:numbering>
 </file>
@@ -6473,6 +13042,7 @@
   <w:style w:type="character" w:default="1" w:styleId="DefaultParagraphFont">
     <w:name w:val="Default Paragraph Font"/>
     <w:uiPriority w:val="1"/>
+    <w:semiHidden/>
     <w:unhideWhenUsed/>
   </w:style>
   <w:style w:type="table" w:default="1" w:styleId="TableNormal">
@@ -6825,6 +13395,25 @@
       <w:shd w:val="clear" w:color="auto" w:fill="E1DFDD"/>
     </w:rPr>
   </w:style>
+  <w:style w:type="table" w:styleId="TableGrid">
+    <w:name w:val="Table Grid"/>
+    <w:basedOn w:val="TableNormal"/>
+    <w:uiPriority w:val="39"/>
+    <w:rsid w:val="0061235B"/>
+    <w:pPr>
+      <w:spacing w:after="0" w:line="240" w:lineRule="auto"/>
+    </w:pPr>
+    <w:tblPr>
+      <w:tblBorders>
+        <w:top w:val="single" w:sz="4" w:space="0" w:color="auto"/>
+        <w:left w:val="single" w:sz="4" w:space="0" w:color="auto"/>
+        <w:bottom w:val="single" w:sz="4" w:space="0" w:color="auto"/>
+        <w:right w:val="single" w:sz="4" w:space="0" w:color="auto"/>
+        <w:insideH w:val="single" w:sz="4" w:space="0" w:color="auto"/>
+        <w:insideV w:val="single" w:sz="4" w:space="0" w:color="auto"/>
+      </w:tblBorders>
+    </w:tblPr>
+  </w:style>
 </w:styles>
 </file>
 

--- a/docs/Group-47.docx
+++ b/docs/Group-47.docx
@@ -3601,6 +3601,9 @@
         <w:keepNext/>
       </w:pPr>
       <w:r>
+        <w:rPr>
+          <w:noProof/>
+        </w:rPr>
         <w:lastRenderedPageBreak/>
         <w:drawing>
           <wp:inline distT="0" distB="0" distL="0" distR="0" wp14:anchorId="32B488E9" wp14:editId="2A2A4ED8">
@@ -3839,10 +3842,7 @@
         </w:numPr>
       </w:pPr>
       <w:r>
-        <w:t>Efficient Data Acces</w:t>
-      </w:r>
-      <w:r>
-        <w:t>s</w:t>
+        <w:t>Efficient Data Access</w:t>
       </w:r>
     </w:p>
     <w:p>
@@ -7035,6 +7035,1362 @@
         <w:t>Streaming data → Per batch window</w:t>
       </w:r>
     </w:p>
+    <w:p>
+      <w:pPr>
+        <w:pStyle w:val="Heading1"/>
+        <w:numPr>
+          <w:ilvl w:val="0"/>
+          <w:numId w:val="7"/>
+        </w:numPr>
+        <w:rPr>
+          <w:lang w:val="en-US"/>
+        </w:rPr>
+      </w:pPr>
+      <w:r>
+        <w:rPr>
+          <w:lang w:val="en-US"/>
+        </w:rPr>
+        <w:t>Feature Engineering and Transformation</w:t>
+      </w:r>
+    </w:p>
+    <w:p>
+      <w:pPr>
+        <w:rPr>
+          <w:lang w:val="en-US"/>
+        </w:rPr>
+      </w:pPr>
+      <w:r>
+        <w:rPr>
+          <w:lang w:val="en-US"/>
+        </w:rPr>
+        <w:t>F</w:t>
+      </w:r>
+      <w:r>
+        <w:rPr>
+          <w:lang w:val="en-US"/>
+        </w:rPr>
+        <w:t xml:space="preserve">eature engineering is performed using a combination of Python-based transformations and SQL-compatible storage. User-level, item-level, and interaction-level features are derived from raw transactional and clickstream data. The transformed features are </w:t>
+      </w:r>
+      <w:r>
+        <w:rPr>
+          <w:lang w:val="en-US"/>
+        </w:rPr>
+        <w:lastRenderedPageBreak/>
+        <w:t>stored in a structured SQLite database to simulate a data warehouse, enabling efficient retrieval for downstream modeling tasks.</w:t>
+      </w:r>
+    </w:p>
+    <w:p>
+      <w:pPr>
+        <w:pStyle w:val="Heading2"/>
+        <w:numPr>
+          <w:ilvl w:val="1"/>
+          <w:numId w:val="7"/>
+        </w:numPr>
+        <w:ind w:left="0" w:firstLine="0"/>
+        <w:rPr>
+          <w:lang w:val="en-US"/>
+        </w:rPr>
+      </w:pPr>
+      <w:r>
+        <w:rPr>
+          <w:lang w:val="en-US"/>
+        </w:rPr>
+        <w:t>Features</w:t>
+      </w:r>
+    </w:p>
+    <w:p>
+      <w:pPr>
+        <w:rPr>
+          <w:lang w:val="en-US"/>
+        </w:rPr>
+      </w:pPr>
+      <w:r>
+        <w:rPr>
+          <w:lang w:val="en-US"/>
+        </w:rPr>
+        <w:t>Feature engineering was performed to derive meaningful user-level, item-level, and interaction-level features from raw transactional and clickstream data. These features capture user behavior, item characteristics, and interaction intensity, enabling effective training of recommendation models.</w:t>
+      </w:r>
+    </w:p>
+    <w:tbl>
+      <w:tblPr>
+        <w:tblStyle w:val="GridTable4-Accent1"/>
+        <w:tblW w:w="0" w:type="auto"/>
+        <w:tblBorders>
+          <w:top w:val="single" w:sz="12" w:space="0" w:color="auto"/>
+          <w:left w:val="single" w:sz="12" w:space="0" w:color="auto"/>
+          <w:bottom w:val="single" w:sz="12" w:space="0" w:color="auto"/>
+          <w:right w:val="single" w:sz="12" w:space="0" w:color="auto"/>
+          <w:insideH w:val="single" w:sz="12" w:space="0" w:color="auto"/>
+          <w:insideV w:val="single" w:sz="12" w:space="0" w:color="auto"/>
+        </w:tblBorders>
+        <w:tblLook w:val="06A0" w:firstRow="1" w:lastRow="0" w:firstColumn="1" w:lastColumn="0" w:noHBand="1" w:noVBand="1"/>
+      </w:tblPr>
+      <w:tblGrid>
+        <w:gridCol w:w="2164"/>
+        <w:gridCol w:w="853"/>
+        <w:gridCol w:w="1564"/>
+        <w:gridCol w:w="2158"/>
+        <w:gridCol w:w="2257"/>
+      </w:tblGrid>
+      <w:tr>
+        <w:trPr>
+          <w:cnfStyle w:val="100000000000" w:firstRow="1" w:lastRow="0" w:firstColumn="0" w:lastColumn="0" w:oddVBand="0" w:evenVBand="0" w:oddHBand="0" w:evenHBand="0" w:firstRowFirstColumn="0" w:firstRowLastColumn="0" w:lastRowFirstColumn="0" w:lastRowLastColumn="0"/>
+        </w:trPr>
+        <w:tc>
+          <w:tcPr>
+            <w:cnfStyle w:val="001000000000" w:firstRow="0" w:lastRow="0" w:firstColumn="1" w:lastColumn="0" w:oddVBand="0" w:evenVBand="0" w:oddHBand="0" w:evenHBand="0" w:firstRowFirstColumn="0" w:firstRowLastColumn="0" w:lastRowFirstColumn="0" w:lastRowLastColumn="0"/>
+            <w:tcW w:w="0" w:type="auto"/>
+            <w:tcBorders>
+              <w:top w:val="none" w:sz="0" w:space="0" w:color="auto"/>
+              <w:left w:val="none" w:sz="0" w:space="0" w:color="auto"/>
+              <w:bottom w:val="none" w:sz="0" w:space="0" w:color="auto"/>
+              <w:right w:val="none" w:sz="0" w:space="0" w:color="auto"/>
+            </w:tcBorders>
+            <w:hideMark/>
+          </w:tcPr>
+          <w:p>
+            <w:pPr>
+              <w:spacing w:after="160" w:line="278" w:lineRule="auto"/>
+            </w:pPr>
+            <w:r>
+              <w:t>Feature Name</w:t>
+            </w:r>
+          </w:p>
+        </w:tc>
+        <w:tc>
+          <w:tcPr>
+            <w:tcW w:w="0" w:type="auto"/>
+            <w:tcBorders>
+              <w:top w:val="none" w:sz="0" w:space="0" w:color="auto"/>
+              <w:left w:val="none" w:sz="0" w:space="0" w:color="auto"/>
+              <w:bottom w:val="none" w:sz="0" w:space="0" w:color="auto"/>
+              <w:right w:val="none" w:sz="0" w:space="0" w:color="auto"/>
+            </w:tcBorders>
+            <w:hideMark/>
+          </w:tcPr>
+          <w:p>
+            <w:pPr>
+              <w:spacing w:after="160" w:line="278" w:lineRule="auto"/>
+              <w:cnfStyle w:val="100000000000" w:firstRow="1" w:lastRow="0" w:firstColumn="0" w:lastColumn="0" w:oddVBand="0" w:evenVBand="0" w:oddHBand="0" w:evenHBand="0" w:firstRowFirstColumn="0" w:firstRowLastColumn="0" w:lastRowFirstColumn="0" w:lastRowLastColumn="0"/>
+            </w:pPr>
+            <w:r>
+              <w:t>Entity</w:t>
+            </w:r>
+          </w:p>
+        </w:tc>
+        <w:tc>
+          <w:tcPr>
+            <w:tcW w:w="0" w:type="auto"/>
+            <w:tcBorders>
+              <w:top w:val="none" w:sz="0" w:space="0" w:color="auto"/>
+              <w:left w:val="none" w:sz="0" w:space="0" w:color="auto"/>
+              <w:bottom w:val="none" w:sz="0" w:space="0" w:color="auto"/>
+              <w:right w:val="none" w:sz="0" w:space="0" w:color="auto"/>
+            </w:tcBorders>
+            <w:hideMark/>
+          </w:tcPr>
+          <w:p>
+            <w:pPr>
+              <w:spacing w:after="160" w:line="278" w:lineRule="auto"/>
+              <w:cnfStyle w:val="100000000000" w:firstRow="1" w:lastRow="0" w:firstColumn="0" w:lastColumn="0" w:oddVBand="0" w:evenVBand="0" w:oddHBand="0" w:evenHBand="0" w:firstRowFirstColumn="0" w:firstRowLastColumn="0" w:lastRowFirstColumn="0" w:lastRowLastColumn="0"/>
+            </w:pPr>
+            <w:r>
+              <w:t>Description</w:t>
+            </w:r>
+          </w:p>
+        </w:tc>
+        <w:tc>
+          <w:tcPr>
+            <w:tcW w:w="0" w:type="auto"/>
+            <w:tcBorders>
+              <w:top w:val="none" w:sz="0" w:space="0" w:color="auto"/>
+              <w:left w:val="none" w:sz="0" w:space="0" w:color="auto"/>
+              <w:bottom w:val="none" w:sz="0" w:space="0" w:color="auto"/>
+              <w:right w:val="none" w:sz="0" w:space="0" w:color="auto"/>
+            </w:tcBorders>
+            <w:hideMark/>
+          </w:tcPr>
+          <w:p>
+            <w:pPr>
+              <w:spacing w:after="160" w:line="278" w:lineRule="auto"/>
+              <w:cnfStyle w:val="100000000000" w:firstRow="1" w:lastRow="0" w:firstColumn="0" w:lastColumn="0" w:oddVBand="0" w:evenVBand="0" w:oddHBand="0" w:evenHBand="0" w:firstRowFirstColumn="0" w:firstRowLastColumn="0" w:lastRowFirstColumn="0" w:lastRowLastColumn="0"/>
+            </w:pPr>
+            <w:r>
+              <w:t>Computation Logic</w:t>
+            </w:r>
+          </w:p>
+        </w:tc>
+        <w:tc>
+          <w:tcPr>
+            <w:tcW w:w="0" w:type="auto"/>
+            <w:tcBorders>
+              <w:top w:val="none" w:sz="0" w:space="0" w:color="auto"/>
+              <w:left w:val="none" w:sz="0" w:space="0" w:color="auto"/>
+              <w:bottom w:val="none" w:sz="0" w:space="0" w:color="auto"/>
+              <w:right w:val="none" w:sz="0" w:space="0" w:color="auto"/>
+            </w:tcBorders>
+            <w:hideMark/>
+          </w:tcPr>
+          <w:p>
+            <w:pPr>
+              <w:spacing w:after="160" w:line="278" w:lineRule="auto"/>
+              <w:cnfStyle w:val="100000000000" w:firstRow="1" w:lastRow="0" w:firstColumn="0" w:lastColumn="0" w:oddVBand="0" w:evenVBand="0" w:oddHBand="0" w:evenHBand="0" w:firstRowFirstColumn="0" w:firstRowLastColumn="0" w:lastRowFirstColumn="0" w:lastRowLastColumn="0"/>
+            </w:pPr>
+            <w:r>
+              <w:t>Significance for Recommendation</w:t>
+            </w:r>
+          </w:p>
+        </w:tc>
+      </w:tr>
+      <w:tr>
+        <w:tc>
+          <w:tcPr>
+            <w:cnfStyle w:val="001000000000" w:firstRow="0" w:lastRow="0" w:firstColumn="1" w:lastColumn="0" w:oddVBand="0" w:evenVBand="0" w:oddHBand="0" w:evenHBand="0" w:firstRowFirstColumn="0" w:firstRowLastColumn="0" w:lastRowFirstColumn="0" w:lastRowLastColumn="0"/>
+            <w:tcW w:w="0" w:type="auto"/>
+            <w:hideMark/>
+          </w:tcPr>
+          <w:p>
+            <w:pPr>
+              <w:spacing w:after="160" w:line="278" w:lineRule="auto"/>
+            </w:pPr>
+            <w:proofErr w:type="spellStart"/>
+            <w:r>
+              <w:t>activity_count</w:t>
+            </w:r>
+            <w:proofErr w:type="spellEnd"/>
+          </w:p>
+        </w:tc>
+        <w:tc>
+          <w:tcPr>
+            <w:tcW w:w="0" w:type="auto"/>
+            <w:hideMark/>
+          </w:tcPr>
+          <w:p>
+            <w:pPr>
+              <w:spacing w:after="160" w:line="278" w:lineRule="auto"/>
+              <w:cnfStyle w:val="000000000000" w:firstRow="0" w:lastRow="0" w:firstColumn="0" w:lastColumn="0" w:oddVBand="0" w:evenVBand="0" w:oddHBand="0" w:evenHBand="0" w:firstRowFirstColumn="0" w:firstRowLastColumn="0" w:lastRowFirstColumn="0" w:lastRowLastColumn="0"/>
+            </w:pPr>
+            <w:r>
+              <w:t>User</w:t>
+            </w:r>
+          </w:p>
+        </w:tc>
+        <w:tc>
+          <w:tcPr>
+            <w:tcW w:w="0" w:type="auto"/>
+            <w:hideMark/>
+          </w:tcPr>
+          <w:p>
+            <w:pPr>
+              <w:spacing w:after="160" w:line="278" w:lineRule="auto"/>
+              <w:cnfStyle w:val="000000000000" w:firstRow="0" w:lastRow="0" w:firstColumn="0" w:lastColumn="0" w:oddVBand="0" w:evenVBand="0" w:oddHBand="0" w:evenHBand="0" w:firstRowFirstColumn="0" w:firstRowLastColumn="0" w:lastRowFirstColumn="0" w:lastRowLastColumn="0"/>
+            </w:pPr>
+            <w:r>
+              <w:t>Total number of interactions (clicks + purchases) by a user</w:t>
+            </w:r>
+          </w:p>
+        </w:tc>
+        <w:tc>
+          <w:tcPr>
+            <w:tcW w:w="0" w:type="auto"/>
+            <w:hideMark/>
+          </w:tcPr>
+          <w:p>
+            <w:pPr>
+              <w:spacing w:after="160" w:line="278" w:lineRule="auto"/>
+              <w:cnfStyle w:val="000000000000" w:firstRow="0" w:lastRow="0" w:firstColumn="0" w:lastColumn="0" w:oddVBand="0" w:evenVBand="0" w:oddHBand="0" w:evenHBand="0" w:firstRowFirstColumn="0" w:firstRowLastColumn="0" w:lastRowFirstColumn="0" w:lastRowLastColumn="0"/>
+            </w:pPr>
+            <w:r>
+              <w:t xml:space="preserve">Count of </w:t>
+            </w:r>
+            <w:proofErr w:type="spellStart"/>
+            <w:r>
+              <w:t>product_id</w:t>
+            </w:r>
+            <w:proofErr w:type="spellEnd"/>
+            <w:r>
+              <w:t xml:space="preserve"> grouped by </w:t>
+            </w:r>
+            <w:proofErr w:type="spellStart"/>
+            <w:r>
+              <w:t>user_id</w:t>
+            </w:r>
+            <w:proofErr w:type="spellEnd"/>
+          </w:p>
+        </w:tc>
+        <w:tc>
+          <w:tcPr>
+            <w:tcW w:w="0" w:type="auto"/>
+            <w:hideMark/>
+          </w:tcPr>
+          <w:p>
+            <w:pPr>
+              <w:spacing w:after="160" w:line="278" w:lineRule="auto"/>
+              <w:cnfStyle w:val="000000000000" w:firstRow="0" w:lastRow="0" w:firstColumn="0" w:lastColumn="0" w:oddVBand="0" w:evenVBand="0" w:oddHBand="0" w:evenHBand="0" w:firstRowFirstColumn="0" w:firstRowLastColumn="0" w:lastRowFirstColumn="0" w:lastRowLastColumn="0"/>
+            </w:pPr>
+            <w:r>
+              <w:t>Measures user engagement level; helps identify active vs inactive users</w:t>
+            </w:r>
+          </w:p>
+        </w:tc>
+      </w:tr>
+      <w:tr>
+        <w:tc>
+          <w:tcPr>
+            <w:cnfStyle w:val="001000000000" w:firstRow="0" w:lastRow="0" w:firstColumn="1" w:lastColumn="0" w:oddVBand="0" w:evenVBand="0" w:oddHBand="0" w:evenHBand="0" w:firstRowFirstColumn="0" w:firstRowLastColumn="0" w:lastRowFirstColumn="0" w:lastRowLastColumn="0"/>
+            <w:tcW w:w="0" w:type="auto"/>
+            <w:hideMark/>
+          </w:tcPr>
+          <w:p>
+            <w:pPr>
+              <w:spacing w:after="160" w:line="278" w:lineRule="auto"/>
+            </w:pPr>
+            <w:proofErr w:type="spellStart"/>
+            <w:r>
+              <w:t>avg_rating</w:t>
+            </w:r>
+            <w:proofErr w:type="spellEnd"/>
+          </w:p>
+        </w:tc>
+        <w:tc>
+          <w:tcPr>
+            <w:tcW w:w="0" w:type="auto"/>
+            <w:hideMark/>
+          </w:tcPr>
+          <w:p>
+            <w:pPr>
+              <w:spacing w:after="160" w:line="278" w:lineRule="auto"/>
+              <w:cnfStyle w:val="000000000000" w:firstRow="0" w:lastRow="0" w:firstColumn="0" w:lastColumn="0" w:oddVBand="0" w:evenVBand="0" w:oddHBand="0" w:evenHBand="0" w:firstRowFirstColumn="0" w:firstRowLastColumn="0" w:lastRowFirstColumn="0" w:lastRowLastColumn="0"/>
+            </w:pPr>
+            <w:r>
+              <w:t>User</w:t>
+            </w:r>
+          </w:p>
+        </w:tc>
+        <w:tc>
+          <w:tcPr>
+            <w:tcW w:w="0" w:type="auto"/>
+            <w:hideMark/>
+          </w:tcPr>
+          <w:p>
+            <w:pPr>
+              <w:spacing w:after="160" w:line="278" w:lineRule="auto"/>
+              <w:cnfStyle w:val="000000000000" w:firstRow="0" w:lastRow="0" w:firstColumn="0" w:lastColumn="0" w:oddVBand="0" w:evenVBand="0" w:oddHBand="0" w:evenHBand="0" w:firstRowFirstColumn="0" w:firstRowLastColumn="0" w:lastRowFirstColumn="0" w:lastRowLastColumn="0"/>
+            </w:pPr>
+            <w:r>
+              <w:t>Average rating given by a user</w:t>
+            </w:r>
+          </w:p>
+        </w:tc>
+        <w:tc>
+          <w:tcPr>
+            <w:tcW w:w="0" w:type="auto"/>
+            <w:hideMark/>
+          </w:tcPr>
+          <w:p>
+            <w:pPr>
+              <w:spacing w:after="160" w:line="278" w:lineRule="auto"/>
+              <w:cnfStyle w:val="000000000000" w:firstRow="0" w:lastRow="0" w:firstColumn="0" w:lastColumn="0" w:oddVBand="0" w:evenVBand="0" w:oddHBand="0" w:evenHBand="0" w:firstRowFirstColumn="0" w:firstRowLastColumn="0" w:lastRowFirstColumn="0" w:lastRowLastColumn="0"/>
+            </w:pPr>
+            <w:r>
+              <w:t xml:space="preserve">Mean of rating grouped by </w:t>
+            </w:r>
+            <w:proofErr w:type="spellStart"/>
+            <w:r>
+              <w:t>user_id</w:t>
+            </w:r>
+            <w:proofErr w:type="spellEnd"/>
+          </w:p>
+        </w:tc>
+        <w:tc>
+          <w:tcPr>
+            <w:tcW w:w="0" w:type="auto"/>
+            <w:hideMark/>
+          </w:tcPr>
+          <w:p>
+            <w:pPr>
+              <w:spacing w:after="160" w:line="278" w:lineRule="auto"/>
+              <w:cnfStyle w:val="000000000000" w:firstRow="0" w:lastRow="0" w:firstColumn="0" w:lastColumn="0" w:oddVBand="0" w:evenVBand="0" w:oddHBand="0" w:evenHBand="0" w:firstRowFirstColumn="0" w:firstRowLastColumn="0" w:lastRowFirstColumn="0" w:lastRowLastColumn="0"/>
+            </w:pPr>
+            <w:r>
+              <w:t>Captures user preference patterns and sentiment</w:t>
+            </w:r>
+          </w:p>
+        </w:tc>
+      </w:tr>
+      <w:tr>
+        <w:tc>
+          <w:tcPr>
+            <w:cnfStyle w:val="001000000000" w:firstRow="0" w:lastRow="0" w:firstColumn="1" w:lastColumn="0" w:oddVBand="0" w:evenVBand="0" w:oddHBand="0" w:evenHBand="0" w:firstRowFirstColumn="0" w:firstRowLastColumn="0" w:lastRowFirstColumn="0" w:lastRowLastColumn="0"/>
+            <w:tcW w:w="0" w:type="auto"/>
+            <w:hideMark/>
+          </w:tcPr>
+          <w:p>
+            <w:pPr>
+              <w:spacing w:after="160" w:line="278" w:lineRule="auto"/>
+            </w:pPr>
+            <w:proofErr w:type="spellStart"/>
+            <w:r>
+              <w:t>purchase_count</w:t>
+            </w:r>
+            <w:proofErr w:type="spellEnd"/>
+          </w:p>
+        </w:tc>
+        <w:tc>
+          <w:tcPr>
+            <w:tcW w:w="0" w:type="auto"/>
+            <w:hideMark/>
+          </w:tcPr>
+          <w:p>
+            <w:pPr>
+              <w:spacing w:after="160" w:line="278" w:lineRule="auto"/>
+              <w:cnfStyle w:val="000000000000" w:firstRow="0" w:lastRow="0" w:firstColumn="0" w:lastColumn="0" w:oddVBand="0" w:evenVBand="0" w:oddHBand="0" w:evenHBand="0" w:firstRowFirstColumn="0" w:firstRowLastColumn="0" w:lastRowFirstColumn="0" w:lastRowLastColumn="0"/>
+            </w:pPr>
+            <w:r>
+              <w:t>User</w:t>
+            </w:r>
+          </w:p>
+        </w:tc>
+        <w:tc>
+          <w:tcPr>
+            <w:tcW w:w="0" w:type="auto"/>
+            <w:hideMark/>
+          </w:tcPr>
+          <w:p>
+            <w:pPr>
+              <w:spacing w:after="160" w:line="278" w:lineRule="auto"/>
+              <w:cnfStyle w:val="000000000000" w:firstRow="0" w:lastRow="0" w:firstColumn="0" w:lastColumn="0" w:oddVBand="0" w:evenVBand="0" w:oddHBand="0" w:evenHBand="0" w:firstRowFirstColumn="0" w:firstRowLastColumn="0" w:lastRowFirstColumn="0" w:lastRowLastColumn="0"/>
+            </w:pPr>
+            <w:r>
+              <w:t>Total number of purchases made by a user</w:t>
+            </w:r>
+          </w:p>
+        </w:tc>
+        <w:tc>
+          <w:tcPr>
+            <w:tcW w:w="0" w:type="auto"/>
+            <w:hideMark/>
+          </w:tcPr>
+          <w:p>
+            <w:pPr>
+              <w:spacing w:after="160" w:line="278" w:lineRule="auto"/>
+              <w:cnfStyle w:val="000000000000" w:firstRow="0" w:lastRow="0" w:firstColumn="0" w:lastColumn="0" w:oddVBand="0" w:evenVBand="0" w:oddHBand="0" w:evenHBand="0" w:firstRowFirstColumn="0" w:firstRowLastColumn="0" w:lastRowFirstColumn="0" w:lastRowLastColumn="0"/>
+            </w:pPr>
+            <w:r>
+              <w:t xml:space="preserve">Count of non-null </w:t>
+            </w:r>
+            <w:proofErr w:type="spellStart"/>
+            <w:r>
+              <w:t>purchase_amount</w:t>
+            </w:r>
+            <w:proofErr w:type="spellEnd"/>
+            <w:r>
+              <w:t xml:space="preserve"> per </w:t>
+            </w:r>
+            <w:proofErr w:type="spellStart"/>
+            <w:r>
+              <w:t>user_id</w:t>
+            </w:r>
+            <w:proofErr w:type="spellEnd"/>
+          </w:p>
+        </w:tc>
+        <w:tc>
+          <w:tcPr>
+            <w:tcW w:w="0" w:type="auto"/>
+            <w:hideMark/>
+          </w:tcPr>
+          <w:p>
+            <w:pPr>
+              <w:spacing w:after="160" w:line="278" w:lineRule="auto"/>
+              <w:cnfStyle w:val="000000000000" w:firstRow="0" w:lastRow="0" w:firstColumn="0" w:lastColumn="0" w:oddVBand="0" w:evenVBand="0" w:oddHBand="0" w:evenHBand="0" w:firstRowFirstColumn="0" w:firstRowLastColumn="0" w:lastRowFirstColumn="0" w:lastRowLastColumn="0"/>
+            </w:pPr>
+            <w:r>
+              <w:t>Indicates buying propensity; useful for personalization and segmentation</w:t>
+            </w:r>
+          </w:p>
+        </w:tc>
+      </w:tr>
+      <w:tr>
+        <w:tc>
+          <w:tcPr>
+            <w:cnfStyle w:val="001000000000" w:firstRow="0" w:lastRow="0" w:firstColumn="1" w:lastColumn="0" w:oddVBand="0" w:evenVBand="0" w:oddHBand="0" w:evenHBand="0" w:firstRowFirstColumn="0" w:firstRowLastColumn="0" w:lastRowFirstColumn="0" w:lastRowLastColumn="0"/>
+            <w:tcW w:w="0" w:type="auto"/>
+            <w:hideMark/>
+          </w:tcPr>
+          <w:p>
+            <w:pPr>
+              <w:spacing w:after="160" w:line="278" w:lineRule="auto"/>
+            </w:pPr>
+            <w:proofErr w:type="spellStart"/>
+            <w:r>
+              <w:t>item_popularity</w:t>
+            </w:r>
+            <w:proofErr w:type="spellEnd"/>
+          </w:p>
+        </w:tc>
+        <w:tc>
+          <w:tcPr>
+            <w:tcW w:w="0" w:type="auto"/>
+            <w:hideMark/>
+          </w:tcPr>
+          <w:p>
+            <w:pPr>
+              <w:spacing w:after="160" w:line="278" w:lineRule="auto"/>
+              <w:cnfStyle w:val="000000000000" w:firstRow="0" w:lastRow="0" w:firstColumn="0" w:lastColumn="0" w:oddVBand="0" w:evenVBand="0" w:oddHBand="0" w:evenHBand="0" w:firstRowFirstColumn="0" w:firstRowLastColumn="0" w:lastRowFirstColumn="0" w:lastRowLastColumn="0"/>
+            </w:pPr>
+            <w:r>
+              <w:t>Item</w:t>
+            </w:r>
+          </w:p>
+        </w:tc>
+        <w:tc>
+          <w:tcPr>
+            <w:tcW w:w="0" w:type="auto"/>
+            <w:hideMark/>
+          </w:tcPr>
+          <w:p>
+            <w:pPr>
+              <w:spacing w:after="160" w:line="278" w:lineRule="auto"/>
+              <w:cnfStyle w:val="000000000000" w:firstRow="0" w:lastRow="0" w:firstColumn="0" w:lastColumn="0" w:oddVBand="0" w:evenVBand="0" w:oddHBand="0" w:evenHBand="0" w:firstRowFirstColumn="0" w:firstRowLastColumn="0" w:lastRowFirstColumn="0" w:lastRowLastColumn="0"/>
+            </w:pPr>
+            <w:r>
+              <w:t>Total number of interactions for a product</w:t>
+            </w:r>
+          </w:p>
+        </w:tc>
+        <w:tc>
+          <w:tcPr>
+            <w:tcW w:w="0" w:type="auto"/>
+            <w:hideMark/>
+          </w:tcPr>
+          <w:p>
+            <w:pPr>
+              <w:spacing w:after="160" w:line="278" w:lineRule="auto"/>
+              <w:cnfStyle w:val="000000000000" w:firstRow="0" w:lastRow="0" w:firstColumn="0" w:lastColumn="0" w:oddVBand="0" w:evenVBand="0" w:oddHBand="0" w:evenHBand="0" w:firstRowFirstColumn="0" w:firstRowLastColumn="0" w:lastRowFirstColumn="0" w:lastRowLastColumn="0"/>
+            </w:pPr>
+            <w:r>
+              <w:t xml:space="preserve">Count of </w:t>
+            </w:r>
+            <w:proofErr w:type="spellStart"/>
+            <w:r>
+              <w:t>user_id</w:t>
+            </w:r>
+            <w:proofErr w:type="spellEnd"/>
+            <w:r>
+              <w:t xml:space="preserve"> grouped by </w:t>
+            </w:r>
+            <w:proofErr w:type="spellStart"/>
+            <w:r>
+              <w:t>product_id</w:t>
+            </w:r>
+            <w:proofErr w:type="spellEnd"/>
+          </w:p>
+        </w:tc>
+        <w:tc>
+          <w:tcPr>
+            <w:tcW w:w="0" w:type="auto"/>
+            <w:hideMark/>
+          </w:tcPr>
+          <w:p>
+            <w:pPr>
+              <w:spacing w:after="160" w:line="278" w:lineRule="auto"/>
+              <w:cnfStyle w:val="000000000000" w:firstRow="0" w:lastRow="0" w:firstColumn="0" w:lastColumn="0" w:oddVBand="0" w:evenVBand="0" w:oddHBand="0" w:evenHBand="0" w:firstRowFirstColumn="0" w:firstRowLastColumn="0" w:lastRowFirstColumn="0" w:lastRowLastColumn="0"/>
+            </w:pPr>
+            <w:r>
+              <w:t>Identifies trending or popular items for recommendation</w:t>
+            </w:r>
+          </w:p>
+        </w:tc>
+      </w:tr>
+      <w:tr>
+        <w:tc>
+          <w:tcPr>
+            <w:cnfStyle w:val="001000000000" w:firstRow="0" w:lastRow="0" w:firstColumn="1" w:lastColumn="0" w:oddVBand="0" w:evenVBand="0" w:oddHBand="0" w:evenHBand="0" w:firstRowFirstColumn="0" w:firstRowLastColumn="0" w:lastRowFirstColumn="0" w:lastRowLastColumn="0"/>
+            <w:tcW w:w="0" w:type="auto"/>
+            <w:hideMark/>
+          </w:tcPr>
+          <w:p>
+            <w:pPr>
+              <w:spacing w:after="160" w:line="278" w:lineRule="auto"/>
+            </w:pPr>
+            <w:proofErr w:type="spellStart"/>
+            <w:r>
+              <w:t>avg_rating</w:t>
+            </w:r>
+            <w:proofErr w:type="spellEnd"/>
+          </w:p>
+        </w:tc>
+        <w:tc>
+          <w:tcPr>
+            <w:tcW w:w="0" w:type="auto"/>
+            <w:hideMark/>
+          </w:tcPr>
+          <w:p>
+            <w:pPr>
+              <w:spacing w:after="160" w:line="278" w:lineRule="auto"/>
+              <w:cnfStyle w:val="000000000000" w:firstRow="0" w:lastRow="0" w:firstColumn="0" w:lastColumn="0" w:oddVBand="0" w:evenVBand="0" w:oddHBand="0" w:evenHBand="0" w:firstRowFirstColumn="0" w:firstRowLastColumn="0" w:lastRowFirstColumn="0" w:lastRowLastColumn="0"/>
+            </w:pPr>
+            <w:r>
+              <w:t>Item</w:t>
+            </w:r>
+          </w:p>
+        </w:tc>
+        <w:tc>
+          <w:tcPr>
+            <w:tcW w:w="0" w:type="auto"/>
+            <w:hideMark/>
+          </w:tcPr>
+          <w:p>
+            <w:pPr>
+              <w:spacing w:after="160" w:line="278" w:lineRule="auto"/>
+              <w:cnfStyle w:val="000000000000" w:firstRow="0" w:lastRow="0" w:firstColumn="0" w:lastColumn="0" w:oddVBand="0" w:evenVBand="0" w:oddHBand="0" w:evenHBand="0" w:firstRowFirstColumn="0" w:firstRowLastColumn="0" w:lastRowFirstColumn="0" w:lastRowLastColumn="0"/>
+            </w:pPr>
+            <w:r>
+              <w:t>Average rating received by a product</w:t>
+            </w:r>
+          </w:p>
+        </w:tc>
+        <w:tc>
+          <w:tcPr>
+            <w:tcW w:w="0" w:type="auto"/>
+            <w:hideMark/>
+          </w:tcPr>
+          <w:p>
+            <w:pPr>
+              <w:spacing w:after="160" w:line="278" w:lineRule="auto"/>
+              <w:cnfStyle w:val="000000000000" w:firstRow="0" w:lastRow="0" w:firstColumn="0" w:lastColumn="0" w:oddVBand="0" w:evenVBand="0" w:oddHBand="0" w:evenHBand="0" w:firstRowFirstColumn="0" w:firstRowLastColumn="0" w:lastRowFirstColumn="0" w:lastRowLastColumn="0"/>
+            </w:pPr>
+            <w:r>
+              <w:t xml:space="preserve">Mean of rating grouped by </w:t>
+            </w:r>
+            <w:proofErr w:type="spellStart"/>
+            <w:r>
+              <w:t>product_id</w:t>
+            </w:r>
+            <w:proofErr w:type="spellEnd"/>
+          </w:p>
+        </w:tc>
+        <w:tc>
+          <w:tcPr>
+            <w:tcW w:w="0" w:type="auto"/>
+            <w:hideMark/>
+          </w:tcPr>
+          <w:p>
+            <w:pPr>
+              <w:spacing w:after="160" w:line="278" w:lineRule="auto"/>
+              <w:cnfStyle w:val="000000000000" w:firstRow="0" w:lastRow="0" w:firstColumn="0" w:lastColumn="0" w:oddVBand="0" w:evenVBand="0" w:oddHBand="0" w:evenHBand="0" w:firstRowFirstColumn="0" w:firstRowLastColumn="0" w:lastRowFirstColumn="0" w:lastRowLastColumn="0"/>
+            </w:pPr>
+            <w:r>
+              <w:t>Reflects product quality and user satisfaction</w:t>
+            </w:r>
+          </w:p>
+        </w:tc>
+      </w:tr>
+      <w:tr>
+        <w:tc>
+          <w:tcPr>
+            <w:cnfStyle w:val="001000000000" w:firstRow="0" w:lastRow="0" w:firstColumn="1" w:lastColumn="0" w:oddVBand="0" w:evenVBand="0" w:oddHBand="0" w:evenHBand="0" w:firstRowFirstColumn="0" w:firstRowLastColumn="0" w:lastRowFirstColumn="0" w:lastRowLastColumn="0"/>
+            <w:tcW w:w="0" w:type="auto"/>
+            <w:hideMark/>
+          </w:tcPr>
+          <w:p>
+            <w:pPr>
+              <w:spacing w:after="160" w:line="278" w:lineRule="auto"/>
+            </w:pPr>
+            <w:proofErr w:type="spellStart"/>
+            <w:r>
+              <w:t>purchase_count</w:t>
+            </w:r>
+            <w:proofErr w:type="spellEnd"/>
+          </w:p>
+        </w:tc>
+        <w:tc>
+          <w:tcPr>
+            <w:tcW w:w="0" w:type="auto"/>
+            <w:hideMark/>
+          </w:tcPr>
+          <w:p>
+            <w:pPr>
+              <w:spacing w:after="160" w:line="278" w:lineRule="auto"/>
+              <w:cnfStyle w:val="000000000000" w:firstRow="0" w:lastRow="0" w:firstColumn="0" w:lastColumn="0" w:oddVBand="0" w:evenVBand="0" w:oddHBand="0" w:evenHBand="0" w:firstRowFirstColumn="0" w:firstRowLastColumn="0" w:lastRowFirstColumn="0" w:lastRowLastColumn="0"/>
+            </w:pPr>
+            <w:r>
+              <w:t>Item</w:t>
+            </w:r>
+          </w:p>
+        </w:tc>
+        <w:tc>
+          <w:tcPr>
+            <w:tcW w:w="0" w:type="auto"/>
+            <w:hideMark/>
+          </w:tcPr>
+          <w:p>
+            <w:pPr>
+              <w:spacing w:after="160" w:line="278" w:lineRule="auto"/>
+              <w:cnfStyle w:val="000000000000" w:firstRow="0" w:lastRow="0" w:firstColumn="0" w:lastColumn="0" w:oddVBand="0" w:evenVBand="0" w:oddHBand="0" w:evenHBand="0" w:firstRowFirstColumn="0" w:firstRowLastColumn="0" w:lastRowFirstColumn="0" w:lastRowLastColumn="0"/>
+            </w:pPr>
+            <w:r>
+              <w:t>Total purchases of a product</w:t>
+            </w:r>
+          </w:p>
+        </w:tc>
+        <w:tc>
+          <w:tcPr>
+            <w:tcW w:w="0" w:type="auto"/>
+            <w:hideMark/>
+          </w:tcPr>
+          <w:p>
+            <w:pPr>
+              <w:spacing w:after="160" w:line="278" w:lineRule="auto"/>
+              <w:cnfStyle w:val="000000000000" w:firstRow="0" w:lastRow="0" w:firstColumn="0" w:lastColumn="0" w:oddVBand="0" w:evenVBand="0" w:oddHBand="0" w:evenHBand="0" w:firstRowFirstColumn="0" w:firstRowLastColumn="0" w:lastRowFirstColumn="0" w:lastRowLastColumn="0"/>
+            </w:pPr>
+            <w:r>
+              <w:t xml:space="preserve">Count of non-null </w:t>
+            </w:r>
+            <w:proofErr w:type="spellStart"/>
+            <w:r>
+              <w:t>purchase_amount</w:t>
+            </w:r>
+            <w:proofErr w:type="spellEnd"/>
+            <w:r>
+              <w:t xml:space="preserve"> per </w:t>
+            </w:r>
+            <w:proofErr w:type="spellStart"/>
+            <w:r>
+              <w:t>product_id</w:t>
+            </w:r>
+            <w:proofErr w:type="spellEnd"/>
+          </w:p>
+        </w:tc>
+        <w:tc>
+          <w:tcPr>
+            <w:tcW w:w="0" w:type="auto"/>
+            <w:hideMark/>
+          </w:tcPr>
+          <w:p>
+            <w:pPr>
+              <w:spacing w:after="160" w:line="278" w:lineRule="auto"/>
+              <w:cnfStyle w:val="000000000000" w:firstRow="0" w:lastRow="0" w:firstColumn="0" w:lastColumn="0" w:oddVBand="0" w:evenVBand="0" w:oddHBand="0" w:evenHBand="0" w:firstRowFirstColumn="0" w:firstRowLastColumn="0" w:lastRowFirstColumn="0" w:lastRowLastColumn="0"/>
+            </w:pPr>
+            <w:r>
+              <w:t>Indicates demand and conversion likelihood</w:t>
+            </w:r>
+          </w:p>
+        </w:tc>
+      </w:tr>
+      <w:tr>
+        <w:tc>
+          <w:tcPr>
+            <w:cnfStyle w:val="001000000000" w:firstRow="0" w:lastRow="0" w:firstColumn="1" w:lastColumn="0" w:oddVBand="0" w:evenVBand="0" w:oddHBand="0" w:evenHBand="0" w:firstRowFirstColumn="0" w:firstRowLastColumn="0" w:lastRowFirstColumn="0" w:lastRowLastColumn="0"/>
+            <w:tcW w:w="0" w:type="auto"/>
+            <w:hideMark/>
+          </w:tcPr>
+          <w:p>
+            <w:pPr>
+              <w:spacing w:after="160" w:line="278" w:lineRule="auto"/>
+            </w:pPr>
+            <w:proofErr w:type="spellStart"/>
+            <w:r>
+              <w:lastRenderedPageBreak/>
+              <w:t>interaction_count</w:t>
+            </w:r>
+            <w:proofErr w:type="spellEnd"/>
+          </w:p>
+        </w:tc>
+        <w:tc>
+          <w:tcPr>
+            <w:tcW w:w="0" w:type="auto"/>
+            <w:hideMark/>
+          </w:tcPr>
+          <w:p>
+            <w:pPr>
+              <w:spacing w:after="160" w:line="278" w:lineRule="auto"/>
+              <w:cnfStyle w:val="000000000000" w:firstRow="0" w:lastRow="0" w:firstColumn="0" w:lastColumn="0" w:oddVBand="0" w:evenVBand="0" w:oddHBand="0" w:evenHBand="0" w:firstRowFirstColumn="0" w:firstRowLastColumn="0" w:lastRowFirstColumn="0" w:lastRowLastColumn="0"/>
+            </w:pPr>
+            <w:r>
+              <w:t>User-Item</w:t>
+            </w:r>
+          </w:p>
+        </w:tc>
+        <w:tc>
+          <w:tcPr>
+            <w:tcW w:w="0" w:type="auto"/>
+            <w:hideMark/>
+          </w:tcPr>
+          <w:p>
+            <w:pPr>
+              <w:spacing w:after="160" w:line="278" w:lineRule="auto"/>
+              <w:cnfStyle w:val="000000000000" w:firstRow="0" w:lastRow="0" w:firstColumn="0" w:lastColumn="0" w:oddVBand="0" w:evenVBand="0" w:oddHBand="0" w:evenHBand="0" w:firstRowFirstColumn="0" w:firstRowLastColumn="0" w:lastRowFirstColumn="0" w:lastRowLastColumn="0"/>
+            </w:pPr>
+            <w:r>
+              <w:t>Number of times a user interacted with a specific product</w:t>
+            </w:r>
+          </w:p>
+        </w:tc>
+        <w:tc>
+          <w:tcPr>
+            <w:tcW w:w="0" w:type="auto"/>
+            <w:hideMark/>
+          </w:tcPr>
+          <w:p>
+            <w:pPr>
+              <w:spacing w:after="160" w:line="278" w:lineRule="auto"/>
+              <w:cnfStyle w:val="000000000000" w:firstRow="0" w:lastRow="0" w:firstColumn="0" w:lastColumn="0" w:oddVBand="0" w:evenVBand="0" w:oddHBand="0" w:evenHBand="0" w:firstRowFirstColumn="0" w:firstRowLastColumn="0" w:lastRowFirstColumn="0" w:lastRowLastColumn="0"/>
+            </w:pPr>
+            <w:r>
+              <w:t>Count grouped by (</w:t>
+            </w:r>
+            <w:proofErr w:type="spellStart"/>
+            <w:r>
+              <w:t>user_id</w:t>
+            </w:r>
+            <w:proofErr w:type="spellEnd"/>
+            <w:r>
+              <w:t xml:space="preserve">, </w:t>
+            </w:r>
+            <w:proofErr w:type="spellStart"/>
+            <w:r>
+              <w:t>product_id</w:t>
+            </w:r>
+            <w:proofErr w:type="spellEnd"/>
+            <w:r>
+              <w:t>)</w:t>
+            </w:r>
+          </w:p>
+        </w:tc>
+        <w:tc>
+          <w:tcPr>
+            <w:tcW w:w="0" w:type="auto"/>
+            <w:hideMark/>
+          </w:tcPr>
+          <w:p>
+            <w:pPr>
+              <w:spacing w:after="160" w:line="278" w:lineRule="auto"/>
+              <w:cnfStyle w:val="000000000000" w:firstRow="0" w:lastRow="0" w:firstColumn="0" w:lastColumn="0" w:oddVBand="0" w:evenVBand="0" w:oddHBand="0" w:evenHBand="0" w:firstRowFirstColumn="0" w:firstRowLastColumn="0" w:lastRowFirstColumn="0" w:lastRowLastColumn="0"/>
+            </w:pPr>
+            <w:r>
+              <w:t>Captures strength of user interest in specific items</w:t>
+            </w:r>
+          </w:p>
+        </w:tc>
+      </w:tr>
+      <w:tr>
+        <w:tc>
+          <w:tcPr>
+            <w:cnfStyle w:val="001000000000" w:firstRow="0" w:lastRow="0" w:firstColumn="1" w:lastColumn="0" w:oddVBand="0" w:evenVBand="0" w:oddHBand="0" w:evenHBand="0" w:firstRowFirstColumn="0" w:firstRowLastColumn="0" w:lastRowFirstColumn="0" w:lastRowLastColumn="0"/>
+            <w:tcW w:w="0" w:type="auto"/>
+            <w:hideMark/>
+          </w:tcPr>
+          <w:p>
+            <w:pPr>
+              <w:spacing w:after="160" w:line="278" w:lineRule="auto"/>
+            </w:pPr>
+            <w:r>
+              <w:t>co-occurrence (optional)</w:t>
+            </w:r>
+          </w:p>
+        </w:tc>
+        <w:tc>
+          <w:tcPr>
+            <w:tcW w:w="0" w:type="auto"/>
+            <w:hideMark/>
+          </w:tcPr>
+          <w:p>
+            <w:pPr>
+              <w:spacing w:after="160" w:line="278" w:lineRule="auto"/>
+              <w:cnfStyle w:val="000000000000" w:firstRow="0" w:lastRow="0" w:firstColumn="0" w:lastColumn="0" w:oddVBand="0" w:evenVBand="0" w:oddHBand="0" w:evenHBand="0" w:firstRowFirstColumn="0" w:firstRowLastColumn="0" w:lastRowFirstColumn="0" w:lastRowLastColumn="0"/>
+            </w:pPr>
+            <w:r>
+              <w:t>Item-Item</w:t>
+            </w:r>
+          </w:p>
+        </w:tc>
+        <w:tc>
+          <w:tcPr>
+            <w:tcW w:w="0" w:type="auto"/>
+            <w:hideMark/>
+          </w:tcPr>
+          <w:p>
+            <w:pPr>
+              <w:spacing w:after="160" w:line="278" w:lineRule="auto"/>
+              <w:cnfStyle w:val="000000000000" w:firstRow="0" w:lastRow="0" w:firstColumn="0" w:lastColumn="0" w:oddVBand="0" w:evenVBand="0" w:oddHBand="0" w:evenHBand="0" w:firstRowFirstColumn="0" w:firstRowLastColumn="0" w:lastRowFirstColumn="0" w:lastRowLastColumn="0"/>
+            </w:pPr>
+            <w:r>
+              <w:t>Frequency of items appearing together in user interactions</w:t>
+            </w:r>
+          </w:p>
+        </w:tc>
+        <w:tc>
+          <w:tcPr>
+            <w:tcW w:w="0" w:type="auto"/>
+            <w:hideMark/>
+          </w:tcPr>
+          <w:p>
+            <w:pPr>
+              <w:spacing w:after="160" w:line="278" w:lineRule="auto"/>
+              <w:cnfStyle w:val="000000000000" w:firstRow="0" w:lastRow="0" w:firstColumn="0" w:lastColumn="0" w:oddVBand="0" w:evenVBand="0" w:oddHBand="0" w:evenHBand="0" w:firstRowFirstColumn="0" w:firstRowLastColumn="0" w:lastRowFirstColumn="0" w:lastRowLastColumn="0"/>
+            </w:pPr>
+            <w:r>
+              <w:t>Pairwise count of items in same user sessions</w:t>
+            </w:r>
+          </w:p>
+        </w:tc>
+        <w:tc>
+          <w:tcPr>
+            <w:tcW w:w="0" w:type="auto"/>
+            <w:hideMark/>
+          </w:tcPr>
+          <w:p>
+            <w:pPr>
+              <w:spacing w:after="160" w:line="278" w:lineRule="auto"/>
+              <w:cnfStyle w:val="000000000000" w:firstRow="0" w:lastRow="0" w:firstColumn="0" w:lastColumn="0" w:oddVBand="0" w:evenVBand="0" w:oddHBand="0" w:evenHBand="0" w:firstRowFirstColumn="0" w:firstRowLastColumn="0" w:lastRowFirstColumn="0" w:lastRowLastColumn="0"/>
+            </w:pPr>
+            <w:r>
+              <w:t>Enables similarity-based recommendations (e.g., “customers also bought”)</w:t>
+            </w:r>
+          </w:p>
+        </w:tc>
+      </w:tr>
+    </w:tbl>
+    <w:p>
+      <w:pPr>
+        <w:rPr>
+          <w:lang w:val="en-US"/>
+        </w:rPr>
+      </w:pPr>
+    </w:p>
+    <w:p>
+      <w:pPr>
+        <w:rPr>
+          <w:lang w:val="en-US"/>
+        </w:rPr>
+      </w:pPr>
+      <w:r>
+        <w:rPr>
+          <w:lang w:val="en-US"/>
+        </w:rPr>
+        <w:t>These features support both collaborative filtering (user-item interactions) and content-based approaches (item characteristics), forming the foundation for hybrid recommendation systems.</w:t>
+      </w:r>
+    </w:p>
+    <w:p>
+      <w:pPr>
+        <w:pStyle w:val="Heading2"/>
+        <w:numPr>
+          <w:ilvl w:val="1"/>
+          <w:numId w:val="7"/>
+        </w:numPr>
+        <w:ind w:left="0" w:firstLine="0"/>
+        <w:rPr>
+          <w:lang w:val="en-US"/>
+        </w:rPr>
+      </w:pPr>
+      <w:r>
+        <w:rPr>
+          <w:lang w:val="en-US"/>
+        </w:rPr>
+        <w:t>Cadence</w:t>
+      </w:r>
+    </w:p>
+    <w:tbl>
+      <w:tblPr>
+        <w:tblStyle w:val="GridTable4-Accent1"/>
+        <w:tblW w:w="0" w:type="auto"/>
+        <w:tblBorders>
+          <w:top w:val="single" w:sz="12" w:space="0" w:color="auto"/>
+          <w:left w:val="single" w:sz="12" w:space="0" w:color="auto"/>
+          <w:bottom w:val="single" w:sz="12" w:space="0" w:color="auto"/>
+          <w:right w:val="single" w:sz="12" w:space="0" w:color="auto"/>
+          <w:insideH w:val="single" w:sz="12" w:space="0" w:color="auto"/>
+          <w:insideV w:val="single" w:sz="12" w:space="0" w:color="auto"/>
+        </w:tblBorders>
+        <w:tblLook w:val="06A0" w:firstRow="1" w:lastRow="0" w:firstColumn="1" w:lastColumn="0" w:noHBand="1" w:noVBand="1"/>
+      </w:tblPr>
+      <w:tblGrid>
+        <w:gridCol w:w="1615"/>
+        <w:gridCol w:w="2170"/>
+        <w:gridCol w:w="2125"/>
+      </w:tblGrid>
+      <w:tr>
+        <w:trPr>
+          <w:cnfStyle w:val="100000000000" w:firstRow="1" w:lastRow="0" w:firstColumn="0" w:lastColumn="0" w:oddVBand="0" w:evenVBand="0" w:oddHBand="0" w:evenHBand="0" w:firstRowFirstColumn="0" w:firstRowLastColumn="0" w:lastRowFirstColumn="0" w:lastRowLastColumn="0"/>
+        </w:trPr>
+        <w:tc>
+          <w:tcPr>
+            <w:cnfStyle w:val="001000000000" w:firstRow="0" w:lastRow="0" w:firstColumn="1" w:lastColumn="0" w:oddVBand="0" w:evenVBand="0" w:oddHBand="0" w:evenHBand="0" w:firstRowFirstColumn="0" w:firstRowLastColumn="0" w:lastRowFirstColumn="0" w:lastRowLastColumn="0"/>
+            <w:tcW w:w="0" w:type="auto"/>
+            <w:tcBorders>
+              <w:top w:val="none" w:sz="0" w:space="0" w:color="auto"/>
+              <w:left w:val="none" w:sz="0" w:space="0" w:color="auto"/>
+              <w:bottom w:val="none" w:sz="0" w:space="0" w:color="auto"/>
+              <w:right w:val="none" w:sz="0" w:space="0" w:color="auto"/>
+            </w:tcBorders>
+            <w:hideMark/>
+          </w:tcPr>
+          <w:p>
+            <w:pPr>
+              <w:spacing w:after="160" w:line="278" w:lineRule="auto"/>
+            </w:pPr>
+            <w:r>
+              <w:t>Component</w:t>
+            </w:r>
+          </w:p>
+        </w:tc>
+        <w:tc>
+          <w:tcPr>
+            <w:tcW w:w="0" w:type="auto"/>
+            <w:tcBorders>
+              <w:top w:val="none" w:sz="0" w:space="0" w:color="auto"/>
+              <w:left w:val="none" w:sz="0" w:space="0" w:color="auto"/>
+              <w:bottom w:val="none" w:sz="0" w:space="0" w:color="auto"/>
+              <w:right w:val="none" w:sz="0" w:space="0" w:color="auto"/>
+            </w:tcBorders>
+            <w:hideMark/>
+          </w:tcPr>
+          <w:p>
+            <w:pPr>
+              <w:spacing w:after="160" w:line="278" w:lineRule="auto"/>
+              <w:cnfStyle w:val="100000000000" w:firstRow="1" w:lastRow="0" w:firstColumn="0" w:lastColumn="0" w:oddVBand="0" w:evenVBand="0" w:oddHBand="0" w:evenHBand="0" w:firstRowFirstColumn="0" w:firstRowLastColumn="0" w:lastRowFirstColumn="0" w:lastRowLastColumn="0"/>
+            </w:pPr>
+            <w:r>
+              <w:t>Production</w:t>
+            </w:r>
+          </w:p>
+        </w:tc>
+        <w:tc>
+          <w:tcPr>
+            <w:tcW w:w="0" w:type="auto"/>
+            <w:tcBorders>
+              <w:top w:val="none" w:sz="0" w:space="0" w:color="auto"/>
+              <w:left w:val="none" w:sz="0" w:space="0" w:color="auto"/>
+              <w:bottom w:val="none" w:sz="0" w:space="0" w:color="auto"/>
+              <w:right w:val="none" w:sz="0" w:space="0" w:color="auto"/>
+            </w:tcBorders>
+            <w:hideMark/>
+          </w:tcPr>
+          <w:p>
+            <w:pPr>
+              <w:spacing w:after="160" w:line="278" w:lineRule="auto"/>
+              <w:cnfStyle w:val="100000000000" w:firstRow="1" w:lastRow="0" w:firstColumn="0" w:lastColumn="0" w:oddVBand="0" w:evenVBand="0" w:oddHBand="0" w:evenHBand="0" w:firstRowFirstColumn="0" w:firstRowLastColumn="0" w:lastRowFirstColumn="0" w:lastRowLastColumn="0"/>
+            </w:pPr>
+            <w:r>
+              <w:t>Assignment</w:t>
+            </w:r>
+          </w:p>
+        </w:tc>
+      </w:tr>
+      <w:tr>
+        <w:tc>
+          <w:tcPr>
+            <w:cnfStyle w:val="001000000000" w:firstRow="0" w:lastRow="0" w:firstColumn="1" w:lastColumn="0" w:oddVBand="0" w:evenVBand="0" w:oddHBand="0" w:evenHBand="0" w:firstRowFirstColumn="0" w:firstRowLastColumn="0" w:lastRowFirstColumn="0" w:lastRowLastColumn="0"/>
+            <w:tcW w:w="0" w:type="auto"/>
+            <w:hideMark/>
+          </w:tcPr>
+          <w:p>
+            <w:pPr>
+              <w:spacing w:after="160" w:line="278" w:lineRule="auto"/>
+            </w:pPr>
+            <w:r>
+              <w:t>Clickstream</w:t>
+            </w:r>
+          </w:p>
+        </w:tc>
+        <w:tc>
+          <w:tcPr>
+            <w:tcW w:w="0" w:type="auto"/>
+            <w:hideMark/>
+          </w:tcPr>
+          <w:p>
+            <w:pPr>
+              <w:spacing w:after="160" w:line="278" w:lineRule="auto"/>
+              <w:cnfStyle w:val="000000000000" w:firstRow="0" w:lastRow="0" w:firstColumn="0" w:lastColumn="0" w:oddVBand="0" w:evenVBand="0" w:oddHBand="0" w:evenHBand="0" w:firstRowFirstColumn="0" w:firstRowLastColumn="0" w:lastRowFirstColumn="0" w:lastRowLastColumn="0"/>
+            </w:pPr>
+            <w:r>
+              <w:t>Real-time</w:t>
+            </w:r>
+          </w:p>
+        </w:tc>
+        <w:tc>
+          <w:tcPr>
+            <w:tcW w:w="0" w:type="auto"/>
+            <w:hideMark/>
+          </w:tcPr>
+          <w:p>
+            <w:pPr>
+              <w:spacing w:after="160" w:line="278" w:lineRule="auto"/>
+              <w:cnfStyle w:val="000000000000" w:firstRow="0" w:lastRow="0" w:firstColumn="0" w:lastColumn="0" w:oddVBand="0" w:evenVBand="0" w:oddHBand="0" w:evenHBand="0" w:firstRowFirstColumn="0" w:firstRowLastColumn="0" w:lastRowFirstColumn="0" w:lastRowLastColumn="0"/>
+            </w:pPr>
+            <w:r>
+              <w:t>Every few seconds</w:t>
+            </w:r>
+          </w:p>
+        </w:tc>
+      </w:tr>
+      <w:tr>
+        <w:tc>
+          <w:tcPr>
+            <w:cnfStyle w:val="001000000000" w:firstRow="0" w:lastRow="0" w:firstColumn="1" w:lastColumn="0" w:oddVBand="0" w:evenVBand="0" w:oddHBand="0" w:evenHBand="0" w:firstRowFirstColumn="0" w:firstRowLastColumn="0" w:lastRowFirstColumn="0" w:lastRowLastColumn="0"/>
+            <w:tcW w:w="0" w:type="auto"/>
+            <w:hideMark/>
+          </w:tcPr>
+          <w:p>
+            <w:pPr>
+              <w:spacing w:after="160" w:line="278" w:lineRule="auto"/>
+            </w:pPr>
+            <w:r>
+              <w:t>Transactions</w:t>
+            </w:r>
+          </w:p>
+        </w:tc>
+        <w:tc>
+          <w:tcPr>
+            <w:tcW w:w="0" w:type="auto"/>
+            <w:hideMark/>
+          </w:tcPr>
+          <w:p>
+            <w:pPr>
+              <w:spacing w:after="160" w:line="278" w:lineRule="auto"/>
+              <w:cnfStyle w:val="000000000000" w:firstRow="0" w:lastRow="0" w:firstColumn="0" w:lastColumn="0" w:oddVBand="0" w:evenVBand="0" w:oddHBand="0" w:evenHBand="0" w:firstRowFirstColumn="0" w:firstRowLastColumn="0" w:lastRowFirstColumn="0" w:lastRowLastColumn="0"/>
+            </w:pPr>
+            <w:r>
+              <w:t>CDC / micro-batch</w:t>
+            </w:r>
+          </w:p>
+        </w:tc>
+        <w:tc>
+          <w:tcPr>
+            <w:tcW w:w="0" w:type="auto"/>
+            <w:hideMark/>
+          </w:tcPr>
+          <w:p>
+            <w:pPr>
+              <w:spacing w:after="160" w:line="278" w:lineRule="auto"/>
+              <w:cnfStyle w:val="000000000000" w:firstRow="0" w:lastRow="0" w:firstColumn="0" w:lastColumn="0" w:oddVBand="0" w:evenVBand="0" w:oddHBand="0" w:evenHBand="0" w:firstRowFirstColumn="0" w:firstRowLastColumn="0" w:lastRowFirstColumn="0" w:lastRowLastColumn="0"/>
+            </w:pPr>
+            <w:r>
+              <w:t>Every 30–60 sec</w:t>
+            </w:r>
+          </w:p>
+        </w:tc>
+      </w:tr>
+      <w:tr>
+        <w:tc>
+          <w:tcPr>
+            <w:cnfStyle w:val="001000000000" w:firstRow="0" w:lastRow="0" w:firstColumn="1" w:lastColumn="0" w:oddVBand="0" w:evenVBand="0" w:oddHBand="0" w:evenHBand="0" w:firstRowFirstColumn="0" w:firstRowLastColumn="0" w:lastRowFirstColumn="0" w:lastRowLastColumn="0"/>
+            <w:tcW w:w="0" w:type="auto"/>
+            <w:hideMark/>
+          </w:tcPr>
+          <w:p>
+            <w:pPr>
+              <w:spacing w:after="160" w:line="278" w:lineRule="auto"/>
+            </w:pPr>
+            <w:r>
+              <w:t>Products</w:t>
+            </w:r>
+          </w:p>
+        </w:tc>
+        <w:tc>
+          <w:tcPr>
+            <w:tcW w:w="0" w:type="auto"/>
+            <w:hideMark/>
+          </w:tcPr>
+          <w:p>
+            <w:pPr>
+              <w:spacing w:after="160" w:line="278" w:lineRule="auto"/>
+              <w:cnfStyle w:val="000000000000" w:firstRow="0" w:lastRow="0" w:firstColumn="0" w:lastColumn="0" w:oddVBand="0" w:evenVBand="0" w:oddHBand="0" w:evenHBand="0" w:firstRowFirstColumn="0" w:firstRowLastColumn="0" w:lastRowFirstColumn="0" w:lastRowLastColumn="0"/>
+            </w:pPr>
+            <w:r>
+              <w:t>API periodic</w:t>
+            </w:r>
+          </w:p>
+        </w:tc>
+        <w:tc>
+          <w:tcPr>
+            <w:tcW w:w="0" w:type="auto"/>
+            <w:hideMark/>
+          </w:tcPr>
+          <w:p>
+            <w:pPr>
+              <w:spacing w:after="160" w:line="278" w:lineRule="auto"/>
+              <w:cnfStyle w:val="000000000000" w:firstRow="0" w:lastRow="0" w:firstColumn="0" w:lastColumn="0" w:oddVBand="0" w:evenVBand="0" w:oddHBand="0" w:evenHBand="0" w:firstRowFirstColumn="0" w:firstRowLastColumn="0" w:lastRowFirstColumn="0" w:lastRowLastColumn="0"/>
+            </w:pPr>
+            <w:r>
+              <w:t>Every few minutes</w:t>
+            </w:r>
+          </w:p>
+        </w:tc>
+      </w:tr>
+      <w:tr>
+        <w:tc>
+          <w:tcPr>
+            <w:cnfStyle w:val="001000000000" w:firstRow="0" w:lastRow="0" w:firstColumn="1" w:lastColumn="0" w:oddVBand="0" w:evenVBand="0" w:oddHBand="0" w:evenHBand="0" w:firstRowFirstColumn="0" w:firstRowLastColumn="0" w:lastRowFirstColumn="0" w:lastRowLastColumn="0"/>
+            <w:tcW w:w="0" w:type="auto"/>
+            <w:hideMark/>
+          </w:tcPr>
+          <w:p>
+            <w:pPr>
+              <w:spacing w:after="160" w:line="278" w:lineRule="auto"/>
+            </w:pPr>
+            <w:r>
+              <w:t>Features</w:t>
+            </w:r>
+          </w:p>
+        </w:tc>
+        <w:tc>
+          <w:tcPr>
+            <w:tcW w:w="0" w:type="auto"/>
+            <w:hideMark/>
+          </w:tcPr>
+          <w:p>
+            <w:pPr>
+              <w:spacing w:after="160" w:line="278" w:lineRule="auto"/>
+              <w:cnfStyle w:val="000000000000" w:firstRow="0" w:lastRow="0" w:firstColumn="0" w:lastColumn="0" w:oddVBand="0" w:evenVBand="0" w:oddHBand="0" w:evenHBand="0" w:firstRowFirstColumn="0" w:firstRowLastColumn="0" w:lastRowFirstColumn="0" w:lastRowLastColumn="0"/>
+            </w:pPr>
+            <w:r>
+              <w:t>Batch + streaming</w:t>
+            </w:r>
+          </w:p>
+        </w:tc>
+        <w:tc>
+          <w:tcPr>
+            <w:tcW w:w="0" w:type="auto"/>
+            <w:hideMark/>
+          </w:tcPr>
+          <w:p>
+            <w:pPr>
+              <w:spacing w:after="160" w:line="278" w:lineRule="auto"/>
+              <w:cnfStyle w:val="000000000000" w:firstRow="0" w:lastRow="0" w:firstColumn="0" w:lastColumn="0" w:oddVBand="0" w:evenVBand="0" w:oddHBand="0" w:evenHBand="0" w:firstRowFirstColumn="0" w:firstRowLastColumn="0" w:lastRowFirstColumn="0" w:lastRowLastColumn="0"/>
+            </w:pPr>
+            <w:r>
+              <w:t>Every 5–10 min</w:t>
+            </w:r>
+          </w:p>
+        </w:tc>
+      </w:tr>
+    </w:tbl>
+    <w:p>
+      <w:pPr>
+        <w:rPr>
+          <w:lang w:val="en-US"/>
+        </w:rPr>
+      </w:pPr>
+    </w:p>
+    <w:p>
+      <w:pPr>
+        <w:rPr>
+          <w:lang w:val="en-US"/>
+        </w:rPr>
+      </w:pPr>
+      <w:r>
+        <w:rPr>
+          <w:lang w:val="en-US"/>
+        </w:rPr>
+        <w:t>In a production environment, feature engineering pipelines operate at multiple cadences depending on data characteristics</w:t>
+      </w:r>
+      <w:r>
+        <w:rPr>
+          <w:lang w:val="en-US"/>
+        </w:rPr>
+        <w:t>:</w:t>
+      </w:r>
+    </w:p>
+    <w:p>
+      <w:pPr>
+        <w:pStyle w:val="ListParagraph"/>
+        <w:numPr>
+          <w:ilvl w:val="0"/>
+          <w:numId w:val="53"/>
+        </w:numPr>
+        <w:rPr>
+          <w:lang w:val="en-US"/>
+        </w:rPr>
+      </w:pPr>
+      <w:r>
+        <w:rPr>
+          <w:lang w:val="en-US"/>
+        </w:rPr>
+        <w:t>Real-time features derived from clickstream data are updated continuously using streaming pipelines</w:t>
+      </w:r>
+      <w:r>
+        <w:rPr>
+          <w:lang w:val="en-US"/>
+        </w:rPr>
+        <w:t>.</w:t>
+      </w:r>
+    </w:p>
+    <w:p>
+      <w:pPr>
+        <w:pStyle w:val="ListParagraph"/>
+        <w:numPr>
+          <w:ilvl w:val="0"/>
+          <w:numId w:val="53"/>
+        </w:numPr>
+        <w:rPr>
+          <w:lang w:val="en-US"/>
+        </w:rPr>
+      </w:pPr>
+      <w:r>
+        <w:rPr>
+          <w:lang w:val="en-US"/>
+        </w:rPr>
+        <w:t>T</w:t>
+      </w:r>
+      <w:r>
+        <w:rPr>
+          <w:lang w:val="en-US"/>
+        </w:rPr>
+        <w:t>ransactional data is processed in micro-batches using CDC mechanisms.</w:t>
+      </w:r>
+    </w:p>
+    <w:p>
+      <w:pPr>
+        <w:pStyle w:val="ListParagraph"/>
+        <w:numPr>
+          <w:ilvl w:val="0"/>
+          <w:numId w:val="53"/>
+        </w:numPr>
+        <w:rPr>
+          <w:lang w:val="en-US"/>
+        </w:rPr>
+      </w:pPr>
+      <w:r>
+        <w:rPr>
+          <w:lang w:val="en-US"/>
+        </w:rPr>
+        <w:t>Aggregated features such as user statistics and item popularity are typically recomputed using daily batch jobs.</w:t>
+      </w:r>
+    </w:p>
+    <w:p>
+      <w:pPr>
+        <w:rPr>
+          <w:lang w:val="en-US"/>
+        </w:rPr>
+      </w:pPr>
+      <w:r>
+        <w:rPr>
+          <w:lang w:val="en-US"/>
+        </w:rPr>
+        <w:t>In this assignment, a simplified cadence is implemented to simulate production behavior.</w:t>
+      </w:r>
+      <w:r>
+        <w:rPr>
+          <w:lang w:val="en-US"/>
+        </w:rPr>
+        <w:t xml:space="preserve"> </w:t>
+      </w:r>
+      <w:r>
+        <w:rPr>
+          <w:lang w:val="en-US"/>
+        </w:rPr>
+        <w:t>Feature engineering is executed periodically (every few minutes) using Python-based transformation scripts, with results stored in a structured SQLite database.</w:t>
+      </w:r>
+    </w:p>
+    <w:p>
+      <w:pPr>
+        <w:rPr>
+          <w:lang w:val="en-US"/>
+        </w:rPr>
+      </w:pPr>
+    </w:p>
     <w:sectPr>
       <w:pgSz w:w="11906" w:h="16838"/>
       <w:pgMar w:top="1440" w:right="1440" w:bottom="1440" w:left="1440" w:header="708" w:footer="708" w:gutter="0"/>
@@ -7669,6 +9025,119 @@
     </w:lvl>
   </w:abstractNum>
   <w:abstractNum w:abstractNumId="6" w15:restartNumberingAfterBreak="0">
+    <w:nsid w:val="16137A11"/>
+    <w:multiLevelType w:val="hybridMultilevel"/>
+    <w:tmpl w:val="63FC23CA"/>
+    <w:lvl w:ilvl="0" w:tplc="40090001">
+      <w:start w:val="1"/>
+      <w:numFmt w:val="bullet"/>
+      <w:lvlText w:val=""/>
+      <w:lvlJc w:val="left"/>
+      <w:pPr>
+        <w:ind w:left="720" w:hanging="360"/>
+      </w:pPr>
+      <w:rPr>
+        <w:rFonts w:ascii="Symbol" w:hAnsi="Symbol" w:hint="default"/>
+      </w:rPr>
+    </w:lvl>
+    <w:lvl w:ilvl="1" w:tplc="40090003" w:tentative="1">
+      <w:start w:val="1"/>
+      <w:numFmt w:val="bullet"/>
+      <w:lvlText w:val="o"/>
+      <w:lvlJc w:val="left"/>
+      <w:pPr>
+        <w:ind w:left="1440" w:hanging="360"/>
+      </w:pPr>
+      <w:rPr>
+        <w:rFonts w:ascii="Courier New" w:hAnsi="Courier New" w:cs="Courier New" w:hint="default"/>
+      </w:rPr>
+    </w:lvl>
+    <w:lvl w:ilvl="2" w:tplc="40090005" w:tentative="1">
+      <w:start w:val="1"/>
+      <w:numFmt w:val="bullet"/>
+      <w:lvlText w:val=""/>
+      <w:lvlJc w:val="left"/>
+      <w:pPr>
+        <w:ind w:left="2160" w:hanging="360"/>
+      </w:pPr>
+      <w:rPr>
+        <w:rFonts w:ascii="Wingdings" w:hAnsi="Wingdings" w:hint="default"/>
+      </w:rPr>
+    </w:lvl>
+    <w:lvl w:ilvl="3" w:tplc="40090001" w:tentative="1">
+      <w:start w:val="1"/>
+      <w:numFmt w:val="bullet"/>
+      <w:lvlText w:val=""/>
+      <w:lvlJc w:val="left"/>
+      <w:pPr>
+        <w:ind w:left="2880" w:hanging="360"/>
+      </w:pPr>
+      <w:rPr>
+        <w:rFonts w:ascii="Symbol" w:hAnsi="Symbol" w:hint="default"/>
+      </w:rPr>
+    </w:lvl>
+    <w:lvl w:ilvl="4" w:tplc="40090003" w:tentative="1">
+      <w:start w:val="1"/>
+      <w:numFmt w:val="bullet"/>
+      <w:lvlText w:val="o"/>
+      <w:lvlJc w:val="left"/>
+      <w:pPr>
+        <w:ind w:left="3600" w:hanging="360"/>
+      </w:pPr>
+      <w:rPr>
+        <w:rFonts w:ascii="Courier New" w:hAnsi="Courier New" w:cs="Courier New" w:hint="default"/>
+      </w:rPr>
+    </w:lvl>
+    <w:lvl w:ilvl="5" w:tplc="40090005" w:tentative="1">
+      <w:start w:val="1"/>
+      <w:numFmt w:val="bullet"/>
+      <w:lvlText w:val=""/>
+      <w:lvlJc w:val="left"/>
+      <w:pPr>
+        <w:ind w:left="4320" w:hanging="360"/>
+      </w:pPr>
+      <w:rPr>
+        <w:rFonts w:ascii="Wingdings" w:hAnsi="Wingdings" w:hint="default"/>
+      </w:rPr>
+    </w:lvl>
+    <w:lvl w:ilvl="6" w:tplc="40090001" w:tentative="1">
+      <w:start w:val="1"/>
+      <w:numFmt w:val="bullet"/>
+      <w:lvlText w:val=""/>
+      <w:lvlJc w:val="left"/>
+      <w:pPr>
+        <w:ind w:left="5040" w:hanging="360"/>
+      </w:pPr>
+      <w:rPr>
+        <w:rFonts w:ascii="Symbol" w:hAnsi="Symbol" w:hint="default"/>
+      </w:rPr>
+    </w:lvl>
+    <w:lvl w:ilvl="7" w:tplc="40090003" w:tentative="1">
+      <w:start w:val="1"/>
+      <w:numFmt w:val="bullet"/>
+      <w:lvlText w:val="o"/>
+      <w:lvlJc w:val="left"/>
+      <w:pPr>
+        <w:ind w:left="5760" w:hanging="360"/>
+      </w:pPr>
+      <w:rPr>
+        <w:rFonts w:ascii="Courier New" w:hAnsi="Courier New" w:cs="Courier New" w:hint="default"/>
+      </w:rPr>
+    </w:lvl>
+    <w:lvl w:ilvl="8" w:tplc="40090005" w:tentative="1">
+      <w:start w:val="1"/>
+      <w:numFmt w:val="bullet"/>
+      <w:lvlText w:val=""/>
+      <w:lvlJc w:val="left"/>
+      <w:pPr>
+        <w:ind w:left="6480" w:hanging="360"/>
+      </w:pPr>
+      <w:rPr>
+        <w:rFonts w:ascii="Wingdings" w:hAnsi="Wingdings" w:hint="default"/>
+      </w:rPr>
+    </w:lvl>
+  </w:abstractNum>
+  <w:abstractNum w:abstractNumId="7" w15:restartNumberingAfterBreak="0">
     <w:nsid w:val="17E1591B"/>
     <w:multiLevelType w:val="hybridMultilevel"/>
     <w:tmpl w:val="BEAA2782"/>
@@ -7757,7 +9226,7 @@
       </w:pPr>
     </w:lvl>
   </w:abstractNum>
-  <w:abstractNum w:abstractNumId="7" w15:restartNumberingAfterBreak="0">
+  <w:abstractNum w:abstractNumId="8" w15:restartNumberingAfterBreak="0">
     <w:nsid w:val="18A36030"/>
     <w:multiLevelType w:val="hybridMultilevel"/>
     <w:tmpl w:val="AAE227A4"/>
@@ -7870,7 +9339,7 @@
       </w:rPr>
     </w:lvl>
   </w:abstractNum>
-  <w:abstractNum w:abstractNumId="8" w15:restartNumberingAfterBreak="0">
+  <w:abstractNum w:abstractNumId="9" w15:restartNumberingAfterBreak="0">
     <w:nsid w:val="1936633C"/>
     <w:multiLevelType w:val="hybridMultilevel"/>
     <w:tmpl w:val="88A6EA06"/>
@@ -7983,7 +9452,7 @@
       </w:rPr>
     </w:lvl>
   </w:abstractNum>
-  <w:abstractNum w:abstractNumId="9" w15:restartNumberingAfterBreak="0">
+  <w:abstractNum w:abstractNumId="10" w15:restartNumberingAfterBreak="0">
     <w:nsid w:val="1B1351DB"/>
     <w:multiLevelType w:val="multilevel"/>
     <w:tmpl w:val="AF8650FA"/>
@@ -8078,7 +9547,7 @@
       </w:pPr>
     </w:lvl>
   </w:abstractNum>
-  <w:abstractNum w:abstractNumId="10" w15:restartNumberingAfterBreak="0">
+  <w:abstractNum w:abstractNumId="11" w15:restartNumberingAfterBreak="0">
     <w:nsid w:val="1E7702BB"/>
     <w:multiLevelType w:val="hybridMultilevel"/>
     <w:tmpl w:val="C66807EE"/>
@@ -8191,7 +9660,7 @@
       </w:rPr>
     </w:lvl>
   </w:abstractNum>
-  <w:abstractNum w:abstractNumId="11" w15:restartNumberingAfterBreak="0">
+  <w:abstractNum w:abstractNumId="12" w15:restartNumberingAfterBreak="0">
     <w:nsid w:val="1E89188C"/>
     <w:multiLevelType w:val="hybridMultilevel"/>
     <w:tmpl w:val="B1D26A7E"/>
@@ -8304,7 +9773,7 @@
       </w:rPr>
     </w:lvl>
   </w:abstractNum>
-  <w:abstractNum w:abstractNumId="12" w15:restartNumberingAfterBreak="0">
+  <w:abstractNum w:abstractNumId="13" w15:restartNumberingAfterBreak="0">
     <w:nsid w:val="1EC762B4"/>
     <w:multiLevelType w:val="multilevel"/>
     <w:tmpl w:val="59265CBE"/>
@@ -8393,7 +9862,7 @@
       </w:pPr>
     </w:lvl>
   </w:abstractNum>
-  <w:abstractNum w:abstractNumId="13" w15:restartNumberingAfterBreak="0">
+  <w:abstractNum w:abstractNumId="14" w15:restartNumberingAfterBreak="0">
     <w:nsid w:val="21697168"/>
     <w:multiLevelType w:val="multilevel"/>
     <w:tmpl w:val="4009001F"/>
@@ -8479,7 +9948,7 @@
       </w:pPr>
     </w:lvl>
   </w:abstractNum>
-  <w:abstractNum w:abstractNumId="14" w15:restartNumberingAfterBreak="0">
+  <w:abstractNum w:abstractNumId="15" w15:restartNumberingAfterBreak="0">
     <w:nsid w:val="2237450F"/>
     <w:multiLevelType w:val="multilevel"/>
     <w:tmpl w:val="15408114"/>
@@ -8592,7 +10061,7 @@
       </w:rPr>
     </w:lvl>
   </w:abstractNum>
-  <w:abstractNum w:abstractNumId="15" w15:restartNumberingAfterBreak="0">
+  <w:abstractNum w:abstractNumId="16" w15:restartNumberingAfterBreak="0">
     <w:nsid w:val="23EC5BAB"/>
     <w:multiLevelType w:val="hybridMultilevel"/>
     <w:tmpl w:val="03DECD06"/>
@@ -8705,7 +10174,7 @@
       </w:rPr>
     </w:lvl>
   </w:abstractNum>
-  <w:abstractNum w:abstractNumId="16" w15:restartNumberingAfterBreak="0">
+  <w:abstractNum w:abstractNumId="17" w15:restartNumberingAfterBreak="0">
     <w:nsid w:val="247E1E72"/>
     <w:multiLevelType w:val="hybridMultilevel"/>
     <w:tmpl w:val="85A202F8"/>
@@ -8794,7 +10263,7 @@
       </w:pPr>
     </w:lvl>
   </w:abstractNum>
-  <w:abstractNum w:abstractNumId="17" w15:restartNumberingAfterBreak="0">
+  <w:abstractNum w:abstractNumId="18" w15:restartNumberingAfterBreak="0">
     <w:nsid w:val="31302F2A"/>
     <w:multiLevelType w:val="multilevel"/>
     <w:tmpl w:val="AF8650FA"/>
@@ -8889,7 +10358,7 @@
       </w:pPr>
     </w:lvl>
   </w:abstractNum>
-  <w:abstractNum w:abstractNumId="18" w15:restartNumberingAfterBreak="0">
+  <w:abstractNum w:abstractNumId="19" w15:restartNumberingAfterBreak="0">
     <w:nsid w:val="33B67CAC"/>
     <w:multiLevelType w:val="multilevel"/>
     <w:tmpl w:val="4009001F"/>
@@ -8975,7 +10444,7 @@
       </w:pPr>
     </w:lvl>
   </w:abstractNum>
-  <w:abstractNum w:abstractNumId="19" w15:restartNumberingAfterBreak="0">
+  <w:abstractNum w:abstractNumId="20" w15:restartNumberingAfterBreak="0">
     <w:nsid w:val="393D0DF4"/>
     <w:multiLevelType w:val="multilevel"/>
     <w:tmpl w:val="A43E5F90"/>
@@ -9064,7 +10533,7 @@
       </w:pPr>
     </w:lvl>
   </w:abstractNum>
-  <w:abstractNum w:abstractNumId="20" w15:restartNumberingAfterBreak="0">
+  <w:abstractNum w:abstractNumId="21" w15:restartNumberingAfterBreak="0">
     <w:nsid w:val="418432CC"/>
     <w:multiLevelType w:val="multilevel"/>
     <w:tmpl w:val="0EA41B88"/>
@@ -9159,7 +10628,7 @@
       </w:pPr>
     </w:lvl>
   </w:abstractNum>
-  <w:abstractNum w:abstractNumId="21" w15:restartNumberingAfterBreak="0">
+  <w:abstractNum w:abstractNumId="22" w15:restartNumberingAfterBreak="0">
     <w:nsid w:val="460E4141"/>
     <w:multiLevelType w:val="hybridMultilevel"/>
     <w:tmpl w:val="23C46E06"/>
@@ -9272,7 +10741,7 @@
       </w:rPr>
     </w:lvl>
   </w:abstractNum>
-  <w:abstractNum w:abstractNumId="22" w15:restartNumberingAfterBreak="0">
+  <w:abstractNum w:abstractNumId="23" w15:restartNumberingAfterBreak="0">
     <w:nsid w:val="4AAB387A"/>
     <w:multiLevelType w:val="multilevel"/>
     <w:tmpl w:val="72DC0442"/>
@@ -9364,7 +10833,7 @@
       </w:pPr>
     </w:lvl>
   </w:abstractNum>
-  <w:abstractNum w:abstractNumId="23" w15:restartNumberingAfterBreak="0">
+  <w:abstractNum w:abstractNumId="24" w15:restartNumberingAfterBreak="0">
     <w:nsid w:val="4C633A2A"/>
     <w:multiLevelType w:val="multilevel"/>
     <w:tmpl w:val="4B603932"/>
@@ -9477,7 +10946,7 @@
       </w:rPr>
     </w:lvl>
   </w:abstractNum>
-  <w:abstractNum w:abstractNumId="24" w15:restartNumberingAfterBreak="0">
+  <w:abstractNum w:abstractNumId="25" w15:restartNumberingAfterBreak="0">
     <w:nsid w:val="4E653C6F"/>
     <w:multiLevelType w:val="hybridMultilevel"/>
     <w:tmpl w:val="684CCAD2"/>
@@ -9563,7 +11032,7 @@
       </w:pPr>
     </w:lvl>
   </w:abstractNum>
-  <w:abstractNum w:abstractNumId="25" w15:restartNumberingAfterBreak="0">
+  <w:abstractNum w:abstractNumId="26" w15:restartNumberingAfterBreak="0">
     <w:nsid w:val="4F773F7C"/>
     <w:multiLevelType w:val="multilevel"/>
     <w:tmpl w:val="AF8650FA"/>
@@ -9658,7 +11127,7 @@
       </w:pPr>
     </w:lvl>
   </w:abstractNum>
-  <w:abstractNum w:abstractNumId="26" w15:restartNumberingAfterBreak="0">
+  <w:abstractNum w:abstractNumId="27" w15:restartNumberingAfterBreak="0">
     <w:nsid w:val="5008003E"/>
     <w:multiLevelType w:val="hybridMultilevel"/>
     <w:tmpl w:val="F08A711E"/>
@@ -9771,7 +11240,7 @@
       </w:rPr>
     </w:lvl>
   </w:abstractNum>
-  <w:abstractNum w:abstractNumId="27" w15:restartNumberingAfterBreak="0">
+  <w:abstractNum w:abstractNumId="28" w15:restartNumberingAfterBreak="0">
     <w:nsid w:val="524E5349"/>
     <w:multiLevelType w:val="hybridMultilevel"/>
     <w:tmpl w:val="DDE05586"/>
@@ -9884,7 +11353,7 @@
       </w:rPr>
     </w:lvl>
   </w:abstractNum>
-  <w:abstractNum w:abstractNumId="28" w15:restartNumberingAfterBreak="0">
+  <w:abstractNum w:abstractNumId="29" w15:restartNumberingAfterBreak="0">
     <w:nsid w:val="59B65F61"/>
     <w:multiLevelType w:val="hybridMultilevel"/>
     <w:tmpl w:val="D2EE8B36"/>
@@ -9997,7 +11466,7 @@
       </w:rPr>
     </w:lvl>
   </w:abstractNum>
-  <w:abstractNum w:abstractNumId="29" w15:restartNumberingAfterBreak="0">
+  <w:abstractNum w:abstractNumId="30" w15:restartNumberingAfterBreak="0">
     <w:nsid w:val="5B5171F8"/>
     <w:multiLevelType w:val="hybridMultilevel"/>
     <w:tmpl w:val="EACC3F76"/>
@@ -10110,7 +11579,7 @@
       </w:rPr>
     </w:lvl>
   </w:abstractNum>
-  <w:abstractNum w:abstractNumId="30" w15:restartNumberingAfterBreak="0">
+  <w:abstractNum w:abstractNumId="31" w15:restartNumberingAfterBreak="0">
     <w:nsid w:val="5B7F52C3"/>
     <w:multiLevelType w:val="multilevel"/>
     <w:tmpl w:val="AF8650FA"/>
@@ -10205,7 +11674,7 @@
       </w:pPr>
     </w:lvl>
   </w:abstractNum>
-  <w:abstractNum w:abstractNumId="31" w15:restartNumberingAfterBreak="0">
+  <w:abstractNum w:abstractNumId="32" w15:restartNumberingAfterBreak="0">
     <w:nsid w:val="5CD1145F"/>
     <w:multiLevelType w:val="multilevel"/>
     <w:tmpl w:val="89863FC2"/>
@@ -10318,7 +11787,7 @@
       </w:rPr>
     </w:lvl>
   </w:abstractNum>
-  <w:abstractNum w:abstractNumId="32" w15:restartNumberingAfterBreak="0">
+  <w:abstractNum w:abstractNumId="33" w15:restartNumberingAfterBreak="0">
     <w:nsid w:val="5D8D31EE"/>
     <w:multiLevelType w:val="multilevel"/>
     <w:tmpl w:val="4009001F"/>
@@ -10404,7 +11873,7 @@
       </w:pPr>
     </w:lvl>
   </w:abstractNum>
-  <w:abstractNum w:abstractNumId="33" w15:restartNumberingAfterBreak="0">
+  <w:abstractNum w:abstractNumId="34" w15:restartNumberingAfterBreak="0">
     <w:nsid w:val="5FB72E17"/>
     <w:multiLevelType w:val="multilevel"/>
     <w:tmpl w:val="715AECBA"/>
@@ -10525,7 +11994,7 @@
       </w:rPr>
     </w:lvl>
   </w:abstractNum>
-  <w:abstractNum w:abstractNumId="34" w15:restartNumberingAfterBreak="0">
+  <w:abstractNum w:abstractNumId="35" w15:restartNumberingAfterBreak="0">
     <w:nsid w:val="607E1B11"/>
     <w:multiLevelType w:val="multilevel"/>
     <w:tmpl w:val="1B46C0C0"/>
@@ -10620,7 +12089,7 @@
       </w:pPr>
     </w:lvl>
   </w:abstractNum>
-  <w:abstractNum w:abstractNumId="35" w15:restartNumberingAfterBreak="0">
+  <w:abstractNum w:abstractNumId="36" w15:restartNumberingAfterBreak="0">
     <w:nsid w:val="637F4387"/>
     <w:multiLevelType w:val="multilevel"/>
     <w:tmpl w:val="A43E5F90"/>
@@ -10709,7 +12178,7 @@
       </w:pPr>
     </w:lvl>
   </w:abstractNum>
-  <w:abstractNum w:abstractNumId="36" w15:restartNumberingAfterBreak="0">
+  <w:abstractNum w:abstractNumId="37" w15:restartNumberingAfterBreak="0">
     <w:nsid w:val="641950CC"/>
     <w:multiLevelType w:val="multilevel"/>
     <w:tmpl w:val="AF8650FA"/>
@@ -10804,7 +12273,7 @@
       </w:pPr>
     </w:lvl>
   </w:abstractNum>
-  <w:abstractNum w:abstractNumId="37" w15:restartNumberingAfterBreak="0">
+  <w:abstractNum w:abstractNumId="38" w15:restartNumberingAfterBreak="0">
     <w:nsid w:val="64BF34A3"/>
     <w:multiLevelType w:val="multilevel"/>
     <w:tmpl w:val="72DC0442"/>
@@ -10896,7 +12365,7 @@
       </w:pPr>
     </w:lvl>
   </w:abstractNum>
-  <w:abstractNum w:abstractNumId="38" w15:restartNumberingAfterBreak="0">
+  <w:abstractNum w:abstractNumId="39" w15:restartNumberingAfterBreak="0">
     <w:nsid w:val="658F74DA"/>
     <w:multiLevelType w:val="hybridMultilevel"/>
     <w:tmpl w:val="41164B2A"/>
@@ -11009,7 +12478,7 @@
       </w:rPr>
     </w:lvl>
   </w:abstractNum>
-  <w:abstractNum w:abstractNumId="39" w15:restartNumberingAfterBreak="0">
+  <w:abstractNum w:abstractNumId="40" w15:restartNumberingAfterBreak="0">
     <w:nsid w:val="663C631A"/>
     <w:multiLevelType w:val="multilevel"/>
     <w:tmpl w:val="72DC0442"/>
@@ -11101,7 +12570,7 @@
       </w:pPr>
     </w:lvl>
   </w:abstractNum>
-  <w:abstractNum w:abstractNumId="40" w15:restartNumberingAfterBreak="0">
+  <w:abstractNum w:abstractNumId="41" w15:restartNumberingAfterBreak="0">
     <w:nsid w:val="68D625CE"/>
     <w:multiLevelType w:val="hybridMultilevel"/>
     <w:tmpl w:val="208E39DE"/>
@@ -11214,7 +12683,7 @@
       </w:rPr>
     </w:lvl>
   </w:abstractNum>
-  <w:abstractNum w:abstractNumId="41" w15:restartNumberingAfterBreak="0">
+  <w:abstractNum w:abstractNumId="42" w15:restartNumberingAfterBreak="0">
     <w:nsid w:val="693737E4"/>
     <w:multiLevelType w:val="multilevel"/>
     <w:tmpl w:val="9E4663FC"/>
@@ -11309,7 +12778,7 @@
       </w:pPr>
     </w:lvl>
   </w:abstractNum>
-  <w:abstractNum w:abstractNumId="42" w15:restartNumberingAfterBreak="0">
+  <w:abstractNum w:abstractNumId="43" w15:restartNumberingAfterBreak="0">
     <w:nsid w:val="6DDB315B"/>
     <w:multiLevelType w:val="multilevel"/>
     <w:tmpl w:val="9506B2A6"/>
@@ -11398,7 +12867,7 @@
       </w:pPr>
     </w:lvl>
   </w:abstractNum>
-  <w:abstractNum w:abstractNumId="43" w15:restartNumberingAfterBreak="0">
+  <w:abstractNum w:abstractNumId="44" w15:restartNumberingAfterBreak="0">
     <w:nsid w:val="6FEC1125"/>
     <w:multiLevelType w:val="multilevel"/>
     <w:tmpl w:val="4B603932"/>
@@ -11511,7 +12980,7 @@
       </w:rPr>
     </w:lvl>
   </w:abstractNum>
-  <w:abstractNum w:abstractNumId="44" w15:restartNumberingAfterBreak="0">
+  <w:abstractNum w:abstractNumId="45" w15:restartNumberingAfterBreak="0">
     <w:nsid w:val="723C36D8"/>
     <w:multiLevelType w:val="hybridMultilevel"/>
     <w:tmpl w:val="5DE44D48"/>
@@ -11624,7 +13093,7 @@
       </w:rPr>
     </w:lvl>
   </w:abstractNum>
-  <w:abstractNum w:abstractNumId="45" w15:restartNumberingAfterBreak="0">
+  <w:abstractNum w:abstractNumId="46" w15:restartNumberingAfterBreak="0">
     <w:nsid w:val="77A82909"/>
     <w:multiLevelType w:val="multilevel"/>
     <w:tmpl w:val="AF8650FA"/>
@@ -11719,7 +13188,7 @@
       </w:pPr>
     </w:lvl>
   </w:abstractNum>
-  <w:abstractNum w:abstractNumId="46" w15:restartNumberingAfterBreak="0">
+  <w:abstractNum w:abstractNumId="47" w15:restartNumberingAfterBreak="0">
     <w:nsid w:val="7A542B0A"/>
     <w:multiLevelType w:val="multilevel"/>
     <w:tmpl w:val="9506B2A6"/>
@@ -11808,7 +13277,7 @@
       </w:pPr>
     </w:lvl>
   </w:abstractNum>
-  <w:abstractNum w:abstractNumId="47" w15:restartNumberingAfterBreak="0">
+  <w:abstractNum w:abstractNumId="48" w15:restartNumberingAfterBreak="0">
     <w:nsid w:val="7B956710"/>
     <w:multiLevelType w:val="multilevel"/>
     <w:tmpl w:val="25C2D402"/>
@@ -11900,7 +13369,7 @@
       </w:pPr>
     </w:lvl>
   </w:abstractNum>
-  <w:abstractNum w:abstractNumId="48" w15:restartNumberingAfterBreak="0">
+  <w:abstractNum w:abstractNumId="49" w15:restartNumberingAfterBreak="0">
     <w:nsid w:val="7CB17658"/>
     <w:multiLevelType w:val="hybridMultilevel"/>
     <w:tmpl w:val="1D42DA62"/>
@@ -12013,7 +13482,7 @@
       </w:rPr>
     </w:lvl>
   </w:abstractNum>
-  <w:abstractNum w:abstractNumId="49" w15:restartNumberingAfterBreak="0">
+  <w:abstractNum w:abstractNumId="50" w15:restartNumberingAfterBreak="0">
     <w:nsid w:val="7DA57BE0"/>
     <w:multiLevelType w:val="multilevel"/>
     <w:tmpl w:val="A43E5F90"/>
@@ -12102,7 +13571,7 @@
       </w:pPr>
     </w:lvl>
   </w:abstractNum>
-  <w:abstractNum w:abstractNumId="50" w15:restartNumberingAfterBreak="0">
+  <w:abstractNum w:abstractNumId="51" w15:restartNumberingAfterBreak="0">
     <w:nsid w:val="7EE863F5"/>
     <w:multiLevelType w:val="multilevel"/>
     <w:tmpl w:val="4009001F"/>
@@ -12191,7 +13660,7 @@
       </w:pPr>
     </w:lvl>
   </w:abstractNum>
-  <w:abstractNum w:abstractNumId="51" w15:restartNumberingAfterBreak="0">
+  <w:abstractNum w:abstractNumId="52" w15:restartNumberingAfterBreak="0">
     <w:nsid w:val="7F1F122B"/>
     <w:multiLevelType w:val="multilevel"/>
     <w:tmpl w:val="72DC0442"/>
@@ -12284,61 +13753,61 @@
     </w:lvl>
   </w:abstractNum>
   <w:num w:numId="1" w16cid:durableId="813179379">
-    <w:abstractNumId w:val="15"/>
+    <w:abstractNumId w:val="16"/>
   </w:num>
   <w:num w:numId="2" w16cid:durableId="2140030685">
-    <w:abstractNumId w:val="21"/>
+    <w:abstractNumId w:val="22"/>
   </w:num>
   <w:num w:numId="3" w16cid:durableId="2008245783">
+    <w:abstractNumId w:val="25"/>
+  </w:num>
+  <w:num w:numId="4" w16cid:durableId="540483536">
+    <w:abstractNumId w:val="12"/>
+  </w:num>
+  <w:num w:numId="5" w16cid:durableId="1405027561">
+    <w:abstractNumId w:val="8"/>
+  </w:num>
+  <w:num w:numId="6" w16cid:durableId="28845206">
+    <w:abstractNumId w:val="29"/>
+  </w:num>
+  <w:num w:numId="7" w16cid:durableId="868881396">
+    <w:abstractNumId w:val="13"/>
+  </w:num>
+  <w:num w:numId="8" w16cid:durableId="1775788597">
+    <w:abstractNumId w:val="14"/>
+  </w:num>
+  <w:num w:numId="9" w16cid:durableId="735974436">
+    <w:abstractNumId w:val="19"/>
+  </w:num>
+  <w:num w:numId="10" w16cid:durableId="1470708080">
     <w:abstractNumId w:val="24"/>
   </w:num>
-  <w:num w:numId="4" w16cid:durableId="540483536">
-    <w:abstractNumId w:val="11"/>
-  </w:num>
-  <w:num w:numId="5" w16cid:durableId="1405027561">
-    <w:abstractNumId w:val="7"/>
-  </w:num>
-  <w:num w:numId="6" w16cid:durableId="28845206">
-    <w:abstractNumId w:val="28"/>
-  </w:num>
-  <w:num w:numId="7" w16cid:durableId="868881396">
-    <w:abstractNumId w:val="12"/>
-  </w:num>
-  <w:num w:numId="8" w16cid:durableId="1775788597">
-    <w:abstractNumId w:val="13"/>
-  </w:num>
-  <w:num w:numId="9" w16cid:durableId="735974436">
-    <w:abstractNumId w:val="18"/>
-  </w:num>
-  <w:num w:numId="10" w16cid:durableId="1470708080">
-    <w:abstractNumId w:val="23"/>
-  </w:num>
   <w:num w:numId="11" w16cid:durableId="2001807513">
-    <w:abstractNumId w:val="43"/>
+    <w:abstractNumId w:val="44"/>
   </w:num>
   <w:num w:numId="12" w16cid:durableId="1144850617">
-    <w:abstractNumId w:val="31"/>
+    <w:abstractNumId w:val="32"/>
   </w:num>
   <w:num w:numId="13" w16cid:durableId="886180933">
-    <w:abstractNumId w:val="40"/>
+    <w:abstractNumId w:val="41"/>
   </w:num>
   <w:num w:numId="14" w16cid:durableId="1607349664">
     <w:abstractNumId w:val="1"/>
   </w:num>
   <w:num w:numId="15" w16cid:durableId="1543857507">
+    <w:abstractNumId w:val="28"/>
+  </w:num>
+  <w:num w:numId="16" w16cid:durableId="1514144657">
+    <w:abstractNumId w:val="49"/>
+  </w:num>
+  <w:num w:numId="17" w16cid:durableId="1510562697">
+    <w:abstractNumId w:val="45"/>
+  </w:num>
+  <w:num w:numId="18" w16cid:durableId="97410276">
     <w:abstractNumId w:val="27"/>
   </w:num>
-  <w:num w:numId="16" w16cid:durableId="1514144657">
-    <w:abstractNumId w:val="48"/>
-  </w:num>
-  <w:num w:numId="17" w16cid:durableId="1510562697">
-    <w:abstractNumId w:val="44"/>
-  </w:num>
-  <w:num w:numId="18" w16cid:durableId="97410276">
-    <w:abstractNumId w:val="26"/>
-  </w:num>
   <w:num w:numId="19" w16cid:durableId="1446071585">
-    <w:abstractNumId w:val="10"/>
+    <w:abstractNumId w:val="11"/>
   </w:num>
   <w:num w:numId="20" w16cid:durableId="1546482672">
     <w:abstractNumId w:val="3"/>
@@ -12347,97 +13816,100 @@
     <w:abstractNumId w:val="0"/>
   </w:num>
   <w:num w:numId="22" w16cid:durableId="22445106">
-    <w:abstractNumId w:val="38"/>
+    <w:abstractNumId w:val="39"/>
   </w:num>
   <w:num w:numId="23" w16cid:durableId="225652077">
-    <w:abstractNumId w:val="29"/>
+    <w:abstractNumId w:val="30"/>
   </w:num>
   <w:num w:numId="24" w16cid:durableId="212934121">
-    <w:abstractNumId w:val="8"/>
+    <w:abstractNumId w:val="9"/>
   </w:num>
   <w:num w:numId="25" w16cid:durableId="1164391229">
-    <w:abstractNumId w:val="32"/>
+    <w:abstractNumId w:val="33"/>
   </w:num>
   <w:num w:numId="26" w16cid:durableId="1315643759">
-    <w:abstractNumId w:val="35"/>
+    <w:abstractNumId w:val="36"/>
   </w:num>
   <w:num w:numId="27" w16cid:durableId="424617655">
-    <w:abstractNumId w:val="49"/>
+    <w:abstractNumId w:val="50"/>
   </w:num>
   <w:num w:numId="28" w16cid:durableId="2126659545">
-    <w:abstractNumId w:val="19"/>
+    <w:abstractNumId w:val="20"/>
   </w:num>
   <w:num w:numId="29" w16cid:durableId="934240989">
-    <w:abstractNumId w:val="47"/>
+    <w:abstractNumId w:val="48"/>
   </w:num>
   <w:num w:numId="30" w16cid:durableId="70348787">
     <w:abstractNumId w:val="4"/>
   </w:num>
   <w:num w:numId="31" w16cid:durableId="198015277">
+    <w:abstractNumId w:val="35"/>
+  </w:num>
+  <w:num w:numId="32" w16cid:durableId="933512835">
+    <w:abstractNumId w:val="21"/>
+  </w:num>
+  <w:num w:numId="33" w16cid:durableId="1508593524">
+    <w:abstractNumId w:val="42"/>
+  </w:num>
+  <w:num w:numId="34" w16cid:durableId="1929848820">
+    <w:abstractNumId w:val="46"/>
+  </w:num>
+  <w:num w:numId="35" w16cid:durableId="1162552196">
     <w:abstractNumId w:val="34"/>
   </w:num>
-  <w:num w:numId="32" w16cid:durableId="933512835">
-    <w:abstractNumId w:val="20"/>
-  </w:num>
-  <w:num w:numId="33" w16cid:durableId="1508593524">
-    <w:abstractNumId w:val="41"/>
-  </w:num>
-  <w:num w:numId="34" w16cid:durableId="1929848820">
-    <w:abstractNumId w:val="45"/>
-  </w:num>
-  <w:num w:numId="35" w16cid:durableId="1162552196">
-    <w:abstractNumId w:val="33"/>
-  </w:num>
   <w:num w:numId="36" w16cid:durableId="1486388394">
-    <w:abstractNumId w:val="30"/>
+    <w:abstractNumId w:val="31"/>
   </w:num>
   <w:num w:numId="37" w16cid:durableId="1045134239">
-    <w:abstractNumId w:val="36"/>
+    <w:abstractNumId w:val="37"/>
   </w:num>
   <w:num w:numId="38" w16cid:durableId="531112875">
-    <w:abstractNumId w:val="14"/>
+    <w:abstractNumId w:val="15"/>
   </w:num>
   <w:num w:numId="39" w16cid:durableId="2047633205">
-    <w:abstractNumId w:val="17"/>
+    <w:abstractNumId w:val="18"/>
   </w:num>
   <w:num w:numId="40" w16cid:durableId="1487281442">
-    <w:abstractNumId w:val="25"/>
+    <w:abstractNumId w:val="26"/>
   </w:num>
   <w:num w:numId="41" w16cid:durableId="988443595">
     <w:abstractNumId w:val="5"/>
   </w:num>
   <w:num w:numId="42" w16cid:durableId="1759206026">
-    <w:abstractNumId w:val="9"/>
+    <w:abstractNumId w:val="10"/>
   </w:num>
   <w:num w:numId="43" w16cid:durableId="571543557">
-    <w:abstractNumId w:val="16"/>
+    <w:abstractNumId w:val="17"/>
   </w:num>
   <w:num w:numId="44" w16cid:durableId="1741715197">
     <w:abstractNumId w:val="2"/>
   </w:num>
   <w:num w:numId="45" w16cid:durableId="1051076515">
-    <w:abstractNumId w:val="42"/>
+    <w:abstractNumId w:val="43"/>
   </w:num>
   <w:num w:numId="46" w16cid:durableId="2047022143">
-    <w:abstractNumId w:val="46"/>
+    <w:abstractNumId w:val="47"/>
   </w:num>
   <w:num w:numId="47" w16cid:durableId="1292050816">
-    <w:abstractNumId w:val="6"/>
+    <w:abstractNumId w:val="7"/>
   </w:num>
   <w:num w:numId="48" w16cid:durableId="599878810">
+    <w:abstractNumId w:val="52"/>
+  </w:num>
+  <w:num w:numId="49" w16cid:durableId="1763452301">
+    <w:abstractNumId w:val="23"/>
+  </w:num>
+  <w:num w:numId="50" w16cid:durableId="321586918">
+    <w:abstractNumId w:val="40"/>
+  </w:num>
+  <w:num w:numId="51" w16cid:durableId="1730180606">
+    <w:abstractNumId w:val="38"/>
+  </w:num>
+  <w:num w:numId="52" w16cid:durableId="2013027177">
     <w:abstractNumId w:val="51"/>
   </w:num>
-  <w:num w:numId="49" w16cid:durableId="1763452301">
-    <w:abstractNumId w:val="22"/>
-  </w:num>
-  <w:num w:numId="50" w16cid:durableId="321586918">
-    <w:abstractNumId w:val="39"/>
-  </w:num>
-  <w:num w:numId="51" w16cid:durableId="1730180606">
-    <w:abstractNumId w:val="37"/>
-  </w:num>
-  <w:num w:numId="52" w16cid:durableId="2013027177">
-    <w:abstractNumId w:val="50"/>
+  <w:num w:numId="53" w16cid:durableId="2071030821">
+    <w:abstractNumId w:val="6"/>
   </w:num>
 </w:numbering>
 </file>
@@ -13042,7 +14514,6 @@
   <w:style w:type="character" w:default="1" w:styleId="DefaultParagraphFont">
     <w:name w:val="Default Paragraph Font"/>
     <w:uiPriority w:val="1"/>
-    <w:semiHidden/>
     <w:unhideWhenUsed/>
   </w:style>
   <w:style w:type="table" w:default="1" w:styleId="TableNormal">
@@ -13414,6 +14885,82 @@
       </w:tblBorders>
     </w:tblPr>
   </w:style>
+  <w:style w:type="table" w:styleId="GridTable4-Accent1">
+    <w:name w:val="Grid Table 4 Accent 1"/>
+    <w:basedOn w:val="TableNormal"/>
+    <w:uiPriority w:val="49"/>
+    <w:rsid w:val="00C52499"/>
+    <w:pPr>
+      <w:spacing w:after="0" w:line="240" w:lineRule="auto"/>
+    </w:pPr>
+    <w:tblPr>
+      <w:tblStyleRowBandSize w:val="1"/>
+      <w:tblStyleColBandSize w:val="1"/>
+      <w:tblBorders>
+        <w:top w:val="single" w:sz="4" w:space="0" w:color="45B0E1" w:themeColor="accent1" w:themeTint="99"/>
+        <w:left w:val="single" w:sz="4" w:space="0" w:color="45B0E1" w:themeColor="accent1" w:themeTint="99"/>
+        <w:bottom w:val="single" w:sz="4" w:space="0" w:color="45B0E1" w:themeColor="accent1" w:themeTint="99"/>
+        <w:right w:val="single" w:sz="4" w:space="0" w:color="45B0E1" w:themeColor="accent1" w:themeTint="99"/>
+        <w:insideH w:val="single" w:sz="4" w:space="0" w:color="45B0E1" w:themeColor="accent1" w:themeTint="99"/>
+        <w:insideV w:val="single" w:sz="4" w:space="0" w:color="45B0E1" w:themeColor="accent1" w:themeTint="99"/>
+      </w:tblBorders>
+    </w:tblPr>
+    <w:tblStylePr w:type="firstRow">
+      <w:rPr>
+        <w:b/>
+        <w:bCs/>
+        <w:color w:val="FFFFFF" w:themeColor="background1"/>
+      </w:rPr>
+      <w:tblPr/>
+      <w:tcPr>
+        <w:tcBorders>
+          <w:top w:val="single" w:sz="4" w:space="0" w:color="156082" w:themeColor="accent1"/>
+          <w:left w:val="single" w:sz="4" w:space="0" w:color="156082" w:themeColor="accent1"/>
+          <w:bottom w:val="single" w:sz="4" w:space="0" w:color="156082" w:themeColor="accent1"/>
+          <w:right w:val="single" w:sz="4" w:space="0" w:color="156082" w:themeColor="accent1"/>
+          <w:insideH w:val="nil"/>
+          <w:insideV w:val="nil"/>
+        </w:tcBorders>
+        <w:shd w:val="clear" w:color="auto" w:fill="156082" w:themeFill="accent1"/>
+      </w:tcPr>
+    </w:tblStylePr>
+    <w:tblStylePr w:type="lastRow">
+      <w:rPr>
+        <w:b/>
+        <w:bCs/>
+      </w:rPr>
+      <w:tblPr/>
+      <w:tcPr>
+        <w:tcBorders>
+          <w:top w:val="double" w:sz="4" w:space="0" w:color="156082" w:themeColor="accent1"/>
+        </w:tcBorders>
+      </w:tcPr>
+    </w:tblStylePr>
+    <w:tblStylePr w:type="firstCol">
+      <w:rPr>
+        <w:b/>
+        <w:bCs/>
+      </w:rPr>
+    </w:tblStylePr>
+    <w:tblStylePr w:type="lastCol">
+      <w:rPr>
+        <w:b/>
+        <w:bCs/>
+      </w:rPr>
+    </w:tblStylePr>
+    <w:tblStylePr w:type="band1Vert">
+      <w:tblPr/>
+      <w:tcPr>
+        <w:shd w:val="clear" w:color="auto" w:fill="C1E4F5" w:themeFill="accent1" w:themeFillTint="33"/>
+      </w:tcPr>
+    </w:tblStylePr>
+    <w:tblStylePr w:type="band1Horz">
+      <w:tblPr/>
+      <w:tcPr>
+        <w:shd w:val="clear" w:color="auto" w:fill="C1E4F5" w:themeFill="accent1" w:themeFillTint="33"/>
+      </w:tcPr>
+    </w:tblStylePr>
+  </w:style>
 </w:styles>
 </file>
 

--- a/docs/Group-47.docx
+++ b/docs/Group-47.docx
@@ -8386,10 +8386,1439 @@
     </w:p>
     <w:p>
       <w:pPr>
-        <w:rPr>
-          <w:lang w:val="en-US"/>
-        </w:rPr>
-      </w:pPr>
+        <w:pStyle w:val="Heading1"/>
+        <w:numPr>
+          <w:ilvl w:val="0"/>
+          <w:numId w:val="7"/>
+        </w:numPr>
+        <w:rPr>
+          <w:lang w:val="en-US"/>
+        </w:rPr>
+      </w:pPr>
+      <w:r>
+        <w:rPr>
+          <w:lang w:val="en-US"/>
+        </w:rPr>
+        <w:lastRenderedPageBreak/>
+        <w:t>Feature Store</w:t>
+      </w:r>
+    </w:p>
+    <w:p>
+      <w:pPr>
+        <w:pStyle w:val="Heading2"/>
+        <w:numPr>
+          <w:ilvl w:val="1"/>
+          <w:numId w:val="7"/>
+        </w:numPr>
+        <w:ind w:left="0" w:firstLine="0"/>
+        <w:rPr>
+          <w:lang w:val="en-US"/>
+        </w:rPr>
+      </w:pPr>
+      <w:r>
+        <w:rPr>
+          <w:lang w:val="en-US"/>
+        </w:rPr>
+        <w:t>Overview</w:t>
+      </w:r>
+    </w:p>
+    <w:p>
+      <w:pPr>
+        <w:rPr>
+          <w:lang w:val="en-US"/>
+        </w:rPr>
+      </w:pPr>
+      <w:r>
+        <w:rPr>
+          <w:lang w:val="en-US"/>
+        </w:rPr>
+        <w:t>A lightweight feature store is implemented to manage, store, and retrieve engineered features for both training and inference workflows. The feature store is built using a combination of a SQLite database for storage and a custom metadata registry to track feature definitions, sources, and transformations.</w:t>
+      </w:r>
+    </w:p>
+    <w:p>
+      <w:pPr>
+        <w:rPr>
+          <w:lang w:val="en-US"/>
+        </w:rPr>
+      </w:pPr>
+      <w:r>
+        <w:rPr>
+          <w:lang w:val="en-US"/>
+        </w:rPr>
+        <w:t>This approach ensures simplicity, reproducibility, and alignment with the assignment scope while reflecting key principles of production-grade feature stores.</w:t>
+      </w:r>
+    </w:p>
+    <w:p>
+      <w:pPr>
+        <w:pStyle w:val="Heading2"/>
+        <w:numPr>
+          <w:ilvl w:val="1"/>
+          <w:numId w:val="7"/>
+        </w:numPr>
+        <w:ind w:left="0" w:firstLine="0"/>
+        <w:rPr>
+          <w:lang w:val="en-US"/>
+        </w:rPr>
+      </w:pPr>
+      <w:r>
+        <w:rPr>
+          <w:lang w:val="en-US"/>
+        </w:rPr>
+        <w:t>Architecture</w:t>
+      </w:r>
+    </w:p>
+    <w:p>
+      <w:pPr>
+        <w:rPr>
+          <w:lang w:val="en-US"/>
+        </w:rPr>
+      </w:pPr>
+      <w:r>
+        <w:rPr>
+          <w:lang w:val="en-US"/>
+        </w:rPr>
+        <w:t>The feature store sits downstream of the feature engineering pipeline and provides a unified interface for accessing features.</w:t>
+      </w:r>
+    </w:p>
+    <w:p>
+      <w:pPr>
+        <w:pStyle w:val="Heading2"/>
+        <w:numPr>
+          <w:ilvl w:val="1"/>
+          <w:numId w:val="7"/>
+        </w:numPr>
+        <w:ind w:left="0" w:firstLine="0"/>
+        <w:rPr>
+          <w:lang w:val="en-US"/>
+        </w:rPr>
+      </w:pPr>
+      <w:r>
+        <w:rPr>
+          <w:lang w:val="en-US"/>
+        </w:rPr>
+        <w:t>Feature Storage</w:t>
+      </w:r>
+    </w:p>
+    <w:p>
+      <w:pPr>
+        <w:rPr>
+          <w:lang w:val="en-US"/>
+        </w:rPr>
+      </w:pPr>
+      <w:r>
+        <w:rPr>
+          <w:lang w:val="en-US"/>
+        </w:rPr>
+        <w:t>The engineered features are stored in a structured SQLite database (</w:t>
+      </w:r>
+      <w:proofErr w:type="spellStart"/>
+      <w:r>
+        <w:rPr>
+          <w:lang w:val="en-US"/>
+        </w:rPr>
+        <w:t>features.db</w:t>
+      </w:r>
+      <w:proofErr w:type="spellEnd"/>
+      <w:r>
+        <w:rPr>
+          <w:lang w:val="en-US"/>
+        </w:rPr>
+        <w:t>) with the following tables:</w:t>
+      </w:r>
+    </w:p>
+    <w:p>
+      <w:pPr>
+        <w:pStyle w:val="ListParagraph"/>
+        <w:numPr>
+          <w:ilvl w:val="0"/>
+          <w:numId w:val="54"/>
+        </w:numPr>
+        <w:rPr>
+          <w:lang w:val="en-US"/>
+        </w:rPr>
+      </w:pPr>
+      <w:proofErr w:type="spellStart"/>
+      <w:r>
+        <w:rPr>
+          <w:lang w:val="en-US"/>
+        </w:rPr>
+        <w:t>user_features</w:t>
+      </w:r>
+      <w:proofErr w:type="spellEnd"/>
+    </w:p>
+    <w:p>
+      <w:pPr>
+        <w:pStyle w:val="ListParagraph"/>
+        <w:numPr>
+          <w:ilvl w:val="0"/>
+          <w:numId w:val="54"/>
+        </w:numPr>
+        <w:rPr>
+          <w:lang w:val="en-US"/>
+        </w:rPr>
+      </w:pPr>
+      <w:proofErr w:type="spellStart"/>
+      <w:r>
+        <w:rPr>
+          <w:lang w:val="en-US"/>
+        </w:rPr>
+        <w:t>item_features</w:t>
+      </w:r>
+      <w:proofErr w:type="spellEnd"/>
+    </w:p>
+    <w:p>
+      <w:pPr>
+        <w:pStyle w:val="ListParagraph"/>
+        <w:numPr>
+          <w:ilvl w:val="0"/>
+          <w:numId w:val="54"/>
+        </w:numPr>
+        <w:rPr>
+          <w:lang w:val="en-US"/>
+        </w:rPr>
+      </w:pPr>
+      <w:proofErr w:type="spellStart"/>
+      <w:r>
+        <w:rPr>
+          <w:lang w:val="en-US"/>
+        </w:rPr>
+        <w:t>interaction_features</w:t>
+      </w:r>
+      <w:proofErr w:type="spellEnd"/>
+    </w:p>
+    <w:p>
+      <w:pPr>
+        <w:rPr>
+          <w:lang w:val="en-US"/>
+        </w:rPr>
+      </w:pPr>
+      <w:r>
+        <w:rPr>
+          <w:lang w:val="en-US"/>
+        </w:rPr>
+        <w:t>Each table captures aggregated features derived from transactional and clickstream data.</w:t>
+      </w:r>
+    </w:p>
+    <w:p>
+      <w:pPr>
+        <w:rPr>
+          <w:lang w:val="en-US"/>
+        </w:rPr>
+      </w:pPr>
+    </w:p>
+    <w:p>
+      <w:pPr>
+        <w:pStyle w:val="Heading2"/>
+        <w:numPr>
+          <w:ilvl w:val="1"/>
+          <w:numId w:val="7"/>
+        </w:numPr>
+        <w:ind w:left="0" w:firstLine="0"/>
+        <w:rPr>
+          <w:lang w:val="en-US"/>
+        </w:rPr>
+      </w:pPr>
+      <w:r>
+        <w:rPr>
+          <w:lang w:val="en-US"/>
+        </w:rPr>
+        <w:t>Feature Metadata Registry</w:t>
+      </w:r>
+    </w:p>
+    <w:p>
+      <w:pPr>
+        <w:rPr>
+          <w:lang w:val="en-US"/>
+        </w:rPr>
+      </w:pPr>
+      <w:r>
+        <w:rPr>
+          <w:lang w:val="en-US"/>
+        </w:rPr>
+        <w:t>A metadata registry is maintained in a JSON file to document:</w:t>
+      </w:r>
+    </w:p>
+    <w:p>
+      <w:pPr>
+        <w:pStyle w:val="ListParagraph"/>
+        <w:numPr>
+          <w:ilvl w:val="0"/>
+          <w:numId w:val="55"/>
+        </w:numPr>
+        <w:rPr>
+          <w:lang w:val="en-US"/>
+        </w:rPr>
+      </w:pPr>
+      <w:r>
+        <w:rPr>
+          <w:lang w:val="en-US"/>
+        </w:rPr>
+        <w:t>Feature name</w:t>
+      </w:r>
+    </w:p>
+    <w:p>
+      <w:pPr>
+        <w:pStyle w:val="ListParagraph"/>
+        <w:numPr>
+          <w:ilvl w:val="0"/>
+          <w:numId w:val="55"/>
+        </w:numPr>
+        <w:rPr>
+          <w:lang w:val="en-US"/>
+        </w:rPr>
+      </w:pPr>
+      <w:r>
+        <w:rPr>
+          <w:lang w:val="en-US"/>
+        </w:rPr>
+        <w:t>Associated entity (user/item/interaction)</w:t>
+      </w:r>
+    </w:p>
+    <w:p>
+      <w:pPr>
+        <w:pStyle w:val="ListParagraph"/>
+        <w:numPr>
+          <w:ilvl w:val="0"/>
+          <w:numId w:val="55"/>
+        </w:numPr>
+        <w:rPr>
+          <w:lang w:val="en-US"/>
+        </w:rPr>
+      </w:pPr>
+      <w:r>
+        <w:rPr>
+          <w:lang w:val="en-US"/>
+        </w:rPr>
+        <w:t>Source data</w:t>
+      </w:r>
+    </w:p>
+    <w:p>
+      <w:pPr>
+        <w:pStyle w:val="ListParagraph"/>
+        <w:numPr>
+          <w:ilvl w:val="0"/>
+          <w:numId w:val="55"/>
+        </w:numPr>
+        <w:rPr>
+          <w:lang w:val="en-US"/>
+        </w:rPr>
+      </w:pPr>
+      <w:r>
+        <w:rPr>
+          <w:lang w:val="en-US"/>
+        </w:rPr>
+        <w:t>Transformation logic</w:t>
+      </w:r>
+    </w:p>
+    <w:p>
+      <w:pPr>
+        <w:rPr>
+          <w:lang w:val="en-US"/>
+        </w:rPr>
+      </w:pPr>
+      <w:r>
+        <w:rPr>
+          <w:lang w:val="en-US"/>
+        </w:rPr>
+        <w:t>This ensures traceability and interpretability of features.</w:t>
+      </w:r>
+    </w:p>
+    <w:p>
+      <w:pPr>
+        <w:pStyle w:val="Heading2"/>
+        <w:numPr>
+          <w:ilvl w:val="1"/>
+          <w:numId w:val="7"/>
+        </w:numPr>
+        <w:ind w:left="0" w:firstLine="0"/>
+        <w:rPr>
+          <w:lang w:val="en-US"/>
+        </w:rPr>
+      </w:pPr>
+      <w:r>
+        <w:rPr>
+          <w:lang w:val="en-US"/>
+        </w:rPr>
+        <w:t>Feature Versioning</w:t>
+      </w:r>
+    </w:p>
+    <w:p>
+      <w:pPr>
+        <w:rPr>
+          <w:lang w:val="en-US"/>
+        </w:rPr>
+      </w:pPr>
+      <w:r>
+        <w:rPr>
+          <w:lang w:val="en-US"/>
+        </w:rPr>
+        <w:t>Feature versioning is implemented using a version identifier (e.g., v1) stored in the metadata registry. This allows:</w:t>
+      </w:r>
+    </w:p>
+    <w:p>
+      <w:pPr>
+        <w:rPr>
+          <w:lang w:val="en-US"/>
+        </w:rPr>
+      </w:pPr>
+    </w:p>
+    <w:p>
+      <w:pPr>
+        <w:pStyle w:val="ListParagraph"/>
+        <w:numPr>
+          <w:ilvl w:val="0"/>
+          <w:numId w:val="56"/>
+        </w:numPr>
+        <w:rPr>
+          <w:lang w:val="en-US"/>
+        </w:rPr>
+      </w:pPr>
+      <w:r>
+        <w:rPr>
+          <w:lang w:val="en-US"/>
+        </w:rPr>
+        <w:lastRenderedPageBreak/>
+        <w:t>Reproducibility of experiments</w:t>
+      </w:r>
+    </w:p>
+    <w:p>
+      <w:pPr>
+        <w:pStyle w:val="ListParagraph"/>
+        <w:numPr>
+          <w:ilvl w:val="0"/>
+          <w:numId w:val="56"/>
+        </w:numPr>
+        <w:rPr>
+          <w:lang w:val="en-US"/>
+        </w:rPr>
+      </w:pPr>
+      <w:r>
+        <w:rPr>
+          <w:lang w:val="en-US"/>
+        </w:rPr>
+        <w:t>Tracking of feature evolution</w:t>
+      </w:r>
+    </w:p>
+    <w:p>
+      <w:pPr>
+        <w:pStyle w:val="ListParagraph"/>
+        <w:numPr>
+          <w:ilvl w:val="0"/>
+          <w:numId w:val="56"/>
+        </w:numPr>
+        <w:rPr>
+          <w:lang w:val="en-US"/>
+        </w:rPr>
+      </w:pPr>
+      <w:r>
+        <w:rPr>
+          <w:lang w:val="en-US"/>
+        </w:rPr>
+        <w:t>Consistent feature usage across training and inference</w:t>
+      </w:r>
+    </w:p>
+    <w:p>
+      <w:pPr>
+        <w:pStyle w:val="Heading2"/>
+        <w:numPr>
+          <w:ilvl w:val="1"/>
+          <w:numId w:val="7"/>
+        </w:numPr>
+        <w:ind w:left="0" w:firstLine="0"/>
+        <w:rPr>
+          <w:lang w:val="en-US"/>
+        </w:rPr>
+      </w:pPr>
+      <w:r>
+        <w:rPr>
+          <w:lang w:val="en-US"/>
+        </w:rPr>
+        <w:t>Feature Retrieval Interface</w:t>
+      </w:r>
+    </w:p>
+    <w:p>
+      <w:pPr>
+        <w:rPr>
+          <w:lang w:val="en-US"/>
+        </w:rPr>
+      </w:pPr>
+      <w:r>
+        <w:rPr>
+          <w:lang w:val="en-US"/>
+        </w:rPr>
+        <w:t>A custom Python-based API is implemented to retrieve features from the store. The interface supports:</w:t>
+      </w:r>
+    </w:p>
+    <w:p>
+      <w:pPr>
+        <w:pStyle w:val="ListParagraph"/>
+        <w:numPr>
+          <w:ilvl w:val="0"/>
+          <w:numId w:val="57"/>
+        </w:numPr>
+        <w:rPr>
+          <w:lang w:val="en-US"/>
+        </w:rPr>
+      </w:pPr>
+      <w:r>
+        <w:rPr>
+          <w:lang w:val="en-US"/>
+        </w:rPr>
+        <w:t>User-level feature retrieval</w:t>
+      </w:r>
+    </w:p>
+    <w:p>
+      <w:pPr>
+        <w:pStyle w:val="ListParagraph"/>
+        <w:numPr>
+          <w:ilvl w:val="0"/>
+          <w:numId w:val="57"/>
+        </w:numPr>
+        <w:rPr>
+          <w:lang w:val="en-US"/>
+        </w:rPr>
+      </w:pPr>
+      <w:r>
+        <w:rPr>
+          <w:lang w:val="en-US"/>
+        </w:rPr>
+        <w:t>Item-level feature retrieval</w:t>
+      </w:r>
+    </w:p>
+    <w:p>
+      <w:pPr>
+        <w:pStyle w:val="ListParagraph"/>
+        <w:numPr>
+          <w:ilvl w:val="0"/>
+          <w:numId w:val="57"/>
+        </w:numPr>
+        <w:rPr>
+          <w:lang w:val="en-US"/>
+        </w:rPr>
+      </w:pPr>
+      <w:r>
+        <w:rPr>
+          <w:lang w:val="en-US"/>
+        </w:rPr>
+        <w:t>Interaction-level feature retrieval</w:t>
+      </w:r>
+    </w:p>
+    <w:p>
+      <w:pPr>
+        <w:rPr>
+          <w:lang w:val="en-US"/>
+        </w:rPr>
+      </w:pPr>
+      <w:r>
+        <w:rPr>
+          <w:lang w:val="en-US"/>
+        </w:rPr>
+        <w:t>This abstraction ensures that downstream components can access features without directly querying the database.</w:t>
+      </w:r>
+    </w:p>
+    <w:p>
+      <w:pPr>
+        <w:pStyle w:val="Heading2"/>
+        <w:numPr>
+          <w:ilvl w:val="1"/>
+          <w:numId w:val="7"/>
+        </w:numPr>
+        <w:ind w:left="0" w:firstLine="0"/>
+        <w:rPr>
+          <w:lang w:val="en-US"/>
+        </w:rPr>
+      </w:pPr>
+      <w:r>
+        <w:rPr>
+          <w:lang w:val="en-US"/>
+        </w:rPr>
+        <w:t>Sample Feature Retrieval</w:t>
+      </w:r>
+    </w:p>
+    <w:p>
+      <w:pPr>
+        <w:rPr>
+          <w:lang w:val="en-US"/>
+        </w:rPr>
+      </w:pPr>
+      <w:r>
+        <w:rPr>
+          <w:lang w:val="en-US"/>
+        </w:rPr>
+        <w:t>The feature store provides programmatic access to features, enabling seamless integration with machine learning workflows.</w:t>
+      </w:r>
+    </w:p>
+    <w:p>
+      <w:pPr>
+        <w:rPr>
+          <w:lang w:val="en-US"/>
+        </w:rPr>
+      </w:pPr>
+      <w:r>
+        <w:rPr>
+          <w:lang w:val="en-US"/>
+        </w:rPr>
+        <w:t>Example:</w:t>
+      </w:r>
+    </w:p>
+    <w:p>
+      <w:pPr>
+        <w:pStyle w:val="ListParagraph"/>
+        <w:numPr>
+          <w:ilvl w:val="0"/>
+          <w:numId w:val="58"/>
+        </w:numPr>
+        <w:rPr>
+          <w:lang w:val="en-US"/>
+        </w:rPr>
+      </w:pPr>
+      <w:r>
+        <w:rPr>
+          <w:lang w:val="en-US"/>
+        </w:rPr>
+        <w:t xml:space="preserve">Retrieve user features using </w:t>
+      </w:r>
+      <w:proofErr w:type="spellStart"/>
+      <w:r>
+        <w:rPr>
+          <w:lang w:val="en-US"/>
+        </w:rPr>
+        <w:t>user_id</w:t>
+      </w:r>
+      <w:proofErr w:type="spellEnd"/>
+    </w:p>
+    <w:p>
+      <w:pPr>
+        <w:pStyle w:val="ListParagraph"/>
+        <w:numPr>
+          <w:ilvl w:val="0"/>
+          <w:numId w:val="58"/>
+        </w:numPr>
+        <w:rPr>
+          <w:lang w:val="en-US"/>
+        </w:rPr>
+      </w:pPr>
+      <w:r>
+        <w:rPr>
+          <w:lang w:val="en-US"/>
+        </w:rPr>
+        <w:t xml:space="preserve">Retrieve item features using </w:t>
+      </w:r>
+      <w:proofErr w:type="spellStart"/>
+      <w:r>
+        <w:rPr>
+          <w:lang w:val="en-US"/>
+        </w:rPr>
+        <w:t>product_id</w:t>
+      </w:r>
+      <w:proofErr w:type="spellEnd"/>
+    </w:p>
+    <w:p>
+      <w:pPr>
+        <w:pStyle w:val="ListParagraph"/>
+        <w:numPr>
+          <w:ilvl w:val="0"/>
+          <w:numId w:val="58"/>
+        </w:numPr>
+        <w:rPr>
+          <w:lang w:val="en-US"/>
+        </w:rPr>
+      </w:pPr>
+      <w:r>
+        <w:rPr>
+          <w:lang w:val="en-US"/>
+        </w:rPr>
+        <w:t>Retrieve interaction features using (</w:t>
+      </w:r>
+      <w:proofErr w:type="spellStart"/>
+      <w:r>
+        <w:rPr>
+          <w:lang w:val="en-US"/>
+        </w:rPr>
+        <w:t>user_id</w:t>
+      </w:r>
+      <w:proofErr w:type="spellEnd"/>
+      <w:r>
+        <w:rPr>
+          <w:lang w:val="en-US"/>
+        </w:rPr>
+        <w:t xml:space="preserve">, </w:t>
+      </w:r>
+      <w:proofErr w:type="spellStart"/>
+      <w:r>
+        <w:rPr>
+          <w:lang w:val="en-US"/>
+        </w:rPr>
+        <w:t>product_id</w:t>
+      </w:r>
+      <w:proofErr w:type="spellEnd"/>
+      <w:r>
+        <w:rPr>
+          <w:lang w:val="en-US"/>
+        </w:rPr>
+        <w:t>)</w:t>
+      </w:r>
+    </w:p>
+    <w:p>
+      <w:pPr>
+        <w:pStyle w:val="Heading2"/>
+        <w:numPr>
+          <w:ilvl w:val="1"/>
+          <w:numId w:val="7"/>
+        </w:numPr>
+        <w:ind w:left="0" w:firstLine="0"/>
+        <w:rPr>
+          <w:lang w:val="en-US"/>
+        </w:rPr>
+      </w:pPr>
+      <w:r>
+        <w:rPr>
+          <w:lang w:val="en-US"/>
+        </w:rPr>
+        <w:t>Design Justification</w:t>
+      </w:r>
+    </w:p>
+    <w:p>
+      <w:pPr>
+        <w:rPr>
+          <w:lang w:val="en-US"/>
+        </w:rPr>
+      </w:pPr>
+      <w:r>
+        <w:rPr>
+          <w:lang w:val="en-US"/>
+        </w:rPr>
+        <w:t>The implemented feature store design balances simplicity and functionality:</w:t>
+      </w:r>
+    </w:p>
+    <w:p>
+      <w:pPr>
+        <w:pStyle w:val="ListParagraph"/>
+        <w:numPr>
+          <w:ilvl w:val="0"/>
+          <w:numId w:val="59"/>
+        </w:numPr>
+        <w:rPr>
+          <w:lang w:val="en-US"/>
+        </w:rPr>
+      </w:pPr>
+      <w:r>
+        <w:rPr>
+          <w:lang w:val="en-US"/>
+        </w:rPr>
+        <w:t>SQLite provides a lightweight yet structured storage solution</w:t>
+      </w:r>
+    </w:p>
+    <w:p>
+      <w:pPr>
+        <w:pStyle w:val="ListParagraph"/>
+        <w:numPr>
+          <w:ilvl w:val="0"/>
+          <w:numId w:val="59"/>
+        </w:numPr>
+        <w:rPr>
+          <w:lang w:val="en-US"/>
+        </w:rPr>
+      </w:pPr>
+      <w:r>
+        <w:rPr>
+          <w:lang w:val="en-US"/>
+        </w:rPr>
+        <w:t>JSON-based metadata enables easy documentation and extensibility</w:t>
+      </w:r>
+    </w:p>
+    <w:p>
+      <w:pPr>
+        <w:pStyle w:val="ListParagraph"/>
+        <w:numPr>
+          <w:ilvl w:val="0"/>
+          <w:numId w:val="59"/>
+        </w:numPr>
+        <w:rPr>
+          <w:lang w:val="en-US"/>
+        </w:rPr>
+      </w:pPr>
+      <w:r>
+        <w:rPr>
+          <w:lang w:val="en-US"/>
+        </w:rPr>
+        <w:t>Python-based retrieval APIs ensure modularity and usability</w:t>
+      </w:r>
+    </w:p>
+    <w:p>
+      <w:pPr>
+        <w:rPr>
+          <w:lang w:val="en-US"/>
+        </w:rPr>
+      </w:pPr>
+      <w:r>
+        <w:rPr>
+          <w:lang w:val="en-US"/>
+        </w:rPr>
+        <w:t>While production systems may use tools like Feast, the current implementation captures the essential components of a feature store within the constraints of the assignment.</w:t>
+      </w:r>
+    </w:p>
+    <w:p>
+      <w:pPr>
+        <w:pStyle w:val="Heading2"/>
+        <w:numPr>
+          <w:ilvl w:val="1"/>
+          <w:numId w:val="7"/>
+        </w:numPr>
+        <w:ind w:left="0" w:firstLine="0"/>
+        <w:rPr>
+          <w:lang w:val="en-US"/>
+        </w:rPr>
+      </w:pPr>
+      <w:r>
+        <w:rPr>
+          <w:lang w:val="en-US"/>
+        </w:rPr>
+        <w:t>Summary</w:t>
+      </w:r>
+    </w:p>
+    <w:p>
+      <w:pPr>
+        <w:rPr>
+          <w:lang w:val="en-US"/>
+        </w:rPr>
+      </w:pPr>
+      <w:r>
+        <w:rPr>
+          <w:lang w:val="en-US"/>
+        </w:rPr>
+        <w:t>The feature store enables centralized management of engineered features, supporting both offline training and online inference use cases. It ensures consistency, traceability, and efficient access to features, forming a critical component of the overall data pipeline.</w:t>
+      </w:r>
+    </w:p>
+    <w:p>
+      <w:pPr>
+        <w:pStyle w:val="Heading1"/>
+        <w:numPr>
+          <w:ilvl w:val="0"/>
+          <w:numId w:val="7"/>
+        </w:numPr>
+        <w:rPr>
+          <w:lang w:val="en-US"/>
+        </w:rPr>
+      </w:pPr>
+      <w:r>
+        <w:rPr>
+          <w:lang w:val="en-US"/>
+        </w:rPr>
+        <w:lastRenderedPageBreak/>
+        <w:t>Data Versioning and Lineage</w:t>
+      </w:r>
+    </w:p>
+    <w:p>
+      <w:pPr>
+        <w:pStyle w:val="Heading2"/>
+        <w:numPr>
+          <w:ilvl w:val="1"/>
+          <w:numId w:val="7"/>
+        </w:numPr>
+        <w:ind w:left="0" w:firstLine="0"/>
+        <w:rPr>
+          <w:lang w:val="en-US"/>
+        </w:rPr>
+      </w:pPr>
+      <w:r>
+        <w:rPr>
+          <w:lang w:val="en-US"/>
+        </w:rPr>
+        <w:t>Overview</w:t>
+      </w:r>
+    </w:p>
+    <w:p>
+      <w:pPr>
+        <w:rPr>
+          <w:lang w:val="en-US"/>
+        </w:rPr>
+      </w:pPr>
+      <w:r>
+        <w:rPr>
+          <w:lang w:val="en-US"/>
+        </w:rPr>
+        <w:t>Data versioning and lineage tracking are implemented to ensure reproducibility, traceability, and transparency of data transformations throughout the pipeline.</w:t>
+      </w:r>
+      <w:r>
+        <w:rPr>
+          <w:lang w:val="en-US"/>
+        </w:rPr>
+        <w:t xml:space="preserve"> </w:t>
+      </w:r>
+      <w:r>
+        <w:rPr>
+          <w:lang w:val="en-US"/>
+        </w:rPr>
+        <w:t>The pipeline processes a configurable active version of each dataset. Version selection is controlled via configuration, enabling flexible switching between dataset versions without modifying code. While only the active version is processed during execution, historical versions are preserved in storage for reproducibility and potential backfill processing.</w:t>
+      </w:r>
+      <w:r>
+        <w:rPr>
+          <w:lang w:val="en-US"/>
+        </w:rPr>
+        <w:t xml:space="preserve"> </w:t>
+      </w:r>
+      <w:r>
+        <w:t>The design can be extended to support multi-version processing for backfill and historical analysis scenarios.</w:t>
+      </w:r>
+    </w:p>
+    <w:p>
+      <w:pPr>
+        <w:pStyle w:val="Heading2"/>
+        <w:numPr>
+          <w:ilvl w:val="1"/>
+          <w:numId w:val="7"/>
+        </w:numPr>
+        <w:ind w:left="0" w:firstLine="0"/>
+        <w:rPr>
+          <w:lang w:val="en-US"/>
+        </w:rPr>
+      </w:pPr>
+      <w:r>
+        <w:rPr>
+          <w:lang w:val="en-US"/>
+        </w:rPr>
+        <w:t>Data Versioning Strategy</w:t>
+      </w:r>
+    </w:p>
+    <w:p>
+      <w:pPr>
+        <w:rPr>
+          <w:lang w:val="en-US"/>
+        </w:rPr>
+      </w:pPr>
+      <w:r>
+        <w:rPr>
+          <w:lang w:val="en-US"/>
+        </w:rPr>
+        <w:t>Datasets are versioned using a combination of:</w:t>
+      </w:r>
+    </w:p>
+    <w:p>
+      <w:pPr>
+        <w:pStyle w:val="ListParagraph"/>
+        <w:numPr>
+          <w:ilvl w:val="0"/>
+          <w:numId w:val="60"/>
+        </w:numPr>
+        <w:rPr>
+          <w:lang w:val="en-US"/>
+        </w:rPr>
+      </w:pPr>
+      <w:r>
+        <w:rPr>
+          <w:lang w:val="en-US"/>
+        </w:rPr>
+        <w:t>Version identifiers (v1, v2, …)</w:t>
+      </w:r>
+    </w:p>
+    <w:p>
+      <w:pPr>
+        <w:pStyle w:val="ListParagraph"/>
+        <w:numPr>
+          <w:ilvl w:val="0"/>
+          <w:numId w:val="60"/>
+        </w:numPr>
+        <w:rPr>
+          <w:lang w:val="en-US"/>
+        </w:rPr>
+      </w:pPr>
+      <w:r>
+        <w:rPr>
+          <w:lang w:val="en-US"/>
+        </w:rPr>
+        <w:t>Date-based partitioning</w:t>
+      </w:r>
+    </w:p>
+    <w:p>
+      <w:pPr>
+        <w:rPr>
+          <w:lang w:val="en-US"/>
+        </w:rPr>
+      </w:pPr>
+      <w:r>
+        <w:rPr>
+          <w:lang w:val="en-US"/>
+        </w:rPr>
+        <w:t>This approach enables tracking of dataset evolution over time and supports reproducibility of experiments.</w:t>
+      </w:r>
+    </w:p>
+    <w:p>
+      <w:pPr>
+        <w:pStyle w:val="Heading2"/>
+        <w:numPr>
+          <w:ilvl w:val="1"/>
+          <w:numId w:val="7"/>
+        </w:numPr>
+        <w:ind w:left="0" w:firstLine="0"/>
+        <w:rPr>
+          <w:lang w:val="en-US"/>
+        </w:rPr>
+      </w:pPr>
+      <w:r>
+        <w:rPr>
+          <w:lang w:val="en-US"/>
+        </w:rPr>
+        <w:t>Storage Structure</w:t>
+      </w:r>
+    </w:p>
+    <w:p>
+      <w:pPr>
+        <w:rPr>
+          <w:lang w:val="en-US"/>
+        </w:rPr>
+      </w:pPr>
+      <w:r>
+        <w:rPr>
+          <w:lang w:val="en-US"/>
+        </w:rPr>
+        <w:t>Raw and processed data are stored in a structured format:</w:t>
+      </w:r>
+    </w:p>
+    <w:p>
+      <w:pPr>
+        <w:pStyle w:val="ListParagraph"/>
+        <w:numPr>
+          <w:ilvl w:val="0"/>
+          <w:numId w:val="61"/>
+        </w:numPr>
+        <w:rPr>
+          <w:lang w:val="en-US"/>
+        </w:rPr>
+      </w:pPr>
+      <w:r>
+        <w:rPr>
+          <w:lang w:val="en-US"/>
+        </w:rPr>
+        <w:t xml:space="preserve">Raw data: </w:t>
+      </w:r>
+      <w:proofErr w:type="spellStart"/>
+      <w:r>
+        <w:rPr>
+          <w:lang w:val="en-US"/>
+        </w:rPr>
+        <w:t>data_lake</w:t>
+      </w:r>
+      <w:proofErr w:type="spellEnd"/>
+      <w:r>
+        <w:rPr>
+          <w:lang w:val="en-US"/>
+        </w:rPr>
+        <w:t>/raw/&lt;dataset&gt;/&lt;version&gt;/&lt;date&gt;/</w:t>
+      </w:r>
+    </w:p>
+    <w:p>
+      <w:pPr>
+        <w:pStyle w:val="ListParagraph"/>
+        <w:numPr>
+          <w:ilvl w:val="0"/>
+          <w:numId w:val="61"/>
+        </w:numPr>
+        <w:rPr>
+          <w:lang w:val="en-US"/>
+        </w:rPr>
+      </w:pPr>
+      <w:r>
+        <w:rPr>
+          <w:lang w:val="en-US"/>
+        </w:rPr>
+        <w:t xml:space="preserve">Processed data: </w:t>
+      </w:r>
+      <w:proofErr w:type="spellStart"/>
+      <w:r>
+        <w:rPr>
+          <w:lang w:val="en-US"/>
+        </w:rPr>
+        <w:t>data_lake</w:t>
+      </w:r>
+      <w:proofErr w:type="spellEnd"/>
+      <w:r>
+        <w:rPr>
+          <w:lang w:val="en-US"/>
+        </w:rPr>
+        <w:t>/processed/features/&lt;version&gt;/</w:t>
+      </w:r>
+    </w:p>
+    <w:p>
+      <w:pPr>
+        <w:pStyle w:val="Heading2"/>
+        <w:numPr>
+          <w:ilvl w:val="1"/>
+          <w:numId w:val="7"/>
+        </w:numPr>
+        <w:ind w:left="0" w:firstLine="0"/>
+        <w:rPr>
+          <w:lang w:val="en-US"/>
+        </w:rPr>
+      </w:pPr>
+      <w:r>
+        <w:rPr>
+          <w:lang w:val="en-US"/>
+        </w:rPr>
+        <w:t>Lineage Tracking</w:t>
+      </w:r>
+    </w:p>
+    <w:p>
+      <w:pPr>
+        <w:rPr>
+          <w:lang w:val="en-US"/>
+        </w:rPr>
+      </w:pPr>
+      <w:r>
+        <w:rPr>
+          <w:lang w:val="en-US"/>
+        </w:rPr>
+        <w:t>A custom lineage tracking mechanism is implemented using a JSON-based registry. Each dataset transformation logs metadata including:</w:t>
+      </w:r>
+    </w:p>
+    <w:p>
+      <w:pPr>
+        <w:pStyle w:val="ListParagraph"/>
+        <w:numPr>
+          <w:ilvl w:val="0"/>
+          <w:numId w:val="62"/>
+        </w:numPr>
+        <w:rPr>
+          <w:lang w:val="en-US"/>
+        </w:rPr>
+      </w:pPr>
+      <w:r>
+        <w:rPr>
+          <w:lang w:val="en-US"/>
+        </w:rPr>
+        <w:t>Data source</w:t>
+      </w:r>
+    </w:p>
+    <w:p>
+      <w:pPr>
+        <w:pStyle w:val="ListParagraph"/>
+        <w:numPr>
+          <w:ilvl w:val="0"/>
+          <w:numId w:val="62"/>
+        </w:numPr>
+        <w:rPr>
+          <w:lang w:val="en-US"/>
+        </w:rPr>
+      </w:pPr>
+      <w:r>
+        <w:rPr>
+          <w:lang w:val="en-US"/>
+        </w:rPr>
+        <w:t>Transformation applied</w:t>
+      </w:r>
+    </w:p>
+    <w:p>
+      <w:pPr>
+        <w:pStyle w:val="ListParagraph"/>
+        <w:numPr>
+          <w:ilvl w:val="0"/>
+          <w:numId w:val="62"/>
+        </w:numPr>
+        <w:rPr>
+          <w:lang w:val="en-US"/>
+        </w:rPr>
+      </w:pPr>
+      <w:r>
+        <w:rPr>
+          <w:lang w:val="en-US"/>
+        </w:rPr>
+        <w:t>Output location</w:t>
+      </w:r>
+    </w:p>
+    <w:p>
+      <w:pPr>
+        <w:pStyle w:val="ListParagraph"/>
+        <w:numPr>
+          <w:ilvl w:val="0"/>
+          <w:numId w:val="62"/>
+        </w:numPr>
+        <w:rPr>
+          <w:lang w:val="en-US"/>
+        </w:rPr>
+      </w:pPr>
+      <w:r>
+        <w:rPr>
+          <w:lang w:val="en-US"/>
+        </w:rPr>
+        <w:t>Timestamp</w:t>
+      </w:r>
+    </w:p>
+    <w:p>
+      <w:pPr>
+        <w:pStyle w:val="Heading2"/>
+        <w:numPr>
+          <w:ilvl w:val="1"/>
+          <w:numId w:val="7"/>
+        </w:numPr>
+        <w:ind w:left="0" w:firstLine="0"/>
+        <w:rPr>
+          <w:lang w:val="en-US"/>
+        </w:rPr>
+      </w:pPr>
+      <w:r>
+        <w:rPr>
+          <w:lang w:val="en-US"/>
+        </w:rPr>
+        <w:t>Lineage Workflow</w:t>
+      </w:r>
+    </w:p>
+    <w:p>
+      <w:pPr>
+        <w:pStyle w:val="ListParagraph"/>
+        <w:numPr>
+          <w:ilvl w:val="0"/>
+          <w:numId w:val="63"/>
+        </w:numPr>
+        <w:rPr>
+          <w:lang w:val="en-US"/>
+        </w:rPr>
+      </w:pPr>
+      <w:r>
+        <w:rPr>
+          <w:lang w:val="en-US"/>
+        </w:rPr>
+        <w:t>Data is ingested and stored in versioned raw folders</w:t>
+      </w:r>
+    </w:p>
+    <w:p>
+      <w:pPr>
+        <w:pStyle w:val="ListParagraph"/>
+        <w:numPr>
+          <w:ilvl w:val="0"/>
+          <w:numId w:val="63"/>
+        </w:numPr>
+        <w:rPr>
+          <w:lang w:val="en-US"/>
+        </w:rPr>
+      </w:pPr>
+      <w:r>
+        <w:rPr>
+          <w:lang w:val="en-US"/>
+        </w:rPr>
+        <w:t>Transformation scripts generate processed datasets</w:t>
+      </w:r>
+    </w:p>
+    <w:p>
+      <w:pPr>
+        <w:pStyle w:val="ListParagraph"/>
+        <w:numPr>
+          <w:ilvl w:val="0"/>
+          <w:numId w:val="63"/>
+        </w:numPr>
+        <w:rPr>
+          <w:lang w:val="en-US"/>
+        </w:rPr>
+      </w:pPr>
+      <w:r>
+        <w:rPr>
+          <w:lang w:val="en-US"/>
+        </w:rPr>
+        <w:t>Each step logs metadata to a lineage registry</w:t>
+      </w:r>
+    </w:p>
+    <w:p>
+      <w:pPr>
+        <w:pStyle w:val="ListParagraph"/>
+        <w:numPr>
+          <w:ilvl w:val="0"/>
+          <w:numId w:val="63"/>
+        </w:numPr>
+        <w:rPr>
+          <w:lang w:val="en-US"/>
+        </w:rPr>
+      </w:pPr>
+      <w:r>
+        <w:rPr>
+          <w:lang w:val="en-US"/>
+        </w:rPr>
+        <w:t>The lineage log provides end-to-end traceability</w:t>
+      </w:r>
+    </w:p>
+    <w:p>
+      <w:pPr>
+        <w:pStyle w:val="Heading2"/>
+        <w:numPr>
+          <w:ilvl w:val="1"/>
+          <w:numId w:val="7"/>
+        </w:numPr>
+        <w:ind w:left="0" w:firstLine="0"/>
+        <w:rPr>
+          <w:lang w:val="en-US"/>
+        </w:rPr>
+      </w:pPr>
+      <w:r>
+        <w:rPr>
+          <w:lang w:val="en-US"/>
+        </w:rPr>
+        <w:lastRenderedPageBreak/>
+        <w:t>Tooling and Justification</w:t>
+      </w:r>
+    </w:p>
+    <w:p>
+      <w:pPr>
+        <w:rPr>
+          <w:lang w:val="en-US"/>
+        </w:rPr>
+      </w:pPr>
+      <w:r>
+        <w:rPr>
+          <w:lang w:val="en-US"/>
+        </w:rPr>
+        <w:t>While tools such as DVC and Git LFS are commonly used for data versioning, a lightweight custom implementation is used in this project to:</w:t>
+      </w:r>
+    </w:p>
+    <w:p>
+      <w:pPr>
+        <w:pStyle w:val="ListParagraph"/>
+        <w:numPr>
+          <w:ilvl w:val="0"/>
+          <w:numId w:val="64"/>
+        </w:numPr>
+        <w:rPr>
+          <w:lang w:val="en-US"/>
+        </w:rPr>
+      </w:pPr>
+      <w:r>
+        <w:rPr>
+          <w:lang w:val="en-US"/>
+        </w:rPr>
+        <w:t>Reduce setup complexity</w:t>
+      </w:r>
+    </w:p>
+    <w:p>
+      <w:pPr>
+        <w:pStyle w:val="ListParagraph"/>
+        <w:numPr>
+          <w:ilvl w:val="0"/>
+          <w:numId w:val="64"/>
+        </w:numPr>
+        <w:rPr>
+          <w:lang w:val="en-US"/>
+        </w:rPr>
+      </w:pPr>
+      <w:r>
+        <w:rPr>
+          <w:lang w:val="en-US"/>
+        </w:rPr>
+        <w:t>Maintain reproducibility</w:t>
+      </w:r>
+    </w:p>
+    <w:p>
+      <w:pPr>
+        <w:pStyle w:val="ListParagraph"/>
+        <w:numPr>
+          <w:ilvl w:val="0"/>
+          <w:numId w:val="64"/>
+        </w:numPr>
+        <w:rPr>
+          <w:lang w:val="en-US"/>
+        </w:rPr>
+      </w:pPr>
+      <w:r>
+        <w:rPr>
+          <w:lang w:val="en-US"/>
+        </w:rPr>
+        <w:t>Align with assignment constraints</w:t>
+      </w:r>
+    </w:p>
+    <w:p>
+      <w:pPr>
+        <w:pStyle w:val="Heading2"/>
+        <w:numPr>
+          <w:ilvl w:val="1"/>
+          <w:numId w:val="7"/>
+        </w:numPr>
+        <w:ind w:left="0" w:firstLine="0"/>
+        <w:rPr>
+          <w:lang w:val="en-US"/>
+        </w:rPr>
+      </w:pPr>
+      <w:r>
+        <w:rPr>
+          <w:lang w:val="en-US"/>
+        </w:rPr>
+        <w:t>Summary</w:t>
+      </w:r>
+    </w:p>
+    <w:p>
+      <w:pPr>
+        <w:rPr>
+          <w:lang w:val="en-US"/>
+        </w:rPr>
+      </w:pPr>
+      <w:r>
+        <w:rPr>
+          <w:lang w:val="en-US"/>
+        </w:rPr>
+        <w:t>The implemented versioning and lineage framework ensures:</w:t>
+      </w:r>
+    </w:p>
+    <w:p>
+      <w:pPr>
+        <w:pStyle w:val="ListParagraph"/>
+        <w:numPr>
+          <w:ilvl w:val="0"/>
+          <w:numId w:val="65"/>
+        </w:numPr>
+        <w:rPr>
+          <w:lang w:val="en-US"/>
+        </w:rPr>
+      </w:pPr>
+      <w:r>
+        <w:rPr>
+          <w:lang w:val="en-US"/>
+        </w:rPr>
+        <w:t>Reproducibility of datasets and features</w:t>
+      </w:r>
+    </w:p>
+    <w:p>
+      <w:pPr>
+        <w:pStyle w:val="ListParagraph"/>
+        <w:numPr>
+          <w:ilvl w:val="0"/>
+          <w:numId w:val="65"/>
+        </w:numPr>
+        <w:rPr>
+          <w:lang w:val="en-US"/>
+        </w:rPr>
+      </w:pPr>
+      <w:r>
+        <w:rPr>
+          <w:lang w:val="en-US"/>
+        </w:rPr>
+        <w:t>Traceability of transformations</w:t>
+      </w:r>
+    </w:p>
+    <w:p>
+      <w:pPr>
+        <w:pStyle w:val="ListParagraph"/>
+        <w:numPr>
+          <w:ilvl w:val="0"/>
+          <w:numId w:val="65"/>
+        </w:numPr>
+        <w:rPr>
+          <w:lang w:val="en-US"/>
+        </w:rPr>
+      </w:pPr>
+      <w:r>
+        <w:rPr>
+          <w:lang w:val="en-US"/>
+        </w:rPr>
+        <w:t>Transparency in data flow</w:t>
+      </w:r>
+    </w:p>
+    <w:p>
+      <w:pPr>
+        <w:rPr>
+          <w:lang w:val="en-US"/>
+        </w:rPr>
+      </w:pPr>
+      <w:r>
+        <w:rPr>
+          <w:lang w:val="en-US"/>
+        </w:rPr>
+        <w:t>This forms a critical foundation for reliable machine learning pipelines.</w:t>
+      </w:r>
     </w:p>
     <w:sectPr>
       <w:pgSz w:w="11906" w:h="16838"/>
@@ -9227,6 +10656,119 @@
     </w:lvl>
   </w:abstractNum>
   <w:abstractNum w:abstractNumId="8" w15:restartNumberingAfterBreak="0">
+    <w:nsid w:val="181A6476"/>
+    <w:multiLevelType w:val="hybridMultilevel"/>
+    <w:tmpl w:val="BC6E727E"/>
+    <w:lvl w:ilvl="0" w:tplc="40090001">
+      <w:start w:val="1"/>
+      <w:numFmt w:val="bullet"/>
+      <w:lvlText w:val=""/>
+      <w:lvlJc w:val="left"/>
+      <w:pPr>
+        <w:ind w:left="720" w:hanging="360"/>
+      </w:pPr>
+      <w:rPr>
+        <w:rFonts w:ascii="Symbol" w:hAnsi="Symbol" w:hint="default"/>
+      </w:rPr>
+    </w:lvl>
+    <w:lvl w:ilvl="1" w:tplc="40090003" w:tentative="1">
+      <w:start w:val="1"/>
+      <w:numFmt w:val="bullet"/>
+      <w:lvlText w:val="o"/>
+      <w:lvlJc w:val="left"/>
+      <w:pPr>
+        <w:ind w:left="1440" w:hanging="360"/>
+      </w:pPr>
+      <w:rPr>
+        <w:rFonts w:ascii="Courier New" w:hAnsi="Courier New" w:cs="Courier New" w:hint="default"/>
+      </w:rPr>
+    </w:lvl>
+    <w:lvl w:ilvl="2" w:tplc="40090005" w:tentative="1">
+      <w:start w:val="1"/>
+      <w:numFmt w:val="bullet"/>
+      <w:lvlText w:val=""/>
+      <w:lvlJc w:val="left"/>
+      <w:pPr>
+        <w:ind w:left="2160" w:hanging="360"/>
+      </w:pPr>
+      <w:rPr>
+        <w:rFonts w:ascii="Wingdings" w:hAnsi="Wingdings" w:hint="default"/>
+      </w:rPr>
+    </w:lvl>
+    <w:lvl w:ilvl="3" w:tplc="40090001" w:tentative="1">
+      <w:start w:val="1"/>
+      <w:numFmt w:val="bullet"/>
+      <w:lvlText w:val=""/>
+      <w:lvlJc w:val="left"/>
+      <w:pPr>
+        <w:ind w:left="2880" w:hanging="360"/>
+      </w:pPr>
+      <w:rPr>
+        <w:rFonts w:ascii="Symbol" w:hAnsi="Symbol" w:hint="default"/>
+      </w:rPr>
+    </w:lvl>
+    <w:lvl w:ilvl="4" w:tplc="40090003" w:tentative="1">
+      <w:start w:val="1"/>
+      <w:numFmt w:val="bullet"/>
+      <w:lvlText w:val="o"/>
+      <w:lvlJc w:val="left"/>
+      <w:pPr>
+        <w:ind w:left="3600" w:hanging="360"/>
+      </w:pPr>
+      <w:rPr>
+        <w:rFonts w:ascii="Courier New" w:hAnsi="Courier New" w:cs="Courier New" w:hint="default"/>
+      </w:rPr>
+    </w:lvl>
+    <w:lvl w:ilvl="5" w:tplc="40090005" w:tentative="1">
+      <w:start w:val="1"/>
+      <w:numFmt w:val="bullet"/>
+      <w:lvlText w:val=""/>
+      <w:lvlJc w:val="left"/>
+      <w:pPr>
+        <w:ind w:left="4320" w:hanging="360"/>
+      </w:pPr>
+      <w:rPr>
+        <w:rFonts w:ascii="Wingdings" w:hAnsi="Wingdings" w:hint="default"/>
+      </w:rPr>
+    </w:lvl>
+    <w:lvl w:ilvl="6" w:tplc="40090001" w:tentative="1">
+      <w:start w:val="1"/>
+      <w:numFmt w:val="bullet"/>
+      <w:lvlText w:val=""/>
+      <w:lvlJc w:val="left"/>
+      <w:pPr>
+        <w:ind w:left="5040" w:hanging="360"/>
+      </w:pPr>
+      <w:rPr>
+        <w:rFonts w:ascii="Symbol" w:hAnsi="Symbol" w:hint="default"/>
+      </w:rPr>
+    </w:lvl>
+    <w:lvl w:ilvl="7" w:tplc="40090003" w:tentative="1">
+      <w:start w:val="1"/>
+      <w:numFmt w:val="bullet"/>
+      <w:lvlText w:val="o"/>
+      <w:lvlJc w:val="left"/>
+      <w:pPr>
+        <w:ind w:left="5760" w:hanging="360"/>
+      </w:pPr>
+      <w:rPr>
+        <w:rFonts w:ascii="Courier New" w:hAnsi="Courier New" w:cs="Courier New" w:hint="default"/>
+      </w:rPr>
+    </w:lvl>
+    <w:lvl w:ilvl="8" w:tplc="40090005" w:tentative="1">
+      <w:start w:val="1"/>
+      <w:numFmt w:val="bullet"/>
+      <w:lvlText w:val=""/>
+      <w:lvlJc w:val="left"/>
+      <w:pPr>
+        <w:ind w:left="6480" w:hanging="360"/>
+      </w:pPr>
+      <w:rPr>
+        <w:rFonts w:ascii="Wingdings" w:hAnsi="Wingdings" w:hint="default"/>
+      </w:rPr>
+    </w:lvl>
+  </w:abstractNum>
+  <w:abstractNum w:abstractNumId="9" w15:restartNumberingAfterBreak="0">
     <w:nsid w:val="18A36030"/>
     <w:multiLevelType w:val="hybridMultilevel"/>
     <w:tmpl w:val="AAE227A4"/>
@@ -9339,7 +10881,7 @@
       </w:rPr>
     </w:lvl>
   </w:abstractNum>
-  <w:abstractNum w:abstractNumId="9" w15:restartNumberingAfterBreak="0">
+  <w:abstractNum w:abstractNumId="10" w15:restartNumberingAfterBreak="0">
     <w:nsid w:val="1936633C"/>
     <w:multiLevelType w:val="hybridMultilevel"/>
     <w:tmpl w:val="88A6EA06"/>
@@ -9452,7 +10994,7 @@
       </w:rPr>
     </w:lvl>
   </w:abstractNum>
-  <w:abstractNum w:abstractNumId="10" w15:restartNumberingAfterBreak="0">
+  <w:abstractNum w:abstractNumId="11" w15:restartNumberingAfterBreak="0">
     <w:nsid w:val="1B1351DB"/>
     <w:multiLevelType w:val="multilevel"/>
     <w:tmpl w:val="AF8650FA"/>
@@ -9547,7 +11089,7 @@
       </w:pPr>
     </w:lvl>
   </w:abstractNum>
-  <w:abstractNum w:abstractNumId="11" w15:restartNumberingAfterBreak="0">
+  <w:abstractNum w:abstractNumId="12" w15:restartNumberingAfterBreak="0">
     <w:nsid w:val="1E7702BB"/>
     <w:multiLevelType w:val="hybridMultilevel"/>
     <w:tmpl w:val="C66807EE"/>
@@ -9660,7 +11202,7 @@
       </w:rPr>
     </w:lvl>
   </w:abstractNum>
-  <w:abstractNum w:abstractNumId="12" w15:restartNumberingAfterBreak="0">
+  <w:abstractNum w:abstractNumId="13" w15:restartNumberingAfterBreak="0">
     <w:nsid w:val="1E89188C"/>
     <w:multiLevelType w:val="hybridMultilevel"/>
     <w:tmpl w:val="B1D26A7E"/>
@@ -9773,7 +11315,7 @@
       </w:rPr>
     </w:lvl>
   </w:abstractNum>
-  <w:abstractNum w:abstractNumId="13" w15:restartNumberingAfterBreak="0">
+  <w:abstractNum w:abstractNumId="14" w15:restartNumberingAfterBreak="0">
     <w:nsid w:val="1EC762B4"/>
     <w:multiLevelType w:val="multilevel"/>
     <w:tmpl w:val="59265CBE"/>
@@ -9862,7 +11404,120 @@
       </w:pPr>
     </w:lvl>
   </w:abstractNum>
-  <w:abstractNum w:abstractNumId="14" w15:restartNumberingAfterBreak="0">
+  <w:abstractNum w:abstractNumId="15" w15:restartNumberingAfterBreak="0">
+    <w:nsid w:val="1F01266A"/>
+    <w:multiLevelType w:val="hybridMultilevel"/>
+    <w:tmpl w:val="B1D01DD4"/>
+    <w:lvl w:ilvl="0" w:tplc="40090001">
+      <w:start w:val="1"/>
+      <w:numFmt w:val="bullet"/>
+      <w:lvlText w:val=""/>
+      <w:lvlJc w:val="left"/>
+      <w:pPr>
+        <w:ind w:left="720" w:hanging="360"/>
+      </w:pPr>
+      <w:rPr>
+        <w:rFonts w:ascii="Symbol" w:hAnsi="Symbol" w:hint="default"/>
+      </w:rPr>
+    </w:lvl>
+    <w:lvl w:ilvl="1" w:tplc="40090003" w:tentative="1">
+      <w:start w:val="1"/>
+      <w:numFmt w:val="bullet"/>
+      <w:lvlText w:val="o"/>
+      <w:lvlJc w:val="left"/>
+      <w:pPr>
+        <w:ind w:left="1440" w:hanging="360"/>
+      </w:pPr>
+      <w:rPr>
+        <w:rFonts w:ascii="Courier New" w:hAnsi="Courier New" w:cs="Courier New" w:hint="default"/>
+      </w:rPr>
+    </w:lvl>
+    <w:lvl w:ilvl="2" w:tplc="40090005" w:tentative="1">
+      <w:start w:val="1"/>
+      <w:numFmt w:val="bullet"/>
+      <w:lvlText w:val=""/>
+      <w:lvlJc w:val="left"/>
+      <w:pPr>
+        <w:ind w:left="2160" w:hanging="360"/>
+      </w:pPr>
+      <w:rPr>
+        <w:rFonts w:ascii="Wingdings" w:hAnsi="Wingdings" w:hint="default"/>
+      </w:rPr>
+    </w:lvl>
+    <w:lvl w:ilvl="3" w:tplc="40090001" w:tentative="1">
+      <w:start w:val="1"/>
+      <w:numFmt w:val="bullet"/>
+      <w:lvlText w:val=""/>
+      <w:lvlJc w:val="left"/>
+      <w:pPr>
+        <w:ind w:left="2880" w:hanging="360"/>
+      </w:pPr>
+      <w:rPr>
+        <w:rFonts w:ascii="Symbol" w:hAnsi="Symbol" w:hint="default"/>
+      </w:rPr>
+    </w:lvl>
+    <w:lvl w:ilvl="4" w:tplc="40090003" w:tentative="1">
+      <w:start w:val="1"/>
+      <w:numFmt w:val="bullet"/>
+      <w:lvlText w:val="o"/>
+      <w:lvlJc w:val="left"/>
+      <w:pPr>
+        <w:ind w:left="3600" w:hanging="360"/>
+      </w:pPr>
+      <w:rPr>
+        <w:rFonts w:ascii="Courier New" w:hAnsi="Courier New" w:cs="Courier New" w:hint="default"/>
+      </w:rPr>
+    </w:lvl>
+    <w:lvl w:ilvl="5" w:tplc="40090005" w:tentative="1">
+      <w:start w:val="1"/>
+      <w:numFmt w:val="bullet"/>
+      <w:lvlText w:val=""/>
+      <w:lvlJc w:val="left"/>
+      <w:pPr>
+        <w:ind w:left="4320" w:hanging="360"/>
+      </w:pPr>
+      <w:rPr>
+        <w:rFonts w:ascii="Wingdings" w:hAnsi="Wingdings" w:hint="default"/>
+      </w:rPr>
+    </w:lvl>
+    <w:lvl w:ilvl="6" w:tplc="40090001" w:tentative="1">
+      <w:start w:val="1"/>
+      <w:numFmt w:val="bullet"/>
+      <w:lvlText w:val=""/>
+      <w:lvlJc w:val="left"/>
+      <w:pPr>
+        <w:ind w:left="5040" w:hanging="360"/>
+      </w:pPr>
+      <w:rPr>
+        <w:rFonts w:ascii="Symbol" w:hAnsi="Symbol" w:hint="default"/>
+      </w:rPr>
+    </w:lvl>
+    <w:lvl w:ilvl="7" w:tplc="40090003" w:tentative="1">
+      <w:start w:val="1"/>
+      <w:numFmt w:val="bullet"/>
+      <w:lvlText w:val="o"/>
+      <w:lvlJc w:val="left"/>
+      <w:pPr>
+        <w:ind w:left="5760" w:hanging="360"/>
+      </w:pPr>
+      <w:rPr>
+        <w:rFonts w:ascii="Courier New" w:hAnsi="Courier New" w:cs="Courier New" w:hint="default"/>
+      </w:rPr>
+    </w:lvl>
+    <w:lvl w:ilvl="8" w:tplc="40090005" w:tentative="1">
+      <w:start w:val="1"/>
+      <w:numFmt w:val="bullet"/>
+      <w:lvlText w:val=""/>
+      <w:lvlJc w:val="left"/>
+      <w:pPr>
+        <w:ind w:left="6480" w:hanging="360"/>
+      </w:pPr>
+      <w:rPr>
+        <w:rFonts w:ascii="Wingdings" w:hAnsi="Wingdings" w:hint="default"/>
+      </w:rPr>
+    </w:lvl>
+  </w:abstractNum>
+  <w:abstractNum w:abstractNumId="16" w15:restartNumberingAfterBreak="0">
     <w:nsid w:val="21697168"/>
     <w:multiLevelType w:val="multilevel"/>
     <w:tmpl w:val="4009001F"/>
@@ -9948,7 +11603,7 @@
       </w:pPr>
     </w:lvl>
   </w:abstractNum>
-  <w:abstractNum w:abstractNumId="15" w15:restartNumberingAfterBreak="0">
+  <w:abstractNum w:abstractNumId="17" w15:restartNumberingAfterBreak="0">
     <w:nsid w:val="2237450F"/>
     <w:multiLevelType w:val="multilevel"/>
     <w:tmpl w:val="15408114"/>
@@ -10061,7 +11716,7 @@
       </w:rPr>
     </w:lvl>
   </w:abstractNum>
-  <w:abstractNum w:abstractNumId="16" w15:restartNumberingAfterBreak="0">
+  <w:abstractNum w:abstractNumId="18" w15:restartNumberingAfterBreak="0">
     <w:nsid w:val="23EC5BAB"/>
     <w:multiLevelType w:val="hybridMultilevel"/>
     <w:tmpl w:val="03DECD06"/>
@@ -10174,7 +11829,120 @@
       </w:rPr>
     </w:lvl>
   </w:abstractNum>
-  <w:abstractNum w:abstractNumId="17" w15:restartNumberingAfterBreak="0">
+  <w:abstractNum w:abstractNumId="19" w15:restartNumberingAfterBreak="0">
+    <w:nsid w:val="243A6F17"/>
+    <w:multiLevelType w:val="hybridMultilevel"/>
+    <w:tmpl w:val="4C780D88"/>
+    <w:lvl w:ilvl="0" w:tplc="40090001">
+      <w:start w:val="1"/>
+      <w:numFmt w:val="bullet"/>
+      <w:lvlText w:val=""/>
+      <w:lvlJc w:val="left"/>
+      <w:pPr>
+        <w:ind w:left="720" w:hanging="360"/>
+      </w:pPr>
+      <w:rPr>
+        <w:rFonts w:ascii="Symbol" w:hAnsi="Symbol" w:hint="default"/>
+      </w:rPr>
+    </w:lvl>
+    <w:lvl w:ilvl="1" w:tplc="40090003" w:tentative="1">
+      <w:start w:val="1"/>
+      <w:numFmt w:val="bullet"/>
+      <w:lvlText w:val="o"/>
+      <w:lvlJc w:val="left"/>
+      <w:pPr>
+        <w:ind w:left="1440" w:hanging="360"/>
+      </w:pPr>
+      <w:rPr>
+        <w:rFonts w:ascii="Courier New" w:hAnsi="Courier New" w:cs="Courier New" w:hint="default"/>
+      </w:rPr>
+    </w:lvl>
+    <w:lvl w:ilvl="2" w:tplc="40090005" w:tentative="1">
+      <w:start w:val="1"/>
+      <w:numFmt w:val="bullet"/>
+      <w:lvlText w:val=""/>
+      <w:lvlJc w:val="left"/>
+      <w:pPr>
+        <w:ind w:left="2160" w:hanging="360"/>
+      </w:pPr>
+      <w:rPr>
+        <w:rFonts w:ascii="Wingdings" w:hAnsi="Wingdings" w:hint="default"/>
+      </w:rPr>
+    </w:lvl>
+    <w:lvl w:ilvl="3" w:tplc="40090001" w:tentative="1">
+      <w:start w:val="1"/>
+      <w:numFmt w:val="bullet"/>
+      <w:lvlText w:val=""/>
+      <w:lvlJc w:val="left"/>
+      <w:pPr>
+        <w:ind w:left="2880" w:hanging="360"/>
+      </w:pPr>
+      <w:rPr>
+        <w:rFonts w:ascii="Symbol" w:hAnsi="Symbol" w:hint="default"/>
+      </w:rPr>
+    </w:lvl>
+    <w:lvl w:ilvl="4" w:tplc="40090003" w:tentative="1">
+      <w:start w:val="1"/>
+      <w:numFmt w:val="bullet"/>
+      <w:lvlText w:val="o"/>
+      <w:lvlJc w:val="left"/>
+      <w:pPr>
+        <w:ind w:left="3600" w:hanging="360"/>
+      </w:pPr>
+      <w:rPr>
+        <w:rFonts w:ascii="Courier New" w:hAnsi="Courier New" w:cs="Courier New" w:hint="default"/>
+      </w:rPr>
+    </w:lvl>
+    <w:lvl w:ilvl="5" w:tplc="40090005" w:tentative="1">
+      <w:start w:val="1"/>
+      <w:numFmt w:val="bullet"/>
+      <w:lvlText w:val=""/>
+      <w:lvlJc w:val="left"/>
+      <w:pPr>
+        <w:ind w:left="4320" w:hanging="360"/>
+      </w:pPr>
+      <w:rPr>
+        <w:rFonts w:ascii="Wingdings" w:hAnsi="Wingdings" w:hint="default"/>
+      </w:rPr>
+    </w:lvl>
+    <w:lvl w:ilvl="6" w:tplc="40090001" w:tentative="1">
+      <w:start w:val="1"/>
+      <w:numFmt w:val="bullet"/>
+      <w:lvlText w:val=""/>
+      <w:lvlJc w:val="left"/>
+      <w:pPr>
+        <w:ind w:left="5040" w:hanging="360"/>
+      </w:pPr>
+      <w:rPr>
+        <w:rFonts w:ascii="Symbol" w:hAnsi="Symbol" w:hint="default"/>
+      </w:rPr>
+    </w:lvl>
+    <w:lvl w:ilvl="7" w:tplc="40090003" w:tentative="1">
+      <w:start w:val="1"/>
+      <w:numFmt w:val="bullet"/>
+      <w:lvlText w:val="o"/>
+      <w:lvlJc w:val="left"/>
+      <w:pPr>
+        <w:ind w:left="5760" w:hanging="360"/>
+      </w:pPr>
+      <w:rPr>
+        <w:rFonts w:ascii="Courier New" w:hAnsi="Courier New" w:cs="Courier New" w:hint="default"/>
+      </w:rPr>
+    </w:lvl>
+    <w:lvl w:ilvl="8" w:tplc="40090005" w:tentative="1">
+      <w:start w:val="1"/>
+      <w:numFmt w:val="bullet"/>
+      <w:lvlText w:val=""/>
+      <w:lvlJc w:val="left"/>
+      <w:pPr>
+        <w:ind w:left="6480" w:hanging="360"/>
+      </w:pPr>
+      <w:rPr>
+        <w:rFonts w:ascii="Wingdings" w:hAnsi="Wingdings" w:hint="default"/>
+      </w:rPr>
+    </w:lvl>
+  </w:abstractNum>
+  <w:abstractNum w:abstractNumId="20" w15:restartNumberingAfterBreak="0">
     <w:nsid w:val="247E1E72"/>
     <w:multiLevelType w:val="hybridMultilevel"/>
     <w:tmpl w:val="85A202F8"/>
@@ -10263,7 +12031,7 @@
       </w:pPr>
     </w:lvl>
   </w:abstractNum>
-  <w:abstractNum w:abstractNumId="18" w15:restartNumberingAfterBreak="0">
+  <w:abstractNum w:abstractNumId="21" w15:restartNumberingAfterBreak="0">
     <w:nsid w:val="31302F2A"/>
     <w:multiLevelType w:val="multilevel"/>
     <w:tmpl w:val="AF8650FA"/>
@@ -10358,7 +12126,7 @@
       </w:pPr>
     </w:lvl>
   </w:abstractNum>
-  <w:abstractNum w:abstractNumId="19" w15:restartNumberingAfterBreak="0">
+  <w:abstractNum w:abstractNumId="22" w15:restartNumberingAfterBreak="0">
     <w:nsid w:val="33B67CAC"/>
     <w:multiLevelType w:val="multilevel"/>
     <w:tmpl w:val="4009001F"/>
@@ -10444,7 +12212,7 @@
       </w:pPr>
     </w:lvl>
   </w:abstractNum>
-  <w:abstractNum w:abstractNumId="20" w15:restartNumberingAfterBreak="0">
+  <w:abstractNum w:abstractNumId="23" w15:restartNumberingAfterBreak="0">
     <w:nsid w:val="393D0DF4"/>
     <w:multiLevelType w:val="multilevel"/>
     <w:tmpl w:val="A43E5F90"/>
@@ -10533,7 +12301,120 @@
       </w:pPr>
     </w:lvl>
   </w:abstractNum>
-  <w:abstractNum w:abstractNumId="21" w15:restartNumberingAfterBreak="0">
+  <w:abstractNum w:abstractNumId="24" w15:restartNumberingAfterBreak="0">
+    <w:nsid w:val="3F4206B9"/>
+    <w:multiLevelType w:val="hybridMultilevel"/>
+    <w:tmpl w:val="50C050BC"/>
+    <w:lvl w:ilvl="0" w:tplc="40090001">
+      <w:start w:val="1"/>
+      <w:numFmt w:val="bullet"/>
+      <w:lvlText w:val=""/>
+      <w:lvlJc w:val="left"/>
+      <w:pPr>
+        <w:ind w:left="720" w:hanging="360"/>
+      </w:pPr>
+      <w:rPr>
+        <w:rFonts w:ascii="Symbol" w:hAnsi="Symbol" w:hint="default"/>
+      </w:rPr>
+    </w:lvl>
+    <w:lvl w:ilvl="1" w:tplc="40090003" w:tentative="1">
+      <w:start w:val="1"/>
+      <w:numFmt w:val="bullet"/>
+      <w:lvlText w:val="o"/>
+      <w:lvlJc w:val="left"/>
+      <w:pPr>
+        <w:ind w:left="1440" w:hanging="360"/>
+      </w:pPr>
+      <w:rPr>
+        <w:rFonts w:ascii="Courier New" w:hAnsi="Courier New" w:cs="Courier New" w:hint="default"/>
+      </w:rPr>
+    </w:lvl>
+    <w:lvl w:ilvl="2" w:tplc="40090005" w:tentative="1">
+      <w:start w:val="1"/>
+      <w:numFmt w:val="bullet"/>
+      <w:lvlText w:val=""/>
+      <w:lvlJc w:val="left"/>
+      <w:pPr>
+        <w:ind w:left="2160" w:hanging="360"/>
+      </w:pPr>
+      <w:rPr>
+        <w:rFonts w:ascii="Wingdings" w:hAnsi="Wingdings" w:hint="default"/>
+      </w:rPr>
+    </w:lvl>
+    <w:lvl w:ilvl="3" w:tplc="40090001" w:tentative="1">
+      <w:start w:val="1"/>
+      <w:numFmt w:val="bullet"/>
+      <w:lvlText w:val=""/>
+      <w:lvlJc w:val="left"/>
+      <w:pPr>
+        <w:ind w:left="2880" w:hanging="360"/>
+      </w:pPr>
+      <w:rPr>
+        <w:rFonts w:ascii="Symbol" w:hAnsi="Symbol" w:hint="default"/>
+      </w:rPr>
+    </w:lvl>
+    <w:lvl w:ilvl="4" w:tplc="40090003" w:tentative="1">
+      <w:start w:val="1"/>
+      <w:numFmt w:val="bullet"/>
+      <w:lvlText w:val="o"/>
+      <w:lvlJc w:val="left"/>
+      <w:pPr>
+        <w:ind w:left="3600" w:hanging="360"/>
+      </w:pPr>
+      <w:rPr>
+        <w:rFonts w:ascii="Courier New" w:hAnsi="Courier New" w:cs="Courier New" w:hint="default"/>
+      </w:rPr>
+    </w:lvl>
+    <w:lvl w:ilvl="5" w:tplc="40090005" w:tentative="1">
+      <w:start w:val="1"/>
+      <w:numFmt w:val="bullet"/>
+      <w:lvlText w:val=""/>
+      <w:lvlJc w:val="left"/>
+      <w:pPr>
+        <w:ind w:left="4320" w:hanging="360"/>
+      </w:pPr>
+      <w:rPr>
+        <w:rFonts w:ascii="Wingdings" w:hAnsi="Wingdings" w:hint="default"/>
+      </w:rPr>
+    </w:lvl>
+    <w:lvl w:ilvl="6" w:tplc="40090001" w:tentative="1">
+      <w:start w:val="1"/>
+      <w:numFmt w:val="bullet"/>
+      <w:lvlText w:val=""/>
+      <w:lvlJc w:val="left"/>
+      <w:pPr>
+        <w:ind w:left="5040" w:hanging="360"/>
+      </w:pPr>
+      <w:rPr>
+        <w:rFonts w:ascii="Symbol" w:hAnsi="Symbol" w:hint="default"/>
+      </w:rPr>
+    </w:lvl>
+    <w:lvl w:ilvl="7" w:tplc="40090003" w:tentative="1">
+      <w:start w:val="1"/>
+      <w:numFmt w:val="bullet"/>
+      <w:lvlText w:val="o"/>
+      <w:lvlJc w:val="left"/>
+      <w:pPr>
+        <w:ind w:left="5760" w:hanging="360"/>
+      </w:pPr>
+      <w:rPr>
+        <w:rFonts w:ascii="Courier New" w:hAnsi="Courier New" w:cs="Courier New" w:hint="default"/>
+      </w:rPr>
+    </w:lvl>
+    <w:lvl w:ilvl="8" w:tplc="40090005" w:tentative="1">
+      <w:start w:val="1"/>
+      <w:numFmt w:val="bullet"/>
+      <w:lvlText w:val=""/>
+      <w:lvlJc w:val="left"/>
+      <w:pPr>
+        <w:ind w:left="6480" w:hanging="360"/>
+      </w:pPr>
+      <w:rPr>
+        <w:rFonts w:ascii="Wingdings" w:hAnsi="Wingdings" w:hint="default"/>
+      </w:rPr>
+    </w:lvl>
+  </w:abstractNum>
+  <w:abstractNum w:abstractNumId="25" w15:restartNumberingAfterBreak="0">
     <w:nsid w:val="418432CC"/>
     <w:multiLevelType w:val="multilevel"/>
     <w:tmpl w:val="0EA41B88"/>
@@ -10628,7 +12509,7 @@
       </w:pPr>
     </w:lvl>
   </w:abstractNum>
-  <w:abstractNum w:abstractNumId="22" w15:restartNumberingAfterBreak="0">
+  <w:abstractNum w:abstractNumId="26" w15:restartNumberingAfterBreak="0">
     <w:nsid w:val="460E4141"/>
     <w:multiLevelType w:val="hybridMultilevel"/>
     <w:tmpl w:val="23C46E06"/>
@@ -10741,7 +12622,7 @@
       </w:rPr>
     </w:lvl>
   </w:abstractNum>
-  <w:abstractNum w:abstractNumId="23" w15:restartNumberingAfterBreak="0">
+  <w:abstractNum w:abstractNumId="27" w15:restartNumberingAfterBreak="0">
     <w:nsid w:val="4AAB387A"/>
     <w:multiLevelType w:val="multilevel"/>
     <w:tmpl w:val="72DC0442"/>
@@ -10833,7 +12714,7 @@
       </w:pPr>
     </w:lvl>
   </w:abstractNum>
-  <w:abstractNum w:abstractNumId="24" w15:restartNumberingAfterBreak="0">
+  <w:abstractNum w:abstractNumId="28" w15:restartNumberingAfterBreak="0">
     <w:nsid w:val="4C633A2A"/>
     <w:multiLevelType w:val="multilevel"/>
     <w:tmpl w:val="4B603932"/>
@@ -10946,7 +12827,209 @@
       </w:rPr>
     </w:lvl>
   </w:abstractNum>
-  <w:abstractNum w:abstractNumId="25" w15:restartNumberingAfterBreak="0">
+  <w:abstractNum w:abstractNumId="29" w15:restartNumberingAfterBreak="0">
+    <w:nsid w:val="4D784B02"/>
+    <w:multiLevelType w:val="multilevel"/>
+    <w:tmpl w:val="59265CBE"/>
+    <w:lvl w:ilvl="0">
+      <w:start w:val="1"/>
+      <w:numFmt w:val="decimal"/>
+      <w:lvlText w:val="%1."/>
+      <w:lvlJc w:val="left"/>
+      <w:pPr>
+        <w:ind w:left="360" w:hanging="360"/>
+      </w:pPr>
+    </w:lvl>
+    <w:lvl w:ilvl="1">
+      <w:start w:val="1"/>
+      <w:numFmt w:val="decimal"/>
+      <w:lvlText w:val="%1.%2."/>
+      <w:lvlJc w:val="left"/>
+      <w:pPr>
+        <w:ind w:left="792" w:hanging="432"/>
+      </w:pPr>
+    </w:lvl>
+    <w:lvl w:ilvl="2">
+      <w:start w:val="1"/>
+      <w:numFmt w:val="bullet"/>
+      <w:lvlText w:val=""/>
+      <w:lvlJc w:val="left"/>
+      <w:pPr>
+        <w:ind w:left="1080" w:hanging="360"/>
+      </w:pPr>
+      <w:rPr>
+        <w:rFonts w:ascii="Symbol" w:hAnsi="Symbol" w:hint="default"/>
+      </w:rPr>
+    </w:lvl>
+    <w:lvl w:ilvl="3">
+      <w:start w:val="1"/>
+      <w:numFmt w:val="decimal"/>
+      <w:lvlText w:val="%1.%2.%3.%4."/>
+      <w:lvlJc w:val="left"/>
+      <w:pPr>
+        <w:ind w:left="1728" w:hanging="648"/>
+      </w:pPr>
+    </w:lvl>
+    <w:lvl w:ilvl="4">
+      <w:start w:val="1"/>
+      <w:numFmt w:val="decimal"/>
+      <w:lvlText w:val="%1.%2.%3.%4.%5."/>
+      <w:lvlJc w:val="left"/>
+      <w:pPr>
+        <w:ind w:left="2232" w:hanging="792"/>
+      </w:pPr>
+    </w:lvl>
+    <w:lvl w:ilvl="5">
+      <w:start w:val="1"/>
+      <w:numFmt w:val="decimal"/>
+      <w:lvlText w:val="%1.%2.%3.%4.%5.%6."/>
+      <w:lvlJc w:val="left"/>
+      <w:pPr>
+        <w:ind w:left="2736" w:hanging="936"/>
+      </w:pPr>
+    </w:lvl>
+    <w:lvl w:ilvl="6">
+      <w:start w:val="1"/>
+      <w:numFmt w:val="decimal"/>
+      <w:lvlText w:val="%1.%2.%3.%4.%5.%6.%7."/>
+      <w:lvlJc w:val="left"/>
+      <w:pPr>
+        <w:ind w:left="3240" w:hanging="1080"/>
+      </w:pPr>
+    </w:lvl>
+    <w:lvl w:ilvl="7">
+      <w:start w:val="1"/>
+      <w:numFmt w:val="decimal"/>
+      <w:lvlText w:val="%1.%2.%3.%4.%5.%6.%7.%8."/>
+      <w:lvlJc w:val="left"/>
+      <w:pPr>
+        <w:ind w:left="3744" w:hanging="1224"/>
+      </w:pPr>
+    </w:lvl>
+    <w:lvl w:ilvl="8">
+      <w:start w:val="1"/>
+      <w:numFmt w:val="decimal"/>
+      <w:lvlText w:val="%1.%2.%3.%4.%5.%6.%7.%8.%9."/>
+      <w:lvlJc w:val="left"/>
+      <w:pPr>
+        <w:ind w:left="4320" w:hanging="1440"/>
+      </w:pPr>
+    </w:lvl>
+  </w:abstractNum>
+  <w:abstractNum w:abstractNumId="30" w15:restartNumberingAfterBreak="0">
+    <w:nsid w:val="4E474072"/>
+    <w:multiLevelType w:val="hybridMultilevel"/>
+    <w:tmpl w:val="0E4E0F68"/>
+    <w:lvl w:ilvl="0" w:tplc="40090001">
+      <w:start w:val="1"/>
+      <w:numFmt w:val="bullet"/>
+      <w:lvlText w:val=""/>
+      <w:lvlJc w:val="left"/>
+      <w:pPr>
+        <w:ind w:left="720" w:hanging="360"/>
+      </w:pPr>
+      <w:rPr>
+        <w:rFonts w:ascii="Symbol" w:hAnsi="Symbol" w:hint="default"/>
+      </w:rPr>
+    </w:lvl>
+    <w:lvl w:ilvl="1" w:tplc="40090003" w:tentative="1">
+      <w:start w:val="1"/>
+      <w:numFmt w:val="bullet"/>
+      <w:lvlText w:val="o"/>
+      <w:lvlJc w:val="left"/>
+      <w:pPr>
+        <w:ind w:left="1440" w:hanging="360"/>
+      </w:pPr>
+      <w:rPr>
+        <w:rFonts w:ascii="Courier New" w:hAnsi="Courier New" w:cs="Courier New" w:hint="default"/>
+      </w:rPr>
+    </w:lvl>
+    <w:lvl w:ilvl="2" w:tplc="40090005" w:tentative="1">
+      <w:start w:val="1"/>
+      <w:numFmt w:val="bullet"/>
+      <w:lvlText w:val=""/>
+      <w:lvlJc w:val="left"/>
+      <w:pPr>
+        <w:ind w:left="2160" w:hanging="360"/>
+      </w:pPr>
+      <w:rPr>
+        <w:rFonts w:ascii="Wingdings" w:hAnsi="Wingdings" w:hint="default"/>
+      </w:rPr>
+    </w:lvl>
+    <w:lvl w:ilvl="3" w:tplc="40090001" w:tentative="1">
+      <w:start w:val="1"/>
+      <w:numFmt w:val="bullet"/>
+      <w:lvlText w:val=""/>
+      <w:lvlJc w:val="left"/>
+      <w:pPr>
+        <w:ind w:left="2880" w:hanging="360"/>
+      </w:pPr>
+      <w:rPr>
+        <w:rFonts w:ascii="Symbol" w:hAnsi="Symbol" w:hint="default"/>
+      </w:rPr>
+    </w:lvl>
+    <w:lvl w:ilvl="4" w:tplc="40090003" w:tentative="1">
+      <w:start w:val="1"/>
+      <w:numFmt w:val="bullet"/>
+      <w:lvlText w:val="o"/>
+      <w:lvlJc w:val="left"/>
+      <w:pPr>
+        <w:ind w:left="3600" w:hanging="360"/>
+      </w:pPr>
+      <w:rPr>
+        <w:rFonts w:ascii="Courier New" w:hAnsi="Courier New" w:cs="Courier New" w:hint="default"/>
+      </w:rPr>
+    </w:lvl>
+    <w:lvl w:ilvl="5" w:tplc="40090005" w:tentative="1">
+      <w:start w:val="1"/>
+      <w:numFmt w:val="bullet"/>
+      <w:lvlText w:val=""/>
+      <w:lvlJc w:val="left"/>
+      <w:pPr>
+        <w:ind w:left="4320" w:hanging="360"/>
+      </w:pPr>
+      <w:rPr>
+        <w:rFonts w:ascii="Wingdings" w:hAnsi="Wingdings" w:hint="default"/>
+      </w:rPr>
+    </w:lvl>
+    <w:lvl w:ilvl="6" w:tplc="40090001" w:tentative="1">
+      <w:start w:val="1"/>
+      <w:numFmt w:val="bullet"/>
+      <w:lvlText w:val=""/>
+      <w:lvlJc w:val="left"/>
+      <w:pPr>
+        <w:ind w:left="5040" w:hanging="360"/>
+      </w:pPr>
+      <w:rPr>
+        <w:rFonts w:ascii="Symbol" w:hAnsi="Symbol" w:hint="default"/>
+      </w:rPr>
+    </w:lvl>
+    <w:lvl w:ilvl="7" w:tplc="40090003" w:tentative="1">
+      <w:start w:val="1"/>
+      <w:numFmt w:val="bullet"/>
+      <w:lvlText w:val="o"/>
+      <w:lvlJc w:val="left"/>
+      <w:pPr>
+        <w:ind w:left="5760" w:hanging="360"/>
+      </w:pPr>
+      <w:rPr>
+        <w:rFonts w:ascii="Courier New" w:hAnsi="Courier New" w:cs="Courier New" w:hint="default"/>
+      </w:rPr>
+    </w:lvl>
+    <w:lvl w:ilvl="8" w:tplc="40090005" w:tentative="1">
+      <w:start w:val="1"/>
+      <w:numFmt w:val="bullet"/>
+      <w:lvlText w:val=""/>
+      <w:lvlJc w:val="left"/>
+      <w:pPr>
+        <w:ind w:left="6480" w:hanging="360"/>
+      </w:pPr>
+      <w:rPr>
+        <w:rFonts w:ascii="Wingdings" w:hAnsi="Wingdings" w:hint="default"/>
+      </w:rPr>
+    </w:lvl>
+  </w:abstractNum>
+  <w:abstractNum w:abstractNumId="31" w15:restartNumberingAfterBreak="0">
     <w:nsid w:val="4E653C6F"/>
     <w:multiLevelType w:val="hybridMultilevel"/>
     <w:tmpl w:val="684CCAD2"/>
@@ -11032,7 +13115,7 @@
       </w:pPr>
     </w:lvl>
   </w:abstractNum>
-  <w:abstractNum w:abstractNumId="26" w15:restartNumberingAfterBreak="0">
+  <w:abstractNum w:abstractNumId="32" w15:restartNumberingAfterBreak="0">
     <w:nsid w:val="4F773F7C"/>
     <w:multiLevelType w:val="multilevel"/>
     <w:tmpl w:val="AF8650FA"/>
@@ -11127,7 +13210,7 @@
       </w:pPr>
     </w:lvl>
   </w:abstractNum>
-  <w:abstractNum w:abstractNumId="27" w15:restartNumberingAfterBreak="0">
+  <w:abstractNum w:abstractNumId="33" w15:restartNumberingAfterBreak="0">
     <w:nsid w:val="5008003E"/>
     <w:multiLevelType w:val="hybridMultilevel"/>
     <w:tmpl w:val="F08A711E"/>
@@ -11240,7 +13323,7 @@
       </w:rPr>
     </w:lvl>
   </w:abstractNum>
-  <w:abstractNum w:abstractNumId="28" w15:restartNumberingAfterBreak="0">
+  <w:abstractNum w:abstractNumId="34" w15:restartNumberingAfterBreak="0">
     <w:nsid w:val="524E5349"/>
     <w:multiLevelType w:val="hybridMultilevel"/>
     <w:tmpl w:val="DDE05586"/>
@@ -11353,7 +13436,7 @@
       </w:rPr>
     </w:lvl>
   </w:abstractNum>
-  <w:abstractNum w:abstractNumId="29" w15:restartNumberingAfterBreak="0">
+  <w:abstractNum w:abstractNumId="35" w15:restartNumberingAfterBreak="0">
     <w:nsid w:val="59B65F61"/>
     <w:multiLevelType w:val="hybridMultilevel"/>
     <w:tmpl w:val="D2EE8B36"/>
@@ -11466,7 +13549,120 @@
       </w:rPr>
     </w:lvl>
   </w:abstractNum>
-  <w:abstractNum w:abstractNumId="30" w15:restartNumberingAfterBreak="0">
+  <w:abstractNum w:abstractNumId="36" w15:restartNumberingAfterBreak="0">
+    <w:nsid w:val="5A8B5BE2"/>
+    <w:multiLevelType w:val="hybridMultilevel"/>
+    <w:tmpl w:val="5A2E3174"/>
+    <w:lvl w:ilvl="0" w:tplc="40090001">
+      <w:start w:val="1"/>
+      <w:numFmt w:val="bullet"/>
+      <w:lvlText w:val=""/>
+      <w:lvlJc w:val="left"/>
+      <w:pPr>
+        <w:ind w:left="720" w:hanging="360"/>
+      </w:pPr>
+      <w:rPr>
+        <w:rFonts w:ascii="Symbol" w:hAnsi="Symbol" w:hint="default"/>
+      </w:rPr>
+    </w:lvl>
+    <w:lvl w:ilvl="1" w:tplc="40090003" w:tentative="1">
+      <w:start w:val="1"/>
+      <w:numFmt w:val="bullet"/>
+      <w:lvlText w:val="o"/>
+      <w:lvlJc w:val="left"/>
+      <w:pPr>
+        <w:ind w:left="1440" w:hanging="360"/>
+      </w:pPr>
+      <w:rPr>
+        <w:rFonts w:ascii="Courier New" w:hAnsi="Courier New" w:cs="Courier New" w:hint="default"/>
+      </w:rPr>
+    </w:lvl>
+    <w:lvl w:ilvl="2" w:tplc="40090005" w:tentative="1">
+      <w:start w:val="1"/>
+      <w:numFmt w:val="bullet"/>
+      <w:lvlText w:val=""/>
+      <w:lvlJc w:val="left"/>
+      <w:pPr>
+        <w:ind w:left="2160" w:hanging="360"/>
+      </w:pPr>
+      <w:rPr>
+        <w:rFonts w:ascii="Wingdings" w:hAnsi="Wingdings" w:hint="default"/>
+      </w:rPr>
+    </w:lvl>
+    <w:lvl w:ilvl="3" w:tplc="40090001" w:tentative="1">
+      <w:start w:val="1"/>
+      <w:numFmt w:val="bullet"/>
+      <w:lvlText w:val=""/>
+      <w:lvlJc w:val="left"/>
+      <w:pPr>
+        <w:ind w:left="2880" w:hanging="360"/>
+      </w:pPr>
+      <w:rPr>
+        <w:rFonts w:ascii="Symbol" w:hAnsi="Symbol" w:hint="default"/>
+      </w:rPr>
+    </w:lvl>
+    <w:lvl w:ilvl="4" w:tplc="40090003" w:tentative="1">
+      <w:start w:val="1"/>
+      <w:numFmt w:val="bullet"/>
+      <w:lvlText w:val="o"/>
+      <w:lvlJc w:val="left"/>
+      <w:pPr>
+        <w:ind w:left="3600" w:hanging="360"/>
+      </w:pPr>
+      <w:rPr>
+        <w:rFonts w:ascii="Courier New" w:hAnsi="Courier New" w:cs="Courier New" w:hint="default"/>
+      </w:rPr>
+    </w:lvl>
+    <w:lvl w:ilvl="5" w:tplc="40090005" w:tentative="1">
+      <w:start w:val="1"/>
+      <w:numFmt w:val="bullet"/>
+      <w:lvlText w:val=""/>
+      <w:lvlJc w:val="left"/>
+      <w:pPr>
+        <w:ind w:left="4320" w:hanging="360"/>
+      </w:pPr>
+      <w:rPr>
+        <w:rFonts w:ascii="Wingdings" w:hAnsi="Wingdings" w:hint="default"/>
+      </w:rPr>
+    </w:lvl>
+    <w:lvl w:ilvl="6" w:tplc="40090001" w:tentative="1">
+      <w:start w:val="1"/>
+      <w:numFmt w:val="bullet"/>
+      <w:lvlText w:val=""/>
+      <w:lvlJc w:val="left"/>
+      <w:pPr>
+        <w:ind w:left="5040" w:hanging="360"/>
+      </w:pPr>
+      <w:rPr>
+        <w:rFonts w:ascii="Symbol" w:hAnsi="Symbol" w:hint="default"/>
+      </w:rPr>
+    </w:lvl>
+    <w:lvl w:ilvl="7" w:tplc="40090003" w:tentative="1">
+      <w:start w:val="1"/>
+      <w:numFmt w:val="bullet"/>
+      <w:lvlText w:val="o"/>
+      <w:lvlJc w:val="left"/>
+      <w:pPr>
+        <w:ind w:left="5760" w:hanging="360"/>
+      </w:pPr>
+      <w:rPr>
+        <w:rFonts w:ascii="Courier New" w:hAnsi="Courier New" w:cs="Courier New" w:hint="default"/>
+      </w:rPr>
+    </w:lvl>
+    <w:lvl w:ilvl="8" w:tplc="40090005" w:tentative="1">
+      <w:start w:val="1"/>
+      <w:numFmt w:val="bullet"/>
+      <w:lvlText w:val=""/>
+      <w:lvlJc w:val="left"/>
+      <w:pPr>
+        <w:ind w:left="6480" w:hanging="360"/>
+      </w:pPr>
+      <w:rPr>
+        <w:rFonts w:ascii="Wingdings" w:hAnsi="Wingdings" w:hint="default"/>
+      </w:rPr>
+    </w:lvl>
+  </w:abstractNum>
+  <w:abstractNum w:abstractNumId="37" w15:restartNumberingAfterBreak="0">
     <w:nsid w:val="5B5171F8"/>
     <w:multiLevelType w:val="hybridMultilevel"/>
     <w:tmpl w:val="EACC3F76"/>
@@ -11579,7 +13775,7 @@
       </w:rPr>
     </w:lvl>
   </w:abstractNum>
-  <w:abstractNum w:abstractNumId="31" w15:restartNumberingAfterBreak="0">
+  <w:abstractNum w:abstractNumId="38" w15:restartNumberingAfterBreak="0">
     <w:nsid w:val="5B7F52C3"/>
     <w:multiLevelType w:val="multilevel"/>
     <w:tmpl w:val="AF8650FA"/>
@@ -11674,7 +13870,120 @@
       </w:pPr>
     </w:lvl>
   </w:abstractNum>
-  <w:abstractNum w:abstractNumId="32" w15:restartNumberingAfterBreak="0">
+  <w:abstractNum w:abstractNumId="39" w15:restartNumberingAfterBreak="0">
+    <w:nsid w:val="5CC54074"/>
+    <w:multiLevelType w:val="hybridMultilevel"/>
+    <w:tmpl w:val="A6C67F26"/>
+    <w:lvl w:ilvl="0" w:tplc="40090001">
+      <w:start w:val="1"/>
+      <w:numFmt w:val="bullet"/>
+      <w:lvlText w:val=""/>
+      <w:lvlJc w:val="left"/>
+      <w:pPr>
+        <w:ind w:left="720" w:hanging="360"/>
+      </w:pPr>
+      <w:rPr>
+        <w:rFonts w:ascii="Symbol" w:hAnsi="Symbol" w:hint="default"/>
+      </w:rPr>
+    </w:lvl>
+    <w:lvl w:ilvl="1" w:tplc="40090003" w:tentative="1">
+      <w:start w:val="1"/>
+      <w:numFmt w:val="bullet"/>
+      <w:lvlText w:val="o"/>
+      <w:lvlJc w:val="left"/>
+      <w:pPr>
+        <w:ind w:left="1440" w:hanging="360"/>
+      </w:pPr>
+      <w:rPr>
+        <w:rFonts w:ascii="Courier New" w:hAnsi="Courier New" w:cs="Courier New" w:hint="default"/>
+      </w:rPr>
+    </w:lvl>
+    <w:lvl w:ilvl="2" w:tplc="40090005" w:tentative="1">
+      <w:start w:val="1"/>
+      <w:numFmt w:val="bullet"/>
+      <w:lvlText w:val=""/>
+      <w:lvlJc w:val="left"/>
+      <w:pPr>
+        <w:ind w:left="2160" w:hanging="360"/>
+      </w:pPr>
+      <w:rPr>
+        <w:rFonts w:ascii="Wingdings" w:hAnsi="Wingdings" w:hint="default"/>
+      </w:rPr>
+    </w:lvl>
+    <w:lvl w:ilvl="3" w:tplc="40090001" w:tentative="1">
+      <w:start w:val="1"/>
+      <w:numFmt w:val="bullet"/>
+      <w:lvlText w:val=""/>
+      <w:lvlJc w:val="left"/>
+      <w:pPr>
+        <w:ind w:left="2880" w:hanging="360"/>
+      </w:pPr>
+      <w:rPr>
+        <w:rFonts w:ascii="Symbol" w:hAnsi="Symbol" w:hint="default"/>
+      </w:rPr>
+    </w:lvl>
+    <w:lvl w:ilvl="4" w:tplc="40090003" w:tentative="1">
+      <w:start w:val="1"/>
+      <w:numFmt w:val="bullet"/>
+      <w:lvlText w:val="o"/>
+      <w:lvlJc w:val="left"/>
+      <w:pPr>
+        <w:ind w:left="3600" w:hanging="360"/>
+      </w:pPr>
+      <w:rPr>
+        <w:rFonts w:ascii="Courier New" w:hAnsi="Courier New" w:cs="Courier New" w:hint="default"/>
+      </w:rPr>
+    </w:lvl>
+    <w:lvl w:ilvl="5" w:tplc="40090005" w:tentative="1">
+      <w:start w:val="1"/>
+      <w:numFmt w:val="bullet"/>
+      <w:lvlText w:val=""/>
+      <w:lvlJc w:val="left"/>
+      <w:pPr>
+        <w:ind w:left="4320" w:hanging="360"/>
+      </w:pPr>
+      <w:rPr>
+        <w:rFonts w:ascii="Wingdings" w:hAnsi="Wingdings" w:hint="default"/>
+      </w:rPr>
+    </w:lvl>
+    <w:lvl w:ilvl="6" w:tplc="40090001" w:tentative="1">
+      <w:start w:val="1"/>
+      <w:numFmt w:val="bullet"/>
+      <w:lvlText w:val=""/>
+      <w:lvlJc w:val="left"/>
+      <w:pPr>
+        <w:ind w:left="5040" w:hanging="360"/>
+      </w:pPr>
+      <w:rPr>
+        <w:rFonts w:ascii="Symbol" w:hAnsi="Symbol" w:hint="default"/>
+      </w:rPr>
+    </w:lvl>
+    <w:lvl w:ilvl="7" w:tplc="40090003" w:tentative="1">
+      <w:start w:val="1"/>
+      <w:numFmt w:val="bullet"/>
+      <w:lvlText w:val="o"/>
+      <w:lvlJc w:val="left"/>
+      <w:pPr>
+        <w:ind w:left="5760" w:hanging="360"/>
+      </w:pPr>
+      <w:rPr>
+        <w:rFonts w:ascii="Courier New" w:hAnsi="Courier New" w:cs="Courier New" w:hint="default"/>
+      </w:rPr>
+    </w:lvl>
+    <w:lvl w:ilvl="8" w:tplc="40090005" w:tentative="1">
+      <w:start w:val="1"/>
+      <w:numFmt w:val="bullet"/>
+      <w:lvlText w:val=""/>
+      <w:lvlJc w:val="left"/>
+      <w:pPr>
+        <w:ind w:left="6480" w:hanging="360"/>
+      </w:pPr>
+      <w:rPr>
+        <w:rFonts w:ascii="Wingdings" w:hAnsi="Wingdings" w:hint="default"/>
+      </w:rPr>
+    </w:lvl>
+  </w:abstractNum>
+  <w:abstractNum w:abstractNumId="40" w15:restartNumberingAfterBreak="0">
     <w:nsid w:val="5CD1145F"/>
     <w:multiLevelType w:val="multilevel"/>
     <w:tmpl w:val="89863FC2"/>
@@ -11787,7 +14096,7 @@
       </w:rPr>
     </w:lvl>
   </w:abstractNum>
-  <w:abstractNum w:abstractNumId="33" w15:restartNumberingAfterBreak="0">
+  <w:abstractNum w:abstractNumId="41" w15:restartNumberingAfterBreak="0">
     <w:nsid w:val="5D8D31EE"/>
     <w:multiLevelType w:val="multilevel"/>
     <w:tmpl w:val="4009001F"/>
@@ -11873,7 +14182,7 @@
       </w:pPr>
     </w:lvl>
   </w:abstractNum>
-  <w:abstractNum w:abstractNumId="34" w15:restartNumberingAfterBreak="0">
+  <w:abstractNum w:abstractNumId="42" w15:restartNumberingAfterBreak="0">
     <w:nsid w:val="5FB72E17"/>
     <w:multiLevelType w:val="multilevel"/>
     <w:tmpl w:val="715AECBA"/>
@@ -11994,7 +14303,120 @@
       </w:rPr>
     </w:lvl>
   </w:abstractNum>
-  <w:abstractNum w:abstractNumId="35" w15:restartNumberingAfterBreak="0">
+  <w:abstractNum w:abstractNumId="43" w15:restartNumberingAfterBreak="0">
+    <w:nsid w:val="5FF470BA"/>
+    <w:multiLevelType w:val="hybridMultilevel"/>
+    <w:tmpl w:val="A53ED08A"/>
+    <w:lvl w:ilvl="0" w:tplc="40090001">
+      <w:start w:val="1"/>
+      <w:numFmt w:val="bullet"/>
+      <w:lvlText w:val=""/>
+      <w:lvlJc w:val="left"/>
+      <w:pPr>
+        <w:ind w:left="720" w:hanging="360"/>
+      </w:pPr>
+      <w:rPr>
+        <w:rFonts w:ascii="Symbol" w:hAnsi="Symbol" w:hint="default"/>
+      </w:rPr>
+    </w:lvl>
+    <w:lvl w:ilvl="1" w:tplc="40090003" w:tentative="1">
+      <w:start w:val="1"/>
+      <w:numFmt w:val="bullet"/>
+      <w:lvlText w:val="o"/>
+      <w:lvlJc w:val="left"/>
+      <w:pPr>
+        <w:ind w:left="1440" w:hanging="360"/>
+      </w:pPr>
+      <w:rPr>
+        <w:rFonts w:ascii="Courier New" w:hAnsi="Courier New" w:cs="Courier New" w:hint="default"/>
+      </w:rPr>
+    </w:lvl>
+    <w:lvl w:ilvl="2" w:tplc="40090005" w:tentative="1">
+      <w:start w:val="1"/>
+      <w:numFmt w:val="bullet"/>
+      <w:lvlText w:val=""/>
+      <w:lvlJc w:val="left"/>
+      <w:pPr>
+        <w:ind w:left="2160" w:hanging="360"/>
+      </w:pPr>
+      <w:rPr>
+        <w:rFonts w:ascii="Wingdings" w:hAnsi="Wingdings" w:hint="default"/>
+      </w:rPr>
+    </w:lvl>
+    <w:lvl w:ilvl="3" w:tplc="40090001" w:tentative="1">
+      <w:start w:val="1"/>
+      <w:numFmt w:val="bullet"/>
+      <w:lvlText w:val=""/>
+      <w:lvlJc w:val="left"/>
+      <w:pPr>
+        <w:ind w:left="2880" w:hanging="360"/>
+      </w:pPr>
+      <w:rPr>
+        <w:rFonts w:ascii="Symbol" w:hAnsi="Symbol" w:hint="default"/>
+      </w:rPr>
+    </w:lvl>
+    <w:lvl w:ilvl="4" w:tplc="40090003" w:tentative="1">
+      <w:start w:val="1"/>
+      <w:numFmt w:val="bullet"/>
+      <w:lvlText w:val="o"/>
+      <w:lvlJc w:val="left"/>
+      <w:pPr>
+        <w:ind w:left="3600" w:hanging="360"/>
+      </w:pPr>
+      <w:rPr>
+        <w:rFonts w:ascii="Courier New" w:hAnsi="Courier New" w:cs="Courier New" w:hint="default"/>
+      </w:rPr>
+    </w:lvl>
+    <w:lvl w:ilvl="5" w:tplc="40090005" w:tentative="1">
+      <w:start w:val="1"/>
+      <w:numFmt w:val="bullet"/>
+      <w:lvlText w:val=""/>
+      <w:lvlJc w:val="left"/>
+      <w:pPr>
+        <w:ind w:left="4320" w:hanging="360"/>
+      </w:pPr>
+      <w:rPr>
+        <w:rFonts w:ascii="Wingdings" w:hAnsi="Wingdings" w:hint="default"/>
+      </w:rPr>
+    </w:lvl>
+    <w:lvl w:ilvl="6" w:tplc="40090001" w:tentative="1">
+      <w:start w:val="1"/>
+      <w:numFmt w:val="bullet"/>
+      <w:lvlText w:val=""/>
+      <w:lvlJc w:val="left"/>
+      <w:pPr>
+        <w:ind w:left="5040" w:hanging="360"/>
+      </w:pPr>
+      <w:rPr>
+        <w:rFonts w:ascii="Symbol" w:hAnsi="Symbol" w:hint="default"/>
+      </w:rPr>
+    </w:lvl>
+    <w:lvl w:ilvl="7" w:tplc="40090003" w:tentative="1">
+      <w:start w:val="1"/>
+      <w:numFmt w:val="bullet"/>
+      <w:lvlText w:val="o"/>
+      <w:lvlJc w:val="left"/>
+      <w:pPr>
+        <w:ind w:left="5760" w:hanging="360"/>
+      </w:pPr>
+      <w:rPr>
+        <w:rFonts w:ascii="Courier New" w:hAnsi="Courier New" w:cs="Courier New" w:hint="default"/>
+      </w:rPr>
+    </w:lvl>
+    <w:lvl w:ilvl="8" w:tplc="40090005" w:tentative="1">
+      <w:start w:val="1"/>
+      <w:numFmt w:val="bullet"/>
+      <w:lvlText w:val=""/>
+      <w:lvlJc w:val="left"/>
+      <w:pPr>
+        <w:ind w:left="6480" w:hanging="360"/>
+      </w:pPr>
+      <w:rPr>
+        <w:rFonts w:ascii="Wingdings" w:hAnsi="Wingdings" w:hint="default"/>
+      </w:rPr>
+    </w:lvl>
+  </w:abstractNum>
+  <w:abstractNum w:abstractNumId="44" w15:restartNumberingAfterBreak="0">
     <w:nsid w:val="607E1B11"/>
     <w:multiLevelType w:val="multilevel"/>
     <w:tmpl w:val="1B46C0C0"/>
@@ -12089,7 +14511,120 @@
       </w:pPr>
     </w:lvl>
   </w:abstractNum>
-  <w:abstractNum w:abstractNumId="36" w15:restartNumberingAfterBreak="0">
+  <w:abstractNum w:abstractNumId="45" w15:restartNumberingAfterBreak="0">
+    <w:nsid w:val="62A232E4"/>
+    <w:multiLevelType w:val="hybridMultilevel"/>
+    <w:tmpl w:val="3F96E996"/>
+    <w:lvl w:ilvl="0" w:tplc="40090001">
+      <w:start w:val="1"/>
+      <w:numFmt w:val="bullet"/>
+      <w:lvlText w:val=""/>
+      <w:lvlJc w:val="left"/>
+      <w:pPr>
+        <w:ind w:left="720" w:hanging="360"/>
+      </w:pPr>
+      <w:rPr>
+        <w:rFonts w:ascii="Symbol" w:hAnsi="Symbol" w:hint="default"/>
+      </w:rPr>
+    </w:lvl>
+    <w:lvl w:ilvl="1" w:tplc="40090003" w:tentative="1">
+      <w:start w:val="1"/>
+      <w:numFmt w:val="bullet"/>
+      <w:lvlText w:val="o"/>
+      <w:lvlJc w:val="left"/>
+      <w:pPr>
+        <w:ind w:left="1440" w:hanging="360"/>
+      </w:pPr>
+      <w:rPr>
+        <w:rFonts w:ascii="Courier New" w:hAnsi="Courier New" w:cs="Courier New" w:hint="default"/>
+      </w:rPr>
+    </w:lvl>
+    <w:lvl w:ilvl="2" w:tplc="40090005" w:tentative="1">
+      <w:start w:val="1"/>
+      <w:numFmt w:val="bullet"/>
+      <w:lvlText w:val=""/>
+      <w:lvlJc w:val="left"/>
+      <w:pPr>
+        <w:ind w:left="2160" w:hanging="360"/>
+      </w:pPr>
+      <w:rPr>
+        <w:rFonts w:ascii="Wingdings" w:hAnsi="Wingdings" w:hint="default"/>
+      </w:rPr>
+    </w:lvl>
+    <w:lvl w:ilvl="3" w:tplc="40090001" w:tentative="1">
+      <w:start w:val="1"/>
+      <w:numFmt w:val="bullet"/>
+      <w:lvlText w:val=""/>
+      <w:lvlJc w:val="left"/>
+      <w:pPr>
+        <w:ind w:left="2880" w:hanging="360"/>
+      </w:pPr>
+      <w:rPr>
+        <w:rFonts w:ascii="Symbol" w:hAnsi="Symbol" w:hint="default"/>
+      </w:rPr>
+    </w:lvl>
+    <w:lvl w:ilvl="4" w:tplc="40090003" w:tentative="1">
+      <w:start w:val="1"/>
+      <w:numFmt w:val="bullet"/>
+      <w:lvlText w:val="o"/>
+      <w:lvlJc w:val="left"/>
+      <w:pPr>
+        <w:ind w:left="3600" w:hanging="360"/>
+      </w:pPr>
+      <w:rPr>
+        <w:rFonts w:ascii="Courier New" w:hAnsi="Courier New" w:cs="Courier New" w:hint="default"/>
+      </w:rPr>
+    </w:lvl>
+    <w:lvl w:ilvl="5" w:tplc="40090005" w:tentative="1">
+      <w:start w:val="1"/>
+      <w:numFmt w:val="bullet"/>
+      <w:lvlText w:val=""/>
+      <w:lvlJc w:val="left"/>
+      <w:pPr>
+        <w:ind w:left="4320" w:hanging="360"/>
+      </w:pPr>
+      <w:rPr>
+        <w:rFonts w:ascii="Wingdings" w:hAnsi="Wingdings" w:hint="default"/>
+      </w:rPr>
+    </w:lvl>
+    <w:lvl w:ilvl="6" w:tplc="40090001" w:tentative="1">
+      <w:start w:val="1"/>
+      <w:numFmt w:val="bullet"/>
+      <w:lvlText w:val=""/>
+      <w:lvlJc w:val="left"/>
+      <w:pPr>
+        <w:ind w:left="5040" w:hanging="360"/>
+      </w:pPr>
+      <w:rPr>
+        <w:rFonts w:ascii="Symbol" w:hAnsi="Symbol" w:hint="default"/>
+      </w:rPr>
+    </w:lvl>
+    <w:lvl w:ilvl="7" w:tplc="40090003" w:tentative="1">
+      <w:start w:val="1"/>
+      <w:numFmt w:val="bullet"/>
+      <w:lvlText w:val="o"/>
+      <w:lvlJc w:val="left"/>
+      <w:pPr>
+        <w:ind w:left="5760" w:hanging="360"/>
+      </w:pPr>
+      <w:rPr>
+        <w:rFonts w:ascii="Courier New" w:hAnsi="Courier New" w:cs="Courier New" w:hint="default"/>
+      </w:rPr>
+    </w:lvl>
+    <w:lvl w:ilvl="8" w:tplc="40090005" w:tentative="1">
+      <w:start w:val="1"/>
+      <w:numFmt w:val="bullet"/>
+      <w:lvlText w:val=""/>
+      <w:lvlJc w:val="left"/>
+      <w:pPr>
+        <w:ind w:left="6480" w:hanging="360"/>
+      </w:pPr>
+      <w:rPr>
+        <w:rFonts w:ascii="Wingdings" w:hAnsi="Wingdings" w:hint="default"/>
+      </w:rPr>
+    </w:lvl>
+  </w:abstractNum>
+  <w:abstractNum w:abstractNumId="46" w15:restartNumberingAfterBreak="0">
     <w:nsid w:val="637F4387"/>
     <w:multiLevelType w:val="multilevel"/>
     <w:tmpl w:val="A43E5F90"/>
@@ -12178,7 +14713,7 @@
       </w:pPr>
     </w:lvl>
   </w:abstractNum>
-  <w:abstractNum w:abstractNumId="37" w15:restartNumberingAfterBreak="0">
+  <w:abstractNum w:abstractNumId="47" w15:restartNumberingAfterBreak="0">
     <w:nsid w:val="641950CC"/>
     <w:multiLevelType w:val="multilevel"/>
     <w:tmpl w:val="AF8650FA"/>
@@ -12273,7 +14808,7 @@
       </w:pPr>
     </w:lvl>
   </w:abstractNum>
-  <w:abstractNum w:abstractNumId="38" w15:restartNumberingAfterBreak="0">
+  <w:abstractNum w:abstractNumId="48" w15:restartNumberingAfterBreak="0">
     <w:nsid w:val="64BF34A3"/>
     <w:multiLevelType w:val="multilevel"/>
     <w:tmpl w:val="72DC0442"/>
@@ -12365,7 +14900,120 @@
       </w:pPr>
     </w:lvl>
   </w:abstractNum>
-  <w:abstractNum w:abstractNumId="39" w15:restartNumberingAfterBreak="0">
+  <w:abstractNum w:abstractNumId="49" w15:restartNumberingAfterBreak="0">
+    <w:nsid w:val="65165AE0"/>
+    <w:multiLevelType w:val="hybridMultilevel"/>
+    <w:tmpl w:val="35A697F6"/>
+    <w:lvl w:ilvl="0" w:tplc="40090001">
+      <w:start w:val="1"/>
+      <w:numFmt w:val="bullet"/>
+      <w:lvlText w:val=""/>
+      <w:lvlJc w:val="left"/>
+      <w:pPr>
+        <w:ind w:left="720" w:hanging="360"/>
+      </w:pPr>
+      <w:rPr>
+        <w:rFonts w:ascii="Symbol" w:hAnsi="Symbol" w:hint="default"/>
+      </w:rPr>
+    </w:lvl>
+    <w:lvl w:ilvl="1" w:tplc="40090003" w:tentative="1">
+      <w:start w:val="1"/>
+      <w:numFmt w:val="bullet"/>
+      <w:lvlText w:val="o"/>
+      <w:lvlJc w:val="left"/>
+      <w:pPr>
+        <w:ind w:left="1440" w:hanging="360"/>
+      </w:pPr>
+      <w:rPr>
+        <w:rFonts w:ascii="Courier New" w:hAnsi="Courier New" w:cs="Courier New" w:hint="default"/>
+      </w:rPr>
+    </w:lvl>
+    <w:lvl w:ilvl="2" w:tplc="40090005" w:tentative="1">
+      <w:start w:val="1"/>
+      <w:numFmt w:val="bullet"/>
+      <w:lvlText w:val=""/>
+      <w:lvlJc w:val="left"/>
+      <w:pPr>
+        <w:ind w:left="2160" w:hanging="360"/>
+      </w:pPr>
+      <w:rPr>
+        <w:rFonts w:ascii="Wingdings" w:hAnsi="Wingdings" w:hint="default"/>
+      </w:rPr>
+    </w:lvl>
+    <w:lvl w:ilvl="3" w:tplc="40090001" w:tentative="1">
+      <w:start w:val="1"/>
+      <w:numFmt w:val="bullet"/>
+      <w:lvlText w:val=""/>
+      <w:lvlJc w:val="left"/>
+      <w:pPr>
+        <w:ind w:left="2880" w:hanging="360"/>
+      </w:pPr>
+      <w:rPr>
+        <w:rFonts w:ascii="Symbol" w:hAnsi="Symbol" w:hint="default"/>
+      </w:rPr>
+    </w:lvl>
+    <w:lvl w:ilvl="4" w:tplc="40090003" w:tentative="1">
+      <w:start w:val="1"/>
+      <w:numFmt w:val="bullet"/>
+      <w:lvlText w:val="o"/>
+      <w:lvlJc w:val="left"/>
+      <w:pPr>
+        <w:ind w:left="3600" w:hanging="360"/>
+      </w:pPr>
+      <w:rPr>
+        <w:rFonts w:ascii="Courier New" w:hAnsi="Courier New" w:cs="Courier New" w:hint="default"/>
+      </w:rPr>
+    </w:lvl>
+    <w:lvl w:ilvl="5" w:tplc="40090005" w:tentative="1">
+      <w:start w:val="1"/>
+      <w:numFmt w:val="bullet"/>
+      <w:lvlText w:val=""/>
+      <w:lvlJc w:val="left"/>
+      <w:pPr>
+        <w:ind w:left="4320" w:hanging="360"/>
+      </w:pPr>
+      <w:rPr>
+        <w:rFonts w:ascii="Wingdings" w:hAnsi="Wingdings" w:hint="default"/>
+      </w:rPr>
+    </w:lvl>
+    <w:lvl w:ilvl="6" w:tplc="40090001" w:tentative="1">
+      <w:start w:val="1"/>
+      <w:numFmt w:val="bullet"/>
+      <w:lvlText w:val=""/>
+      <w:lvlJc w:val="left"/>
+      <w:pPr>
+        <w:ind w:left="5040" w:hanging="360"/>
+      </w:pPr>
+      <w:rPr>
+        <w:rFonts w:ascii="Symbol" w:hAnsi="Symbol" w:hint="default"/>
+      </w:rPr>
+    </w:lvl>
+    <w:lvl w:ilvl="7" w:tplc="40090003" w:tentative="1">
+      <w:start w:val="1"/>
+      <w:numFmt w:val="bullet"/>
+      <w:lvlText w:val="o"/>
+      <w:lvlJc w:val="left"/>
+      <w:pPr>
+        <w:ind w:left="5760" w:hanging="360"/>
+      </w:pPr>
+      <w:rPr>
+        <w:rFonts w:ascii="Courier New" w:hAnsi="Courier New" w:cs="Courier New" w:hint="default"/>
+      </w:rPr>
+    </w:lvl>
+    <w:lvl w:ilvl="8" w:tplc="40090005" w:tentative="1">
+      <w:start w:val="1"/>
+      <w:numFmt w:val="bullet"/>
+      <w:lvlText w:val=""/>
+      <w:lvlJc w:val="left"/>
+      <w:pPr>
+        <w:ind w:left="6480" w:hanging="360"/>
+      </w:pPr>
+      <w:rPr>
+        <w:rFonts w:ascii="Wingdings" w:hAnsi="Wingdings" w:hint="default"/>
+      </w:rPr>
+    </w:lvl>
+  </w:abstractNum>
+  <w:abstractNum w:abstractNumId="50" w15:restartNumberingAfterBreak="0">
     <w:nsid w:val="658F74DA"/>
     <w:multiLevelType w:val="hybridMultilevel"/>
     <w:tmpl w:val="41164B2A"/>
@@ -12478,7 +15126,7 @@
       </w:rPr>
     </w:lvl>
   </w:abstractNum>
-  <w:abstractNum w:abstractNumId="40" w15:restartNumberingAfterBreak="0">
+  <w:abstractNum w:abstractNumId="51" w15:restartNumberingAfterBreak="0">
     <w:nsid w:val="663C631A"/>
     <w:multiLevelType w:val="multilevel"/>
     <w:tmpl w:val="72DC0442"/>
@@ -12570,7 +15218,7 @@
       </w:pPr>
     </w:lvl>
   </w:abstractNum>
-  <w:abstractNum w:abstractNumId="41" w15:restartNumberingAfterBreak="0">
+  <w:abstractNum w:abstractNumId="52" w15:restartNumberingAfterBreak="0">
     <w:nsid w:val="68D625CE"/>
     <w:multiLevelType w:val="hybridMultilevel"/>
     <w:tmpl w:val="208E39DE"/>
@@ -12683,7 +15331,7 @@
       </w:rPr>
     </w:lvl>
   </w:abstractNum>
-  <w:abstractNum w:abstractNumId="42" w15:restartNumberingAfterBreak="0">
+  <w:abstractNum w:abstractNumId="53" w15:restartNumberingAfterBreak="0">
     <w:nsid w:val="693737E4"/>
     <w:multiLevelType w:val="multilevel"/>
     <w:tmpl w:val="9E4663FC"/>
@@ -12778,7 +15426,7 @@
       </w:pPr>
     </w:lvl>
   </w:abstractNum>
-  <w:abstractNum w:abstractNumId="43" w15:restartNumberingAfterBreak="0">
+  <w:abstractNum w:abstractNumId="54" w15:restartNumberingAfterBreak="0">
     <w:nsid w:val="6DDB315B"/>
     <w:multiLevelType w:val="multilevel"/>
     <w:tmpl w:val="9506B2A6"/>
@@ -12867,7 +15515,7 @@
       </w:pPr>
     </w:lvl>
   </w:abstractNum>
-  <w:abstractNum w:abstractNumId="44" w15:restartNumberingAfterBreak="0">
+  <w:abstractNum w:abstractNumId="55" w15:restartNumberingAfterBreak="0">
     <w:nsid w:val="6FEC1125"/>
     <w:multiLevelType w:val="multilevel"/>
     <w:tmpl w:val="4B603932"/>
@@ -12980,7 +15628,7 @@
       </w:rPr>
     </w:lvl>
   </w:abstractNum>
-  <w:abstractNum w:abstractNumId="45" w15:restartNumberingAfterBreak="0">
+  <w:abstractNum w:abstractNumId="56" w15:restartNumberingAfterBreak="0">
     <w:nsid w:val="723C36D8"/>
     <w:multiLevelType w:val="hybridMultilevel"/>
     <w:tmpl w:val="5DE44D48"/>
@@ -13093,7 +15741,7 @@
       </w:rPr>
     </w:lvl>
   </w:abstractNum>
-  <w:abstractNum w:abstractNumId="46" w15:restartNumberingAfterBreak="0">
+  <w:abstractNum w:abstractNumId="57" w15:restartNumberingAfterBreak="0">
     <w:nsid w:val="77A82909"/>
     <w:multiLevelType w:val="multilevel"/>
     <w:tmpl w:val="AF8650FA"/>
@@ -13188,7 +15836,7 @@
       </w:pPr>
     </w:lvl>
   </w:abstractNum>
-  <w:abstractNum w:abstractNumId="47" w15:restartNumberingAfterBreak="0">
+  <w:abstractNum w:abstractNumId="58" w15:restartNumberingAfterBreak="0">
     <w:nsid w:val="7A542B0A"/>
     <w:multiLevelType w:val="multilevel"/>
     <w:tmpl w:val="9506B2A6"/>
@@ -13277,7 +15925,7 @@
       </w:pPr>
     </w:lvl>
   </w:abstractNum>
-  <w:abstractNum w:abstractNumId="48" w15:restartNumberingAfterBreak="0">
+  <w:abstractNum w:abstractNumId="59" w15:restartNumberingAfterBreak="0">
     <w:nsid w:val="7B956710"/>
     <w:multiLevelType w:val="multilevel"/>
     <w:tmpl w:val="25C2D402"/>
@@ -13369,7 +16017,120 @@
       </w:pPr>
     </w:lvl>
   </w:abstractNum>
-  <w:abstractNum w:abstractNumId="49" w15:restartNumberingAfterBreak="0">
+  <w:abstractNum w:abstractNumId="60" w15:restartNumberingAfterBreak="0">
+    <w:nsid w:val="7C89562A"/>
+    <w:multiLevelType w:val="hybridMultilevel"/>
+    <w:tmpl w:val="C3F65CA4"/>
+    <w:lvl w:ilvl="0" w:tplc="40090001">
+      <w:start w:val="1"/>
+      <w:numFmt w:val="bullet"/>
+      <w:lvlText w:val=""/>
+      <w:lvlJc w:val="left"/>
+      <w:pPr>
+        <w:ind w:left="720" w:hanging="360"/>
+      </w:pPr>
+      <w:rPr>
+        <w:rFonts w:ascii="Symbol" w:hAnsi="Symbol" w:hint="default"/>
+      </w:rPr>
+    </w:lvl>
+    <w:lvl w:ilvl="1" w:tplc="40090003" w:tentative="1">
+      <w:start w:val="1"/>
+      <w:numFmt w:val="bullet"/>
+      <w:lvlText w:val="o"/>
+      <w:lvlJc w:val="left"/>
+      <w:pPr>
+        <w:ind w:left="1440" w:hanging="360"/>
+      </w:pPr>
+      <w:rPr>
+        <w:rFonts w:ascii="Courier New" w:hAnsi="Courier New" w:cs="Courier New" w:hint="default"/>
+      </w:rPr>
+    </w:lvl>
+    <w:lvl w:ilvl="2" w:tplc="40090005" w:tentative="1">
+      <w:start w:val="1"/>
+      <w:numFmt w:val="bullet"/>
+      <w:lvlText w:val=""/>
+      <w:lvlJc w:val="left"/>
+      <w:pPr>
+        <w:ind w:left="2160" w:hanging="360"/>
+      </w:pPr>
+      <w:rPr>
+        <w:rFonts w:ascii="Wingdings" w:hAnsi="Wingdings" w:hint="default"/>
+      </w:rPr>
+    </w:lvl>
+    <w:lvl w:ilvl="3" w:tplc="40090001" w:tentative="1">
+      <w:start w:val="1"/>
+      <w:numFmt w:val="bullet"/>
+      <w:lvlText w:val=""/>
+      <w:lvlJc w:val="left"/>
+      <w:pPr>
+        <w:ind w:left="2880" w:hanging="360"/>
+      </w:pPr>
+      <w:rPr>
+        <w:rFonts w:ascii="Symbol" w:hAnsi="Symbol" w:hint="default"/>
+      </w:rPr>
+    </w:lvl>
+    <w:lvl w:ilvl="4" w:tplc="40090003" w:tentative="1">
+      <w:start w:val="1"/>
+      <w:numFmt w:val="bullet"/>
+      <w:lvlText w:val="o"/>
+      <w:lvlJc w:val="left"/>
+      <w:pPr>
+        <w:ind w:left="3600" w:hanging="360"/>
+      </w:pPr>
+      <w:rPr>
+        <w:rFonts w:ascii="Courier New" w:hAnsi="Courier New" w:cs="Courier New" w:hint="default"/>
+      </w:rPr>
+    </w:lvl>
+    <w:lvl w:ilvl="5" w:tplc="40090005" w:tentative="1">
+      <w:start w:val="1"/>
+      <w:numFmt w:val="bullet"/>
+      <w:lvlText w:val=""/>
+      <w:lvlJc w:val="left"/>
+      <w:pPr>
+        <w:ind w:left="4320" w:hanging="360"/>
+      </w:pPr>
+      <w:rPr>
+        <w:rFonts w:ascii="Wingdings" w:hAnsi="Wingdings" w:hint="default"/>
+      </w:rPr>
+    </w:lvl>
+    <w:lvl w:ilvl="6" w:tplc="40090001" w:tentative="1">
+      <w:start w:val="1"/>
+      <w:numFmt w:val="bullet"/>
+      <w:lvlText w:val=""/>
+      <w:lvlJc w:val="left"/>
+      <w:pPr>
+        <w:ind w:left="5040" w:hanging="360"/>
+      </w:pPr>
+      <w:rPr>
+        <w:rFonts w:ascii="Symbol" w:hAnsi="Symbol" w:hint="default"/>
+      </w:rPr>
+    </w:lvl>
+    <w:lvl w:ilvl="7" w:tplc="40090003" w:tentative="1">
+      <w:start w:val="1"/>
+      <w:numFmt w:val="bullet"/>
+      <w:lvlText w:val="o"/>
+      <w:lvlJc w:val="left"/>
+      <w:pPr>
+        <w:ind w:left="5760" w:hanging="360"/>
+      </w:pPr>
+      <w:rPr>
+        <w:rFonts w:ascii="Courier New" w:hAnsi="Courier New" w:cs="Courier New" w:hint="default"/>
+      </w:rPr>
+    </w:lvl>
+    <w:lvl w:ilvl="8" w:tplc="40090005" w:tentative="1">
+      <w:start w:val="1"/>
+      <w:numFmt w:val="bullet"/>
+      <w:lvlText w:val=""/>
+      <w:lvlJc w:val="left"/>
+      <w:pPr>
+        <w:ind w:left="6480" w:hanging="360"/>
+      </w:pPr>
+      <w:rPr>
+        <w:rFonts w:ascii="Wingdings" w:hAnsi="Wingdings" w:hint="default"/>
+      </w:rPr>
+    </w:lvl>
+  </w:abstractNum>
+  <w:abstractNum w:abstractNumId="61" w15:restartNumberingAfterBreak="0">
     <w:nsid w:val="7CB17658"/>
     <w:multiLevelType w:val="hybridMultilevel"/>
     <w:tmpl w:val="1D42DA62"/>
@@ -13482,7 +16243,7 @@
       </w:rPr>
     </w:lvl>
   </w:abstractNum>
-  <w:abstractNum w:abstractNumId="50" w15:restartNumberingAfterBreak="0">
+  <w:abstractNum w:abstractNumId="62" w15:restartNumberingAfterBreak="0">
     <w:nsid w:val="7DA57BE0"/>
     <w:multiLevelType w:val="multilevel"/>
     <w:tmpl w:val="A43E5F90"/>
@@ -13571,7 +16332,7 @@
       </w:pPr>
     </w:lvl>
   </w:abstractNum>
-  <w:abstractNum w:abstractNumId="51" w15:restartNumberingAfterBreak="0">
+  <w:abstractNum w:abstractNumId="63" w15:restartNumberingAfterBreak="0">
     <w:nsid w:val="7EE863F5"/>
     <w:multiLevelType w:val="multilevel"/>
     <w:tmpl w:val="4009001F"/>
@@ -13660,7 +16421,7 @@
       </w:pPr>
     </w:lvl>
   </w:abstractNum>
-  <w:abstractNum w:abstractNumId="52" w15:restartNumberingAfterBreak="0">
+  <w:abstractNum w:abstractNumId="64" w15:restartNumberingAfterBreak="0">
     <w:nsid w:val="7F1F122B"/>
     <w:multiLevelType w:val="multilevel"/>
     <w:tmpl w:val="72DC0442"/>
@@ -13753,61 +16514,61 @@
     </w:lvl>
   </w:abstractNum>
   <w:num w:numId="1" w16cid:durableId="813179379">
+    <w:abstractNumId w:val="18"/>
+  </w:num>
+  <w:num w:numId="2" w16cid:durableId="2140030685">
+    <w:abstractNumId w:val="26"/>
+  </w:num>
+  <w:num w:numId="3" w16cid:durableId="2008245783">
+    <w:abstractNumId w:val="31"/>
+  </w:num>
+  <w:num w:numId="4" w16cid:durableId="540483536">
+    <w:abstractNumId w:val="13"/>
+  </w:num>
+  <w:num w:numId="5" w16cid:durableId="1405027561">
+    <w:abstractNumId w:val="9"/>
+  </w:num>
+  <w:num w:numId="6" w16cid:durableId="28845206">
+    <w:abstractNumId w:val="35"/>
+  </w:num>
+  <w:num w:numId="7" w16cid:durableId="868881396">
+    <w:abstractNumId w:val="14"/>
+  </w:num>
+  <w:num w:numId="8" w16cid:durableId="1775788597">
     <w:abstractNumId w:val="16"/>
   </w:num>
-  <w:num w:numId="2" w16cid:durableId="2140030685">
+  <w:num w:numId="9" w16cid:durableId="735974436">
     <w:abstractNumId w:val="22"/>
   </w:num>
-  <w:num w:numId="3" w16cid:durableId="2008245783">
-    <w:abstractNumId w:val="25"/>
-  </w:num>
-  <w:num w:numId="4" w16cid:durableId="540483536">
-    <w:abstractNumId w:val="12"/>
-  </w:num>
-  <w:num w:numId="5" w16cid:durableId="1405027561">
-    <w:abstractNumId w:val="8"/>
-  </w:num>
-  <w:num w:numId="6" w16cid:durableId="28845206">
-    <w:abstractNumId w:val="29"/>
-  </w:num>
-  <w:num w:numId="7" w16cid:durableId="868881396">
-    <w:abstractNumId w:val="13"/>
-  </w:num>
-  <w:num w:numId="8" w16cid:durableId="1775788597">
-    <w:abstractNumId w:val="14"/>
-  </w:num>
-  <w:num w:numId="9" w16cid:durableId="735974436">
-    <w:abstractNumId w:val="19"/>
-  </w:num>
   <w:num w:numId="10" w16cid:durableId="1470708080">
-    <w:abstractNumId w:val="24"/>
+    <w:abstractNumId w:val="28"/>
   </w:num>
   <w:num w:numId="11" w16cid:durableId="2001807513">
-    <w:abstractNumId w:val="44"/>
+    <w:abstractNumId w:val="55"/>
   </w:num>
   <w:num w:numId="12" w16cid:durableId="1144850617">
-    <w:abstractNumId w:val="32"/>
+    <w:abstractNumId w:val="40"/>
   </w:num>
   <w:num w:numId="13" w16cid:durableId="886180933">
-    <w:abstractNumId w:val="41"/>
+    <w:abstractNumId w:val="52"/>
   </w:num>
   <w:num w:numId="14" w16cid:durableId="1607349664">
     <w:abstractNumId w:val="1"/>
   </w:num>
   <w:num w:numId="15" w16cid:durableId="1543857507">
-    <w:abstractNumId w:val="28"/>
+    <w:abstractNumId w:val="34"/>
   </w:num>
   <w:num w:numId="16" w16cid:durableId="1514144657">
-    <w:abstractNumId w:val="49"/>
+    <w:abstractNumId w:val="61"/>
   </w:num>
   <w:num w:numId="17" w16cid:durableId="1510562697">
-    <w:abstractNumId w:val="45"/>
+    <w:abstractNumId w:val="56"/>
   </w:num>
   <w:num w:numId="18" w16cid:durableId="97410276">
-    <w:abstractNumId w:val="27"/>
+    <w:abstractNumId w:val="33"/>
   </w:num>
   <w:num w:numId="19" w16cid:durableId="1446071585">
-    <w:abstractNumId w:val="11"/>
+    <w:abstractNumId w:val="12"/>
   </w:num>
   <w:num w:numId="20" w16cid:durableId="1546482672">
     <w:abstractNumId w:val="3"/>
@@ -13816,100 +16577,136 @@
     <w:abstractNumId w:val="0"/>
   </w:num>
   <w:num w:numId="22" w16cid:durableId="22445106">
-    <w:abstractNumId w:val="39"/>
+    <w:abstractNumId w:val="50"/>
   </w:num>
   <w:num w:numId="23" w16cid:durableId="225652077">
-    <w:abstractNumId w:val="30"/>
+    <w:abstractNumId w:val="37"/>
   </w:num>
   <w:num w:numId="24" w16cid:durableId="212934121">
-    <w:abstractNumId w:val="9"/>
+    <w:abstractNumId w:val="10"/>
   </w:num>
   <w:num w:numId="25" w16cid:durableId="1164391229">
-    <w:abstractNumId w:val="33"/>
+    <w:abstractNumId w:val="41"/>
   </w:num>
   <w:num w:numId="26" w16cid:durableId="1315643759">
-    <w:abstractNumId w:val="36"/>
+    <w:abstractNumId w:val="46"/>
   </w:num>
   <w:num w:numId="27" w16cid:durableId="424617655">
-    <w:abstractNumId w:val="50"/>
+    <w:abstractNumId w:val="62"/>
   </w:num>
   <w:num w:numId="28" w16cid:durableId="2126659545">
-    <w:abstractNumId w:val="20"/>
+    <w:abstractNumId w:val="23"/>
   </w:num>
   <w:num w:numId="29" w16cid:durableId="934240989">
-    <w:abstractNumId w:val="48"/>
+    <w:abstractNumId w:val="59"/>
   </w:num>
   <w:num w:numId="30" w16cid:durableId="70348787">
     <w:abstractNumId w:val="4"/>
   </w:num>
   <w:num w:numId="31" w16cid:durableId="198015277">
-    <w:abstractNumId w:val="35"/>
+    <w:abstractNumId w:val="44"/>
   </w:num>
   <w:num w:numId="32" w16cid:durableId="933512835">
+    <w:abstractNumId w:val="25"/>
+  </w:num>
+  <w:num w:numId="33" w16cid:durableId="1508593524">
+    <w:abstractNumId w:val="53"/>
+  </w:num>
+  <w:num w:numId="34" w16cid:durableId="1929848820">
+    <w:abstractNumId w:val="57"/>
+  </w:num>
+  <w:num w:numId="35" w16cid:durableId="1162552196">
+    <w:abstractNumId w:val="42"/>
+  </w:num>
+  <w:num w:numId="36" w16cid:durableId="1486388394">
+    <w:abstractNumId w:val="38"/>
+  </w:num>
+  <w:num w:numId="37" w16cid:durableId="1045134239">
+    <w:abstractNumId w:val="47"/>
+  </w:num>
+  <w:num w:numId="38" w16cid:durableId="531112875">
+    <w:abstractNumId w:val="17"/>
+  </w:num>
+  <w:num w:numId="39" w16cid:durableId="2047633205">
     <w:abstractNumId w:val="21"/>
   </w:num>
-  <w:num w:numId="33" w16cid:durableId="1508593524">
-    <w:abstractNumId w:val="42"/>
-  </w:num>
-  <w:num w:numId="34" w16cid:durableId="1929848820">
-    <w:abstractNumId w:val="46"/>
-  </w:num>
-  <w:num w:numId="35" w16cid:durableId="1162552196">
-    <w:abstractNumId w:val="34"/>
-  </w:num>
-  <w:num w:numId="36" w16cid:durableId="1486388394">
-    <w:abstractNumId w:val="31"/>
-  </w:num>
-  <w:num w:numId="37" w16cid:durableId="1045134239">
-    <w:abstractNumId w:val="37"/>
-  </w:num>
-  <w:num w:numId="38" w16cid:durableId="531112875">
-    <w:abstractNumId w:val="15"/>
-  </w:num>
-  <w:num w:numId="39" w16cid:durableId="2047633205">
-    <w:abstractNumId w:val="18"/>
-  </w:num>
   <w:num w:numId="40" w16cid:durableId="1487281442">
-    <w:abstractNumId w:val="26"/>
+    <w:abstractNumId w:val="32"/>
   </w:num>
   <w:num w:numId="41" w16cid:durableId="988443595">
     <w:abstractNumId w:val="5"/>
   </w:num>
   <w:num w:numId="42" w16cid:durableId="1759206026">
-    <w:abstractNumId w:val="10"/>
+    <w:abstractNumId w:val="11"/>
   </w:num>
   <w:num w:numId="43" w16cid:durableId="571543557">
-    <w:abstractNumId w:val="17"/>
+    <w:abstractNumId w:val="20"/>
   </w:num>
   <w:num w:numId="44" w16cid:durableId="1741715197">
     <w:abstractNumId w:val="2"/>
   </w:num>
   <w:num w:numId="45" w16cid:durableId="1051076515">
-    <w:abstractNumId w:val="43"/>
+    <w:abstractNumId w:val="54"/>
   </w:num>
   <w:num w:numId="46" w16cid:durableId="2047022143">
-    <w:abstractNumId w:val="47"/>
+    <w:abstractNumId w:val="58"/>
   </w:num>
   <w:num w:numId="47" w16cid:durableId="1292050816">
     <w:abstractNumId w:val="7"/>
   </w:num>
   <w:num w:numId="48" w16cid:durableId="599878810">
-    <w:abstractNumId w:val="52"/>
+    <w:abstractNumId w:val="64"/>
   </w:num>
   <w:num w:numId="49" w16cid:durableId="1763452301">
-    <w:abstractNumId w:val="23"/>
+    <w:abstractNumId w:val="27"/>
   </w:num>
   <w:num w:numId="50" w16cid:durableId="321586918">
-    <w:abstractNumId w:val="40"/>
+    <w:abstractNumId w:val="51"/>
   </w:num>
   <w:num w:numId="51" w16cid:durableId="1730180606">
-    <w:abstractNumId w:val="38"/>
+    <w:abstractNumId w:val="48"/>
   </w:num>
   <w:num w:numId="52" w16cid:durableId="2013027177">
-    <w:abstractNumId w:val="51"/>
+    <w:abstractNumId w:val="63"/>
   </w:num>
   <w:num w:numId="53" w16cid:durableId="2071030821">
     <w:abstractNumId w:val="6"/>
+  </w:num>
+  <w:num w:numId="54" w16cid:durableId="178353878">
+    <w:abstractNumId w:val="24"/>
+  </w:num>
+  <w:num w:numId="55" w16cid:durableId="972751459">
+    <w:abstractNumId w:val="30"/>
+  </w:num>
+  <w:num w:numId="56" w16cid:durableId="1305043036">
+    <w:abstractNumId w:val="60"/>
+  </w:num>
+  <w:num w:numId="57" w16cid:durableId="1994992618">
+    <w:abstractNumId w:val="43"/>
+  </w:num>
+  <w:num w:numId="58" w16cid:durableId="872695375">
+    <w:abstractNumId w:val="8"/>
+  </w:num>
+  <w:num w:numId="59" w16cid:durableId="459038835">
+    <w:abstractNumId w:val="36"/>
+  </w:num>
+  <w:num w:numId="60" w16cid:durableId="671371626">
+    <w:abstractNumId w:val="19"/>
+  </w:num>
+  <w:num w:numId="61" w16cid:durableId="325090304">
+    <w:abstractNumId w:val="49"/>
+  </w:num>
+  <w:num w:numId="62" w16cid:durableId="1117093395">
+    <w:abstractNumId w:val="45"/>
+  </w:num>
+  <w:num w:numId="63" w16cid:durableId="1601330722">
+    <w:abstractNumId w:val="29"/>
+  </w:num>
+  <w:num w:numId="64" w16cid:durableId="1008026613">
+    <w:abstractNumId w:val="39"/>
+  </w:num>
+  <w:num w:numId="65" w16cid:durableId="1862432569">
+    <w:abstractNumId w:val="15"/>
   </w:num>
 </w:numbering>
 </file>

--- a/docs/Group-47.docx
+++ b/docs/Group-47.docx
@@ -43,19 +43,11 @@
           <w:lang w:val="en-US"/>
         </w:rPr>
       </w:pPr>
-      <w:proofErr w:type="spellStart"/>
-      <w:r>
-        <w:rPr>
-          <w:lang w:val="en-US"/>
-        </w:rPr>
-        <w:t>RecoMart</w:t>
-      </w:r>
-      <w:proofErr w:type="spellEnd"/>
-      <w:r>
-        <w:rPr>
-          <w:lang w:val="en-US"/>
-        </w:rPr>
-        <w:t>, an emerging e-commerce platform, aims to enhance user engagement and increase sales conversions by leveraging personalized product recommendations. Currently, users are exposed to generic product listings, which results in lower interaction rates, reduced session durations, and missed cross-selling opportunities.</w:t>
+      <w:r>
+        <w:rPr>
+          <w:lang w:val="en-US"/>
+        </w:rPr>
+        <w:t>RecoMart, an emerging e-commerce platform, aims to enhance user engagement and increase sales conversions by leveraging personalized product recommendations. Currently, users are exposed to generic product listings, which results in lower interaction rates, reduced session durations, and missed cross-selling opportunities.</w:t>
       </w:r>
     </w:p>
     <w:p>
@@ -268,19 +260,11 @@
           <w:lang w:val="en-US"/>
         </w:rPr>
       </w:pPr>
-      <w:proofErr w:type="spellStart"/>
-      <w:r>
-        <w:rPr>
-          <w:lang w:val="en-US"/>
-        </w:rPr>
-        <w:t>RecoMart</w:t>
-      </w:r>
-      <w:proofErr w:type="spellEnd"/>
-      <w:r>
-        <w:rPr>
-          <w:lang w:val="en-US"/>
-        </w:rPr>
-        <w:t xml:space="preserve"> collects data from multiple heterogeneous sources. These sources are critical for building a comprehensive user-item interaction ecosystem.</w:t>
+      <w:r>
+        <w:rPr>
+          <w:lang w:val="en-US"/>
+        </w:rPr>
+        <w:t>RecoMart collects data from multiple heterogeneous sources. These sources are critical for building a comprehensive user-item interaction ecosystem.</w:t>
       </w:r>
     </w:p>
     <w:p>
@@ -366,14 +350,12 @@
           <w:lang w:val="en-US"/>
         </w:rPr>
       </w:pPr>
-      <w:proofErr w:type="spellStart"/>
       <w:r>
         <w:rPr>
           <w:lang w:val="en-US"/>
         </w:rPr>
         <w:t>user_id</w:t>
       </w:r>
-      <w:proofErr w:type="spellEnd"/>
     </w:p>
     <w:p>
       <w:pPr>
@@ -386,14 +368,12 @@
           <w:lang w:val="en-US"/>
         </w:rPr>
       </w:pPr>
-      <w:proofErr w:type="spellStart"/>
       <w:r>
         <w:rPr>
           <w:lang w:val="en-US"/>
         </w:rPr>
         <w:t>product_id</w:t>
       </w:r>
-      <w:proofErr w:type="spellEnd"/>
     </w:p>
     <w:p>
       <w:pPr>
@@ -424,33 +404,11 @@
           <w:lang w:val="en-US"/>
         </w:rPr>
       </w:pPr>
-      <w:proofErr w:type="spellStart"/>
-      <w:r>
-        <w:rPr>
-          <w:lang w:val="en-US"/>
-        </w:rPr>
-        <w:t>event_type</w:t>
-      </w:r>
-      <w:proofErr w:type="spellEnd"/>
-      <w:r>
-        <w:rPr>
-          <w:lang w:val="en-US"/>
-        </w:rPr>
-        <w:t xml:space="preserve"> (click, view, </w:t>
-      </w:r>
-      <w:proofErr w:type="spellStart"/>
-      <w:r>
-        <w:rPr>
-          <w:lang w:val="en-US"/>
-        </w:rPr>
-        <w:t>add_to_cart</w:t>
-      </w:r>
-      <w:proofErr w:type="spellEnd"/>
-      <w:r>
-        <w:rPr>
-          <w:lang w:val="en-US"/>
-        </w:rPr>
-        <w:t>)</w:t>
+      <w:r>
+        <w:rPr>
+          <w:lang w:val="en-US"/>
+        </w:rPr>
+        <w:t>event_type (click, view, add_to_cart)</w:t>
       </w:r>
     </w:p>
     <w:p>
@@ -555,14 +513,12 @@
           <w:lang w:val="en-US"/>
         </w:rPr>
       </w:pPr>
-      <w:proofErr w:type="spellStart"/>
       <w:r>
         <w:rPr>
           <w:lang w:val="en-US"/>
         </w:rPr>
         <w:t>user_id</w:t>
       </w:r>
-      <w:proofErr w:type="spellEnd"/>
     </w:p>
     <w:p>
       <w:pPr>
@@ -575,14 +531,12 @@
           <w:lang w:val="en-US"/>
         </w:rPr>
       </w:pPr>
-      <w:proofErr w:type="spellStart"/>
       <w:r>
         <w:rPr>
           <w:lang w:val="en-US"/>
         </w:rPr>
         <w:t>product_id</w:t>
       </w:r>
-      <w:proofErr w:type="spellEnd"/>
     </w:p>
     <w:p>
       <w:pPr>
@@ -595,14 +549,12 @@
           <w:lang w:val="en-US"/>
         </w:rPr>
       </w:pPr>
-      <w:proofErr w:type="spellStart"/>
       <w:r>
         <w:rPr>
           <w:lang w:val="en-US"/>
         </w:rPr>
         <w:t>purchase_amount</w:t>
       </w:r>
-      <w:proofErr w:type="spellEnd"/>
     </w:p>
     <w:p>
       <w:pPr>
@@ -633,14 +585,12 @@
           <w:lang w:val="en-US"/>
         </w:rPr>
       </w:pPr>
-      <w:proofErr w:type="spellStart"/>
       <w:r>
         <w:rPr>
           <w:lang w:val="en-US"/>
         </w:rPr>
         <w:t>transaction_timestamp</w:t>
       </w:r>
-      <w:proofErr w:type="spellEnd"/>
     </w:p>
     <w:p>
       <w:pPr>
@@ -743,14 +693,12 @@
           <w:lang w:val="en-US"/>
         </w:rPr>
       </w:pPr>
-      <w:proofErr w:type="spellStart"/>
       <w:r>
         <w:rPr>
           <w:lang w:val="en-US"/>
         </w:rPr>
         <w:t>product_id</w:t>
       </w:r>
-      <w:proofErr w:type="spellEnd"/>
     </w:p>
     <w:p>
       <w:pPr>
@@ -931,14 +879,12 @@
           <w:lang w:val="en-US"/>
         </w:rPr>
       </w:pPr>
-      <w:proofErr w:type="spellStart"/>
       <w:r>
         <w:rPr>
           <w:lang w:val="en-US"/>
         </w:rPr>
         <w:t>product_id</w:t>
       </w:r>
-      <w:proofErr w:type="spellEnd"/>
     </w:p>
     <w:p>
       <w:pPr>
@@ -951,14 +897,12 @@
           <w:lang w:val="en-US"/>
         </w:rPr>
       </w:pPr>
-      <w:proofErr w:type="spellStart"/>
       <w:r>
         <w:rPr>
           <w:lang w:val="en-US"/>
         </w:rPr>
         <w:t>sentiment_score</w:t>
       </w:r>
-      <w:proofErr w:type="spellEnd"/>
     </w:p>
     <w:p>
       <w:pPr>
@@ -971,14 +915,12 @@
           <w:lang w:val="en-US"/>
         </w:rPr>
       </w:pPr>
-      <w:proofErr w:type="spellStart"/>
       <w:r>
         <w:rPr>
           <w:lang w:val="en-US"/>
         </w:rPr>
         <w:t>popularity_index</w:t>
       </w:r>
-      <w:proofErr w:type="spellEnd"/>
     </w:p>
     <w:p>
       <w:pPr>
@@ -1283,16 +1225,8 @@
         <w:rPr>
           <w:lang w:val="en-US"/>
         </w:rPr>
-        <w:t xml:space="preserve">Identified by </w:t>
-      </w:r>
-      <w:proofErr w:type="spellStart"/>
-      <w:r>
-        <w:rPr>
-          <w:lang w:val="en-US"/>
-        </w:rPr>
-        <w:t>user_id</w:t>
-      </w:r>
-      <w:proofErr w:type="spellEnd"/>
+        <w:t>Identified by user_id</w:t>
+      </w:r>
     </w:p>
     <w:p>
       <w:pPr>
@@ -1345,16 +1279,8 @@
         <w:rPr>
           <w:lang w:val="en-US"/>
         </w:rPr>
-        <w:t xml:space="preserve">Identified by </w:t>
-      </w:r>
-      <w:proofErr w:type="spellStart"/>
-      <w:r>
-        <w:rPr>
-          <w:lang w:val="en-US"/>
-        </w:rPr>
-        <w:t>product_id</w:t>
-      </w:r>
-      <w:proofErr w:type="spellEnd"/>
+        <w:t>Identified by product_id</w:t>
+      </w:r>
     </w:p>
     <w:p>
       <w:pPr>
@@ -1653,19 +1579,11 @@
           <w:lang w:val="en-US"/>
         </w:rPr>
       </w:pPr>
-      <w:proofErr w:type="spellStart"/>
-      <w:r>
-        <w:rPr>
-          <w:lang w:val="en-US"/>
-        </w:rPr>
-        <w:t>Precision@K</w:t>
-      </w:r>
-      <w:proofErr w:type="spellEnd"/>
-      <w:r>
-        <w:rPr>
-          <w:lang w:val="en-US"/>
-        </w:rPr>
-        <w:t xml:space="preserve"> – Relevance of top-K recommendations</w:t>
+      <w:r>
+        <w:rPr>
+          <w:lang w:val="en-US"/>
+        </w:rPr>
+        <w:t>Precision@K – Relevance of top-K recommendations</w:t>
       </w:r>
     </w:p>
     <w:p>
@@ -1679,19 +1597,11 @@
           <w:lang w:val="en-US"/>
         </w:rPr>
       </w:pPr>
-      <w:proofErr w:type="spellStart"/>
-      <w:r>
-        <w:rPr>
-          <w:lang w:val="en-US"/>
-        </w:rPr>
-        <w:t>Recall@K</w:t>
-      </w:r>
-      <w:proofErr w:type="spellEnd"/>
-      <w:r>
-        <w:rPr>
-          <w:lang w:val="en-US"/>
-        </w:rPr>
-        <w:t xml:space="preserve"> – Coverage of relevant items</w:t>
+      <w:r>
+        <w:rPr>
+          <w:lang w:val="en-US"/>
+        </w:rPr>
+        <w:t>Recall@K – Coverage of relevant items</w:t>
       </w:r>
     </w:p>
     <w:p>
@@ -2223,27 +2133,14 @@
       <w:r>
         <w:t xml:space="preserve">Figure </w:t>
       </w:r>
-      <w:r>
-        <w:fldChar w:fldCharType="begin"/>
-      </w:r>
-      <w:r>
-        <w:instrText xml:space="preserve"> SEQ Figure \* ARABIC </w:instrText>
-      </w:r>
-      <w:r>
-        <w:fldChar w:fldCharType="separate"/>
-      </w:r>
-      <w:r>
-        <w:rPr>
-          <w:noProof/>
-        </w:rPr>
-        <w:t>1</w:t>
-      </w:r>
-      <w:r>
-        <w:rPr>
-          <w:noProof/>
-        </w:rPr>
-        <w:fldChar w:fldCharType="end"/>
-      </w:r>
+      <w:fldSimple w:instr=" SEQ Figure \* ARABIC ">
+        <w:r>
+          <w:rPr>
+            <w:noProof/>
+          </w:rPr>
+          <w:t>1</w:t>
+        </w:r>
+      </w:fldSimple>
       <w:r>
         <w:t>: Production Approach</w:t>
       </w:r>
@@ -2284,21 +2181,7 @@
         <w:rPr>
           <w:lang w:val="en-US"/>
         </w:rPr>
-        <w:t xml:space="preserve"> product </w:t>
-      </w:r>
-      <w:proofErr w:type="spellStart"/>
-      <w:r>
-        <w:rPr>
-          <w:lang w:val="en-US"/>
-        </w:rPr>
-        <w:t>RecoMart</w:t>
-      </w:r>
-      <w:proofErr w:type="spellEnd"/>
-      <w:r>
-        <w:rPr>
-          <w:lang w:val="en-US"/>
-        </w:rPr>
-        <w:t xml:space="preserve"> ingestion system </w:t>
+        <w:t xml:space="preserve"> product RecoMart ingestion system </w:t>
       </w:r>
       <w:r>
         <w:rPr>
@@ -2372,27 +2255,14 @@
       <w:r>
         <w:t xml:space="preserve">Figure </w:t>
       </w:r>
-      <w:r>
-        <w:fldChar w:fldCharType="begin"/>
-      </w:r>
-      <w:r>
-        <w:instrText xml:space="preserve"> SEQ Figure \* ARABIC </w:instrText>
-      </w:r>
-      <w:r>
-        <w:fldChar w:fldCharType="separate"/>
-      </w:r>
-      <w:r>
-        <w:rPr>
-          <w:noProof/>
-        </w:rPr>
-        <w:t>2</w:t>
-      </w:r>
-      <w:r>
-        <w:rPr>
-          <w:noProof/>
-        </w:rPr>
-        <w:fldChar w:fldCharType="end"/>
-      </w:r>
+      <w:fldSimple w:instr=" SEQ Figure \* ARABIC ">
+        <w:r>
+          <w:rPr>
+            <w:noProof/>
+          </w:rPr>
+          <w:t>2</w:t>
+        </w:r>
+      </w:fldSimple>
       <w:r>
         <w:t>: Simulation for Assignments</w:t>
       </w:r>
@@ -2620,21 +2490,7 @@
         <w:rPr>
           <w:lang w:val="en-US"/>
         </w:rPr>
-        <w:t xml:space="preserve">Tools such as </w:t>
-      </w:r>
-      <w:proofErr w:type="spellStart"/>
-      <w:r>
-        <w:rPr>
-          <w:lang w:val="en-US"/>
-        </w:rPr>
-        <w:t>Debezium</w:t>
-      </w:r>
-      <w:proofErr w:type="spellEnd"/>
-      <w:r>
-        <w:rPr>
-          <w:lang w:val="en-US"/>
-        </w:rPr>
-        <w:t xml:space="preserve"> stream database changes (INSERT/UPDATE events)</w:t>
+        <w:t>Tools such as Debezium stream database changes (INSERT/UPDATE events)</w:t>
       </w:r>
     </w:p>
     <w:p>
@@ -3015,21 +2871,7 @@
         <w:rPr>
           <w:lang w:val="en-US"/>
         </w:rPr>
-        <w:t>Each event is appended to a JSON log file (</w:t>
-      </w:r>
-      <w:proofErr w:type="spellStart"/>
-      <w:r>
-        <w:rPr>
-          <w:lang w:val="en-US"/>
-        </w:rPr>
-        <w:t>events.json</w:t>
-      </w:r>
-      <w:proofErr w:type="spellEnd"/>
-      <w:r>
-        <w:rPr>
-          <w:lang w:val="en-US"/>
-        </w:rPr>
-        <w:t>)</w:t>
+        <w:t>Each event is appended to a JSON log file (events.json)</w:t>
       </w:r>
     </w:p>
     <w:p>
@@ -3224,21 +3066,7 @@
         <w:rPr>
           <w:lang w:val="en-US"/>
         </w:rPr>
-        <w:t xml:space="preserve">Microservices expose product data through REST or </w:t>
-      </w:r>
-      <w:proofErr w:type="spellStart"/>
-      <w:r>
-        <w:rPr>
-          <w:lang w:val="en-US"/>
-        </w:rPr>
-        <w:t>GraphQL</w:t>
-      </w:r>
-      <w:proofErr w:type="spellEnd"/>
-      <w:r>
-        <w:rPr>
-          <w:lang w:val="en-US"/>
-        </w:rPr>
-        <w:t xml:space="preserve"> APIs</w:t>
+        <w:t>Microservices expose product data through REST or GraphQL APIs</w:t>
       </w:r>
     </w:p>
     <w:p>
@@ -3649,24 +3477,14 @@
       <w:r>
         <w:t xml:space="preserve">Figure </w:t>
       </w:r>
-      <w:r>
-        <w:fldChar w:fldCharType="begin"/>
-      </w:r>
-      <w:r>
-        <w:instrText xml:space="preserve"> SEQ Figure \* ARABIC </w:instrText>
-      </w:r>
-      <w:r>
-        <w:fldChar w:fldCharType="separate"/>
-      </w:r>
-      <w:r>
-        <w:rPr>
-          <w:noProof/>
-        </w:rPr>
-        <w:t>3</w:t>
-      </w:r>
-      <w:r>
-        <w:fldChar w:fldCharType="end"/>
-      </w:r>
+      <w:fldSimple w:instr=" SEQ Figure \* ARABIC ">
+        <w:r>
+          <w:rPr>
+            <w:noProof/>
+          </w:rPr>
+          <w:t>3</w:t>
+        </w:r>
+      </w:fldSimple>
       <w:r>
         <w:t>: Sample Storage Structure</w:t>
       </w:r>
@@ -4208,50 +4026,138 @@
           <w:lang w:val="en-US"/>
         </w:rPr>
       </w:pPr>
-      <w:proofErr w:type="spellStart"/>
       <w:r>
         <w:rPr>
           <w:i/>
           <w:iCs/>
           <w:lang w:val="en-US"/>
         </w:rPr>
-        <w:t>data_lake</w:t>
-      </w:r>
-      <w:proofErr w:type="spellEnd"/>
+        <w:t>data_lake/</w:t>
+      </w:r>
+    </w:p>
+    <w:p>
+      <w:pPr>
+        <w:pStyle w:val="ListParagraph"/>
+        <w:ind w:firstLine="360"/>
+        <w:rPr>
+          <w:lang w:val="en-US"/>
+        </w:rPr>
+      </w:pPr>
       <w:r>
         <w:rPr>
           <w:i/>
           <w:iCs/>
           <w:lang w:val="en-US"/>
         </w:rPr>
-        <w:t>/</w:t>
-      </w:r>
-    </w:p>
-    <w:p>
-      <w:pPr>
-        <w:pStyle w:val="ListParagraph"/>
-        <w:ind w:firstLine="360"/>
-        <w:rPr>
-          <w:lang w:val="en-US"/>
-        </w:rPr>
-      </w:pPr>
-      <w:proofErr w:type="spellStart"/>
-      <w:r>
+        <w:t>all_files/</w:t>
+      </w:r>
+    </w:p>
+    <w:p>
+      <w:pPr>
+        <w:pStyle w:val="ListParagraph"/>
+        <w:numPr>
+          <w:ilvl w:val="1"/>
+          <w:numId w:val="31"/>
+        </w:numPr>
+        <w:rPr>
+          <w:lang w:val="en-US"/>
+        </w:rPr>
+      </w:pPr>
+      <w:r>
+        <w:rPr>
+          <w:lang w:val="en-US"/>
+        </w:rPr>
+        <w:t>Rejected because:</w:t>
+      </w:r>
+    </w:p>
+    <w:p>
+      <w:pPr>
+        <w:pStyle w:val="ListParagraph"/>
+        <w:numPr>
+          <w:ilvl w:val="2"/>
+          <w:numId w:val="31"/>
+        </w:numPr>
+        <w:rPr>
+          <w:lang w:val="en-US"/>
+        </w:rPr>
+      </w:pPr>
+      <w:r>
+        <w:rPr>
+          <w:lang w:val="en-US"/>
+        </w:rPr>
+        <w:t>Poor query performance</w:t>
+      </w:r>
+    </w:p>
+    <w:p>
+      <w:pPr>
+        <w:pStyle w:val="ListParagraph"/>
+        <w:numPr>
+          <w:ilvl w:val="2"/>
+          <w:numId w:val="31"/>
+        </w:numPr>
+        <w:rPr>
+          <w:lang w:val="en-US"/>
+        </w:rPr>
+      </w:pPr>
+      <w:r>
+        <w:rPr>
+          <w:lang w:val="en-US"/>
+        </w:rPr>
+        <w:t>No scalability</w:t>
+      </w:r>
+    </w:p>
+    <w:p>
+      <w:pPr>
+        <w:pStyle w:val="ListParagraph"/>
+        <w:numPr>
+          <w:ilvl w:val="2"/>
+          <w:numId w:val="31"/>
+        </w:numPr>
+        <w:rPr>
+          <w:lang w:val="en-US"/>
+        </w:rPr>
+      </w:pPr>
+      <w:r>
+        <w:rPr>
+          <w:lang w:val="en-US"/>
+        </w:rPr>
+        <w:t>Difficult data management</w:t>
+      </w:r>
+    </w:p>
+    <w:p>
+      <w:pPr>
+        <w:pStyle w:val="ListParagraph"/>
+        <w:numPr>
+          <w:ilvl w:val="0"/>
+          <w:numId w:val="31"/>
+        </w:numPr>
+        <w:rPr>
+          <w:lang w:val="en-US"/>
+        </w:rPr>
+      </w:pPr>
+      <w:r>
+        <w:rPr>
+          <w:lang w:val="en-US"/>
+        </w:rPr>
+        <w:t>Schema Enforcement at Raw Stage</w:t>
+      </w:r>
+    </w:p>
+    <w:p>
+      <w:pPr>
+        <w:pStyle w:val="ListParagraph"/>
         <w:rPr>
           <w:i/>
           <w:iCs/>
           <w:lang w:val="en-US"/>
         </w:rPr>
-        <w:t>all_files</w:t>
-      </w:r>
-      <w:proofErr w:type="spellEnd"/>
+      </w:pPr>
       <w:r>
         <w:rPr>
           <w:i/>
           <w:iCs/>
           <w:lang w:val="en-US"/>
         </w:rPr>
-        <w:t>/</w:t>
+        <w:t>Validate + transform during ingestion</w:t>
       </w:r>
     </w:p>
     <w:p>
@@ -4287,7 +4193,7 @@
         <w:rPr>
           <w:lang w:val="en-US"/>
         </w:rPr>
-        <w:t>Poor query performance</w:t>
+        <w:t>Violates separation of concerns</w:t>
       </w:r>
     </w:p>
     <w:p>
@@ -4305,7 +4211,7 @@
         <w:rPr>
           <w:lang w:val="en-US"/>
         </w:rPr>
-        <w:t>No scalability</w:t>
+        <w:t>Risks data loss</w:t>
       </w:r>
     </w:p>
     <w:p>
@@ -4323,7 +4229,7 @@
         <w:rPr>
           <w:lang w:val="en-US"/>
         </w:rPr>
-        <w:t>Difficult data management</w:t>
+        <w:t>Reduces flexibility</w:t>
       </w:r>
     </w:p>
     <w:p>
@@ -4341,7 +4247,7 @@
         <w:rPr>
           <w:lang w:val="en-US"/>
         </w:rPr>
-        <w:t>Schema Enforcement at Raw Stage</w:t>
+        <w:t>Store Only in Cloud (No Local)</w:t>
       </w:r>
     </w:p>
     <w:p>
@@ -4359,7 +4265,7 @@
           <w:iCs/>
           <w:lang w:val="en-US"/>
         </w:rPr>
-        <w:t>Validate + transform during ingestion</w:t>
+        <w:t>Direct S3 ingestion</w:t>
       </w:r>
     </w:p>
     <w:p>
@@ -4377,7 +4283,8 @@
         <w:rPr>
           <w:lang w:val="en-US"/>
         </w:rPr>
-        <w:t>Rejected because:</w:t>
+        <w:lastRenderedPageBreak/>
+        <w:t>Partially considered</w:t>
       </w:r>
     </w:p>
     <w:p>
@@ -4395,7 +4302,7 @@
         <w:rPr>
           <w:lang w:val="en-US"/>
         </w:rPr>
-        <w:t>Violates separation of concerns</w:t>
+        <w:t>Good for production</w:t>
       </w:r>
     </w:p>
     <w:p>
@@ -4413,115 +4320,6 @@
         <w:rPr>
           <w:lang w:val="en-US"/>
         </w:rPr>
-        <w:t>Risks data loss</w:t>
-      </w:r>
-    </w:p>
-    <w:p>
-      <w:pPr>
-        <w:pStyle w:val="ListParagraph"/>
-        <w:numPr>
-          <w:ilvl w:val="2"/>
-          <w:numId w:val="31"/>
-        </w:numPr>
-        <w:rPr>
-          <w:lang w:val="en-US"/>
-        </w:rPr>
-      </w:pPr>
-      <w:r>
-        <w:rPr>
-          <w:lang w:val="en-US"/>
-        </w:rPr>
-        <w:t>Reduces flexibility</w:t>
-      </w:r>
-    </w:p>
-    <w:p>
-      <w:pPr>
-        <w:pStyle w:val="ListParagraph"/>
-        <w:numPr>
-          <w:ilvl w:val="0"/>
-          <w:numId w:val="31"/>
-        </w:numPr>
-        <w:rPr>
-          <w:lang w:val="en-US"/>
-        </w:rPr>
-      </w:pPr>
-      <w:r>
-        <w:rPr>
-          <w:lang w:val="en-US"/>
-        </w:rPr>
-        <w:t>Store Only in Cloud (No Local)</w:t>
-      </w:r>
-    </w:p>
-    <w:p>
-      <w:pPr>
-        <w:pStyle w:val="ListParagraph"/>
-        <w:rPr>
-          <w:i/>
-          <w:iCs/>
-          <w:lang w:val="en-US"/>
-        </w:rPr>
-      </w:pPr>
-      <w:r>
-        <w:rPr>
-          <w:i/>
-          <w:iCs/>
-          <w:lang w:val="en-US"/>
-        </w:rPr>
-        <w:t>Direct S3 ingestion</w:t>
-      </w:r>
-    </w:p>
-    <w:p>
-      <w:pPr>
-        <w:pStyle w:val="ListParagraph"/>
-        <w:numPr>
-          <w:ilvl w:val="1"/>
-          <w:numId w:val="31"/>
-        </w:numPr>
-        <w:rPr>
-          <w:lang w:val="en-US"/>
-        </w:rPr>
-      </w:pPr>
-      <w:r>
-        <w:rPr>
-          <w:lang w:val="en-US"/>
-        </w:rPr>
-        <w:lastRenderedPageBreak/>
-        <w:t>Partially considered</w:t>
-      </w:r>
-    </w:p>
-    <w:p>
-      <w:pPr>
-        <w:pStyle w:val="ListParagraph"/>
-        <w:numPr>
-          <w:ilvl w:val="2"/>
-          <w:numId w:val="31"/>
-        </w:numPr>
-        <w:rPr>
-          <w:lang w:val="en-US"/>
-        </w:rPr>
-      </w:pPr>
-      <w:r>
-        <w:rPr>
-          <w:lang w:val="en-US"/>
-        </w:rPr>
-        <w:t>Good for production</w:t>
-      </w:r>
-    </w:p>
-    <w:p>
-      <w:pPr>
-        <w:pStyle w:val="ListParagraph"/>
-        <w:numPr>
-          <w:ilvl w:val="2"/>
-          <w:numId w:val="31"/>
-        </w:numPr>
-        <w:rPr>
-          <w:lang w:val="en-US"/>
-        </w:rPr>
-      </w:pPr>
-      <w:r>
-        <w:rPr>
-          <w:lang w:val="en-US"/>
-        </w:rPr>
         <w:t>Not ideal for development/testing in assignment</w:t>
       </w:r>
     </w:p>
@@ -4706,21 +4504,7 @@
         <w:rPr>
           <w:lang w:val="en-US"/>
         </w:rPr>
-        <w:t xml:space="preserve">Source: </w:t>
-      </w:r>
-      <w:proofErr w:type="spellStart"/>
-      <w:r>
-        <w:rPr>
-          <w:lang w:val="en-US"/>
-        </w:rPr>
-        <w:t>data_lake</w:t>
-      </w:r>
-      <w:proofErr w:type="spellEnd"/>
-      <w:r>
-        <w:rPr>
-          <w:lang w:val="en-US"/>
-        </w:rPr>
-        <w:t>/bronze/</w:t>
+        <w:t>Source: data_lake/bronze/</w:t>
       </w:r>
     </w:p>
     <w:p>
@@ -4813,35 +4597,7 @@
         <w:rPr>
           <w:lang w:val="en-US"/>
         </w:rPr>
-        <w:t xml:space="preserve">Critical fields such as </w:t>
-      </w:r>
-      <w:proofErr w:type="spellStart"/>
-      <w:r>
-        <w:rPr>
-          <w:lang w:val="en-US"/>
-        </w:rPr>
-        <w:t>user_id</w:t>
-      </w:r>
-      <w:proofErr w:type="spellEnd"/>
-      <w:r>
-        <w:rPr>
-          <w:lang w:val="en-US"/>
-        </w:rPr>
-        <w:t xml:space="preserve"> and </w:t>
-      </w:r>
-      <w:proofErr w:type="spellStart"/>
-      <w:r>
-        <w:rPr>
-          <w:lang w:val="en-US"/>
-        </w:rPr>
-        <w:t>product_id</w:t>
-      </w:r>
-      <w:proofErr w:type="spellEnd"/>
-      <w:r>
-        <w:rPr>
-          <w:lang w:val="en-US"/>
-        </w:rPr>
-        <w:t xml:space="preserve"> are required to be non-null</w:t>
+        <w:t>Critical fields such as user_id and product_id are required to be non-null</w:t>
       </w:r>
     </w:p>
     <w:p>
@@ -5167,16 +4923,8 @@
         <w:rPr>
           <w:lang w:val="en-US"/>
         </w:rPr>
-        <w:t xml:space="preserve">Load Bronze data into a pandas </w:t>
-      </w:r>
-      <w:proofErr w:type="spellStart"/>
-      <w:r>
-        <w:rPr>
-          <w:lang w:val="en-US"/>
-        </w:rPr>
-        <w:t>DataFrame</w:t>
-      </w:r>
-      <w:proofErr w:type="spellEnd"/>
+        <w:t>Load Bronze data into a pandas DataFrame</w:t>
+      </w:r>
     </w:p>
     <w:p>
       <w:pPr>
@@ -5193,21 +4941,7 @@
         <w:rPr>
           <w:lang w:val="en-US"/>
         </w:rPr>
-        <w:t xml:space="preserve">Convert </w:t>
-      </w:r>
-      <w:proofErr w:type="spellStart"/>
-      <w:r>
-        <w:rPr>
-          <w:lang w:val="en-US"/>
-        </w:rPr>
-        <w:t>DataFrame</w:t>
-      </w:r>
-      <w:proofErr w:type="spellEnd"/>
-      <w:r>
-        <w:rPr>
-          <w:lang w:val="en-US"/>
-        </w:rPr>
-        <w:t xml:space="preserve"> into a Great Expectations dataset</w:t>
+        <w:t>Convert DataFrame into a Great Expectations dataset</w:t>
       </w:r>
     </w:p>
     <w:p>
@@ -5910,16 +5644,8 @@
         <w:rPr>
           <w:lang w:val="en-US"/>
         </w:rPr>
-        <w:t xml:space="preserve">Using </w:t>
-      </w:r>
-      <w:proofErr w:type="spellStart"/>
-      <w:r>
-        <w:rPr>
-          <w:lang w:val="en-US"/>
-        </w:rPr>
-        <w:t>PyDeequ</w:t>
-      </w:r>
-      <w:proofErr w:type="spellEnd"/>
+        <w:t>Using PyDeequ</w:t>
+      </w:r>
     </w:p>
     <w:p>
       <w:pPr>
@@ -6102,35 +5828,7 @@
         <w:rPr>
           <w:lang w:val="en-US"/>
         </w:rPr>
-        <w:t>Dropped records with missing critical fields (</w:t>
-      </w:r>
-      <w:proofErr w:type="spellStart"/>
-      <w:r>
-        <w:rPr>
-          <w:lang w:val="en-US"/>
-        </w:rPr>
-        <w:t>user_id</w:t>
-      </w:r>
-      <w:proofErr w:type="spellEnd"/>
-      <w:r>
-        <w:rPr>
-          <w:lang w:val="en-US"/>
-        </w:rPr>
-        <w:t xml:space="preserve">, </w:t>
-      </w:r>
-      <w:proofErr w:type="spellStart"/>
-      <w:r>
-        <w:rPr>
-          <w:lang w:val="en-US"/>
-        </w:rPr>
-        <w:t>product_id</w:t>
-      </w:r>
-      <w:proofErr w:type="spellEnd"/>
-      <w:r>
-        <w:rPr>
-          <w:lang w:val="en-US"/>
-        </w:rPr>
-        <w:t>)</w:t>
+        <w:t>Dropped records with missing critical fields (user_id, product_id)</w:t>
       </w:r>
     </w:p>
     <w:p>
@@ -6658,28 +6356,12 @@
                 <w:lang w:val="en-US"/>
               </w:rPr>
             </w:pPr>
-            <w:proofErr w:type="spellStart"/>
             <w:r>
               <w:rPr>
                 <w:lang w:val="en-US"/>
               </w:rPr>
-              <w:t>data_lake</w:t>
+              <w:t>data_lake/silver/silver_dataset.parquet</w:t>
             </w:r>
-            <w:proofErr w:type="spellEnd"/>
-            <w:r>
-              <w:rPr>
-                <w:lang w:val="en-US"/>
-              </w:rPr>
-              <w:t>/silver/</w:t>
-            </w:r>
-            <w:proofErr w:type="spellStart"/>
-            <w:r>
-              <w:rPr>
-                <w:lang w:val="en-US"/>
-              </w:rPr>
-              <w:t>silver_dataset.parquet</w:t>
-            </w:r>
-            <w:proofErr w:type="spellEnd"/>
           </w:p>
         </w:tc>
       </w:tr>
@@ -6716,21 +6398,7 @@
               <w:rPr>
                 <w:lang w:val="en-US"/>
               </w:rPr>
-              <w:t>reports/</w:t>
-            </w:r>
-            <w:proofErr w:type="spellStart"/>
-            <w:r>
-              <w:rPr>
-                <w:lang w:val="en-US"/>
-              </w:rPr>
-              <w:t>eda</w:t>
-            </w:r>
-            <w:proofErr w:type="spellEnd"/>
-            <w:r>
-              <w:rPr>
-                <w:lang w:val="en-US"/>
-              </w:rPr>
-              <w:t>/rating_distribution.png</w:t>
+              <w:t>reports/eda/rating_distribution.png</w:t>
             </w:r>
           </w:p>
         </w:tc>
@@ -6768,21 +6436,7 @@
               <w:rPr>
                 <w:lang w:val="en-US"/>
               </w:rPr>
-              <w:t>reports/</w:t>
-            </w:r>
-            <w:proofErr w:type="spellStart"/>
-            <w:r>
-              <w:rPr>
-                <w:lang w:val="en-US"/>
-              </w:rPr>
-              <w:t>eda</w:t>
-            </w:r>
-            <w:proofErr w:type="spellEnd"/>
-            <w:r>
-              <w:rPr>
-                <w:lang w:val="en-US"/>
-              </w:rPr>
-              <w:t>/item_popularity.png</w:t>
+              <w:t>reports/eda/item_popularity.png</w:t>
             </w:r>
           </w:p>
         </w:tc>
@@ -6820,21 +6474,7 @@
               <w:rPr>
                 <w:lang w:val="en-US"/>
               </w:rPr>
-              <w:t>reports/</w:t>
-            </w:r>
-            <w:proofErr w:type="spellStart"/>
-            <w:r>
-              <w:rPr>
-                <w:lang w:val="en-US"/>
-              </w:rPr>
-              <w:t>eda</w:t>
-            </w:r>
-            <w:proofErr w:type="spellEnd"/>
-            <w:r>
-              <w:rPr>
-                <w:lang w:val="en-US"/>
-              </w:rPr>
-              <w:t>/interaction_heatmap.png</w:t>
+              <w:t>reports/eda/interaction_heatmap.png</w:t>
             </w:r>
           </w:p>
         </w:tc>
@@ -7253,11 +6893,9 @@
             <w:pPr>
               <w:spacing w:after="160" w:line="278" w:lineRule="auto"/>
             </w:pPr>
-            <w:proofErr w:type="spellStart"/>
             <w:r>
               <w:t>activity_count</w:t>
             </w:r>
-            <w:proofErr w:type="spellEnd"/>
           </w:p>
         </w:tc>
         <w:tc>
@@ -7301,21 +6939,8 @@
               <w:cnfStyle w:val="000000000000" w:firstRow="0" w:lastRow="0" w:firstColumn="0" w:lastColumn="0" w:oddVBand="0" w:evenVBand="0" w:oddHBand="0" w:evenHBand="0" w:firstRowFirstColumn="0" w:firstRowLastColumn="0" w:lastRowFirstColumn="0" w:lastRowLastColumn="0"/>
             </w:pPr>
             <w:r>
-              <w:t xml:space="preserve">Count of </w:t>
+              <w:t>Count of product_id grouped by user_id</w:t>
             </w:r>
-            <w:proofErr w:type="spellStart"/>
-            <w:r>
-              <w:t>product_id</w:t>
-            </w:r>
-            <w:proofErr w:type="spellEnd"/>
-            <w:r>
-              <w:t xml:space="preserve"> grouped by </w:t>
-            </w:r>
-            <w:proofErr w:type="spellStart"/>
-            <w:r>
-              <w:t>user_id</w:t>
-            </w:r>
-            <w:proofErr w:type="spellEnd"/>
           </w:p>
         </w:tc>
         <w:tc>
@@ -7345,11 +6970,9 @@
             <w:pPr>
               <w:spacing w:after="160" w:line="278" w:lineRule="auto"/>
             </w:pPr>
-            <w:proofErr w:type="spellStart"/>
             <w:r>
               <w:t>avg_rating</w:t>
             </w:r>
-            <w:proofErr w:type="spellEnd"/>
           </w:p>
         </w:tc>
         <w:tc>
@@ -7393,13 +7016,8 @@
               <w:cnfStyle w:val="000000000000" w:firstRow="0" w:lastRow="0" w:firstColumn="0" w:lastColumn="0" w:oddVBand="0" w:evenVBand="0" w:oddHBand="0" w:evenHBand="0" w:firstRowFirstColumn="0" w:firstRowLastColumn="0" w:lastRowFirstColumn="0" w:lastRowLastColumn="0"/>
             </w:pPr>
             <w:r>
-              <w:t xml:space="preserve">Mean of rating grouped by </w:t>
+              <w:t>Mean of rating grouped by user_id</w:t>
             </w:r>
-            <w:proofErr w:type="spellStart"/>
-            <w:r>
-              <w:t>user_id</w:t>
-            </w:r>
-            <w:proofErr w:type="spellEnd"/>
           </w:p>
         </w:tc>
         <w:tc>
@@ -7429,11 +7047,9 @@
             <w:pPr>
               <w:spacing w:after="160" w:line="278" w:lineRule="auto"/>
             </w:pPr>
-            <w:proofErr w:type="spellStart"/>
             <w:r>
               <w:t>purchase_count</w:t>
             </w:r>
-            <w:proofErr w:type="spellEnd"/>
           </w:p>
         </w:tc>
         <w:tc>
@@ -7477,21 +7093,8 @@
               <w:cnfStyle w:val="000000000000" w:firstRow="0" w:lastRow="0" w:firstColumn="0" w:lastColumn="0" w:oddVBand="0" w:evenVBand="0" w:oddHBand="0" w:evenHBand="0" w:firstRowFirstColumn="0" w:firstRowLastColumn="0" w:lastRowFirstColumn="0" w:lastRowLastColumn="0"/>
             </w:pPr>
             <w:r>
-              <w:t xml:space="preserve">Count of non-null </w:t>
+              <w:t>Count of non-null purchase_amount per user_id</w:t>
             </w:r>
-            <w:proofErr w:type="spellStart"/>
-            <w:r>
-              <w:t>purchase_amount</w:t>
-            </w:r>
-            <w:proofErr w:type="spellEnd"/>
-            <w:r>
-              <w:t xml:space="preserve"> per </w:t>
-            </w:r>
-            <w:proofErr w:type="spellStart"/>
-            <w:r>
-              <w:t>user_id</w:t>
-            </w:r>
-            <w:proofErr w:type="spellEnd"/>
           </w:p>
         </w:tc>
         <w:tc>
@@ -7521,11 +7124,9 @@
             <w:pPr>
               <w:spacing w:after="160" w:line="278" w:lineRule="auto"/>
             </w:pPr>
-            <w:proofErr w:type="spellStart"/>
             <w:r>
               <w:t>item_popularity</w:t>
             </w:r>
-            <w:proofErr w:type="spellEnd"/>
           </w:p>
         </w:tc>
         <w:tc>
@@ -7569,21 +7170,8 @@
               <w:cnfStyle w:val="000000000000" w:firstRow="0" w:lastRow="0" w:firstColumn="0" w:lastColumn="0" w:oddVBand="0" w:evenVBand="0" w:oddHBand="0" w:evenHBand="0" w:firstRowFirstColumn="0" w:firstRowLastColumn="0" w:lastRowFirstColumn="0" w:lastRowLastColumn="0"/>
             </w:pPr>
             <w:r>
-              <w:t xml:space="preserve">Count of </w:t>
+              <w:t>Count of user_id grouped by product_id</w:t>
             </w:r>
-            <w:proofErr w:type="spellStart"/>
-            <w:r>
-              <w:t>user_id</w:t>
-            </w:r>
-            <w:proofErr w:type="spellEnd"/>
-            <w:r>
-              <w:t xml:space="preserve"> grouped by </w:t>
-            </w:r>
-            <w:proofErr w:type="spellStart"/>
-            <w:r>
-              <w:t>product_id</w:t>
-            </w:r>
-            <w:proofErr w:type="spellEnd"/>
           </w:p>
         </w:tc>
         <w:tc>
@@ -7613,11 +7201,9 @@
             <w:pPr>
               <w:spacing w:after="160" w:line="278" w:lineRule="auto"/>
             </w:pPr>
-            <w:proofErr w:type="spellStart"/>
             <w:r>
               <w:t>avg_rating</w:t>
             </w:r>
-            <w:proofErr w:type="spellEnd"/>
           </w:p>
         </w:tc>
         <w:tc>
@@ -7661,13 +7247,8 @@
               <w:cnfStyle w:val="000000000000" w:firstRow="0" w:lastRow="0" w:firstColumn="0" w:lastColumn="0" w:oddVBand="0" w:evenVBand="0" w:oddHBand="0" w:evenHBand="0" w:firstRowFirstColumn="0" w:firstRowLastColumn="0" w:lastRowFirstColumn="0" w:lastRowLastColumn="0"/>
             </w:pPr>
             <w:r>
-              <w:t xml:space="preserve">Mean of rating grouped by </w:t>
+              <w:t>Mean of rating grouped by product_id</w:t>
             </w:r>
-            <w:proofErr w:type="spellStart"/>
-            <w:r>
-              <w:t>product_id</w:t>
-            </w:r>
-            <w:proofErr w:type="spellEnd"/>
           </w:p>
         </w:tc>
         <w:tc>
@@ -7697,11 +7278,9 @@
             <w:pPr>
               <w:spacing w:after="160" w:line="278" w:lineRule="auto"/>
             </w:pPr>
-            <w:proofErr w:type="spellStart"/>
             <w:r>
               <w:t>purchase_count</w:t>
             </w:r>
-            <w:proofErr w:type="spellEnd"/>
           </w:p>
         </w:tc>
         <w:tc>
@@ -7745,21 +7324,8 @@
               <w:cnfStyle w:val="000000000000" w:firstRow="0" w:lastRow="0" w:firstColumn="0" w:lastColumn="0" w:oddVBand="0" w:evenVBand="0" w:oddHBand="0" w:evenHBand="0" w:firstRowFirstColumn="0" w:firstRowLastColumn="0" w:lastRowFirstColumn="0" w:lastRowLastColumn="0"/>
             </w:pPr>
             <w:r>
-              <w:t xml:space="preserve">Count of non-null </w:t>
+              <w:t>Count of non-null purchase_amount per product_id</w:t>
             </w:r>
-            <w:proofErr w:type="spellStart"/>
-            <w:r>
-              <w:t>purchase_amount</w:t>
-            </w:r>
-            <w:proofErr w:type="spellEnd"/>
-            <w:r>
-              <w:t xml:space="preserve"> per </w:t>
-            </w:r>
-            <w:proofErr w:type="spellStart"/>
-            <w:r>
-              <w:t>product_id</w:t>
-            </w:r>
-            <w:proofErr w:type="spellEnd"/>
           </w:p>
         </w:tc>
         <w:tc>
@@ -7789,12 +7355,10 @@
             <w:pPr>
               <w:spacing w:after="160" w:line="278" w:lineRule="auto"/>
             </w:pPr>
-            <w:proofErr w:type="spellStart"/>
             <w:r>
               <w:lastRenderedPageBreak/>
               <w:t>interaction_count</w:t>
             </w:r>
-            <w:proofErr w:type="spellEnd"/>
           </w:p>
         </w:tc>
         <w:tc>
@@ -7838,23 +7402,7 @@
               <w:cnfStyle w:val="000000000000" w:firstRow="0" w:lastRow="0" w:firstColumn="0" w:lastColumn="0" w:oddVBand="0" w:evenVBand="0" w:oddHBand="0" w:evenHBand="0" w:firstRowFirstColumn="0" w:firstRowLastColumn="0" w:lastRowFirstColumn="0" w:lastRowLastColumn="0"/>
             </w:pPr>
             <w:r>
-              <w:t>Count grouped by (</w:t>
-            </w:r>
-            <w:proofErr w:type="spellStart"/>
-            <w:r>
-              <w:t>user_id</w:t>
-            </w:r>
-            <w:proofErr w:type="spellEnd"/>
-            <w:r>
-              <w:t xml:space="preserve">, </w:t>
-            </w:r>
-            <w:proofErr w:type="spellStart"/>
-            <w:r>
-              <w:t>product_id</w:t>
-            </w:r>
-            <w:proofErr w:type="spellEnd"/>
-            <w:r>
-              <w:t>)</w:t>
+              <w:t>Count grouped by (user_id, product_id)</w:t>
             </w:r>
           </w:p>
         </w:tc>
@@ -8509,21 +8057,7 @@
         <w:rPr>
           <w:lang w:val="en-US"/>
         </w:rPr>
-        <w:t>The engineered features are stored in a structured SQLite database (</w:t>
-      </w:r>
-      <w:proofErr w:type="spellStart"/>
-      <w:r>
-        <w:rPr>
-          <w:lang w:val="en-US"/>
-        </w:rPr>
-        <w:t>features.db</w:t>
-      </w:r>
-      <w:proofErr w:type="spellEnd"/>
-      <w:r>
-        <w:rPr>
-          <w:lang w:val="en-US"/>
-        </w:rPr>
-        <w:t>) with the following tables:</w:t>
+        <w:t>The engineered features are stored in a structured SQLite database (features.db) with the following tables:</w:t>
       </w:r>
     </w:p>
     <w:p>
@@ -8537,14 +8071,12 @@
           <w:lang w:val="en-US"/>
         </w:rPr>
       </w:pPr>
-      <w:proofErr w:type="spellStart"/>
       <w:r>
         <w:rPr>
           <w:lang w:val="en-US"/>
         </w:rPr>
         <w:t>user_features</w:t>
       </w:r>
-      <w:proofErr w:type="spellEnd"/>
     </w:p>
     <w:p>
       <w:pPr>
@@ -8557,14 +8089,12 @@
           <w:lang w:val="en-US"/>
         </w:rPr>
       </w:pPr>
-      <w:proofErr w:type="spellStart"/>
       <w:r>
         <w:rPr>
           <w:lang w:val="en-US"/>
         </w:rPr>
         <w:t>item_features</w:t>
       </w:r>
-      <w:proofErr w:type="spellEnd"/>
     </w:p>
     <w:p>
       <w:pPr>
@@ -8577,14 +8107,12 @@
           <w:lang w:val="en-US"/>
         </w:rPr>
       </w:pPr>
-      <w:proofErr w:type="spellStart"/>
       <w:r>
         <w:rPr>
           <w:lang w:val="en-US"/>
         </w:rPr>
         <w:t>interaction_features</w:t>
       </w:r>
-      <w:proofErr w:type="spellEnd"/>
     </w:p>
     <w:p>
       <w:pPr>
@@ -8976,16 +8504,8 @@
         <w:rPr>
           <w:lang w:val="en-US"/>
         </w:rPr>
-        <w:t xml:space="preserve">Retrieve user features using </w:t>
-      </w:r>
-      <w:proofErr w:type="spellStart"/>
-      <w:r>
-        <w:rPr>
-          <w:lang w:val="en-US"/>
-        </w:rPr>
-        <w:t>user_id</w:t>
-      </w:r>
-      <w:proofErr w:type="spellEnd"/>
+        <w:t>Retrieve user features using user_id</w:t>
+      </w:r>
     </w:p>
     <w:p>
       <w:pPr>
@@ -9002,16 +8522,8 @@
         <w:rPr>
           <w:lang w:val="en-US"/>
         </w:rPr>
-        <w:t xml:space="preserve">Retrieve item features using </w:t>
-      </w:r>
-      <w:proofErr w:type="spellStart"/>
-      <w:r>
-        <w:rPr>
-          <w:lang w:val="en-US"/>
-        </w:rPr>
-        <w:t>product_id</w:t>
-      </w:r>
-      <w:proofErr w:type="spellEnd"/>
+        <w:t>Retrieve item features using product_id</w:t>
+      </w:r>
     </w:p>
     <w:p>
       <w:pPr>
@@ -9028,35 +8540,7 @@
         <w:rPr>
           <w:lang w:val="en-US"/>
         </w:rPr>
-        <w:t>Retrieve interaction features using (</w:t>
-      </w:r>
-      <w:proofErr w:type="spellStart"/>
-      <w:r>
-        <w:rPr>
-          <w:lang w:val="en-US"/>
-        </w:rPr>
-        <w:t>user_id</w:t>
-      </w:r>
-      <w:proofErr w:type="spellEnd"/>
-      <w:r>
-        <w:rPr>
-          <w:lang w:val="en-US"/>
-        </w:rPr>
-        <w:t xml:space="preserve">, </w:t>
-      </w:r>
-      <w:proofErr w:type="spellStart"/>
-      <w:r>
-        <w:rPr>
-          <w:lang w:val="en-US"/>
-        </w:rPr>
-        <w:t>product_id</w:t>
-      </w:r>
-      <w:proofErr w:type="spellEnd"/>
-      <w:r>
-        <w:rPr>
-          <w:lang w:val="en-US"/>
-        </w:rPr>
-        <w:t>)</w:t>
+        <w:t>Retrieve interaction features using (user_id, product_id)</w:t>
       </w:r>
     </w:p>
     <w:p>
@@ -9390,21 +8874,7 @@
         <w:rPr>
           <w:lang w:val="en-US"/>
         </w:rPr>
-        <w:t xml:space="preserve">Raw data: </w:t>
-      </w:r>
-      <w:proofErr w:type="spellStart"/>
-      <w:r>
-        <w:rPr>
-          <w:lang w:val="en-US"/>
-        </w:rPr>
-        <w:t>data_lake</w:t>
-      </w:r>
-      <w:proofErr w:type="spellEnd"/>
-      <w:r>
-        <w:rPr>
-          <w:lang w:val="en-US"/>
-        </w:rPr>
-        <w:t>/raw/&lt;dataset&gt;/&lt;version&gt;/&lt;date&gt;/</w:t>
+        <w:t>Raw data: data_lake/raw/&lt;dataset&gt;/&lt;version&gt;/&lt;date&gt;/</w:t>
       </w:r>
     </w:p>
     <w:p>
@@ -9422,21 +8892,7 @@
         <w:rPr>
           <w:lang w:val="en-US"/>
         </w:rPr>
-        <w:t xml:space="preserve">Processed data: </w:t>
-      </w:r>
-      <w:proofErr w:type="spellStart"/>
-      <w:r>
-        <w:rPr>
-          <w:lang w:val="en-US"/>
-        </w:rPr>
-        <w:t>data_lake</w:t>
-      </w:r>
-      <w:proofErr w:type="spellEnd"/>
-      <w:r>
-        <w:rPr>
-          <w:lang w:val="en-US"/>
-        </w:rPr>
-        <w:t>/processed/features/&lt;version&gt;/</w:t>
+        <w:t>Processed data: data_lake/processed/features/&lt;version&gt;/</w:t>
       </w:r>
     </w:p>
     <w:p>
@@ -9818,6 +9274,284 @@
           <w:lang w:val="en-US"/>
         </w:rPr>
         <w:t>This forms a critical foundation for reliable machine learning pipelines.</w:t>
+      </w:r>
+    </w:p>
+    <w:p>
+      <w:pPr>
+        <w:pStyle w:val="Heading1"/>
+        <w:numPr>
+          <w:ilvl w:val="0"/>
+          <w:numId w:val="7"/>
+        </w:numPr>
+        <w:rPr>
+          <w:lang w:val="en-US"/>
+        </w:rPr>
+      </w:pPr>
+      <w:r>
+        <w:rPr>
+          <w:lang w:val="en-US"/>
+        </w:rPr>
+        <w:t>Model Training and Evaluation</w:t>
+      </w:r>
+    </w:p>
+    <w:p>
+      <w:pPr>
+        <w:pStyle w:val="Heading2"/>
+        <w:numPr>
+          <w:ilvl w:val="1"/>
+          <w:numId w:val="7"/>
+        </w:numPr>
+        <w:ind w:left="0" w:firstLine="0"/>
+        <w:rPr>
+          <w:lang w:val="en-US"/>
+        </w:rPr>
+      </w:pPr>
+      <w:r>
+        <w:rPr>
+          <w:lang w:val="en-US"/>
+        </w:rPr>
+        <w:t>Model Selection</w:t>
+      </w:r>
+    </w:p>
+    <w:p>
+      <w:pPr>
+        <w:rPr>
+          <w:lang w:val="en-US"/>
+        </w:rPr>
+      </w:pPr>
+      <w:r>
+        <w:rPr>
+          <w:lang w:val="en-US"/>
+        </w:rPr>
+        <w:t>A collaborative filtering approach using Singular Value Decomposition (SVD) is implemented to learn latent user-item interaction patterns.</w:t>
+      </w:r>
+    </w:p>
+    <w:p>
+      <w:pPr>
+        <w:pStyle w:val="Heading2"/>
+        <w:numPr>
+          <w:ilvl w:val="1"/>
+          <w:numId w:val="7"/>
+        </w:numPr>
+        <w:ind w:left="0" w:firstLine="0"/>
+        <w:rPr>
+          <w:lang w:val="en-US"/>
+        </w:rPr>
+      </w:pPr>
+      <w:r>
+        <w:rPr>
+          <w:lang w:val="en-US"/>
+        </w:rPr>
+        <w:t>Data Preparation</w:t>
+      </w:r>
+    </w:p>
+    <w:p>
+      <w:pPr>
+        <w:rPr>
+          <w:lang w:val="en-US"/>
+        </w:rPr>
+      </w:pPr>
+      <w:r>
+        <w:rPr>
+          <w:lang w:val="en-US"/>
+        </w:rPr>
+        <w:t>Interaction data from the feature store is transformed into a user-item matrix, where each cell represents interaction frequency.</w:t>
+      </w:r>
+    </w:p>
+    <w:p>
+      <w:pPr>
+        <w:pStyle w:val="Heading2"/>
+        <w:numPr>
+          <w:ilvl w:val="1"/>
+          <w:numId w:val="7"/>
+        </w:numPr>
+        <w:ind w:left="0" w:firstLine="0"/>
+        <w:rPr>
+          <w:lang w:val="en-US"/>
+        </w:rPr>
+      </w:pPr>
+      <w:r>
+        <w:rPr>
+          <w:lang w:val="en-US"/>
+        </w:rPr>
+        <w:t>Training</w:t>
+      </w:r>
+    </w:p>
+    <w:p>
+      <w:pPr>
+        <w:rPr>
+          <w:lang w:val="en-US"/>
+        </w:rPr>
+      </w:pPr>
+      <w:r>
+        <w:rPr>
+          <w:lang w:val="en-US"/>
+        </w:rPr>
+        <w:t>The dataset is split into training and testing subsets. The SVD model is trained to factorize the user-item matrix into latent representations.</w:t>
+      </w:r>
+    </w:p>
+    <w:p>
+      <w:pPr>
+        <w:pStyle w:val="Heading2"/>
+        <w:numPr>
+          <w:ilvl w:val="1"/>
+          <w:numId w:val="7"/>
+        </w:numPr>
+        <w:ind w:left="0" w:firstLine="0"/>
+        <w:rPr>
+          <w:lang w:val="en-US"/>
+        </w:rPr>
+      </w:pPr>
+      <w:r>
+        <w:rPr>
+          <w:lang w:val="en-US"/>
+        </w:rPr>
+        <w:t>Evaluation</w:t>
+      </w:r>
+    </w:p>
+    <w:p>
+      <w:pPr>
+        <w:rPr>
+          <w:lang w:val="en-US"/>
+        </w:rPr>
+      </w:pPr>
+      <w:r>
+        <w:rPr>
+          <w:lang w:val="en-US"/>
+        </w:rPr>
+        <w:t>Model performance is evaluated using Root Mean Squared Error (RMSE), which measures reconstruction error between predicted and actual interactions.</w:t>
+      </w:r>
+    </w:p>
+    <w:p>
+      <w:pPr>
+        <w:pStyle w:val="Heading2"/>
+        <w:numPr>
+          <w:ilvl w:val="1"/>
+          <w:numId w:val="7"/>
+        </w:numPr>
+        <w:ind w:left="0" w:firstLine="0"/>
+        <w:rPr>
+          <w:lang w:val="en-US"/>
+        </w:rPr>
+      </w:pPr>
+      <w:r>
+        <w:rPr>
+          <w:lang w:val="en-US"/>
+        </w:rPr>
+        <w:t>Experiment Tracking</w:t>
+      </w:r>
+    </w:p>
+    <w:p>
+      <w:pPr>
+        <w:rPr>
+          <w:lang w:val="en-US"/>
+        </w:rPr>
+      </w:pPr>
+      <w:r>
+        <w:rPr>
+          <w:lang w:val="en-US"/>
+        </w:rPr>
+        <w:t>MLflow is used to track:</w:t>
+      </w:r>
+    </w:p>
+    <w:p>
+      <w:pPr>
+        <w:pStyle w:val="ListParagraph"/>
+        <w:numPr>
+          <w:ilvl w:val="0"/>
+          <w:numId w:val="66"/>
+        </w:numPr>
+        <w:rPr>
+          <w:lang w:val="en-US"/>
+        </w:rPr>
+      </w:pPr>
+      <w:r>
+        <w:rPr>
+          <w:lang w:val="en-US"/>
+        </w:rPr>
+        <w:t>Model parameters</w:t>
+      </w:r>
+    </w:p>
+    <w:p>
+      <w:pPr>
+        <w:pStyle w:val="ListParagraph"/>
+        <w:numPr>
+          <w:ilvl w:val="0"/>
+          <w:numId w:val="66"/>
+        </w:numPr>
+        <w:rPr>
+          <w:lang w:val="en-US"/>
+        </w:rPr>
+      </w:pPr>
+      <w:r>
+        <w:rPr>
+          <w:lang w:val="en-US"/>
+        </w:rPr>
+        <w:t>Evaluation metrics</w:t>
+      </w:r>
+    </w:p>
+    <w:p>
+      <w:pPr>
+        <w:pStyle w:val="ListParagraph"/>
+        <w:numPr>
+          <w:ilvl w:val="0"/>
+          <w:numId w:val="66"/>
+        </w:numPr>
+        <w:rPr>
+          <w:lang w:val="en-US"/>
+        </w:rPr>
+      </w:pPr>
+      <w:r>
+        <w:rPr>
+          <w:lang w:val="en-US"/>
+        </w:rPr>
+        <w:t>Trained model artifacts</w:t>
+      </w:r>
+    </w:p>
+    <w:p>
+      <w:pPr>
+        <w:rPr>
+          <w:lang w:val="en-US"/>
+        </w:rPr>
+      </w:pPr>
+      <w:r>
+        <w:rPr>
+          <w:lang w:val="en-US"/>
+        </w:rPr>
+        <w:lastRenderedPageBreak/>
+        <w:t>This ensures reproducibility and experiment management.</w:t>
+      </w:r>
+    </w:p>
+    <w:p>
+      <w:pPr>
+        <w:pStyle w:val="Heading2"/>
+        <w:numPr>
+          <w:ilvl w:val="1"/>
+          <w:numId w:val="7"/>
+        </w:numPr>
+        <w:ind w:left="0" w:firstLine="0"/>
+        <w:rPr>
+          <w:lang w:val="en-US"/>
+        </w:rPr>
+      </w:pPr>
+      <w:r>
+        <w:rPr>
+          <w:lang w:val="en-US"/>
+        </w:rPr>
+        <w:t>Summary</w:t>
+      </w:r>
+    </w:p>
+    <w:p>
+      <w:pPr>
+        <w:rPr>
+          <w:lang w:val="en-US"/>
+        </w:rPr>
+      </w:pPr>
+      <w:r>
+        <w:rPr>
+          <w:lang w:val="en-US"/>
+        </w:rPr>
+        <w:t>The collaborative filtering model effectively captures user-item interaction patterns and provides a scalable foundation for recommendation systems.</w:t>
       </w:r>
     </w:p>
     <w:sectPr>
@@ -15516,6 +15250,119 @@
     </w:lvl>
   </w:abstractNum>
   <w:abstractNum w:abstractNumId="55" w15:restartNumberingAfterBreak="0">
+    <w:nsid w:val="6EC847FF"/>
+    <w:multiLevelType w:val="hybridMultilevel"/>
+    <w:tmpl w:val="8166AA86"/>
+    <w:lvl w:ilvl="0" w:tplc="40090001">
+      <w:start w:val="1"/>
+      <w:numFmt w:val="bullet"/>
+      <w:lvlText w:val=""/>
+      <w:lvlJc w:val="left"/>
+      <w:pPr>
+        <w:ind w:left="720" w:hanging="360"/>
+      </w:pPr>
+      <w:rPr>
+        <w:rFonts w:ascii="Symbol" w:hAnsi="Symbol" w:hint="default"/>
+      </w:rPr>
+    </w:lvl>
+    <w:lvl w:ilvl="1" w:tplc="40090003" w:tentative="1">
+      <w:start w:val="1"/>
+      <w:numFmt w:val="bullet"/>
+      <w:lvlText w:val="o"/>
+      <w:lvlJc w:val="left"/>
+      <w:pPr>
+        <w:ind w:left="1440" w:hanging="360"/>
+      </w:pPr>
+      <w:rPr>
+        <w:rFonts w:ascii="Courier New" w:hAnsi="Courier New" w:cs="Courier New" w:hint="default"/>
+      </w:rPr>
+    </w:lvl>
+    <w:lvl w:ilvl="2" w:tplc="40090005" w:tentative="1">
+      <w:start w:val="1"/>
+      <w:numFmt w:val="bullet"/>
+      <w:lvlText w:val=""/>
+      <w:lvlJc w:val="left"/>
+      <w:pPr>
+        <w:ind w:left="2160" w:hanging="360"/>
+      </w:pPr>
+      <w:rPr>
+        <w:rFonts w:ascii="Wingdings" w:hAnsi="Wingdings" w:hint="default"/>
+      </w:rPr>
+    </w:lvl>
+    <w:lvl w:ilvl="3" w:tplc="40090001" w:tentative="1">
+      <w:start w:val="1"/>
+      <w:numFmt w:val="bullet"/>
+      <w:lvlText w:val=""/>
+      <w:lvlJc w:val="left"/>
+      <w:pPr>
+        <w:ind w:left="2880" w:hanging="360"/>
+      </w:pPr>
+      <w:rPr>
+        <w:rFonts w:ascii="Symbol" w:hAnsi="Symbol" w:hint="default"/>
+      </w:rPr>
+    </w:lvl>
+    <w:lvl w:ilvl="4" w:tplc="40090003" w:tentative="1">
+      <w:start w:val="1"/>
+      <w:numFmt w:val="bullet"/>
+      <w:lvlText w:val="o"/>
+      <w:lvlJc w:val="left"/>
+      <w:pPr>
+        <w:ind w:left="3600" w:hanging="360"/>
+      </w:pPr>
+      <w:rPr>
+        <w:rFonts w:ascii="Courier New" w:hAnsi="Courier New" w:cs="Courier New" w:hint="default"/>
+      </w:rPr>
+    </w:lvl>
+    <w:lvl w:ilvl="5" w:tplc="40090005" w:tentative="1">
+      <w:start w:val="1"/>
+      <w:numFmt w:val="bullet"/>
+      <w:lvlText w:val=""/>
+      <w:lvlJc w:val="left"/>
+      <w:pPr>
+        <w:ind w:left="4320" w:hanging="360"/>
+      </w:pPr>
+      <w:rPr>
+        <w:rFonts w:ascii="Wingdings" w:hAnsi="Wingdings" w:hint="default"/>
+      </w:rPr>
+    </w:lvl>
+    <w:lvl w:ilvl="6" w:tplc="40090001" w:tentative="1">
+      <w:start w:val="1"/>
+      <w:numFmt w:val="bullet"/>
+      <w:lvlText w:val=""/>
+      <w:lvlJc w:val="left"/>
+      <w:pPr>
+        <w:ind w:left="5040" w:hanging="360"/>
+      </w:pPr>
+      <w:rPr>
+        <w:rFonts w:ascii="Symbol" w:hAnsi="Symbol" w:hint="default"/>
+      </w:rPr>
+    </w:lvl>
+    <w:lvl w:ilvl="7" w:tplc="40090003" w:tentative="1">
+      <w:start w:val="1"/>
+      <w:numFmt w:val="bullet"/>
+      <w:lvlText w:val="o"/>
+      <w:lvlJc w:val="left"/>
+      <w:pPr>
+        <w:ind w:left="5760" w:hanging="360"/>
+      </w:pPr>
+      <w:rPr>
+        <w:rFonts w:ascii="Courier New" w:hAnsi="Courier New" w:cs="Courier New" w:hint="default"/>
+      </w:rPr>
+    </w:lvl>
+    <w:lvl w:ilvl="8" w:tplc="40090005" w:tentative="1">
+      <w:start w:val="1"/>
+      <w:numFmt w:val="bullet"/>
+      <w:lvlText w:val=""/>
+      <w:lvlJc w:val="left"/>
+      <w:pPr>
+        <w:ind w:left="6480" w:hanging="360"/>
+      </w:pPr>
+      <w:rPr>
+        <w:rFonts w:ascii="Wingdings" w:hAnsi="Wingdings" w:hint="default"/>
+      </w:rPr>
+    </w:lvl>
+  </w:abstractNum>
+  <w:abstractNum w:abstractNumId="56" w15:restartNumberingAfterBreak="0">
     <w:nsid w:val="6FEC1125"/>
     <w:multiLevelType w:val="multilevel"/>
     <w:tmpl w:val="4B603932"/>
@@ -15628,7 +15475,7 @@
       </w:rPr>
     </w:lvl>
   </w:abstractNum>
-  <w:abstractNum w:abstractNumId="56" w15:restartNumberingAfterBreak="0">
+  <w:abstractNum w:abstractNumId="57" w15:restartNumberingAfterBreak="0">
     <w:nsid w:val="723C36D8"/>
     <w:multiLevelType w:val="hybridMultilevel"/>
     <w:tmpl w:val="5DE44D48"/>
@@ -15741,7 +15588,7 @@
       </w:rPr>
     </w:lvl>
   </w:abstractNum>
-  <w:abstractNum w:abstractNumId="57" w15:restartNumberingAfterBreak="0">
+  <w:abstractNum w:abstractNumId="58" w15:restartNumberingAfterBreak="0">
     <w:nsid w:val="77A82909"/>
     <w:multiLevelType w:val="multilevel"/>
     <w:tmpl w:val="AF8650FA"/>
@@ -15836,7 +15683,7 @@
       </w:pPr>
     </w:lvl>
   </w:abstractNum>
-  <w:abstractNum w:abstractNumId="58" w15:restartNumberingAfterBreak="0">
+  <w:abstractNum w:abstractNumId="59" w15:restartNumberingAfterBreak="0">
     <w:nsid w:val="7A542B0A"/>
     <w:multiLevelType w:val="multilevel"/>
     <w:tmpl w:val="9506B2A6"/>
@@ -15925,7 +15772,7 @@
       </w:pPr>
     </w:lvl>
   </w:abstractNum>
-  <w:abstractNum w:abstractNumId="59" w15:restartNumberingAfterBreak="0">
+  <w:abstractNum w:abstractNumId="60" w15:restartNumberingAfterBreak="0">
     <w:nsid w:val="7B956710"/>
     <w:multiLevelType w:val="multilevel"/>
     <w:tmpl w:val="25C2D402"/>
@@ -16017,7 +15864,7 @@
       </w:pPr>
     </w:lvl>
   </w:abstractNum>
-  <w:abstractNum w:abstractNumId="60" w15:restartNumberingAfterBreak="0">
+  <w:abstractNum w:abstractNumId="61" w15:restartNumberingAfterBreak="0">
     <w:nsid w:val="7C89562A"/>
     <w:multiLevelType w:val="hybridMultilevel"/>
     <w:tmpl w:val="C3F65CA4"/>
@@ -16130,7 +15977,7 @@
       </w:rPr>
     </w:lvl>
   </w:abstractNum>
-  <w:abstractNum w:abstractNumId="61" w15:restartNumberingAfterBreak="0">
+  <w:abstractNum w:abstractNumId="62" w15:restartNumberingAfterBreak="0">
     <w:nsid w:val="7CB17658"/>
     <w:multiLevelType w:val="hybridMultilevel"/>
     <w:tmpl w:val="1D42DA62"/>
@@ -16243,7 +16090,7 @@
       </w:rPr>
     </w:lvl>
   </w:abstractNum>
-  <w:abstractNum w:abstractNumId="62" w15:restartNumberingAfterBreak="0">
+  <w:abstractNum w:abstractNumId="63" w15:restartNumberingAfterBreak="0">
     <w:nsid w:val="7DA57BE0"/>
     <w:multiLevelType w:val="multilevel"/>
     <w:tmpl w:val="A43E5F90"/>
@@ -16332,7 +16179,7 @@
       </w:pPr>
     </w:lvl>
   </w:abstractNum>
-  <w:abstractNum w:abstractNumId="63" w15:restartNumberingAfterBreak="0">
+  <w:abstractNum w:abstractNumId="64" w15:restartNumberingAfterBreak="0">
     <w:nsid w:val="7EE863F5"/>
     <w:multiLevelType w:val="multilevel"/>
     <w:tmpl w:val="4009001F"/>
@@ -16421,7 +16268,7 @@
       </w:pPr>
     </w:lvl>
   </w:abstractNum>
-  <w:abstractNum w:abstractNumId="64" w15:restartNumberingAfterBreak="0">
+  <w:abstractNum w:abstractNumId="65" w15:restartNumberingAfterBreak="0">
     <w:nsid w:val="7F1F122B"/>
     <w:multiLevelType w:val="multilevel"/>
     <w:tmpl w:val="72DC0442"/>
@@ -16544,7 +16391,7 @@
     <w:abstractNumId w:val="28"/>
   </w:num>
   <w:num w:numId="11" w16cid:durableId="2001807513">
-    <w:abstractNumId w:val="55"/>
+    <w:abstractNumId w:val="56"/>
   </w:num>
   <w:num w:numId="12" w16cid:durableId="1144850617">
     <w:abstractNumId w:val="40"/>
@@ -16559,10 +16406,10 @@
     <w:abstractNumId w:val="34"/>
   </w:num>
   <w:num w:numId="16" w16cid:durableId="1514144657">
-    <w:abstractNumId w:val="61"/>
+    <w:abstractNumId w:val="62"/>
   </w:num>
   <w:num w:numId="17" w16cid:durableId="1510562697">
-    <w:abstractNumId w:val="56"/>
+    <w:abstractNumId w:val="57"/>
   </w:num>
   <w:num w:numId="18" w16cid:durableId="97410276">
     <w:abstractNumId w:val="33"/>
@@ -16592,13 +16439,13 @@
     <w:abstractNumId w:val="46"/>
   </w:num>
   <w:num w:numId="27" w16cid:durableId="424617655">
-    <w:abstractNumId w:val="62"/>
+    <w:abstractNumId w:val="63"/>
   </w:num>
   <w:num w:numId="28" w16cid:durableId="2126659545">
     <w:abstractNumId w:val="23"/>
   </w:num>
   <w:num w:numId="29" w16cid:durableId="934240989">
-    <w:abstractNumId w:val="59"/>
+    <w:abstractNumId w:val="60"/>
   </w:num>
   <w:num w:numId="30" w16cid:durableId="70348787">
     <w:abstractNumId w:val="4"/>
@@ -16613,7 +16460,7 @@
     <w:abstractNumId w:val="53"/>
   </w:num>
   <w:num w:numId="34" w16cid:durableId="1929848820">
-    <w:abstractNumId w:val="57"/>
+    <w:abstractNumId w:val="58"/>
   </w:num>
   <w:num w:numId="35" w16cid:durableId="1162552196">
     <w:abstractNumId w:val="42"/>
@@ -16649,13 +16496,13 @@
     <w:abstractNumId w:val="54"/>
   </w:num>
   <w:num w:numId="46" w16cid:durableId="2047022143">
-    <w:abstractNumId w:val="58"/>
+    <w:abstractNumId w:val="59"/>
   </w:num>
   <w:num w:numId="47" w16cid:durableId="1292050816">
     <w:abstractNumId w:val="7"/>
   </w:num>
   <w:num w:numId="48" w16cid:durableId="599878810">
-    <w:abstractNumId w:val="64"/>
+    <w:abstractNumId w:val="65"/>
   </w:num>
   <w:num w:numId="49" w16cid:durableId="1763452301">
     <w:abstractNumId w:val="27"/>
@@ -16667,7 +16514,7 @@
     <w:abstractNumId w:val="48"/>
   </w:num>
   <w:num w:numId="52" w16cid:durableId="2013027177">
-    <w:abstractNumId w:val="63"/>
+    <w:abstractNumId w:val="64"/>
   </w:num>
   <w:num w:numId="53" w16cid:durableId="2071030821">
     <w:abstractNumId w:val="6"/>
@@ -16679,7 +16526,7 @@
     <w:abstractNumId w:val="30"/>
   </w:num>
   <w:num w:numId="56" w16cid:durableId="1305043036">
-    <w:abstractNumId w:val="60"/>
+    <w:abstractNumId w:val="61"/>
   </w:num>
   <w:num w:numId="57" w16cid:durableId="1994992618">
     <w:abstractNumId w:val="43"/>
@@ -16707,6 +16554,9 @@
   </w:num>
   <w:num w:numId="65" w16cid:durableId="1862432569">
     <w:abstractNumId w:val="15"/>
+  </w:num>
+  <w:num w:numId="66" w16cid:durableId="1174799575">
+    <w:abstractNumId w:val="55"/>
   </w:num>
 </w:numbering>
 </file>
@@ -17311,6 +17161,7 @@
   <w:style w:type="character" w:default="1" w:styleId="DefaultParagraphFont">
     <w:name w:val="Default Paragraph Font"/>
     <w:uiPriority w:val="1"/>
+    <w:semiHidden/>
     <w:unhideWhenUsed/>
   </w:style>
   <w:style w:type="table" w:default="1" w:styleId="TableNormal">

--- a/docs/Group-47.docx
+++ b/docs/Group-47.docx
@@ -9554,6 +9554,1037 @@
         <w:t>The collaborative filtering model effectively captures user-item interaction patterns and provides a scalable foundation for recommendation systems.</w:t>
       </w:r>
     </w:p>
+    <w:p>
+      <w:pPr>
+        <w:pStyle w:val="Heading1"/>
+        <w:numPr>
+          <w:ilvl w:val="0"/>
+          <w:numId w:val="7"/>
+        </w:numPr>
+        <w:rPr>
+          <w:lang w:val="en-US"/>
+        </w:rPr>
+      </w:pPr>
+      <w:r>
+        <w:rPr>
+          <w:lang w:val="en-US"/>
+        </w:rPr>
+        <w:t>Pipeline Orchestration</w:t>
+      </w:r>
+    </w:p>
+    <w:p>
+      <w:pPr>
+        <w:pStyle w:val="Heading2"/>
+        <w:numPr>
+          <w:ilvl w:val="1"/>
+          <w:numId w:val="7"/>
+        </w:numPr>
+        <w:ind w:left="0" w:firstLine="0"/>
+        <w:rPr>
+          <w:lang w:val="en-US"/>
+        </w:rPr>
+      </w:pPr>
+      <w:r>
+        <w:rPr>
+          <w:lang w:val="en-US"/>
+        </w:rPr>
+        <w:t>Overview</w:t>
+      </w:r>
+    </w:p>
+    <w:p>
+      <w:pPr>
+        <w:rPr>
+          <w:lang w:val="en-US"/>
+        </w:rPr>
+      </w:pPr>
+      <w:r>
+        <w:rPr>
+          <w:lang w:val="en-US"/>
+        </w:rPr>
+        <w:t>The end-to-end machine learning pipeline is orchestrated using Prefect, enabling automated and reliable execution of data processing and model training stages. The orchestration layer coordinates multiple pipeline components, ensuring correct execution order and handling failures gracefully.</w:t>
+      </w:r>
+    </w:p>
+    <w:p>
+      <w:pPr>
+        <w:pStyle w:val="Heading2"/>
+        <w:numPr>
+          <w:ilvl w:val="1"/>
+          <w:numId w:val="7"/>
+        </w:numPr>
+        <w:ind w:left="0" w:firstLine="0"/>
+        <w:rPr>
+          <w:lang w:val="en-US"/>
+        </w:rPr>
+      </w:pPr>
+      <w:r>
+        <w:rPr>
+          <w:lang w:val="en-US"/>
+        </w:rPr>
+        <w:t>Pipeline Structure</w:t>
+      </w:r>
+    </w:p>
+    <w:p>
+      <w:pPr>
+        <w:rPr>
+          <w:lang w:val="en-US"/>
+        </w:rPr>
+      </w:pPr>
+      <w:r>
+        <w:rPr>
+          <w:lang w:val="en-US"/>
+        </w:rPr>
+        <w:t>The pipeline consists of the following stages:</w:t>
+      </w:r>
+    </w:p>
+    <w:p>
+      <w:pPr>
+        <w:pStyle w:val="ListParagraph"/>
+        <w:numPr>
+          <w:ilvl w:val="0"/>
+          <w:numId w:val="67"/>
+        </w:numPr>
+        <w:rPr>
+          <w:lang w:val="en-US"/>
+        </w:rPr>
+      </w:pPr>
+      <w:r>
+        <w:rPr>
+          <w:lang w:val="en-US"/>
+        </w:rPr>
+        <w:t>Data Ingestion</w:t>
+      </w:r>
+    </w:p>
+    <w:p>
+      <w:pPr>
+        <w:pStyle w:val="ListParagraph"/>
+        <w:numPr>
+          <w:ilvl w:val="0"/>
+          <w:numId w:val="67"/>
+        </w:numPr>
+        <w:rPr>
+          <w:lang w:val="en-US"/>
+        </w:rPr>
+      </w:pPr>
+      <w:r>
+        <w:rPr>
+          <w:lang w:val="en-US"/>
+        </w:rPr>
+        <w:t>Bronze Layer Processing</w:t>
+      </w:r>
+    </w:p>
+    <w:p>
+      <w:pPr>
+        <w:pStyle w:val="ListParagraph"/>
+        <w:numPr>
+          <w:ilvl w:val="0"/>
+          <w:numId w:val="67"/>
+        </w:numPr>
+        <w:rPr>
+          <w:lang w:val="en-US"/>
+        </w:rPr>
+      </w:pPr>
+      <w:r>
+        <w:rPr>
+          <w:lang w:val="en-US"/>
+        </w:rPr>
+        <w:t>Silver Transformation</w:t>
+      </w:r>
+    </w:p>
+    <w:p>
+      <w:pPr>
+        <w:pStyle w:val="ListParagraph"/>
+        <w:numPr>
+          <w:ilvl w:val="0"/>
+          <w:numId w:val="67"/>
+        </w:numPr>
+        <w:rPr>
+          <w:lang w:val="en-US"/>
+        </w:rPr>
+      </w:pPr>
+      <w:r>
+        <w:rPr>
+          <w:lang w:val="en-US"/>
+        </w:rPr>
+        <w:t>Feature Engineering</w:t>
+      </w:r>
+    </w:p>
+    <w:p>
+      <w:pPr>
+        <w:pStyle w:val="ListParagraph"/>
+        <w:numPr>
+          <w:ilvl w:val="0"/>
+          <w:numId w:val="67"/>
+        </w:numPr>
+        <w:rPr>
+          <w:lang w:val="en-US"/>
+        </w:rPr>
+      </w:pPr>
+      <w:r>
+        <w:rPr>
+          <w:lang w:val="en-US"/>
+        </w:rPr>
+        <w:t>Model Training</w:t>
+      </w:r>
+    </w:p>
+    <w:p>
+      <w:pPr>
+        <w:rPr>
+          <w:lang w:val="en-US"/>
+        </w:rPr>
+      </w:pPr>
+      <w:r>
+        <w:rPr>
+          <w:lang w:val="en-US"/>
+        </w:rPr>
+        <w:t>These stages are executed sequentially as part of a Prefect flow.</w:t>
+      </w:r>
+    </w:p>
+    <w:p>
+      <w:pPr>
+        <w:pStyle w:val="Heading2"/>
+        <w:numPr>
+          <w:ilvl w:val="1"/>
+          <w:numId w:val="7"/>
+        </w:numPr>
+        <w:ind w:left="0" w:firstLine="0"/>
+        <w:rPr>
+          <w:lang w:val="en-US"/>
+        </w:rPr>
+      </w:pPr>
+      <w:r>
+        <w:rPr>
+          <w:lang w:val="en-US"/>
+        </w:rPr>
+        <w:t>Task Design</w:t>
+      </w:r>
+    </w:p>
+    <w:p>
+      <w:pPr>
+        <w:rPr>
+          <w:lang w:val="en-US"/>
+        </w:rPr>
+      </w:pPr>
+      <w:r>
+        <w:rPr>
+          <w:lang w:val="en-US"/>
+        </w:rPr>
+        <w:t>Each pipeline stage is implemented as an independent Prefect task:</w:t>
+      </w:r>
+    </w:p>
+    <w:p>
+      <w:pPr>
+        <w:pStyle w:val="ListParagraph"/>
+        <w:numPr>
+          <w:ilvl w:val="0"/>
+          <w:numId w:val="68"/>
+        </w:numPr>
+        <w:rPr>
+          <w:lang w:val="en-US"/>
+        </w:rPr>
+      </w:pPr>
+      <w:r>
+        <w:rPr>
+          <w:lang w:val="en-US"/>
+        </w:rPr>
+        <w:t>Tasks encapsulate specific functionality</w:t>
+      </w:r>
+    </w:p>
+    <w:p>
+      <w:pPr>
+        <w:pStyle w:val="ListParagraph"/>
+        <w:numPr>
+          <w:ilvl w:val="0"/>
+          <w:numId w:val="68"/>
+        </w:numPr>
+        <w:rPr>
+          <w:lang w:val="en-US"/>
+        </w:rPr>
+      </w:pPr>
+      <w:r>
+        <w:rPr>
+          <w:lang w:val="en-US"/>
+        </w:rPr>
+        <w:t>Tasks are reusable and modular</w:t>
+      </w:r>
+    </w:p>
+    <w:p>
+      <w:pPr>
+        <w:pStyle w:val="ListParagraph"/>
+        <w:numPr>
+          <w:ilvl w:val="0"/>
+          <w:numId w:val="68"/>
+        </w:numPr>
+        <w:rPr>
+          <w:lang w:val="en-US"/>
+        </w:rPr>
+      </w:pPr>
+      <w:r>
+        <w:rPr>
+          <w:lang w:val="en-US"/>
+        </w:rPr>
+        <w:t>Tasks include logging and error handling</w:t>
+      </w:r>
+    </w:p>
+    <w:p>
+      <w:pPr>
+        <w:rPr>
+          <w:lang w:val="en-US"/>
+        </w:rPr>
+      </w:pPr>
+      <w:r>
+        <w:rPr>
+          <w:lang w:val="en-US"/>
+        </w:rPr>
+        <w:t>This modular design improves maintainability and debuggability.</w:t>
+      </w:r>
+    </w:p>
+    <w:p>
+      <w:pPr>
+        <w:pStyle w:val="Heading2"/>
+        <w:numPr>
+          <w:ilvl w:val="1"/>
+          <w:numId w:val="7"/>
+        </w:numPr>
+        <w:ind w:left="0" w:firstLine="0"/>
+        <w:rPr>
+          <w:lang w:val="en-US"/>
+        </w:rPr>
+      </w:pPr>
+      <w:r>
+        <w:rPr>
+          <w:lang w:val="en-US"/>
+        </w:rPr>
+        <w:t>Workflow Definition</w:t>
+      </w:r>
+    </w:p>
+    <w:p>
+      <w:pPr>
+        <w:rPr>
+          <w:lang w:val="en-US"/>
+        </w:rPr>
+      </w:pPr>
+      <w:r>
+        <w:rPr>
+          <w:lang w:val="en-US"/>
+        </w:rPr>
+        <w:t>The workflow is defined as a Directed Acyclic Graph (DAG), where tasks are executed in a predefined sequence:</w:t>
+      </w:r>
+    </w:p>
+    <w:p>
+      <w:pPr>
+        <w:rPr>
+          <w:lang w:val="en-US"/>
+        </w:rPr>
+      </w:pPr>
+      <w:r>
+        <w:rPr>
+          <w:lang w:val="en-US"/>
+        </w:rPr>
+        <w:t>Ingestion → Bronze → Silver → Features → Training</w:t>
+      </w:r>
+    </w:p>
+    <w:p>
+      <w:pPr>
+        <w:rPr>
+          <w:lang w:val="en-US"/>
+        </w:rPr>
+      </w:pPr>
+      <w:r>
+        <w:rPr>
+          <w:lang w:val="en-US"/>
+        </w:rPr>
+        <w:t>Dependencies between tasks ensure that downstream stages execute only after upstream stages complete successfully.</w:t>
+      </w:r>
+    </w:p>
+    <w:p>
+      <w:pPr>
+        <w:pStyle w:val="Heading2"/>
+        <w:numPr>
+          <w:ilvl w:val="1"/>
+          <w:numId w:val="7"/>
+        </w:numPr>
+        <w:ind w:left="0" w:firstLine="0"/>
+        <w:rPr>
+          <w:lang w:val="en-US"/>
+        </w:rPr>
+      </w:pPr>
+      <w:r>
+        <w:rPr>
+          <w:lang w:val="en-US"/>
+        </w:rPr>
+        <w:lastRenderedPageBreak/>
+        <w:t>Logging and Failure Handling</w:t>
+      </w:r>
+    </w:p>
+    <w:p>
+      <w:pPr>
+        <w:rPr>
+          <w:lang w:val="en-US"/>
+        </w:rPr>
+      </w:pPr>
+      <w:r>
+        <w:rPr>
+          <w:lang w:val="en-US"/>
+        </w:rPr>
+        <w:t>Prefect provides built-in logging and monitoring capabilities:</w:t>
+      </w:r>
+    </w:p>
+    <w:p>
+      <w:pPr>
+        <w:pStyle w:val="ListParagraph"/>
+        <w:numPr>
+          <w:ilvl w:val="0"/>
+          <w:numId w:val="69"/>
+        </w:numPr>
+        <w:rPr>
+          <w:lang w:val="en-US"/>
+        </w:rPr>
+      </w:pPr>
+      <w:r>
+        <w:rPr>
+          <w:lang w:val="en-US"/>
+        </w:rPr>
+        <w:t>Each task logs execution status</w:t>
+      </w:r>
+    </w:p>
+    <w:p>
+      <w:pPr>
+        <w:pStyle w:val="ListParagraph"/>
+        <w:numPr>
+          <w:ilvl w:val="0"/>
+          <w:numId w:val="69"/>
+        </w:numPr>
+        <w:rPr>
+          <w:lang w:val="en-US"/>
+        </w:rPr>
+      </w:pPr>
+      <w:r>
+        <w:rPr>
+          <w:lang w:val="en-US"/>
+        </w:rPr>
+        <w:t>Failures are captured and surfaced clearly</w:t>
+      </w:r>
+    </w:p>
+    <w:p>
+      <w:pPr>
+        <w:pStyle w:val="ListParagraph"/>
+        <w:numPr>
+          <w:ilvl w:val="0"/>
+          <w:numId w:val="69"/>
+        </w:numPr>
+        <w:rPr>
+          <w:lang w:val="en-US"/>
+        </w:rPr>
+      </w:pPr>
+      <w:r>
+        <w:rPr>
+          <w:lang w:val="en-US"/>
+        </w:rPr>
+        <w:t>Pipeline execution stops on critical errors</w:t>
+      </w:r>
+    </w:p>
+    <w:p>
+      <w:pPr>
+        <w:rPr>
+          <w:lang w:val="en-US"/>
+        </w:rPr>
+      </w:pPr>
+      <w:r>
+        <w:rPr>
+          <w:lang w:val="en-US"/>
+        </w:rPr>
+        <w:t>This ensures reliability and transparency of pipeline execution.</w:t>
+      </w:r>
+    </w:p>
+    <w:p>
+      <w:pPr>
+        <w:pStyle w:val="Heading2"/>
+        <w:numPr>
+          <w:ilvl w:val="1"/>
+          <w:numId w:val="7"/>
+        </w:numPr>
+        <w:ind w:left="0" w:firstLine="0"/>
+        <w:rPr>
+          <w:lang w:val="en-US"/>
+        </w:rPr>
+      </w:pPr>
+      <w:r>
+        <w:rPr>
+          <w:lang w:val="en-US"/>
+        </w:rPr>
+        <w:t>Design Decisions</w:t>
+      </w:r>
+    </w:p>
+    <w:p>
+      <w:pPr>
+        <w:pStyle w:val="Heading3"/>
+        <w:rPr>
+          <w:lang w:val="en-US"/>
+        </w:rPr>
+      </w:pPr>
+      <w:r>
+        <w:rPr>
+          <w:lang w:val="en-US"/>
+        </w:rPr>
+        <w:t>Choice of Prefect over Airflow/Dagster</w:t>
+      </w:r>
+    </w:p>
+    <w:p>
+      <w:pPr>
+        <w:rPr>
+          <w:lang w:val="en-US"/>
+        </w:rPr>
+      </w:pPr>
+      <w:r>
+        <w:rPr>
+          <w:lang w:val="en-US"/>
+        </w:rPr>
+        <w:t>Prefect was selected due to:</w:t>
+      </w:r>
+    </w:p>
+    <w:p>
+      <w:pPr>
+        <w:pStyle w:val="ListParagraph"/>
+        <w:numPr>
+          <w:ilvl w:val="0"/>
+          <w:numId w:val="70"/>
+        </w:numPr>
+        <w:rPr>
+          <w:lang w:val="en-US"/>
+        </w:rPr>
+      </w:pPr>
+      <w:r>
+        <w:rPr>
+          <w:lang w:val="en-US"/>
+        </w:rPr>
+        <w:t>Simplicity of setup (no additional infrastructure required)</w:t>
+      </w:r>
+    </w:p>
+    <w:p>
+      <w:pPr>
+        <w:pStyle w:val="ListParagraph"/>
+        <w:numPr>
+          <w:ilvl w:val="0"/>
+          <w:numId w:val="70"/>
+        </w:numPr>
+        <w:rPr>
+          <w:lang w:val="en-US"/>
+        </w:rPr>
+      </w:pPr>
+      <w:r>
+        <w:rPr>
+          <w:lang w:val="en-US"/>
+        </w:rPr>
+        <w:t>Native Python integration</w:t>
+      </w:r>
+    </w:p>
+    <w:p>
+      <w:pPr>
+        <w:pStyle w:val="ListParagraph"/>
+        <w:numPr>
+          <w:ilvl w:val="0"/>
+          <w:numId w:val="70"/>
+        </w:numPr>
+        <w:rPr>
+          <w:lang w:val="en-US"/>
+        </w:rPr>
+      </w:pPr>
+      <w:r>
+        <w:rPr>
+          <w:lang w:val="en-US"/>
+        </w:rPr>
+        <w:t>Lightweight execution model</w:t>
+      </w:r>
+    </w:p>
+    <w:p>
+      <w:pPr>
+        <w:pStyle w:val="ListParagraph"/>
+        <w:numPr>
+          <w:ilvl w:val="0"/>
+          <w:numId w:val="70"/>
+        </w:numPr>
+        <w:rPr>
+          <w:lang w:val="en-US"/>
+        </w:rPr>
+      </w:pPr>
+      <w:r>
+        <w:rPr>
+          <w:lang w:val="en-US"/>
+        </w:rPr>
+        <w:t>Suitable for local development and assignment scope</w:t>
+      </w:r>
+    </w:p>
+    <w:p>
+      <w:pPr>
+        <w:pStyle w:val="Heading3"/>
+        <w:rPr>
+          <w:lang w:val="en-US"/>
+        </w:rPr>
+      </w:pPr>
+      <w:r>
+        <w:rPr>
+          <w:lang w:val="en-US"/>
+        </w:rPr>
+        <w:t>Sequential Execution Model</w:t>
+      </w:r>
+    </w:p>
+    <w:p>
+      <w:pPr>
+        <w:rPr>
+          <w:lang w:val="en-US"/>
+        </w:rPr>
+      </w:pPr>
+      <w:r>
+        <w:rPr>
+          <w:lang w:val="en-US"/>
+        </w:rPr>
+        <w:t>A sequential execution model is used instead of parallel processing to:</w:t>
+      </w:r>
+    </w:p>
+    <w:p>
+      <w:pPr>
+        <w:pStyle w:val="ListParagraph"/>
+        <w:numPr>
+          <w:ilvl w:val="0"/>
+          <w:numId w:val="71"/>
+        </w:numPr>
+        <w:rPr>
+          <w:lang w:val="en-US"/>
+        </w:rPr>
+      </w:pPr>
+      <w:r>
+        <w:rPr>
+          <w:lang w:val="en-US"/>
+        </w:rPr>
+        <w:t>Maintain data dependencies</w:t>
+      </w:r>
+    </w:p>
+    <w:p>
+      <w:pPr>
+        <w:pStyle w:val="ListParagraph"/>
+        <w:numPr>
+          <w:ilvl w:val="0"/>
+          <w:numId w:val="71"/>
+        </w:numPr>
+        <w:rPr>
+          <w:lang w:val="en-US"/>
+        </w:rPr>
+      </w:pPr>
+      <w:r>
+        <w:rPr>
+          <w:lang w:val="en-US"/>
+        </w:rPr>
+        <w:t>Ensure correctness of transformations</w:t>
+      </w:r>
+    </w:p>
+    <w:p>
+      <w:pPr>
+        <w:pStyle w:val="ListParagraph"/>
+        <w:numPr>
+          <w:ilvl w:val="0"/>
+          <w:numId w:val="71"/>
+        </w:numPr>
+        <w:rPr>
+          <w:lang w:val="en-US"/>
+        </w:rPr>
+      </w:pPr>
+      <w:r>
+        <w:rPr>
+          <w:lang w:val="en-US"/>
+        </w:rPr>
+        <w:t>Simplify debugging and validation</w:t>
+      </w:r>
+    </w:p>
+    <w:p>
+      <w:pPr>
+        <w:pStyle w:val="Heading3"/>
+        <w:rPr>
+          <w:lang w:val="en-US"/>
+        </w:rPr>
+      </w:pPr>
+      <w:r>
+        <w:rPr>
+          <w:lang w:val="en-US"/>
+        </w:rPr>
+        <w:t>Script-based Task Execution</w:t>
+      </w:r>
+    </w:p>
+    <w:p>
+      <w:pPr>
+        <w:rPr>
+          <w:lang w:val="en-US"/>
+        </w:rPr>
+      </w:pPr>
+      <w:r>
+        <w:rPr>
+          <w:lang w:val="en-US"/>
+        </w:rPr>
+        <w:t>Each Prefect task invokes existing pipeline scripts rather than embedding logic directly. This ensures:</w:t>
+      </w:r>
+    </w:p>
+    <w:p>
+      <w:pPr>
+        <w:pStyle w:val="ListParagraph"/>
+        <w:numPr>
+          <w:ilvl w:val="0"/>
+          <w:numId w:val="72"/>
+        </w:numPr>
+        <w:rPr>
+          <w:lang w:val="en-US"/>
+        </w:rPr>
+      </w:pPr>
+      <w:r>
+        <w:rPr>
+          <w:lang w:val="en-US"/>
+        </w:rPr>
+        <w:t>Separation of concerns</w:t>
+      </w:r>
+    </w:p>
+    <w:p>
+      <w:pPr>
+        <w:pStyle w:val="ListParagraph"/>
+        <w:numPr>
+          <w:ilvl w:val="0"/>
+          <w:numId w:val="72"/>
+        </w:numPr>
+        <w:rPr>
+          <w:lang w:val="en-US"/>
+        </w:rPr>
+      </w:pPr>
+      <w:r>
+        <w:rPr>
+          <w:lang w:val="en-US"/>
+        </w:rPr>
+        <w:t>Reusability of scripts outside orchestration</w:t>
+      </w:r>
+    </w:p>
+    <w:p>
+      <w:pPr>
+        <w:pStyle w:val="ListParagraph"/>
+        <w:numPr>
+          <w:ilvl w:val="0"/>
+          <w:numId w:val="72"/>
+        </w:numPr>
+        <w:rPr>
+          <w:lang w:val="en-US"/>
+        </w:rPr>
+      </w:pPr>
+      <w:r>
+        <w:rPr>
+          <w:lang w:val="en-US"/>
+        </w:rPr>
+        <w:t>Minimal refactoring effort</w:t>
+      </w:r>
+    </w:p>
+    <w:p>
+      <w:pPr>
+        <w:pStyle w:val="Heading3"/>
+        <w:rPr>
+          <w:lang w:val="en-US"/>
+        </w:rPr>
+      </w:pPr>
+      <w:r>
+        <w:rPr>
+          <w:lang w:val="en-US"/>
+        </w:rPr>
+        <w:t>Configuration-driven Pipeline</w:t>
+      </w:r>
+    </w:p>
+    <w:p>
+      <w:pPr>
+        <w:rPr>
+          <w:lang w:val="en-US"/>
+        </w:rPr>
+      </w:pPr>
+      <w:r>
+        <w:rPr>
+          <w:lang w:val="en-US"/>
+        </w:rPr>
+        <w:t>The pipeline uses a centralized configuration system to manage:</w:t>
+      </w:r>
+    </w:p>
+    <w:p>
+      <w:pPr>
+        <w:pStyle w:val="ListParagraph"/>
+        <w:numPr>
+          <w:ilvl w:val="0"/>
+          <w:numId w:val="73"/>
+        </w:numPr>
+        <w:rPr>
+          <w:lang w:val="en-US"/>
+        </w:rPr>
+      </w:pPr>
+      <w:r>
+        <w:rPr>
+          <w:lang w:val="en-US"/>
+        </w:rPr>
+        <w:t>Data paths</w:t>
+      </w:r>
+    </w:p>
+    <w:p>
+      <w:pPr>
+        <w:pStyle w:val="ListParagraph"/>
+        <w:numPr>
+          <w:ilvl w:val="0"/>
+          <w:numId w:val="73"/>
+        </w:numPr>
+        <w:rPr>
+          <w:lang w:val="en-US"/>
+        </w:rPr>
+      </w:pPr>
+      <w:r>
+        <w:rPr>
+          <w:lang w:val="en-US"/>
+        </w:rPr>
+        <w:t>Dataset versions</w:t>
+      </w:r>
+    </w:p>
+    <w:p>
+      <w:pPr>
+        <w:pStyle w:val="ListParagraph"/>
+        <w:numPr>
+          <w:ilvl w:val="0"/>
+          <w:numId w:val="73"/>
+        </w:numPr>
+        <w:rPr>
+          <w:lang w:val="en-US"/>
+        </w:rPr>
+      </w:pPr>
+      <w:r>
+        <w:rPr>
+          <w:lang w:val="en-US"/>
+        </w:rPr>
+        <w:t>Storage settings</w:t>
+      </w:r>
+    </w:p>
+    <w:p>
+      <w:pPr>
+        <w:rPr>
+          <w:lang w:val="en-US"/>
+        </w:rPr>
+      </w:pPr>
+      <w:r>
+        <w:rPr>
+          <w:lang w:val="en-US"/>
+        </w:rPr>
+        <w:t>This enables flexibility and avoids hardcoding.</w:t>
+      </w:r>
+    </w:p>
+    <w:p>
+      <w:pPr>
+        <w:rPr>
+          <w:lang w:val="en-US"/>
+        </w:rPr>
+      </w:pPr>
+    </w:p>
+    <w:p>
+      <w:pPr>
+        <w:pStyle w:val="Heading3"/>
+        <w:rPr>
+          <w:lang w:val="en-US"/>
+        </w:rPr>
+      </w:pPr>
+      <w:r>
+        <w:rPr>
+          <w:lang w:val="en-US"/>
+        </w:rPr>
+        <w:lastRenderedPageBreak/>
+        <w:t>Integration with Versioning and Lineage</w:t>
+      </w:r>
+    </w:p>
+    <w:p>
+      <w:pPr>
+        <w:rPr>
+          <w:lang w:val="en-US"/>
+        </w:rPr>
+      </w:pPr>
+      <w:r>
+        <w:rPr>
+          <w:lang w:val="en-US"/>
+        </w:rPr>
+        <w:t>The orchestration layer integrates seamlessly with:</w:t>
+      </w:r>
+    </w:p>
+    <w:p>
+      <w:pPr>
+        <w:pStyle w:val="ListParagraph"/>
+        <w:numPr>
+          <w:ilvl w:val="0"/>
+          <w:numId w:val="74"/>
+        </w:numPr>
+        <w:rPr>
+          <w:lang w:val="en-US"/>
+        </w:rPr>
+      </w:pPr>
+      <w:r>
+        <w:rPr>
+          <w:lang w:val="en-US"/>
+        </w:rPr>
+        <w:t>Dataset versioning</w:t>
+      </w:r>
+    </w:p>
+    <w:p>
+      <w:pPr>
+        <w:pStyle w:val="ListParagraph"/>
+        <w:numPr>
+          <w:ilvl w:val="0"/>
+          <w:numId w:val="74"/>
+        </w:numPr>
+        <w:rPr>
+          <w:lang w:val="en-US"/>
+        </w:rPr>
+      </w:pPr>
+      <w:r>
+        <w:rPr>
+          <w:lang w:val="en-US"/>
+        </w:rPr>
+        <w:t>Lineage tracking</w:t>
+      </w:r>
+    </w:p>
+    <w:p>
+      <w:pPr>
+        <w:rPr>
+          <w:lang w:val="en-US"/>
+        </w:rPr>
+      </w:pPr>
+      <w:r>
+        <w:rPr>
+          <w:lang w:val="en-US"/>
+        </w:rPr>
+        <w:t>Each pipeline stage maintains traceability, ensuring end-to-end visibility of data transformations.</w:t>
+      </w:r>
+    </w:p>
+    <w:p>
+      <w:pPr>
+        <w:pStyle w:val="Heading2"/>
+        <w:numPr>
+          <w:ilvl w:val="1"/>
+          <w:numId w:val="7"/>
+        </w:numPr>
+        <w:ind w:left="0" w:firstLine="0"/>
+        <w:rPr>
+          <w:lang w:val="en-US"/>
+        </w:rPr>
+      </w:pPr>
+      <w:r>
+        <w:rPr>
+          <w:lang w:val="en-US"/>
+        </w:rPr>
+        <w:t>Monitoring and Observability</w:t>
+      </w:r>
+    </w:p>
+    <w:p>
+      <w:pPr>
+        <w:rPr>
+          <w:lang w:val="en-US"/>
+        </w:rPr>
+      </w:pPr>
+      <w:r>
+        <w:rPr>
+          <w:lang w:val="en-US"/>
+        </w:rPr>
+        <w:t>Prefect supports optional UI-based monitoring, allowing visualization of:</w:t>
+      </w:r>
+    </w:p>
+    <w:p>
+      <w:pPr>
+        <w:pStyle w:val="ListParagraph"/>
+        <w:numPr>
+          <w:ilvl w:val="0"/>
+          <w:numId w:val="75"/>
+        </w:numPr>
+        <w:rPr>
+          <w:lang w:val="en-US"/>
+        </w:rPr>
+      </w:pPr>
+      <w:r>
+        <w:rPr>
+          <w:lang w:val="en-US"/>
+        </w:rPr>
+        <w:t>Task execution status</w:t>
+      </w:r>
+    </w:p>
+    <w:p>
+      <w:pPr>
+        <w:pStyle w:val="ListParagraph"/>
+        <w:numPr>
+          <w:ilvl w:val="0"/>
+          <w:numId w:val="75"/>
+        </w:numPr>
+        <w:rPr>
+          <w:lang w:val="en-US"/>
+        </w:rPr>
+      </w:pPr>
+      <w:r>
+        <w:rPr>
+          <w:lang w:val="en-US"/>
+        </w:rPr>
+        <w:t>Pipeline runs</w:t>
+      </w:r>
+    </w:p>
+    <w:p>
+      <w:pPr>
+        <w:pStyle w:val="ListParagraph"/>
+        <w:numPr>
+          <w:ilvl w:val="0"/>
+          <w:numId w:val="75"/>
+        </w:numPr>
+        <w:rPr>
+          <w:lang w:val="en-US"/>
+        </w:rPr>
+      </w:pPr>
+      <w:r>
+        <w:rPr>
+          <w:lang w:val="en-US"/>
+        </w:rPr>
+        <w:t>Logs and errors</w:t>
+      </w:r>
+    </w:p>
+    <w:p>
+      <w:pPr>
+        <w:rPr>
+          <w:lang w:val="en-US"/>
+        </w:rPr>
+      </w:pPr>
+      <w:r>
+        <w:rPr>
+          <w:lang w:val="en-US"/>
+        </w:rPr>
+        <w:t>This enhances observability of the pipeline.</w:t>
+      </w:r>
+    </w:p>
+    <w:p>
+      <w:pPr>
+        <w:pStyle w:val="Heading2"/>
+        <w:numPr>
+          <w:ilvl w:val="1"/>
+          <w:numId w:val="7"/>
+        </w:numPr>
+        <w:ind w:left="0" w:firstLine="0"/>
+        <w:rPr>
+          <w:lang w:val="en-US"/>
+        </w:rPr>
+      </w:pPr>
+      <w:r>
+        <w:rPr>
+          <w:lang w:val="en-US"/>
+        </w:rPr>
+        <w:t>Summary</w:t>
+      </w:r>
+    </w:p>
+    <w:p>
+      <w:pPr>
+        <w:rPr>
+          <w:lang w:val="en-US"/>
+        </w:rPr>
+      </w:pPr>
+      <w:r>
+        <w:rPr>
+          <w:lang w:val="en-US"/>
+        </w:rPr>
+        <w:t>The orchestration layer ensures reliable, automated, and traceable execution of the machine learning pipeline. By leveraging Prefect, the system achieves a balance between simplicity and functionality, making it suitable for both academic and practical applications.</w:t>
+      </w:r>
+    </w:p>
     <w:sectPr>
       <w:pgSz w:w="11906" w:h="16838"/>
       <w:pgMar w:top="1440" w:right="1440" w:bottom="1440" w:left="1440" w:header="708" w:footer="708" w:gutter="0"/>
@@ -9888,6 +10919,119 @@
     </w:lvl>
   </w:abstractNum>
   <w:abstractNum w:abstractNumId="3" w15:restartNumberingAfterBreak="0">
+    <w:nsid w:val="07987B5D"/>
+    <w:multiLevelType w:val="hybridMultilevel"/>
+    <w:tmpl w:val="D61A56C8"/>
+    <w:lvl w:ilvl="0" w:tplc="40090001">
+      <w:start w:val="1"/>
+      <w:numFmt w:val="bullet"/>
+      <w:lvlText w:val=""/>
+      <w:lvlJc w:val="left"/>
+      <w:pPr>
+        <w:ind w:left="720" w:hanging="360"/>
+      </w:pPr>
+      <w:rPr>
+        <w:rFonts w:ascii="Symbol" w:hAnsi="Symbol" w:hint="default"/>
+      </w:rPr>
+    </w:lvl>
+    <w:lvl w:ilvl="1" w:tplc="40090003" w:tentative="1">
+      <w:start w:val="1"/>
+      <w:numFmt w:val="bullet"/>
+      <w:lvlText w:val="o"/>
+      <w:lvlJc w:val="left"/>
+      <w:pPr>
+        <w:ind w:left="1440" w:hanging="360"/>
+      </w:pPr>
+      <w:rPr>
+        <w:rFonts w:ascii="Courier New" w:hAnsi="Courier New" w:cs="Courier New" w:hint="default"/>
+      </w:rPr>
+    </w:lvl>
+    <w:lvl w:ilvl="2" w:tplc="40090005" w:tentative="1">
+      <w:start w:val="1"/>
+      <w:numFmt w:val="bullet"/>
+      <w:lvlText w:val=""/>
+      <w:lvlJc w:val="left"/>
+      <w:pPr>
+        <w:ind w:left="2160" w:hanging="360"/>
+      </w:pPr>
+      <w:rPr>
+        <w:rFonts w:ascii="Wingdings" w:hAnsi="Wingdings" w:hint="default"/>
+      </w:rPr>
+    </w:lvl>
+    <w:lvl w:ilvl="3" w:tplc="40090001" w:tentative="1">
+      <w:start w:val="1"/>
+      <w:numFmt w:val="bullet"/>
+      <w:lvlText w:val=""/>
+      <w:lvlJc w:val="left"/>
+      <w:pPr>
+        <w:ind w:left="2880" w:hanging="360"/>
+      </w:pPr>
+      <w:rPr>
+        <w:rFonts w:ascii="Symbol" w:hAnsi="Symbol" w:hint="default"/>
+      </w:rPr>
+    </w:lvl>
+    <w:lvl w:ilvl="4" w:tplc="40090003" w:tentative="1">
+      <w:start w:val="1"/>
+      <w:numFmt w:val="bullet"/>
+      <w:lvlText w:val="o"/>
+      <w:lvlJc w:val="left"/>
+      <w:pPr>
+        <w:ind w:left="3600" w:hanging="360"/>
+      </w:pPr>
+      <w:rPr>
+        <w:rFonts w:ascii="Courier New" w:hAnsi="Courier New" w:cs="Courier New" w:hint="default"/>
+      </w:rPr>
+    </w:lvl>
+    <w:lvl w:ilvl="5" w:tplc="40090005" w:tentative="1">
+      <w:start w:val="1"/>
+      <w:numFmt w:val="bullet"/>
+      <w:lvlText w:val=""/>
+      <w:lvlJc w:val="left"/>
+      <w:pPr>
+        <w:ind w:left="4320" w:hanging="360"/>
+      </w:pPr>
+      <w:rPr>
+        <w:rFonts w:ascii="Wingdings" w:hAnsi="Wingdings" w:hint="default"/>
+      </w:rPr>
+    </w:lvl>
+    <w:lvl w:ilvl="6" w:tplc="40090001" w:tentative="1">
+      <w:start w:val="1"/>
+      <w:numFmt w:val="bullet"/>
+      <w:lvlText w:val=""/>
+      <w:lvlJc w:val="left"/>
+      <w:pPr>
+        <w:ind w:left="5040" w:hanging="360"/>
+      </w:pPr>
+      <w:rPr>
+        <w:rFonts w:ascii="Symbol" w:hAnsi="Symbol" w:hint="default"/>
+      </w:rPr>
+    </w:lvl>
+    <w:lvl w:ilvl="7" w:tplc="40090003" w:tentative="1">
+      <w:start w:val="1"/>
+      <w:numFmt w:val="bullet"/>
+      <w:lvlText w:val="o"/>
+      <w:lvlJc w:val="left"/>
+      <w:pPr>
+        <w:ind w:left="5760" w:hanging="360"/>
+      </w:pPr>
+      <w:rPr>
+        <w:rFonts w:ascii="Courier New" w:hAnsi="Courier New" w:cs="Courier New" w:hint="default"/>
+      </w:rPr>
+    </w:lvl>
+    <w:lvl w:ilvl="8" w:tplc="40090005" w:tentative="1">
+      <w:start w:val="1"/>
+      <w:numFmt w:val="bullet"/>
+      <w:lvlText w:val=""/>
+      <w:lvlJc w:val="left"/>
+      <w:pPr>
+        <w:ind w:left="6480" w:hanging="360"/>
+      </w:pPr>
+      <w:rPr>
+        <w:rFonts w:ascii="Wingdings" w:hAnsi="Wingdings" w:hint="default"/>
+      </w:rPr>
+    </w:lvl>
+  </w:abstractNum>
+  <w:abstractNum w:abstractNumId="4" w15:restartNumberingAfterBreak="0">
     <w:nsid w:val="0D87342F"/>
     <w:multiLevelType w:val="hybridMultilevel"/>
     <w:tmpl w:val="45CAE674"/>
@@ -10000,7 +11144,7 @@
       </w:rPr>
     </w:lvl>
   </w:abstractNum>
-  <w:abstractNum w:abstractNumId="4" w15:restartNumberingAfterBreak="0">
+  <w:abstractNum w:abstractNumId="5" w15:restartNumberingAfterBreak="0">
     <w:nsid w:val="0E405F13"/>
     <w:multiLevelType w:val="multilevel"/>
     <w:tmpl w:val="25C2D402"/>
@@ -10092,7 +11236,7 @@
       </w:pPr>
     </w:lvl>
   </w:abstractNum>
-  <w:abstractNum w:abstractNumId="5" w15:restartNumberingAfterBreak="0">
+  <w:abstractNum w:abstractNumId="6" w15:restartNumberingAfterBreak="0">
     <w:nsid w:val="10C167CD"/>
     <w:multiLevelType w:val="multilevel"/>
     <w:tmpl w:val="AF8650FA"/>
@@ -10187,7 +11331,7 @@
       </w:pPr>
     </w:lvl>
   </w:abstractNum>
-  <w:abstractNum w:abstractNumId="6" w15:restartNumberingAfterBreak="0">
+  <w:abstractNum w:abstractNumId="7" w15:restartNumberingAfterBreak="0">
     <w:nsid w:val="16137A11"/>
     <w:multiLevelType w:val="hybridMultilevel"/>
     <w:tmpl w:val="63FC23CA"/>
@@ -10300,7 +11444,7 @@
       </w:rPr>
     </w:lvl>
   </w:abstractNum>
-  <w:abstractNum w:abstractNumId="7" w15:restartNumberingAfterBreak="0">
+  <w:abstractNum w:abstractNumId="8" w15:restartNumberingAfterBreak="0">
     <w:nsid w:val="17E1591B"/>
     <w:multiLevelType w:val="hybridMultilevel"/>
     <w:tmpl w:val="BEAA2782"/>
@@ -10389,7 +11533,7 @@
       </w:pPr>
     </w:lvl>
   </w:abstractNum>
-  <w:abstractNum w:abstractNumId="8" w15:restartNumberingAfterBreak="0">
+  <w:abstractNum w:abstractNumId="9" w15:restartNumberingAfterBreak="0">
     <w:nsid w:val="181A6476"/>
     <w:multiLevelType w:val="hybridMultilevel"/>
     <w:tmpl w:val="BC6E727E"/>
@@ -10502,7 +11646,7 @@
       </w:rPr>
     </w:lvl>
   </w:abstractNum>
-  <w:abstractNum w:abstractNumId="9" w15:restartNumberingAfterBreak="0">
+  <w:abstractNum w:abstractNumId="10" w15:restartNumberingAfterBreak="0">
     <w:nsid w:val="18A36030"/>
     <w:multiLevelType w:val="hybridMultilevel"/>
     <w:tmpl w:val="AAE227A4"/>
@@ -10615,7 +11759,7 @@
       </w:rPr>
     </w:lvl>
   </w:abstractNum>
-  <w:abstractNum w:abstractNumId="10" w15:restartNumberingAfterBreak="0">
+  <w:abstractNum w:abstractNumId="11" w15:restartNumberingAfterBreak="0">
     <w:nsid w:val="1936633C"/>
     <w:multiLevelType w:val="hybridMultilevel"/>
     <w:tmpl w:val="88A6EA06"/>
@@ -10728,7 +11872,7 @@
       </w:rPr>
     </w:lvl>
   </w:abstractNum>
-  <w:abstractNum w:abstractNumId="11" w15:restartNumberingAfterBreak="0">
+  <w:abstractNum w:abstractNumId="12" w15:restartNumberingAfterBreak="0">
     <w:nsid w:val="1B1351DB"/>
     <w:multiLevelType w:val="multilevel"/>
     <w:tmpl w:val="AF8650FA"/>
@@ -10823,7 +11967,7 @@
       </w:pPr>
     </w:lvl>
   </w:abstractNum>
-  <w:abstractNum w:abstractNumId="12" w15:restartNumberingAfterBreak="0">
+  <w:abstractNum w:abstractNumId="13" w15:restartNumberingAfterBreak="0">
     <w:nsid w:val="1E7702BB"/>
     <w:multiLevelType w:val="hybridMultilevel"/>
     <w:tmpl w:val="C66807EE"/>
@@ -10936,7 +12080,7 @@
       </w:rPr>
     </w:lvl>
   </w:abstractNum>
-  <w:abstractNum w:abstractNumId="13" w15:restartNumberingAfterBreak="0">
+  <w:abstractNum w:abstractNumId="14" w15:restartNumberingAfterBreak="0">
     <w:nsid w:val="1E89188C"/>
     <w:multiLevelType w:val="hybridMultilevel"/>
     <w:tmpl w:val="B1D26A7E"/>
@@ -11049,7 +12193,7 @@
       </w:rPr>
     </w:lvl>
   </w:abstractNum>
-  <w:abstractNum w:abstractNumId="14" w15:restartNumberingAfterBreak="0">
+  <w:abstractNum w:abstractNumId="15" w15:restartNumberingAfterBreak="0">
     <w:nsid w:val="1EC762B4"/>
     <w:multiLevelType w:val="multilevel"/>
     <w:tmpl w:val="59265CBE"/>
@@ -11138,7 +12282,7 @@
       </w:pPr>
     </w:lvl>
   </w:abstractNum>
-  <w:abstractNum w:abstractNumId="15" w15:restartNumberingAfterBreak="0">
+  <w:abstractNum w:abstractNumId="16" w15:restartNumberingAfterBreak="0">
     <w:nsid w:val="1F01266A"/>
     <w:multiLevelType w:val="hybridMultilevel"/>
     <w:tmpl w:val="B1D01DD4"/>
@@ -11251,7 +12395,7 @@
       </w:rPr>
     </w:lvl>
   </w:abstractNum>
-  <w:abstractNum w:abstractNumId="16" w15:restartNumberingAfterBreak="0">
+  <w:abstractNum w:abstractNumId="17" w15:restartNumberingAfterBreak="0">
     <w:nsid w:val="21697168"/>
     <w:multiLevelType w:val="multilevel"/>
     <w:tmpl w:val="4009001F"/>
@@ -11337,7 +12481,7 @@
       </w:pPr>
     </w:lvl>
   </w:abstractNum>
-  <w:abstractNum w:abstractNumId="17" w15:restartNumberingAfterBreak="0">
+  <w:abstractNum w:abstractNumId="18" w15:restartNumberingAfterBreak="0">
     <w:nsid w:val="2237450F"/>
     <w:multiLevelType w:val="multilevel"/>
     <w:tmpl w:val="15408114"/>
@@ -11450,7 +12594,120 @@
       </w:rPr>
     </w:lvl>
   </w:abstractNum>
-  <w:abstractNum w:abstractNumId="18" w15:restartNumberingAfterBreak="0">
+  <w:abstractNum w:abstractNumId="19" w15:restartNumberingAfterBreak="0">
+    <w:nsid w:val="232E4A86"/>
+    <w:multiLevelType w:val="hybridMultilevel"/>
+    <w:tmpl w:val="865E3026"/>
+    <w:lvl w:ilvl="0" w:tplc="40090001">
+      <w:start w:val="1"/>
+      <w:numFmt w:val="bullet"/>
+      <w:lvlText w:val=""/>
+      <w:lvlJc w:val="left"/>
+      <w:pPr>
+        <w:ind w:left="720" w:hanging="360"/>
+      </w:pPr>
+      <w:rPr>
+        <w:rFonts w:ascii="Symbol" w:hAnsi="Symbol" w:hint="default"/>
+      </w:rPr>
+    </w:lvl>
+    <w:lvl w:ilvl="1" w:tplc="40090003" w:tentative="1">
+      <w:start w:val="1"/>
+      <w:numFmt w:val="bullet"/>
+      <w:lvlText w:val="o"/>
+      <w:lvlJc w:val="left"/>
+      <w:pPr>
+        <w:ind w:left="1440" w:hanging="360"/>
+      </w:pPr>
+      <w:rPr>
+        <w:rFonts w:ascii="Courier New" w:hAnsi="Courier New" w:cs="Courier New" w:hint="default"/>
+      </w:rPr>
+    </w:lvl>
+    <w:lvl w:ilvl="2" w:tplc="40090005" w:tentative="1">
+      <w:start w:val="1"/>
+      <w:numFmt w:val="bullet"/>
+      <w:lvlText w:val=""/>
+      <w:lvlJc w:val="left"/>
+      <w:pPr>
+        <w:ind w:left="2160" w:hanging="360"/>
+      </w:pPr>
+      <w:rPr>
+        <w:rFonts w:ascii="Wingdings" w:hAnsi="Wingdings" w:hint="default"/>
+      </w:rPr>
+    </w:lvl>
+    <w:lvl w:ilvl="3" w:tplc="40090001" w:tentative="1">
+      <w:start w:val="1"/>
+      <w:numFmt w:val="bullet"/>
+      <w:lvlText w:val=""/>
+      <w:lvlJc w:val="left"/>
+      <w:pPr>
+        <w:ind w:left="2880" w:hanging="360"/>
+      </w:pPr>
+      <w:rPr>
+        <w:rFonts w:ascii="Symbol" w:hAnsi="Symbol" w:hint="default"/>
+      </w:rPr>
+    </w:lvl>
+    <w:lvl w:ilvl="4" w:tplc="40090003" w:tentative="1">
+      <w:start w:val="1"/>
+      <w:numFmt w:val="bullet"/>
+      <w:lvlText w:val="o"/>
+      <w:lvlJc w:val="left"/>
+      <w:pPr>
+        <w:ind w:left="3600" w:hanging="360"/>
+      </w:pPr>
+      <w:rPr>
+        <w:rFonts w:ascii="Courier New" w:hAnsi="Courier New" w:cs="Courier New" w:hint="default"/>
+      </w:rPr>
+    </w:lvl>
+    <w:lvl w:ilvl="5" w:tplc="40090005" w:tentative="1">
+      <w:start w:val="1"/>
+      <w:numFmt w:val="bullet"/>
+      <w:lvlText w:val=""/>
+      <w:lvlJc w:val="left"/>
+      <w:pPr>
+        <w:ind w:left="4320" w:hanging="360"/>
+      </w:pPr>
+      <w:rPr>
+        <w:rFonts w:ascii="Wingdings" w:hAnsi="Wingdings" w:hint="default"/>
+      </w:rPr>
+    </w:lvl>
+    <w:lvl w:ilvl="6" w:tplc="40090001" w:tentative="1">
+      <w:start w:val="1"/>
+      <w:numFmt w:val="bullet"/>
+      <w:lvlText w:val=""/>
+      <w:lvlJc w:val="left"/>
+      <w:pPr>
+        <w:ind w:left="5040" w:hanging="360"/>
+      </w:pPr>
+      <w:rPr>
+        <w:rFonts w:ascii="Symbol" w:hAnsi="Symbol" w:hint="default"/>
+      </w:rPr>
+    </w:lvl>
+    <w:lvl w:ilvl="7" w:tplc="40090003" w:tentative="1">
+      <w:start w:val="1"/>
+      <w:numFmt w:val="bullet"/>
+      <w:lvlText w:val="o"/>
+      <w:lvlJc w:val="left"/>
+      <w:pPr>
+        <w:ind w:left="5760" w:hanging="360"/>
+      </w:pPr>
+      <w:rPr>
+        <w:rFonts w:ascii="Courier New" w:hAnsi="Courier New" w:cs="Courier New" w:hint="default"/>
+      </w:rPr>
+    </w:lvl>
+    <w:lvl w:ilvl="8" w:tplc="40090005" w:tentative="1">
+      <w:start w:val="1"/>
+      <w:numFmt w:val="bullet"/>
+      <w:lvlText w:val=""/>
+      <w:lvlJc w:val="left"/>
+      <w:pPr>
+        <w:ind w:left="6480" w:hanging="360"/>
+      </w:pPr>
+      <w:rPr>
+        <w:rFonts w:ascii="Wingdings" w:hAnsi="Wingdings" w:hint="default"/>
+      </w:rPr>
+    </w:lvl>
+  </w:abstractNum>
+  <w:abstractNum w:abstractNumId="20" w15:restartNumberingAfterBreak="0">
     <w:nsid w:val="23EC5BAB"/>
     <w:multiLevelType w:val="hybridMultilevel"/>
     <w:tmpl w:val="03DECD06"/>
@@ -11563,7 +12820,120 @@
       </w:rPr>
     </w:lvl>
   </w:abstractNum>
-  <w:abstractNum w:abstractNumId="19" w15:restartNumberingAfterBreak="0">
+  <w:abstractNum w:abstractNumId="21" w15:restartNumberingAfterBreak="0">
+    <w:nsid w:val="240F7D9A"/>
+    <w:multiLevelType w:val="hybridMultilevel"/>
+    <w:tmpl w:val="AAE2380C"/>
+    <w:lvl w:ilvl="0" w:tplc="40090001">
+      <w:start w:val="1"/>
+      <w:numFmt w:val="bullet"/>
+      <w:lvlText w:val=""/>
+      <w:lvlJc w:val="left"/>
+      <w:pPr>
+        <w:ind w:left="720" w:hanging="360"/>
+      </w:pPr>
+      <w:rPr>
+        <w:rFonts w:ascii="Symbol" w:hAnsi="Symbol" w:hint="default"/>
+      </w:rPr>
+    </w:lvl>
+    <w:lvl w:ilvl="1" w:tplc="40090003" w:tentative="1">
+      <w:start w:val="1"/>
+      <w:numFmt w:val="bullet"/>
+      <w:lvlText w:val="o"/>
+      <w:lvlJc w:val="left"/>
+      <w:pPr>
+        <w:ind w:left="1440" w:hanging="360"/>
+      </w:pPr>
+      <w:rPr>
+        <w:rFonts w:ascii="Courier New" w:hAnsi="Courier New" w:cs="Courier New" w:hint="default"/>
+      </w:rPr>
+    </w:lvl>
+    <w:lvl w:ilvl="2" w:tplc="40090005" w:tentative="1">
+      <w:start w:val="1"/>
+      <w:numFmt w:val="bullet"/>
+      <w:lvlText w:val=""/>
+      <w:lvlJc w:val="left"/>
+      <w:pPr>
+        <w:ind w:left="2160" w:hanging="360"/>
+      </w:pPr>
+      <w:rPr>
+        <w:rFonts w:ascii="Wingdings" w:hAnsi="Wingdings" w:hint="default"/>
+      </w:rPr>
+    </w:lvl>
+    <w:lvl w:ilvl="3" w:tplc="40090001" w:tentative="1">
+      <w:start w:val="1"/>
+      <w:numFmt w:val="bullet"/>
+      <w:lvlText w:val=""/>
+      <w:lvlJc w:val="left"/>
+      <w:pPr>
+        <w:ind w:left="2880" w:hanging="360"/>
+      </w:pPr>
+      <w:rPr>
+        <w:rFonts w:ascii="Symbol" w:hAnsi="Symbol" w:hint="default"/>
+      </w:rPr>
+    </w:lvl>
+    <w:lvl w:ilvl="4" w:tplc="40090003" w:tentative="1">
+      <w:start w:val="1"/>
+      <w:numFmt w:val="bullet"/>
+      <w:lvlText w:val="o"/>
+      <w:lvlJc w:val="left"/>
+      <w:pPr>
+        <w:ind w:left="3600" w:hanging="360"/>
+      </w:pPr>
+      <w:rPr>
+        <w:rFonts w:ascii="Courier New" w:hAnsi="Courier New" w:cs="Courier New" w:hint="default"/>
+      </w:rPr>
+    </w:lvl>
+    <w:lvl w:ilvl="5" w:tplc="40090005" w:tentative="1">
+      <w:start w:val="1"/>
+      <w:numFmt w:val="bullet"/>
+      <w:lvlText w:val=""/>
+      <w:lvlJc w:val="left"/>
+      <w:pPr>
+        <w:ind w:left="4320" w:hanging="360"/>
+      </w:pPr>
+      <w:rPr>
+        <w:rFonts w:ascii="Wingdings" w:hAnsi="Wingdings" w:hint="default"/>
+      </w:rPr>
+    </w:lvl>
+    <w:lvl w:ilvl="6" w:tplc="40090001" w:tentative="1">
+      <w:start w:val="1"/>
+      <w:numFmt w:val="bullet"/>
+      <w:lvlText w:val=""/>
+      <w:lvlJc w:val="left"/>
+      <w:pPr>
+        <w:ind w:left="5040" w:hanging="360"/>
+      </w:pPr>
+      <w:rPr>
+        <w:rFonts w:ascii="Symbol" w:hAnsi="Symbol" w:hint="default"/>
+      </w:rPr>
+    </w:lvl>
+    <w:lvl w:ilvl="7" w:tplc="40090003" w:tentative="1">
+      <w:start w:val="1"/>
+      <w:numFmt w:val="bullet"/>
+      <w:lvlText w:val="o"/>
+      <w:lvlJc w:val="left"/>
+      <w:pPr>
+        <w:ind w:left="5760" w:hanging="360"/>
+      </w:pPr>
+      <w:rPr>
+        <w:rFonts w:ascii="Courier New" w:hAnsi="Courier New" w:cs="Courier New" w:hint="default"/>
+      </w:rPr>
+    </w:lvl>
+    <w:lvl w:ilvl="8" w:tplc="40090005" w:tentative="1">
+      <w:start w:val="1"/>
+      <w:numFmt w:val="bullet"/>
+      <w:lvlText w:val=""/>
+      <w:lvlJc w:val="left"/>
+      <w:pPr>
+        <w:ind w:left="6480" w:hanging="360"/>
+      </w:pPr>
+      <w:rPr>
+        <w:rFonts w:ascii="Wingdings" w:hAnsi="Wingdings" w:hint="default"/>
+      </w:rPr>
+    </w:lvl>
+  </w:abstractNum>
+  <w:abstractNum w:abstractNumId="22" w15:restartNumberingAfterBreak="0">
     <w:nsid w:val="243A6F17"/>
     <w:multiLevelType w:val="hybridMultilevel"/>
     <w:tmpl w:val="4C780D88"/>
@@ -11676,7 +13046,7 @@
       </w:rPr>
     </w:lvl>
   </w:abstractNum>
-  <w:abstractNum w:abstractNumId="20" w15:restartNumberingAfterBreak="0">
+  <w:abstractNum w:abstractNumId="23" w15:restartNumberingAfterBreak="0">
     <w:nsid w:val="247E1E72"/>
     <w:multiLevelType w:val="hybridMultilevel"/>
     <w:tmpl w:val="85A202F8"/>
@@ -11765,7 +13135,120 @@
       </w:pPr>
     </w:lvl>
   </w:abstractNum>
-  <w:abstractNum w:abstractNumId="21" w15:restartNumberingAfterBreak="0">
+  <w:abstractNum w:abstractNumId="24" w15:restartNumberingAfterBreak="0">
+    <w:nsid w:val="28C832AF"/>
+    <w:multiLevelType w:val="hybridMultilevel"/>
+    <w:tmpl w:val="3F7AB364"/>
+    <w:lvl w:ilvl="0" w:tplc="40090001">
+      <w:start w:val="1"/>
+      <w:numFmt w:val="bullet"/>
+      <w:lvlText w:val=""/>
+      <w:lvlJc w:val="left"/>
+      <w:pPr>
+        <w:ind w:left="720" w:hanging="360"/>
+      </w:pPr>
+      <w:rPr>
+        <w:rFonts w:ascii="Symbol" w:hAnsi="Symbol" w:hint="default"/>
+      </w:rPr>
+    </w:lvl>
+    <w:lvl w:ilvl="1" w:tplc="40090003" w:tentative="1">
+      <w:start w:val="1"/>
+      <w:numFmt w:val="bullet"/>
+      <w:lvlText w:val="o"/>
+      <w:lvlJc w:val="left"/>
+      <w:pPr>
+        <w:ind w:left="1440" w:hanging="360"/>
+      </w:pPr>
+      <w:rPr>
+        <w:rFonts w:ascii="Courier New" w:hAnsi="Courier New" w:cs="Courier New" w:hint="default"/>
+      </w:rPr>
+    </w:lvl>
+    <w:lvl w:ilvl="2" w:tplc="40090005" w:tentative="1">
+      <w:start w:val="1"/>
+      <w:numFmt w:val="bullet"/>
+      <w:lvlText w:val=""/>
+      <w:lvlJc w:val="left"/>
+      <w:pPr>
+        <w:ind w:left="2160" w:hanging="360"/>
+      </w:pPr>
+      <w:rPr>
+        <w:rFonts w:ascii="Wingdings" w:hAnsi="Wingdings" w:hint="default"/>
+      </w:rPr>
+    </w:lvl>
+    <w:lvl w:ilvl="3" w:tplc="40090001" w:tentative="1">
+      <w:start w:val="1"/>
+      <w:numFmt w:val="bullet"/>
+      <w:lvlText w:val=""/>
+      <w:lvlJc w:val="left"/>
+      <w:pPr>
+        <w:ind w:left="2880" w:hanging="360"/>
+      </w:pPr>
+      <w:rPr>
+        <w:rFonts w:ascii="Symbol" w:hAnsi="Symbol" w:hint="default"/>
+      </w:rPr>
+    </w:lvl>
+    <w:lvl w:ilvl="4" w:tplc="40090003" w:tentative="1">
+      <w:start w:val="1"/>
+      <w:numFmt w:val="bullet"/>
+      <w:lvlText w:val="o"/>
+      <w:lvlJc w:val="left"/>
+      <w:pPr>
+        <w:ind w:left="3600" w:hanging="360"/>
+      </w:pPr>
+      <w:rPr>
+        <w:rFonts w:ascii="Courier New" w:hAnsi="Courier New" w:cs="Courier New" w:hint="default"/>
+      </w:rPr>
+    </w:lvl>
+    <w:lvl w:ilvl="5" w:tplc="40090005" w:tentative="1">
+      <w:start w:val="1"/>
+      <w:numFmt w:val="bullet"/>
+      <w:lvlText w:val=""/>
+      <w:lvlJc w:val="left"/>
+      <w:pPr>
+        <w:ind w:left="4320" w:hanging="360"/>
+      </w:pPr>
+      <w:rPr>
+        <w:rFonts w:ascii="Wingdings" w:hAnsi="Wingdings" w:hint="default"/>
+      </w:rPr>
+    </w:lvl>
+    <w:lvl w:ilvl="6" w:tplc="40090001" w:tentative="1">
+      <w:start w:val="1"/>
+      <w:numFmt w:val="bullet"/>
+      <w:lvlText w:val=""/>
+      <w:lvlJc w:val="left"/>
+      <w:pPr>
+        <w:ind w:left="5040" w:hanging="360"/>
+      </w:pPr>
+      <w:rPr>
+        <w:rFonts w:ascii="Symbol" w:hAnsi="Symbol" w:hint="default"/>
+      </w:rPr>
+    </w:lvl>
+    <w:lvl w:ilvl="7" w:tplc="40090003" w:tentative="1">
+      <w:start w:val="1"/>
+      <w:numFmt w:val="bullet"/>
+      <w:lvlText w:val="o"/>
+      <w:lvlJc w:val="left"/>
+      <w:pPr>
+        <w:ind w:left="5760" w:hanging="360"/>
+      </w:pPr>
+      <w:rPr>
+        <w:rFonts w:ascii="Courier New" w:hAnsi="Courier New" w:cs="Courier New" w:hint="default"/>
+      </w:rPr>
+    </w:lvl>
+    <w:lvl w:ilvl="8" w:tplc="40090005" w:tentative="1">
+      <w:start w:val="1"/>
+      <w:numFmt w:val="bullet"/>
+      <w:lvlText w:val=""/>
+      <w:lvlJc w:val="left"/>
+      <w:pPr>
+        <w:ind w:left="6480" w:hanging="360"/>
+      </w:pPr>
+      <w:rPr>
+        <w:rFonts w:ascii="Wingdings" w:hAnsi="Wingdings" w:hint="default"/>
+      </w:rPr>
+    </w:lvl>
+  </w:abstractNum>
+  <w:abstractNum w:abstractNumId="25" w15:restartNumberingAfterBreak="0">
     <w:nsid w:val="31302F2A"/>
     <w:multiLevelType w:val="multilevel"/>
     <w:tmpl w:val="AF8650FA"/>
@@ -11860,7 +13343,7 @@
       </w:pPr>
     </w:lvl>
   </w:abstractNum>
-  <w:abstractNum w:abstractNumId="22" w15:restartNumberingAfterBreak="0">
+  <w:abstractNum w:abstractNumId="26" w15:restartNumberingAfterBreak="0">
     <w:nsid w:val="33B67CAC"/>
     <w:multiLevelType w:val="multilevel"/>
     <w:tmpl w:val="4009001F"/>
@@ -11946,7 +13429,7 @@
       </w:pPr>
     </w:lvl>
   </w:abstractNum>
-  <w:abstractNum w:abstractNumId="23" w15:restartNumberingAfterBreak="0">
+  <w:abstractNum w:abstractNumId="27" w15:restartNumberingAfterBreak="0">
     <w:nsid w:val="393D0DF4"/>
     <w:multiLevelType w:val="multilevel"/>
     <w:tmpl w:val="A43E5F90"/>
@@ -12035,7 +13518,120 @@
       </w:pPr>
     </w:lvl>
   </w:abstractNum>
-  <w:abstractNum w:abstractNumId="24" w15:restartNumberingAfterBreak="0">
+  <w:abstractNum w:abstractNumId="28" w15:restartNumberingAfterBreak="0">
+    <w:nsid w:val="3A7A10EA"/>
+    <w:multiLevelType w:val="hybridMultilevel"/>
+    <w:tmpl w:val="2E06FB1A"/>
+    <w:lvl w:ilvl="0" w:tplc="40090001">
+      <w:start w:val="1"/>
+      <w:numFmt w:val="bullet"/>
+      <w:lvlText w:val=""/>
+      <w:lvlJc w:val="left"/>
+      <w:pPr>
+        <w:ind w:left="720" w:hanging="360"/>
+      </w:pPr>
+      <w:rPr>
+        <w:rFonts w:ascii="Symbol" w:hAnsi="Symbol" w:hint="default"/>
+      </w:rPr>
+    </w:lvl>
+    <w:lvl w:ilvl="1" w:tplc="40090003" w:tentative="1">
+      <w:start w:val="1"/>
+      <w:numFmt w:val="bullet"/>
+      <w:lvlText w:val="o"/>
+      <w:lvlJc w:val="left"/>
+      <w:pPr>
+        <w:ind w:left="1440" w:hanging="360"/>
+      </w:pPr>
+      <w:rPr>
+        <w:rFonts w:ascii="Courier New" w:hAnsi="Courier New" w:cs="Courier New" w:hint="default"/>
+      </w:rPr>
+    </w:lvl>
+    <w:lvl w:ilvl="2" w:tplc="40090005" w:tentative="1">
+      <w:start w:val="1"/>
+      <w:numFmt w:val="bullet"/>
+      <w:lvlText w:val=""/>
+      <w:lvlJc w:val="left"/>
+      <w:pPr>
+        <w:ind w:left="2160" w:hanging="360"/>
+      </w:pPr>
+      <w:rPr>
+        <w:rFonts w:ascii="Wingdings" w:hAnsi="Wingdings" w:hint="default"/>
+      </w:rPr>
+    </w:lvl>
+    <w:lvl w:ilvl="3" w:tplc="40090001" w:tentative="1">
+      <w:start w:val="1"/>
+      <w:numFmt w:val="bullet"/>
+      <w:lvlText w:val=""/>
+      <w:lvlJc w:val="left"/>
+      <w:pPr>
+        <w:ind w:left="2880" w:hanging="360"/>
+      </w:pPr>
+      <w:rPr>
+        <w:rFonts w:ascii="Symbol" w:hAnsi="Symbol" w:hint="default"/>
+      </w:rPr>
+    </w:lvl>
+    <w:lvl w:ilvl="4" w:tplc="40090003" w:tentative="1">
+      <w:start w:val="1"/>
+      <w:numFmt w:val="bullet"/>
+      <w:lvlText w:val="o"/>
+      <w:lvlJc w:val="left"/>
+      <w:pPr>
+        <w:ind w:left="3600" w:hanging="360"/>
+      </w:pPr>
+      <w:rPr>
+        <w:rFonts w:ascii="Courier New" w:hAnsi="Courier New" w:cs="Courier New" w:hint="default"/>
+      </w:rPr>
+    </w:lvl>
+    <w:lvl w:ilvl="5" w:tplc="40090005" w:tentative="1">
+      <w:start w:val="1"/>
+      <w:numFmt w:val="bullet"/>
+      <w:lvlText w:val=""/>
+      <w:lvlJc w:val="left"/>
+      <w:pPr>
+        <w:ind w:left="4320" w:hanging="360"/>
+      </w:pPr>
+      <w:rPr>
+        <w:rFonts w:ascii="Wingdings" w:hAnsi="Wingdings" w:hint="default"/>
+      </w:rPr>
+    </w:lvl>
+    <w:lvl w:ilvl="6" w:tplc="40090001" w:tentative="1">
+      <w:start w:val="1"/>
+      <w:numFmt w:val="bullet"/>
+      <w:lvlText w:val=""/>
+      <w:lvlJc w:val="left"/>
+      <w:pPr>
+        <w:ind w:left="5040" w:hanging="360"/>
+      </w:pPr>
+      <w:rPr>
+        <w:rFonts w:ascii="Symbol" w:hAnsi="Symbol" w:hint="default"/>
+      </w:rPr>
+    </w:lvl>
+    <w:lvl w:ilvl="7" w:tplc="40090003" w:tentative="1">
+      <w:start w:val="1"/>
+      <w:numFmt w:val="bullet"/>
+      <w:lvlText w:val="o"/>
+      <w:lvlJc w:val="left"/>
+      <w:pPr>
+        <w:ind w:left="5760" w:hanging="360"/>
+      </w:pPr>
+      <w:rPr>
+        <w:rFonts w:ascii="Courier New" w:hAnsi="Courier New" w:cs="Courier New" w:hint="default"/>
+      </w:rPr>
+    </w:lvl>
+    <w:lvl w:ilvl="8" w:tplc="40090005" w:tentative="1">
+      <w:start w:val="1"/>
+      <w:numFmt w:val="bullet"/>
+      <w:lvlText w:val=""/>
+      <w:lvlJc w:val="left"/>
+      <w:pPr>
+        <w:ind w:left="6480" w:hanging="360"/>
+      </w:pPr>
+      <w:rPr>
+        <w:rFonts w:ascii="Wingdings" w:hAnsi="Wingdings" w:hint="default"/>
+      </w:rPr>
+    </w:lvl>
+  </w:abstractNum>
+  <w:abstractNum w:abstractNumId="29" w15:restartNumberingAfterBreak="0">
     <w:nsid w:val="3F4206B9"/>
     <w:multiLevelType w:val="hybridMultilevel"/>
     <w:tmpl w:val="50C050BC"/>
@@ -12148,7 +13744,7 @@
       </w:rPr>
     </w:lvl>
   </w:abstractNum>
-  <w:abstractNum w:abstractNumId="25" w15:restartNumberingAfterBreak="0">
+  <w:abstractNum w:abstractNumId="30" w15:restartNumberingAfterBreak="0">
     <w:nsid w:val="418432CC"/>
     <w:multiLevelType w:val="multilevel"/>
     <w:tmpl w:val="0EA41B88"/>
@@ -12243,7 +13839,7 @@
       </w:pPr>
     </w:lvl>
   </w:abstractNum>
-  <w:abstractNum w:abstractNumId="26" w15:restartNumberingAfterBreak="0">
+  <w:abstractNum w:abstractNumId="31" w15:restartNumberingAfterBreak="0">
     <w:nsid w:val="460E4141"/>
     <w:multiLevelType w:val="hybridMultilevel"/>
     <w:tmpl w:val="23C46E06"/>
@@ -12356,7 +13952,7 @@
       </w:rPr>
     </w:lvl>
   </w:abstractNum>
-  <w:abstractNum w:abstractNumId="27" w15:restartNumberingAfterBreak="0">
+  <w:abstractNum w:abstractNumId="32" w15:restartNumberingAfterBreak="0">
     <w:nsid w:val="4AAB387A"/>
     <w:multiLevelType w:val="multilevel"/>
     <w:tmpl w:val="72DC0442"/>
@@ -12448,7 +14044,7 @@
       </w:pPr>
     </w:lvl>
   </w:abstractNum>
-  <w:abstractNum w:abstractNumId="28" w15:restartNumberingAfterBreak="0">
+  <w:abstractNum w:abstractNumId="33" w15:restartNumberingAfterBreak="0">
     <w:nsid w:val="4C633A2A"/>
     <w:multiLevelType w:val="multilevel"/>
     <w:tmpl w:val="4B603932"/>
@@ -12561,7 +14157,7 @@
       </w:rPr>
     </w:lvl>
   </w:abstractNum>
-  <w:abstractNum w:abstractNumId="29" w15:restartNumberingAfterBreak="0">
+  <w:abstractNum w:abstractNumId="34" w15:restartNumberingAfterBreak="0">
     <w:nsid w:val="4D784B02"/>
     <w:multiLevelType w:val="multilevel"/>
     <w:tmpl w:val="59265CBE"/>
@@ -12650,7 +14246,7 @@
       </w:pPr>
     </w:lvl>
   </w:abstractNum>
-  <w:abstractNum w:abstractNumId="30" w15:restartNumberingAfterBreak="0">
+  <w:abstractNum w:abstractNumId="35" w15:restartNumberingAfterBreak="0">
     <w:nsid w:val="4E474072"/>
     <w:multiLevelType w:val="hybridMultilevel"/>
     <w:tmpl w:val="0E4E0F68"/>
@@ -12763,7 +14359,7 @@
       </w:rPr>
     </w:lvl>
   </w:abstractNum>
-  <w:abstractNum w:abstractNumId="31" w15:restartNumberingAfterBreak="0">
+  <w:abstractNum w:abstractNumId="36" w15:restartNumberingAfterBreak="0">
     <w:nsid w:val="4E653C6F"/>
     <w:multiLevelType w:val="hybridMultilevel"/>
     <w:tmpl w:val="684CCAD2"/>
@@ -12849,7 +14445,120 @@
       </w:pPr>
     </w:lvl>
   </w:abstractNum>
-  <w:abstractNum w:abstractNumId="32" w15:restartNumberingAfterBreak="0">
+  <w:abstractNum w:abstractNumId="37" w15:restartNumberingAfterBreak="0">
+    <w:nsid w:val="4E683884"/>
+    <w:multiLevelType w:val="hybridMultilevel"/>
+    <w:tmpl w:val="B6C8BD9E"/>
+    <w:lvl w:ilvl="0" w:tplc="40090001">
+      <w:start w:val="1"/>
+      <w:numFmt w:val="bullet"/>
+      <w:lvlText w:val=""/>
+      <w:lvlJc w:val="left"/>
+      <w:pPr>
+        <w:ind w:left="720" w:hanging="360"/>
+      </w:pPr>
+      <w:rPr>
+        <w:rFonts w:ascii="Symbol" w:hAnsi="Symbol" w:hint="default"/>
+      </w:rPr>
+    </w:lvl>
+    <w:lvl w:ilvl="1" w:tplc="40090003" w:tentative="1">
+      <w:start w:val="1"/>
+      <w:numFmt w:val="bullet"/>
+      <w:lvlText w:val="o"/>
+      <w:lvlJc w:val="left"/>
+      <w:pPr>
+        <w:ind w:left="1440" w:hanging="360"/>
+      </w:pPr>
+      <w:rPr>
+        <w:rFonts w:ascii="Courier New" w:hAnsi="Courier New" w:cs="Courier New" w:hint="default"/>
+      </w:rPr>
+    </w:lvl>
+    <w:lvl w:ilvl="2" w:tplc="40090005" w:tentative="1">
+      <w:start w:val="1"/>
+      <w:numFmt w:val="bullet"/>
+      <w:lvlText w:val=""/>
+      <w:lvlJc w:val="left"/>
+      <w:pPr>
+        <w:ind w:left="2160" w:hanging="360"/>
+      </w:pPr>
+      <w:rPr>
+        <w:rFonts w:ascii="Wingdings" w:hAnsi="Wingdings" w:hint="default"/>
+      </w:rPr>
+    </w:lvl>
+    <w:lvl w:ilvl="3" w:tplc="40090001" w:tentative="1">
+      <w:start w:val="1"/>
+      <w:numFmt w:val="bullet"/>
+      <w:lvlText w:val=""/>
+      <w:lvlJc w:val="left"/>
+      <w:pPr>
+        <w:ind w:left="2880" w:hanging="360"/>
+      </w:pPr>
+      <w:rPr>
+        <w:rFonts w:ascii="Symbol" w:hAnsi="Symbol" w:hint="default"/>
+      </w:rPr>
+    </w:lvl>
+    <w:lvl w:ilvl="4" w:tplc="40090003" w:tentative="1">
+      <w:start w:val="1"/>
+      <w:numFmt w:val="bullet"/>
+      <w:lvlText w:val="o"/>
+      <w:lvlJc w:val="left"/>
+      <w:pPr>
+        <w:ind w:left="3600" w:hanging="360"/>
+      </w:pPr>
+      <w:rPr>
+        <w:rFonts w:ascii="Courier New" w:hAnsi="Courier New" w:cs="Courier New" w:hint="default"/>
+      </w:rPr>
+    </w:lvl>
+    <w:lvl w:ilvl="5" w:tplc="40090005" w:tentative="1">
+      <w:start w:val="1"/>
+      <w:numFmt w:val="bullet"/>
+      <w:lvlText w:val=""/>
+      <w:lvlJc w:val="left"/>
+      <w:pPr>
+        <w:ind w:left="4320" w:hanging="360"/>
+      </w:pPr>
+      <w:rPr>
+        <w:rFonts w:ascii="Wingdings" w:hAnsi="Wingdings" w:hint="default"/>
+      </w:rPr>
+    </w:lvl>
+    <w:lvl w:ilvl="6" w:tplc="40090001" w:tentative="1">
+      <w:start w:val="1"/>
+      <w:numFmt w:val="bullet"/>
+      <w:lvlText w:val=""/>
+      <w:lvlJc w:val="left"/>
+      <w:pPr>
+        <w:ind w:left="5040" w:hanging="360"/>
+      </w:pPr>
+      <w:rPr>
+        <w:rFonts w:ascii="Symbol" w:hAnsi="Symbol" w:hint="default"/>
+      </w:rPr>
+    </w:lvl>
+    <w:lvl w:ilvl="7" w:tplc="40090003" w:tentative="1">
+      <w:start w:val="1"/>
+      <w:numFmt w:val="bullet"/>
+      <w:lvlText w:val="o"/>
+      <w:lvlJc w:val="left"/>
+      <w:pPr>
+        <w:ind w:left="5760" w:hanging="360"/>
+      </w:pPr>
+      <w:rPr>
+        <w:rFonts w:ascii="Courier New" w:hAnsi="Courier New" w:cs="Courier New" w:hint="default"/>
+      </w:rPr>
+    </w:lvl>
+    <w:lvl w:ilvl="8" w:tplc="40090005" w:tentative="1">
+      <w:start w:val="1"/>
+      <w:numFmt w:val="bullet"/>
+      <w:lvlText w:val=""/>
+      <w:lvlJc w:val="left"/>
+      <w:pPr>
+        <w:ind w:left="6480" w:hanging="360"/>
+      </w:pPr>
+      <w:rPr>
+        <w:rFonts w:ascii="Wingdings" w:hAnsi="Wingdings" w:hint="default"/>
+      </w:rPr>
+    </w:lvl>
+  </w:abstractNum>
+  <w:abstractNum w:abstractNumId="38" w15:restartNumberingAfterBreak="0">
     <w:nsid w:val="4F773F7C"/>
     <w:multiLevelType w:val="multilevel"/>
     <w:tmpl w:val="AF8650FA"/>
@@ -12944,7 +14653,7 @@
       </w:pPr>
     </w:lvl>
   </w:abstractNum>
-  <w:abstractNum w:abstractNumId="33" w15:restartNumberingAfterBreak="0">
+  <w:abstractNum w:abstractNumId="39" w15:restartNumberingAfterBreak="0">
     <w:nsid w:val="5008003E"/>
     <w:multiLevelType w:val="hybridMultilevel"/>
     <w:tmpl w:val="F08A711E"/>
@@ -13057,7 +14766,7 @@
       </w:rPr>
     </w:lvl>
   </w:abstractNum>
-  <w:abstractNum w:abstractNumId="34" w15:restartNumberingAfterBreak="0">
+  <w:abstractNum w:abstractNumId="40" w15:restartNumberingAfterBreak="0">
     <w:nsid w:val="524E5349"/>
     <w:multiLevelType w:val="hybridMultilevel"/>
     <w:tmpl w:val="DDE05586"/>
@@ -13170,7 +14879,233 @@
       </w:rPr>
     </w:lvl>
   </w:abstractNum>
-  <w:abstractNum w:abstractNumId="35" w15:restartNumberingAfterBreak="0">
+  <w:abstractNum w:abstractNumId="41" w15:restartNumberingAfterBreak="0">
+    <w:nsid w:val="530A7FC2"/>
+    <w:multiLevelType w:val="hybridMultilevel"/>
+    <w:tmpl w:val="0AE8A160"/>
+    <w:lvl w:ilvl="0" w:tplc="40090001">
+      <w:start w:val="1"/>
+      <w:numFmt w:val="bullet"/>
+      <w:lvlText w:val=""/>
+      <w:lvlJc w:val="left"/>
+      <w:pPr>
+        <w:ind w:left="720" w:hanging="360"/>
+      </w:pPr>
+      <w:rPr>
+        <w:rFonts w:ascii="Symbol" w:hAnsi="Symbol" w:hint="default"/>
+      </w:rPr>
+    </w:lvl>
+    <w:lvl w:ilvl="1" w:tplc="40090003" w:tentative="1">
+      <w:start w:val="1"/>
+      <w:numFmt w:val="bullet"/>
+      <w:lvlText w:val="o"/>
+      <w:lvlJc w:val="left"/>
+      <w:pPr>
+        <w:ind w:left="1440" w:hanging="360"/>
+      </w:pPr>
+      <w:rPr>
+        <w:rFonts w:ascii="Courier New" w:hAnsi="Courier New" w:cs="Courier New" w:hint="default"/>
+      </w:rPr>
+    </w:lvl>
+    <w:lvl w:ilvl="2" w:tplc="40090005" w:tentative="1">
+      <w:start w:val="1"/>
+      <w:numFmt w:val="bullet"/>
+      <w:lvlText w:val=""/>
+      <w:lvlJc w:val="left"/>
+      <w:pPr>
+        <w:ind w:left="2160" w:hanging="360"/>
+      </w:pPr>
+      <w:rPr>
+        <w:rFonts w:ascii="Wingdings" w:hAnsi="Wingdings" w:hint="default"/>
+      </w:rPr>
+    </w:lvl>
+    <w:lvl w:ilvl="3" w:tplc="40090001" w:tentative="1">
+      <w:start w:val="1"/>
+      <w:numFmt w:val="bullet"/>
+      <w:lvlText w:val=""/>
+      <w:lvlJc w:val="left"/>
+      <w:pPr>
+        <w:ind w:left="2880" w:hanging="360"/>
+      </w:pPr>
+      <w:rPr>
+        <w:rFonts w:ascii="Symbol" w:hAnsi="Symbol" w:hint="default"/>
+      </w:rPr>
+    </w:lvl>
+    <w:lvl w:ilvl="4" w:tplc="40090003" w:tentative="1">
+      <w:start w:val="1"/>
+      <w:numFmt w:val="bullet"/>
+      <w:lvlText w:val="o"/>
+      <w:lvlJc w:val="left"/>
+      <w:pPr>
+        <w:ind w:left="3600" w:hanging="360"/>
+      </w:pPr>
+      <w:rPr>
+        <w:rFonts w:ascii="Courier New" w:hAnsi="Courier New" w:cs="Courier New" w:hint="default"/>
+      </w:rPr>
+    </w:lvl>
+    <w:lvl w:ilvl="5" w:tplc="40090005" w:tentative="1">
+      <w:start w:val="1"/>
+      <w:numFmt w:val="bullet"/>
+      <w:lvlText w:val=""/>
+      <w:lvlJc w:val="left"/>
+      <w:pPr>
+        <w:ind w:left="4320" w:hanging="360"/>
+      </w:pPr>
+      <w:rPr>
+        <w:rFonts w:ascii="Wingdings" w:hAnsi="Wingdings" w:hint="default"/>
+      </w:rPr>
+    </w:lvl>
+    <w:lvl w:ilvl="6" w:tplc="40090001" w:tentative="1">
+      <w:start w:val="1"/>
+      <w:numFmt w:val="bullet"/>
+      <w:lvlText w:val=""/>
+      <w:lvlJc w:val="left"/>
+      <w:pPr>
+        <w:ind w:left="5040" w:hanging="360"/>
+      </w:pPr>
+      <w:rPr>
+        <w:rFonts w:ascii="Symbol" w:hAnsi="Symbol" w:hint="default"/>
+      </w:rPr>
+    </w:lvl>
+    <w:lvl w:ilvl="7" w:tplc="40090003" w:tentative="1">
+      <w:start w:val="1"/>
+      <w:numFmt w:val="bullet"/>
+      <w:lvlText w:val="o"/>
+      <w:lvlJc w:val="left"/>
+      <w:pPr>
+        <w:ind w:left="5760" w:hanging="360"/>
+      </w:pPr>
+      <w:rPr>
+        <w:rFonts w:ascii="Courier New" w:hAnsi="Courier New" w:cs="Courier New" w:hint="default"/>
+      </w:rPr>
+    </w:lvl>
+    <w:lvl w:ilvl="8" w:tplc="40090005" w:tentative="1">
+      <w:start w:val="1"/>
+      <w:numFmt w:val="bullet"/>
+      <w:lvlText w:val=""/>
+      <w:lvlJc w:val="left"/>
+      <w:pPr>
+        <w:ind w:left="6480" w:hanging="360"/>
+      </w:pPr>
+      <w:rPr>
+        <w:rFonts w:ascii="Wingdings" w:hAnsi="Wingdings" w:hint="default"/>
+      </w:rPr>
+    </w:lvl>
+  </w:abstractNum>
+  <w:abstractNum w:abstractNumId="42" w15:restartNumberingAfterBreak="0">
+    <w:nsid w:val="545056CE"/>
+    <w:multiLevelType w:val="hybridMultilevel"/>
+    <w:tmpl w:val="B2226508"/>
+    <w:lvl w:ilvl="0" w:tplc="40090001">
+      <w:start w:val="1"/>
+      <w:numFmt w:val="bullet"/>
+      <w:lvlText w:val=""/>
+      <w:lvlJc w:val="left"/>
+      <w:pPr>
+        <w:ind w:left="720" w:hanging="360"/>
+      </w:pPr>
+      <w:rPr>
+        <w:rFonts w:ascii="Symbol" w:hAnsi="Symbol" w:hint="default"/>
+      </w:rPr>
+    </w:lvl>
+    <w:lvl w:ilvl="1" w:tplc="40090003" w:tentative="1">
+      <w:start w:val="1"/>
+      <w:numFmt w:val="bullet"/>
+      <w:lvlText w:val="o"/>
+      <w:lvlJc w:val="left"/>
+      <w:pPr>
+        <w:ind w:left="1440" w:hanging="360"/>
+      </w:pPr>
+      <w:rPr>
+        <w:rFonts w:ascii="Courier New" w:hAnsi="Courier New" w:cs="Courier New" w:hint="default"/>
+      </w:rPr>
+    </w:lvl>
+    <w:lvl w:ilvl="2" w:tplc="40090005" w:tentative="1">
+      <w:start w:val="1"/>
+      <w:numFmt w:val="bullet"/>
+      <w:lvlText w:val=""/>
+      <w:lvlJc w:val="left"/>
+      <w:pPr>
+        <w:ind w:left="2160" w:hanging="360"/>
+      </w:pPr>
+      <w:rPr>
+        <w:rFonts w:ascii="Wingdings" w:hAnsi="Wingdings" w:hint="default"/>
+      </w:rPr>
+    </w:lvl>
+    <w:lvl w:ilvl="3" w:tplc="40090001" w:tentative="1">
+      <w:start w:val="1"/>
+      <w:numFmt w:val="bullet"/>
+      <w:lvlText w:val=""/>
+      <w:lvlJc w:val="left"/>
+      <w:pPr>
+        <w:ind w:left="2880" w:hanging="360"/>
+      </w:pPr>
+      <w:rPr>
+        <w:rFonts w:ascii="Symbol" w:hAnsi="Symbol" w:hint="default"/>
+      </w:rPr>
+    </w:lvl>
+    <w:lvl w:ilvl="4" w:tplc="40090003" w:tentative="1">
+      <w:start w:val="1"/>
+      <w:numFmt w:val="bullet"/>
+      <w:lvlText w:val="o"/>
+      <w:lvlJc w:val="left"/>
+      <w:pPr>
+        <w:ind w:left="3600" w:hanging="360"/>
+      </w:pPr>
+      <w:rPr>
+        <w:rFonts w:ascii="Courier New" w:hAnsi="Courier New" w:cs="Courier New" w:hint="default"/>
+      </w:rPr>
+    </w:lvl>
+    <w:lvl w:ilvl="5" w:tplc="40090005" w:tentative="1">
+      <w:start w:val="1"/>
+      <w:numFmt w:val="bullet"/>
+      <w:lvlText w:val=""/>
+      <w:lvlJc w:val="left"/>
+      <w:pPr>
+        <w:ind w:left="4320" w:hanging="360"/>
+      </w:pPr>
+      <w:rPr>
+        <w:rFonts w:ascii="Wingdings" w:hAnsi="Wingdings" w:hint="default"/>
+      </w:rPr>
+    </w:lvl>
+    <w:lvl w:ilvl="6" w:tplc="40090001" w:tentative="1">
+      <w:start w:val="1"/>
+      <w:numFmt w:val="bullet"/>
+      <w:lvlText w:val=""/>
+      <w:lvlJc w:val="left"/>
+      <w:pPr>
+        <w:ind w:left="5040" w:hanging="360"/>
+      </w:pPr>
+      <w:rPr>
+        <w:rFonts w:ascii="Symbol" w:hAnsi="Symbol" w:hint="default"/>
+      </w:rPr>
+    </w:lvl>
+    <w:lvl w:ilvl="7" w:tplc="40090003" w:tentative="1">
+      <w:start w:val="1"/>
+      <w:numFmt w:val="bullet"/>
+      <w:lvlText w:val="o"/>
+      <w:lvlJc w:val="left"/>
+      <w:pPr>
+        <w:ind w:left="5760" w:hanging="360"/>
+      </w:pPr>
+      <w:rPr>
+        <w:rFonts w:ascii="Courier New" w:hAnsi="Courier New" w:cs="Courier New" w:hint="default"/>
+      </w:rPr>
+    </w:lvl>
+    <w:lvl w:ilvl="8" w:tplc="40090005" w:tentative="1">
+      <w:start w:val="1"/>
+      <w:numFmt w:val="bullet"/>
+      <w:lvlText w:val=""/>
+      <w:lvlJc w:val="left"/>
+      <w:pPr>
+        <w:ind w:left="6480" w:hanging="360"/>
+      </w:pPr>
+      <w:rPr>
+        <w:rFonts w:ascii="Wingdings" w:hAnsi="Wingdings" w:hint="default"/>
+      </w:rPr>
+    </w:lvl>
+  </w:abstractNum>
+  <w:abstractNum w:abstractNumId="43" w15:restartNumberingAfterBreak="0">
     <w:nsid w:val="59B65F61"/>
     <w:multiLevelType w:val="hybridMultilevel"/>
     <w:tmpl w:val="D2EE8B36"/>
@@ -13283,7 +15218,7 @@
       </w:rPr>
     </w:lvl>
   </w:abstractNum>
-  <w:abstractNum w:abstractNumId="36" w15:restartNumberingAfterBreak="0">
+  <w:abstractNum w:abstractNumId="44" w15:restartNumberingAfterBreak="0">
     <w:nsid w:val="5A8B5BE2"/>
     <w:multiLevelType w:val="hybridMultilevel"/>
     <w:tmpl w:val="5A2E3174"/>
@@ -13396,7 +15331,7 @@
       </w:rPr>
     </w:lvl>
   </w:abstractNum>
-  <w:abstractNum w:abstractNumId="37" w15:restartNumberingAfterBreak="0">
+  <w:abstractNum w:abstractNumId="45" w15:restartNumberingAfterBreak="0">
     <w:nsid w:val="5B5171F8"/>
     <w:multiLevelType w:val="hybridMultilevel"/>
     <w:tmpl w:val="EACC3F76"/>
@@ -13509,7 +15444,7 @@
       </w:rPr>
     </w:lvl>
   </w:abstractNum>
-  <w:abstractNum w:abstractNumId="38" w15:restartNumberingAfterBreak="0">
+  <w:abstractNum w:abstractNumId="46" w15:restartNumberingAfterBreak="0">
     <w:nsid w:val="5B7F52C3"/>
     <w:multiLevelType w:val="multilevel"/>
     <w:tmpl w:val="AF8650FA"/>
@@ -13604,7 +15539,120 @@
       </w:pPr>
     </w:lvl>
   </w:abstractNum>
-  <w:abstractNum w:abstractNumId="39" w15:restartNumberingAfterBreak="0">
+  <w:abstractNum w:abstractNumId="47" w15:restartNumberingAfterBreak="0">
+    <w:nsid w:val="5C3240EE"/>
+    <w:multiLevelType w:val="hybridMultilevel"/>
+    <w:tmpl w:val="7D1AC824"/>
+    <w:lvl w:ilvl="0" w:tplc="40090001">
+      <w:start w:val="1"/>
+      <w:numFmt w:val="bullet"/>
+      <w:lvlText w:val=""/>
+      <w:lvlJc w:val="left"/>
+      <w:pPr>
+        <w:ind w:left="720" w:hanging="360"/>
+      </w:pPr>
+      <w:rPr>
+        <w:rFonts w:ascii="Symbol" w:hAnsi="Symbol" w:hint="default"/>
+      </w:rPr>
+    </w:lvl>
+    <w:lvl w:ilvl="1" w:tplc="40090003" w:tentative="1">
+      <w:start w:val="1"/>
+      <w:numFmt w:val="bullet"/>
+      <w:lvlText w:val="o"/>
+      <w:lvlJc w:val="left"/>
+      <w:pPr>
+        <w:ind w:left="1440" w:hanging="360"/>
+      </w:pPr>
+      <w:rPr>
+        <w:rFonts w:ascii="Courier New" w:hAnsi="Courier New" w:cs="Courier New" w:hint="default"/>
+      </w:rPr>
+    </w:lvl>
+    <w:lvl w:ilvl="2" w:tplc="40090005" w:tentative="1">
+      <w:start w:val="1"/>
+      <w:numFmt w:val="bullet"/>
+      <w:lvlText w:val=""/>
+      <w:lvlJc w:val="left"/>
+      <w:pPr>
+        <w:ind w:left="2160" w:hanging="360"/>
+      </w:pPr>
+      <w:rPr>
+        <w:rFonts w:ascii="Wingdings" w:hAnsi="Wingdings" w:hint="default"/>
+      </w:rPr>
+    </w:lvl>
+    <w:lvl w:ilvl="3" w:tplc="40090001" w:tentative="1">
+      <w:start w:val="1"/>
+      <w:numFmt w:val="bullet"/>
+      <w:lvlText w:val=""/>
+      <w:lvlJc w:val="left"/>
+      <w:pPr>
+        <w:ind w:left="2880" w:hanging="360"/>
+      </w:pPr>
+      <w:rPr>
+        <w:rFonts w:ascii="Symbol" w:hAnsi="Symbol" w:hint="default"/>
+      </w:rPr>
+    </w:lvl>
+    <w:lvl w:ilvl="4" w:tplc="40090003" w:tentative="1">
+      <w:start w:val="1"/>
+      <w:numFmt w:val="bullet"/>
+      <w:lvlText w:val="o"/>
+      <w:lvlJc w:val="left"/>
+      <w:pPr>
+        <w:ind w:left="3600" w:hanging="360"/>
+      </w:pPr>
+      <w:rPr>
+        <w:rFonts w:ascii="Courier New" w:hAnsi="Courier New" w:cs="Courier New" w:hint="default"/>
+      </w:rPr>
+    </w:lvl>
+    <w:lvl w:ilvl="5" w:tplc="40090005" w:tentative="1">
+      <w:start w:val="1"/>
+      <w:numFmt w:val="bullet"/>
+      <w:lvlText w:val=""/>
+      <w:lvlJc w:val="left"/>
+      <w:pPr>
+        <w:ind w:left="4320" w:hanging="360"/>
+      </w:pPr>
+      <w:rPr>
+        <w:rFonts w:ascii="Wingdings" w:hAnsi="Wingdings" w:hint="default"/>
+      </w:rPr>
+    </w:lvl>
+    <w:lvl w:ilvl="6" w:tplc="40090001" w:tentative="1">
+      <w:start w:val="1"/>
+      <w:numFmt w:val="bullet"/>
+      <w:lvlText w:val=""/>
+      <w:lvlJc w:val="left"/>
+      <w:pPr>
+        <w:ind w:left="5040" w:hanging="360"/>
+      </w:pPr>
+      <w:rPr>
+        <w:rFonts w:ascii="Symbol" w:hAnsi="Symbol" w:hint="default"/>
+      </w:rPr>
+    </w:lvl>
+    <w:lvl w:ilvl="7" w:tplc="40090003" w:tentative="1">
+      <w:start w:val="1"/>
+      <w:numFmt w:val="bullet"/>
+      <w:lvlText w:val="o"/>
+      <w:lvlJc w:val="left"/>
+      <w:pPr>
+        <w:ind w:left="5760" w:hanging="360"/>
+      </w:pPr>
+      <w:rPr>
+        <w:rFonts w:ascii="Courier New" w:hAnsi="Courier New" w:cs="Courier New" w:hint="default"/>
+      </w:rPr>
+    </w:lvl>
+    <w:lvl w:ilvl="8" w:tplc="40090005" w:tentative="1">
+      <w:start w:val="1"/>
+      <w:numFmt w:val="bullet"/>
+      <w:lvlText w:val=""/>
+      <w:lvlJc w:val="left"/>
+      <w:pPr>
+        <w:ind w:left="6480" w:hanging="360"/>
+      </w:pPr>
+      <w:rPr>
+        <w:rFonts w:ascii="Wingdings" w:hAnsi="Wingdings" w:hint="default"/>
+      </w:rPr>
+    </w:lvl>
+  </w:abstractNum>
+  <w:abstractNum w:abstractNumId="48" w15:restartNumberingAfterBreak="0">
     <w:nsid w:val="5CC54074"/>
     <w:multiLevelType w:val="hybridMultilevel"/>
     <w:tmpl w:val="A6C67F26"/>
@@ -13717,7 +15765,7 @@
       </w:rPr>
     </w:lvl>
   </w:abstractNum>
-  <w:abstractNum w:abstractNumId="40" w15:restartNumberingAfterBreak="0">
+  <w:abstractNum w:abstractNumId="49" w15:restartNumberingAfterBreak="0">
     <w:nsid w:val="5CD1145F"/>
     <w:multiLevelType w:val="multilevel"/>
     <w:tmpl w:val="89863FC2"/>
@@ -13830,7 +15878,7 @@
       </w:rPr>
     </w:lvl>
   </w:abstractNum>
-  <w:abstractNum w:abstractNumId="41" w15:restartNumberingAfterBreak="0">
+  <w:abstractNum w:abstractNumId="50" w15:restartNumberingAfterBreak="0">
     <w:nsid w:val="5D8D31EE"/>
     <w:multiLevelType w:val="multilevel"/>
     <w:tmpl w:val="4009001F"/>
@@ -13916,7 +15964,7 @@
       </w:pPr>
     </w:lvl>
   </w:abstractNum>
-  <w:abstractNum w:abstractNumId="42" w15:restartNumberingAfterBreak="0">
+  <w:abstractNum w:abstractNumId="51" w15:restartNumberingAfterBreak="0">
     <w:nsid w:val="5FB72E17"/>
     <w:multiLevelType w:val="multilevel"/>
     <w:tmpl w:val="715AECBA"/>
@@ -14037,7 +16085,7 @@
       </w:rPr>
     </w:lvl>
   </w:abstractNum>
-  <w:abstractNum w:abstractNumId="43" w15:restartNumberingAfterBreak="0">
+  <w:abstractNum w:abstractNumId="52" w15:restartNumberingAfterBreak="0">
     <w:nsid w:val="5FF470BA"/>
     <w:multiLevelType w:val="hybridMultilevel"/>
     <w:tmpl w:val="A53ED08A"/>
@@ -14150,7 +16198,7 @@
       </w:rPr>
     </w:lvl>
   </w:abstractNum>
-  <w:abstractNum w:abstractNumId="44" w15:restartNumberingAfterBreak="0">
+  <w:abstractNum w:abstractNumId="53" w15:restartNumberingAfterBreak="0">
     <w:nsid w:val="607E1B11"/>
     <w:multiLevelType w:val="multilevel"/>
     <w:tmpl w:val="1B46C0C0"/>
@@ -14245,7 +16293,7 @@
       </w:pPr>
     </w:lvl>
   </w:abstractNum>
-  <w:abstractNum w:abstractNumId="45" w15:restartNumberingAfterBreak="0">
+  <w:abstractNum w:abstractNumId="54" w15:restartNumberingAfterBreak="0">
     <w:nsid w:val="62A232E4"/>
     <w:multiLevelType w:val="hybridMultilevel"/>
     <w:tmpl w:val="3F96E996"/>
@@ -14358,7 +16406,7 @@
       </w:rPr>
     </w:lvl>
   </w:abstractNum>
-  <w:abstractNum w:abstractNumId="46" w15:restartNumberingAfterBreak="0">
+  <w:abstractNum w:abstractNumId="55" w15:restartNumberingAfterBreak="0">
     <w:nsid w:val="637F4387"/>
     <w:multiLevelType w:val="multilevel"/>
     <w:tmpl w:val="A43E5F90"/>
@@ -14447,7 +16495,7 @@
       </w:pPr>
     </w:lvl>
   </w:abstractNum>
-  <w:abstractNum w:abstractNumId="47" w15:restartNumberingAfterBreak="0">
+  <w:abstractNum w:abstractNumId="56" w15:restartNumberingAfterBreak="0">
     <w:nsid w:val="641950CC"/>
     <w:multiLevelType w:val="multilevel"/>
     <w:tmpl w:val="AF8650FA"/>
@@ -14542,7 +16590,7 @@
       </w:pPr>
     </w:lvl>
   </w:abstractNum>
-  <w:abstractNum w:abstractNumId="48" w15:restartNumberingAfterBreak="0">
+  <w:abstractNum w:abstractNumId="57" w15:restartNumberingAfterBreak="0">
     <w:nsid w:val="64BF34A3"/>
     <w:multiLevelType w:val="multilevel"/>
     <w:tmpl w:val="72DC0442"/>
@@ -14634,7 +16682,7 @@
       </w:pPr>
     </w:lvl>
   </w:abstractNum>
-  <w:abstractNum w:abstractNumId="49" w15:restartNumberingAfterBreak="0">
+  <w:abstractNum w:abstractNumId="58" w15:restartNumberingAfterBreak="0">
     <w:nsid w:val="65165AE0"/>
     <w:multiLevelType w:val="hybridMultilevel"/>
     <w:tmpl w:val="35A697F6"/>
@@ -14747,7 +16795,7 @@
       </w:rPr>
     </w:lvl>
   </w:abstractNum>
-  <w:abstractNum w:abstractNumId="50" w15:restartNumberingAfterBreak="0">
+  <w:abstractNum w:abstractNumId="59" w15:restartNumberingAfterBreak="0">
     <w:nsid w:val="658F74DA"/>
     <w:multiLevelType w:val="hybridMultilevel"/>
     <w:tmpl w:val="41164B2A"/>
@@ -14860,7 +16908,7 @@
       </w:rPr>
     </w:lvl>
   </w:abstractNum>
-  <w:abstractNum w:abstractNumId="51" w15:restartNumberingAfterBreak="0">
+  <w:abstractNum w:abstractNumId="60" w15:restartNumberingAfterBreak="0">
     <w:nsid w:val="663C631A"/>
     <w:multiLevelType w:val="multilevel"/>
     <w:tmpl w:val="72DC0442"/>
@@ -14952,7 +17000,7 @@
       </w:pPr>
     </w:lvl>
   </w:abstractNum>
-  <w:abstractNum w:abstractNumId="52" w15:restartNumberingAfterBreak="0">
+  <w:abstractNum w:abstractNumId="61" w15:restartNumberingAfterBreak="0">
     <w:nsid w:val="68D625CE"/>
     <w:multiLevelType w:val="hybridMultilevel"/>
     <w:tmpl w:val="208E39DE"/>
@@ -15065,7 +17113,7 @@
       </w:rPr>
     </w:lvl>
   </w:abstractNum>
-  <w:abstractNum w:abstractNumId="53" w15:restartNumberingAfterBreak="0">
+  <w:abstractNum w:abstractNumId="62" w15:restartNumberingAfterBreak="0">
     <w:nsid w:val="693737E4"/>
     <w:multiLevelType w:val="multilevel"/>
     <w:tmpl w:val="9E4663FC"/>
@@ -15160,7 +17208,7 @@
       </w:pPr>
     </w:lvl>
   </w:abstractNum>
-  <w:abstractNum w:abstractNumId="54" w15:restartNumberingAfterBreak="0">
+  <w:abstractNum w:abstractNumId="63" w15:restartNumberingAfterBreak="0">
     <w:nsid w:val="6DDB315B"/>
     <w:multiLevelType w:val="multilevel"/>
     <w:tmpl w:val="9506B2A6"/>
@@ -15249,7 +17297,7 @@
       </w:pPr>
     </w:lvl>
   </w:abstractNum>
-  <w:abstractNum w:abstractNumId="55" w15:restartNumberingAfterBreak="0">
+  <w:abstractNum w:abstractNumId="64" w15:restartNumberingAfterBreak="0">
     <w:nsid w:val="6EC847FF"/>
     <w:multiLevelType w:val="hybridMultilevel"/>
     <w:tmpl w:val="8166AA86"/>
@@ -15362,7 +17410,7 @@
       </w:rPr>
     </w:lvl>
   </w:abstractNum>
-  <w:abstractNum w:abstractNumId="56" w15:restartNumberingAfterBreak="0">
+  <w:abstractNum w:abstractNumId="65" w15:restartNumberingAfterBreak="0">
     <w:nsid w:val="6FEC1125"/>
     <w:multiLevelType w:val="multilevel"/>
     <w:tmpl w:val="4B603932"/>
@@ -15475,7 +17523,7 @@
       </w:rPr>
     </w:lvl>
   </w:abstractNum>
-  <w:abstractNum w:abstractNumId="57" w15:restartNumberingAfterBreak="0">
+  <w:abstractNum w:abstractNumId="66" w15:restartNumberingAfterBreak="0">
     <w:nsid w:val="723C36D8"/>
     <w:multiLevelType w:val="hybridMultilevel"/>
     <w:tmpl w:val="5DE44D48"/>
@@ -15588,7 +17636,7 @@
       </w:rPr>
     </w:lvl>
   </w:abstractNum>
-  <w:abstractNum w:abstractNumId="58" w15:restartNumberingAfterBreak="0">
+  <w:abstractNum w:abstractNumId="67" w15:restartNumberingAfterBreak="0">
     <w:nsid w:val="77A82909"/>
     <w:multiLevelType w:val="multilevel"/>
     <w:tmpl w:val="AF8650FA"/>
@@ -15683,7 +17731,7 @@
       </w:pPr>
     </w:lvl>
   </w:abstractNum>
-  <w:abstractNum w:abstractNumId="59" w15:restartNumberingAfterBreak="0">
+  <w:abstractNum w:abstractNumId="68" w15:restartNumberingAfterBreak="0">
     <w:nsid w:val="7A542B0A"/>
     <w:multiLevelType w:val="multilevel"/>
     <w:tmpl w:val="9506B2A6"/>
@@ -15772,7 +17820,7 @@
       </w:pPr>
     </w:lvl>
   </w:abstractNum>
-  <w:abstractNum w:abstractNumId="60" w15:restartNumberingAfterBreak="0">
+  <w:abstractNum w:abstractNumId="69" w15:restartNumberingAfterBreak="0">
     <w:nsid w:val="7B956710"/>
     <w:multiLevelType w:val="multilevel"/>
     <w:tmpl w:val="25C2D402"/>
@@ -15864,7 +17912,7 @@
       </w:pPr>
     </w:lvl>
   </w:abstractNum>
-  <w:abstractNum w:abstractNumId="61" w15:restartNumberingAfterBreak="0">
+  <w:abstractNum w:abstractNumId="70" w15:restartNumberingAfterBreak="0">
     <w:nsid w:val="7C89562A"/>
     <w:multiLevelType w:val="hybridMultilevel"/>
     <w:tmpl w:val="C3F65CA4"/>
@@ -15977,7 +18025,7 @@
       </w:rPr>
     </w:lvl>
   </w:abstractNum>
-  <w:abstractNum w:abstractNumId="62" w15:restartNumberingAfterBreak="0">
+  <w:abstractNum w:abstractNumId="71" w15:restartNumberingAfterBreak="0">
     <w:nsid w:val="7CB17658"/>
     <w:multiLevelType w:val="hybridMultilevel"/>
     <w:tmpl w:val="1D42DA62"/>
@@ -16090,7 +18138,7 @@
       </w:rPr>
     </w:lvl>
   </w:abstractNum>
-  <w:abstractNum w:abstractNumId="63" w15:restartNumberingAfterBreak="0">
+  <w:abstractNum w:abstractNumId="72" w15:restartNumberingAfterBreak="0">
     <w:nsid w:val="7DA57BE0"/>
     <w:multiLevelType w:val="multilevel"/>
     <w:tmpl w:val="A43E5F90"/>
@@ -16179,7 +18227,7 @@
       </w:pPr>
     </w:lvl>
   </w:abstractNum>
-  <w:abstractNum w:abstractNumId="64" w15:restartNumberingAfterBreak="0">
+  <w:abstractNum w:abstractNumId="73" w15:restartNumberingAfterBreak="0">
     <w:nsid w:val="7EE863F5"/>
     <w:multiLevelType w:val="multilevel"/>
     <w:tmpl w:val="4009001F"/>
@@ -16268,7 +18316,7 @@
       </w:pPr>
     </w:lvl>
   </w:abstractNum>
-  <w:abstractNum w:abstractNumId="65" w15:restartNumberingAfterBreak="0">
+  <w:abstractNum w:abstractNumId="74" w15:restartNumberingAfterBreak="0">
     <w:nsid w:val="7F1F122B"/>
     <w:multiLevelType w:val="multilevel"/>
     <w:tmpl w:val="72DC0442"/>
@@ -16361,202 +18409,229 @@
     </w:lvl>
   </w:abstractNum>
   <w:num w:numId="1" w16cid:durableId="813179379">
-    <w:abstractNumId w:val="18"/>
+    <w:abstractNumId w:val="20"/>
   </w:num>
   <w:num w:numId="2" w16cid:durableId="2140030685">
+    <w:abstractNumId w:val="31"/>
+  </w:num>
+  <w:num w:numId="3" w16cid:durableId="2008245783">
+    <w:abstractNumId w:val="36"/>
+  </w:num>
+  <w:num w:numId="4" w16cid:durableId="540483536">
+    <w:abstractNumId w:val="14"/>
+  </w:num>
+  <w:num w:numId="5" w16cid:durableId="1405027561">
+    <w:abstractNumId w:val="10"/>
+  </w:num>
+  <w:num w:numId="6" w16cid:durableId="28845206">
+    <w:abstractNumId w:val="43"/>
+  </w:num>
+  <w:num w:numId="7" w16cid:durableId="868881396">
+    <w:abstractNumId w:val="15"/>
+  </w:num>
+  <w:num w:numId="8" w16cid:durableId="1775788597">
+    <w:abstractNumId w:val="17"/>
+  </w:num>
+  <w:num w:numId="9" w16cid:durableId="735974436">
     <w:abstractNumId w:val="26"/>
   </w:num>
-  <w:num w:numId="3" w16cid:durableId="2008245783">
-    <w:abstractNumId w:val="31"/>
-  </w:num>
-  <w:num w:numId="4" w16cid:durableId="540483536">
-    <w:abstractNumId w:val="13"/>
-  </w:num>
-  <w:num w:numId="5" w16cid:durableId="1405027561">
-    <w:abstractNumId w:val="9"/>
-  </w:num>
-  <w:num w:numId="6" w16cid:durableId="28845206">
-    <w:abstractNumId w:val="35"/>
-  </w:num>
-  <w:num w:numId="7" w16cid:durableId="868881396">
-    <w:abstractNumId w:val="14"/>
-  </w:num>
-  <w:num w:numId="8" w16cid:durableId="1775788597">
-    <w:abstractNumId w:val="16"/>
-  </w:num>
-  <w:num w:numId="9" w16cid:durableId="735974436">
-    <w:abstractNumId w:val="22"/>
-  </w:num>
   <w:num w:numId="10" w16cid:durableId="1470708080">
-    <w:abstractNumId w:val="28"/>
+    <w:abstractNumId w:val="33"/>
   </w:num>
   <w:num w:numId="11" w16cid:durableId="2001807513">
-    <w:abstractNumId w:val="56"/>
+    <w:abstractNumId w:val="65"/>
   </w:num>
   <w:num w:numId="12" w16cid:durableId="1144850617">
-    <w:abstractNumId w:val="40"/>
+    <w:abstractNumId w:val="49"/>
   </w:num>
   <w:num w:numId="13" w16cid:durableId="886180933">
-    <w:abstractNumId w:val="52"/>
+    <w:abstractNumId w:val="61"/>
   </w:num>
   <w:num w:numId="14" w16cid:durableId="1607349664">
     <w:abstractNumId w:val="1"/>
   </w:num>
   <w:num w:numId="15" w16cid:durableId="1543857507">
-    <w:abstractNumId w:val="34"/>
+    <w:abstractNumId w:val="40"/>
   </w:num>
   <w:num w:numId="16" w16cid:durableId="1514144657">
-    <w:abstractNumId w:val="62"/>
+    <w:abstractNumId w:val="71"/>
   </w:num>
   <w:num w:numId="17" w16cid:durableId="1510562697">
-    <w:abstractNumId w:val="57"/>
+    <w:abstractNumId w:val="66"/>
   </w:num>
   <w:num w:numId="18" w16cid:durableId="97410276">
-    <w:abstractNumId w:val="33"/>
+    <w:abstractNumId w:val="39"/>
   </w:num>
   <w:num w:numId="19" w16cid:durableId="1446071585">
-    <w:abstractNumId w:val="12"/>
+    <w:abstractNumId w:val="13"/>
   </w:num>
   <w:num w:numId="20" w16cid:durableId="1546482672">
-    <w:abstractNumId w:val="3"/>
+    <w:abstractNumId w:val="4"/>
   </w:num>
   <w:num w:numId="21" w16cid:durableId="1455247785">
     <w:abstractNumId w:val="0"/>
   </w:num>
   <w:num w:numId="22" w16cid:durableId="22445106">
+    <w:abstractNumId w:val="59"/>
+  </w:num>
+  <w:num w:numId="23" w16cid:durableId="225652077">
+    <w:abstractNumId w:val="45"/>
+  </w:num>
+  <w:num w:numId="24" w16cid:durableId="212934121">
+    <w:abstractNumId w:val="11"/>
+  </w:num>
+  <w:num w:numId="25" w16cid:durableId="1164391229">
     <w:abstractNumId w:val="50"/>
   </w:num>
-  <w:num w:numId="23" w16cid:durableId="225652077">
-    <w:abstractNumId w:val="37"/>
+  <w:num w:numId="26" w16cid:durableId="1315643759">
+    <w:abstractNumId w:val="55"/>
   </w:num>
-  <w:num w:numId="24" w16cid:durableId="212934121">
-    <w:abstractNumId w:val="10"/>
+  <w:num w:numId="27" w16cid:durableId="424617655">
+    <w:abstractNumId w:val="72"/>
   </w:num>
-  <w:num w:numId="25" w16cid:durableId="1164391229">
-    <w:abstractNumId w:val="41"/>
+  <w:num w:numId="28" w16cid:durableId="2126659545">
+    <w:abstractNumId w:val="27"/>
   </w:num>
-  <w:num w:numId="26" w16cid:durableId="1315643759">
+  <w:num w:numId="29" w16cid:durableId="934240989">
+    <w:abstractNumId w:val="69"/>
+  </w:num>
+  <w:num w:numId="30" w16cid:durableId="70348787">
+    <w:abstractNumId w:val="5"/>
+  </w:num>
+  <w:num w:numId="31" w16cid:durableId="198015277">
+    <w:abstractNumId w:val="53"/>
+  </w:num>
+  <w:num w:numId="32" w16cid:durableId="933512835">
+    <w:abstractNumId w:val="30"/>
+  </w:num>
+  <w:num w:numId="33" w16cid:durableId="1508593524">
+    <w:abstractNumId w:val="62"/>
+  </w:num>
+  <w:num w:numId="34" w16cid:durableId="1929848820">
+    <w:abstractNumId w:val="67"/>
+  </w:num>
+  <w:num w:numId="35" w16cid:durableId="1162552196">
+    <w:abstractNumId w:val="51"/>
+  </w:num>
+  <w:num w:numId="36" w16cid:durableId="1486388394">
     <w:abstractNumId w:val="46"/>
   </w:num>
-  <w:num w:numId="27" w16cid:durableId="424617655">
-    <w:abstractNumId w:val="63"/>
+  <w:num w:numId="37" w16cid:durableId="1045134239">
+    <w:abstractNumId w:val="56"/>
   </w:num>
-  <w:num w:numId="28" w16cid:durableId="2126659545">
-    <w:abstractNumId w:val="23"/>
+  <w:num w:numId="38" w16cid:durableId="531112875">
+    <w:abstractNumId w:val="18"/>
   </w:num>
-  <w:num w:numId="29" w16cid:durableId="934240989">
-    <w:abstractNumId w:val="60"/>
-  </w:num>
-  <w:num w:numId="30" w16cid:durableId="70348787">
-    <w:abstractNumId w:val="4"/>
-  </w:num>
-  <w:num w:numId="31" w16cid:durableId="198015277">
-    <w:abstractNumId w:val="44"/>
-  </w:num>
-  <w:num w:numId="32" w16cid:durableId="933512835">
+  <w:num w:numId="39" w16cid:durableId="2047633205">
     <w:abstractNumId w:val="25"/>
   </w:num>
-  <w:num w:numId="33" w16cid:durableId="1508593524">
-    <w:abstractNumId w:val="53"/>
-  </w:num>
-  <w:num w:numId="34" w16cid:durableId="1929848820">
-    <w:abstractNumId w:val="58"/>
-  </w:num>
-  <w:num w:numId="35" w16cid:durableId="1162552196">
-    <w:abstractNumId w:val="42"/>
-  </w:num>
-  <w:num w:numId="36" w16cid:durableId="1486388394">
+  <w:num w:numId="40" w16cid:durableId="1487281442">
     <w:abstractNumId w:val="38"/>
   </w:num>
-  <w:num w:numId="37" w16cid:durableId="1045134239">
-    <w:abstractNumId w:val="47"/>
-  </w:num>
-  <w:num w:numId="38" w16cid:durableId="531112875">
-    <w:abstractNumId w:val="17"/>
-  </w:num>
-  <w:num w:numId="39" w16cid:durableId="2047633205">
-    <w:abstractNumId w:val="21"/>
-  </w:num>
-  <w:num w:numId="40" w16cid:durableId="1487281442">
-    <w:abstractNumId w:val="32"/>
-  </w:num>
   <w:num w:numId="41" w16cid:durableId="988443595">
-    <w:abstractNumId w:val="5"/>
+    <w:abstractNumId w:val="6"/>
   </w:num>
   <w:num w:numId="42" w16cid:durableId="1759206026">
-    <w:abstractNumId w:val="11"/>
+    <w:abstractNumId w:val="12"/>
   </w:num>
   <w:num w:numId="43" w16cid:durableId="571543557">
-    <w:abstractNumId w:val="20"/>
+    <w:abstractNumId w:val="23"/>
   </w:num>
   <w:num w:numId="44" w16cid:durableId="1741715197">
     <w:abstractNumId w:val="2"/>
   </w:num>
   <w:num w:numId="45" w16cid:durableId="1051076515">
+    <w:abstractNumId w:val="63"/>
+  </w:num>
+  <w:num w:numId="46" w16cid:durableId="2047022143">
+    <w:abstractNumId w:val="68"/>
+  </w:num>
+  <w:num w:numId="47" w16cid:durableId="1292050816">
+    <w:abstractNumId w:val="8"/>
+  </w:num>
+  <w:num w:numId="48" w16cid:durableId="599878810">
+    <w:abstractNumId w:val="74"/>
+  </w:num>
+  <w:num w:numId="49" w16cid:durableId="1763452301">
+    <w:abstractNumId w:val="32"/>
+  </w:num>
+  <w:num w:numId="50" w16cid:durableId="321586918">
+    <w:abstractNumId w:val="60"/>
+  </w:num>
+  <w:num w:numId="51" w16cid:durableId="1730180606">
+    <w:abstractNumId w:val="57"/>
+  </w:num>
+  <w:num w:numId="52" w16cid:durableId="2013027177">
+    <w:abstractNumId w:val="73"/>
+  </w:num>
+  <w:num w:numId="53" w16cid:durableId="2071030821">
+    <w:abstractNumId w:val="7"/>
+  </w:num>
+  <w:num w:numId="54" w16cid:durableId="178353878">
+    <w:abstractNumId w:val="29"/>
+  </w:num>
+  <w:num w:numId="55" w16cid:durableId="972751459">
+    <w:abstractNumId w:val="35"/>
+  </w:num>
+  <w:num w:numId="56" w16cid:durableId="1305043036">
+    <w:abstractNumId w:val="70"/>
+  </w:num>
+  <w:num w:numId="57" w16cid:durableId="1994992618">
+    <w:abstractNumId w:val="52"/>
+  </w:num>
+  <w:num w:numId="58" w16cid:durableId="872695375">
+    <w:abstractNumId w:val="9"/>
+  </w:num>
+  <w:num w:numId="59" w16cid:durableId="459038835">
+    <w:abstractNumId w:val="44"/>
+  </w:num>
+  <w:num w:numId="60" w16cid:durableId="671371626">
+    <w:abstractNumId w:val="22"/>
+  </w:num>
+  <w:num w:numId="61" w16cid:durableId="325090304">
+    <w:abstractNumId w:val="58"/>
+  </w:num>
+  <w:num w:numId="62" w16cid:durableId="1117093395">
     <w:abstractNumId w:val="54"/>
   </w:num>
-  <w:num w:numId="46" w16cid:durableId="2047022143">
-    <w:abstractNumId w:val="59"/>
+  <w:num w:numId="63" w16cid:durableId="1601330722">
+    <w:abstractNumId w:val="34"/>
   </w:num>
-  <w:num w:numId="47" w16cid:durableId="1292050816">
-    <w:abstractNumId w:val="7"/>
-  </w:num>
-  <w:num w:numId="48" w16cid:durableId="599878810">
-    <w:abstractNumId w:val="65"/>
-  </w:num>
-  <w:num w:numId="49" w16cid:durableId="1763452301">
-    <w:abstractNumId w:val="27"/>
-  </w:num>
-  <w:num w:numId="50" w16cid:durableId="321586918">
-    <w:abstractNumId w:val="51"/>
-  </w:num>
-  <w:num w:numId="51" w16cid:durableId="1730180606">
+  <w:num w:numId="64" w16cid:durableId="1008026613">
     <w:abstractNumId w:val="48"/>
   </w:num>
-  <w:num w:numId="52" w16cid:durableId="2013027177">
+  <w:num w:numId="65" w16cid:durableId="1862432569">
+    <w:abstractNumId w:val="16"/>
+  </w:num>
+  <w:num w:numId="66" w16cid:durableId="1174799575">
     <w:abstractNumId w:val="64"/>
   </w:num>
-  <w:num w:numId="53" w16cid:durableId="2071030821">
-    <w:abstractNumId w:val="6"/>
+  <w:num w:numId="67" w16cid:durableId="225267061">
+    <w:abstractNumId w:val="42"/>
   </w:num>
-  <w:num w:numId="54" w16cid:durableId="178353878">
+  <w:num w:numId="68" w16cid:durableId="1710102023">
+    <w:abstractNumId w:val="28"/>
+  </w:num>
+  <w:num w:numId="69" w16cid:durableId="2072649610">
+    <w:abstractNumId w:val="19"/>
+  </w:num>
+  <w:num w:numId="70" w16cid:durableId="1825387647">
+    <w:abstractNumId w:val="21"/>
+  </w:num>
+  <w:num w:numId="71" w16cid:durableId="1064645923">
+    <w:abstractNumId w:val="37"/>
+  </w:num>
+  <w:num w:numId="72" w16cid:durableId="801460598">
+    <w:abstractNumId w:val="41"/>
+  </w:num>
+  <w:num w:numId="73" w16cid:durableId="336811831">
     <w:abstractNumId w:val="24"/>
   </w:num>
-  <w:num w:numId="55" w16cid:durableId="972751459">
-    <w:abstractNumId w:val="30"/>
+  <w:num w:numId="74" w16cid:durableId="1838111612">
+    <w:abstractNumId w:val="47"/>
   </w:num>
-  <w:num w:numId="56" w16cid:durableId="1305043036">
-    <w:abstractNumId w:val="61"/>
-  </w:num>
-  <w:num w:numId="57" w16cid:durableId="1994992618">
-    <w:abstractNumId w:val="43"/>
-  </w:num>
-  <w:num w:numId="58" w16cid:durableId="872695375">
-    <w:abstractNumId w:val="8"/>
-  </w:num>
-  <w:num w:numId="59" w16cid:durableId="459038835">
-    <w:abstractNumId w:val="36"/>
-  </w:num>
-  <w:num w:numId="60" w16cid:durableId="671371626">
-    <w:abstractNumId w:val="19"/>
-  </w:num>
-  <w:num w:numId="61" w16cid:durableId="325090304">
-    <w:abstractNumId w:val="49"/>
-  </w:num>
-  <w:num w:numId="62" w16cid:durableId="1117093395">
-    <w:abstractNumId w:val="45"/>
-  </w:num>
-  <w:num w:numId="63" w16cid:durableId="1601330722">
-    <w:abstractNumId w:val="29"/>
-  </w:num>
-  <w:num w:numId="64" w16cid:durableId="1008026613">
-    <w:abstractNumId w:val="39"/>
-  </w:num>
-  <w:num w:numId="65" w16cid:durableId="1862432569">
-    <w:abstractNumId w:val="15"/>
-  </w:num>
-  <w:num w:numId="66" w16cid:durableId="1174799575">
-    <w:abstractNumId w:val="55"/>
+  <w:num w:numId="75" w16cid:durableId="2019116426">
+    <w:abstractNumId w:val="3"/>
   </w:num>
 </w:numbering>
 </file>
